--- a/DOCUMENTACAO_ESTRUTURA_CORE_PLANOS_LUAN.docx
+++ b/DOCUMENTACAO_ESTRUTURA_CORE_PLANOS_LUAN.docx
@@ -4,10 +4,15 @@
   <w:body>
     <w:p>
       <w:pPr>
-        <w:pStyle w:val="Title"/>
         <w:jc w:val="center"/>
       </w:pPr>
       <w:r>
+        <w:rPr>
+          <w:rFonts w:ascii="Calibri" w:hAnsi="Calibri"/>
+          <w:b/>
+          <w:color w:val="1B365D"/>
+          <w:sz w:val="44"/>
+        </w:rPr>
         <w:t>DOCUMENTAÇÃO DA ESTRUTURA CORE — PLANOS LUAN</w:t>
       </w:r>
     </w:p>
@@ -17,85 +22,118 @@
       </w:pPr>
       <w:r>
         <w:rPr>
-          <w:b/>
-          <w:sz w:val="24"/>
+          <w:rFonts w:ascii="Calibri" w:hAnsi="Calibri"/>
+          <w:i/>
+          <w:color w:val="5C768D"/>
+          <w:sz w:val="22"/>
         </w:rPr>
-        <w:t>Referência Técnica para Auditoria | v1.2.14 | 30/08/2026</w:t>
+        <w:t>Referência Técnica para Auditoria e Arquitetura | v1.2.14 | Atualizado em 23/09/2026</w:t>
       </w:r>
     </w:p>
-    <w:p/>
     <w:p>
       <w:pPr>
-        <w:pStyle w:val="Heading1"/>
+        <w:spacing w:after="240"/>
+      </w:pPr>
+    </w:p>
+    <w:p>
+      <w:pPr>
+        <w:keepNext/>
+        <w:spacing w:before="280" w:after="120"/>
       </w:pPr>
       <w:r>
+        <w:rPr>
+          <w:rFonts w:ascii="Calibri" w:hAnsi="Calibri"/>
+          <w:b/>
+          <w:color w:val="1B365D"/>
+          <w:sz w:val="30"/>
+        </w:rPr>
         <w:t>1. MAPA DE DEPENDÊNCIAS DO PIPELINE</w:t>
       </w:r>
     </w:p>
     <w:p>
+      <w:pPr>
+        <w:spacing w:after="120" w:line="276" w:lineRule="auto"/>
+      </w:pPr>
       <w:r>
-        <w:t>O pipeline do sistema segue um fluxo unidirecional com as seguintes dependências entre módulos. Entender este mapa é essencial para avaliar o impacto de qualquer alteração.</w:t>
+        <w:rPr>
+          <w:rFonts w:ascii="Calibri" w:hAnsi="Calibri"/>
+          <w:color w:val="333333"/>
+          <w:sz w:val="21"/>
+        </w:rPr>
+        <w:t>O pipeline do sistema segue um fluxo unidirecional estruturado com dependências bem definidas entre os módulos de orquestração, regras pedagógicas, enriquecimento, validação e persistência:</w:t>
       </w:r>
     </w:p>
     <w:p>
       <w:pPr>
-        <w:ind w:left="567"/>
+        <w:spacing w:after="200" w:line="276" w:lineRule="auto"/>
       </w:pPr>
       <w:r>
         <w:rPr>
-          <w:rFonts w:ascii="Consolas" w:hAnsi="Consolas"/>
-          <w:color w:val="1E1E1E"/>
-          <w:sz w:val="18"/>
+          <w:rFonts w:ascii="Calibri" w:hAnsi="Calibri"/>
+          <w:b/>
+          <w:color w:val="222222"/>
+          <w:sz w:val="21"/>
         </w:rPr>
-        <w:t>planos_luan_app.py</w:t>
+        <w:t>Árvore de Chamadas:</w:t>
         <w:br/>
-        <w:t>├── ui/shared.py</w:t>
+      </w:r>
+      <w:r>
+        <w:rPr>
+          <w:rFonts w:ascii="Calibri" w:hAnsi="Calibri"/>
+          <w:color w:val="333333"/>
+          <w:sz w:val="21"/>
+        </w:rPr>
+        <w:t>planos_luan_app.py (Frontend Streamlit)</w:t>
+        <w:br/>
+        <w:t>├── ui/shared.py (Componentes e utilitários compartilhados de interface)</w:t>
         <w:br/>
         <w:t>│   ├── core/professores_planos.py</w:t>
         <w:br/>
-        <w:t>│   ├── core/database.py</w:t>
+        <w:t>│   ├── core/database.py (Acesso gerenciado via connection_scope)</w:t>
         <w:br/>
-        <w:t>│   ├── core/disciplinas.py</w:t>
+        <w:t>│   ├── core/disciplinas.py (Catálogo de 28 disciplinas e 4 turmas CDP)</w:t>
         <w:br/>
-        <w:t>│   └── core/helpers.py</w:t>
+        <w:t>│   └── core/helpers.py (Resolução de diretórios, aliases e rotas)</w:t>
         <w:br/>
-        <w:t>├── ui/cadastro.py</w:t>
+        <w:t>├── ui/cadastro.py (Gestão de professores, turmas e vínculos)</w:t>
         <w:br/>
         <w:t>│   └── core/database.py</w:t>
         <w:br/>
-        <w:t>├── core/lote.py  ← ORQUESTRADOR</w:t>
+        <w:t>├── core/lote.py  ← ORQUESTRADOR CENTRAL</w:t>
         <w:br/>
-        <w:t>│   ├── core/resultados_aula.py</w:t>
+        <w:t>│   ├── core/resultados_aula.py (Montagem unificada de cada aula)</w:t>
         <w:br/>
-        <w:t>│   │   ├── core/lib/metodologia.py</w:t>
+        <w:t>│   │   ├── core/lib/metodologia.py (Motor determinístico sem IA)</w:t>
         <w:br/>
-        <w:t>│   │   ├── core/lib/acompanhamento.py</w:t>
+        <w:t>│   │   ├── core/lib/acompanhamento.py (3 itens por aula)</w:t>
         <w:br/>
-        <w:t>│   │   ├── core/lib/acessibilidade.py</w:t>
+        <w:t>│   │   ├── core/lib/acessibilidade.py (3 itens por aula)</w:t>
         <w:br/>
-        <w:t>│   │   ├── core/lib/higienizador_pedagogico.py</w:t>
+        <w:t>│   │   ├── core/lib/higienizador_pedagogico.py (Correções regex)</w:t>
         <w:br/>
-        <w:t>│   │   ├── core/lib/classificador.py</w:t>
+        <w:t>│   │   ├── core/lib/classificador.py (18+ perfis e normalização canônica)</w:t>
         <w:br/>
-        <w:t>│   │   ├── core/seletor_referencias.py</w:t>
+        <w:t>│   │   ├── core/seletor_referencias.py (DOCX na árvore de PDFs)</w:t>
         <w:br/>
         <w:t>│   │   │   └── core/referencias_docx_padrao.py</w:t>
         <w:br/>
-        <w:t>│   │   └── core/qualidade_metodologica.py</w:t>
+        <w:t>│   │   ├── core/referencias_cdp_contextual.py (Enriquecimento CDP)</w:t>
         <w:br/>
-        <w:t>│   ├── core/contexto_aula_pdf.py</w:t>
+        <w:t>│   │   └── core/qualidade_metodologica.py (Sanitização e limites)</w:t>
         <w:br/>
-        <w:t>│   │   ├── core/lib/extrator_pdf.py</w:t>
+        <w:t>│   ├── core/contexto_aula_pdf.py (Estruturação do PDF)</w:t>
+        <w:br/>
+        <w:t>│   │   ├── core/lib/extrator_pdf.py (pdfplumber + fallback OCR)</w:t>
         <w:br/>
         <w:t>│   │   └── core/extracao_palavras_chave_pdf.py</w:t>
         <w:br/>
-        <w:t>│   ├── core/ia.py</w:t>
+        <w:t>│   ├── core/ia.py (Integração OpenAI / Google Gemini)</w:t>
         <w:br/>
         <w:t>│   │   ├── core/prompts_por_disciplina.py</w:t>
         <w:br/>
         <w:t>│   │   └── core/models.py (PlanoAulaIA)</w:t>
         <w:br/>
-        <w:t>│   ├── core/revisao_final.py</w:t>
+        <w:t>│   ├── core/revisao_final.py (Confidence score e regeneração)</w:t>
         <w:br/>
         <w:t>│   │   ├── core/validador_plano.py</w:t>
         <w:br/>
@@ -103,34 +141,55 @@
         <w:br/>
         <w:t>│   └── core/lib/gerador_colunas_pedagogicas.py</w:t>
         <w:br/>
-        <w:t>├── docx_generator/preencher.py</w:t>
+        <w:t>├── docx_generator/preencher.py (Word Modelo Regular - EGLE/PADRE)</w:t>
         <w:br/>
         <w:t>│   └── core/qualidade_metodologica.py</w:t>
         <w:br/>
-        <w:t>├── docx_generator/preencher_cdp.py</w:t>
+        <w:t>├── docx_generator/preencher_cdp.py (Word Modelo CDP)</w:t>
         <w:br/>
-        <w:t>└── core/database.py  ← SALVAMENTO</w:t>
+        <w:t>└── core/database.py  ← PERSISTÊNCIA EM SQLITE (WAL)</w:t>
       </w:r>
     </w:p>
-    <w:p/>
     <w:p>
       <w:pPr>
-        <w:pStyle w:val="Heading1"/>
+        <w:keepNext/>
+        <w:spacing w:before="280" w:after="120"/>
       </w:pPr>
       <w:r>
+        <w:rPr>
+          <w:rFonts w:ascii="Calibri" w:hAnsi="Calibri"/>
+          <w:b/>
+          <w:color w:val="1B365D"/>
+          <w:sz w:val="30"/>
+        </w:rPr>
         <w:t>2. INVENTÁRIO COMPLETO DE MÓDULOS CORE/</w:t>
       </w:r>
     </w:p>
     <w:p>
+      <w:pPr>
+        <w:spacing w:after="120" w:line="276" w:lineRule="auto"/>
+      </w:pPr>
       <w:r>
-        <w:t>Abaixo está a lista completa dos 69 arquivos Python no diretório core/, organizados por função. Os tamanhos indicam a complexidade relativa de cada módulo.</w:t>
+        <w:rPr>
+          <w:rFonts w:ascii="Calibri" w:hAnsi="Calibri"/>
+          <w:color w:val="333333"/>
+          <w:sz w:val="21"/>
+        </w:rPr>
+        <w:t>Inventário detalhado dos módulos do backend em core/, organizados por responsabilidade técnica:</w:t>
       </w:r>
     </w:p>
     <w:p>
       <w:pPr>
-        <w:pStyle w:val="Heading2"/>
+        <w:keepNext/>
+        <w:spacing w:before="280" w:after="120"/>
       </w:pPr>
       <w:r>
+        <w:rPr>
+          <w:rFonts w:ascii="Calibri" w:hAnsi="Calibri"/>
+          <w:b/>
+          <w:color w:val="2B547E"/>
+          <w:sz w:val="26"/>
+        </w:rPr>
         <w:t>2.1 Orquestração e Pipeline Principal</w:t>
       </w:r>
     </w:p>
@@ -142,19 +201,32 @@
         <w:tblLook w:firstColumn="1" w:firstRow="1" w:lastColumn="0" w:lastRow="0" w:noHBand="0" w:noVBand="1" w:val="04A0"/>
       </w:tblPr>
       <w:tblGrid>
-        <w:gridCol w:w="2880"/>
-        <w:gridCol w:w="2880"/>
-        <w:gridCol w:w="2880"/>
+        <w:gridCol w:w="3312"/>
+        <w:gridCol w:w="3312"/>
+        <w:gridCol w:w="3312"/>
       </w:tblGrid>
       <w:tr>
         <w:tc>
           <w:tcPr>
-            <w:tcW w:type="dxa" w:w="2880"/>
+            <w:tcW w:type="dxa" w:w="2592"/>
+            <w:shd w:fill="1B365D"/>
+            <w:tcMar>
+              <w:top w:w="120" w:type="dxa"/>
+              <w:bottom w:w="120" w:type="dxa"/>
+              <w:left w:w="140" w:type="dxa"/>
+              <w:right w:w="140" w:type="dxa"/>
+            </w:tcMar>
           </w:tcPr>
           <w:p>
+            <w:pPr>
+              <w:spacing w:after="0"/>
+              <w:jc w:val="left"/>
+            </w:pPr>
             <w:r>
               <w:rPr>
+                <w:rFonts w:ascii="Calibri" w:hAnsi="Calibri"/>
                 <w:b/>
+                <w:color w:val="FFFFFF"/>
                 <w:sz w:val="20"/>
               </w:rPr>
               <w:t>Arquivo</w:t>
@@ -163,12 +235,25 @@
         </w:tc>
         <w:tc>
           <w:tcPr>
-            <w:tcW w:type="dxa" w:w="2880"/>
+            <w:tcW w:type="dxa" w:w="1440"/>
+            <w:shd w:fill="1B365D"/>
+            <w:tcMar>
+              <w:top w:w="120" w:type="dxa"/>
+              <w:bottom w:w="120" w:type="dxa"/>
+              <w:left w:w="140" w:type="dxa"/>
+              <w:right w:w="140" w:type="dxa"/>
+            </w:tcMar>
           </w:tcPr>
           <w:p>
+            <w:pPr>
+              <w:spacing w:after="0"/>
+              <w:jc w:val="left"/>
+            </w:pPr>
             <w:r>
               <w:rPr>
+                <w:rFonts w:ascii="Calibri" w:hAnsi="Calibri"/>
                 <w:b/>
+                <w:color w:val="FFFFFF"/>
                 <w:sz w:val="20"/>
               </w:rPr>
               <w:t>Tamanho</w:t>
@@ -177,15 +262,28 @@
         </w:tc>
         <w:tc>
           <w:tcPr>
-            <w:tcW w:type="dxa" w:w="2880"/>
+            <w:tcW w:type="dxa" w:w="6048"/>
+            <w:shd w:fill="1B365D"/>
+            <w:tcMar>
+              <w:top w:w="120" w:type="dxa"/>
+              <w:bottom w:w="120" w:type="dxa"/>
+              <w:left w:w="140" w:type="dxa"/>
+              <w:right w:w="140" w:type="dxa"/>
+            </w:tcMar>
           </w:tcPr>
           <w:p>
+            <w:pPr>
+              <w:spacing w:after="0"/>
+              <w:jc w:val="left"/>
+            </w:pPr>
             <w:r>
               <w:rPr>
+                <w:rFonts w:ascii="Calibri" w:hAnsi="Calibri"/>
                 <w:b/>
+                <w:color w:val="FFFFFF"/>
                 <w:sz w:val="20"/>
               </w:rPr>
-              <w:t>Função</w:t>
+              <w:t>Função Principal</w:t>
             </w:r>
           </w:p>
         </w:tc>
@@ -193,12 +291,24 @@
       <w:tr>
         <w:tc>
           <w:tcPr>
-            <w:tcW w:type="dxa" w:w="2880"/>
+            <w:tcW w:type="dxa" w:w="2592"/>
+            <w:shd w:fill="FFFFFF"/>
+            <w:tcMar>
+              <w:top w:w="90" w:type="dxa"/>
+              <w:bottom w:w="90" w:type="dxa"/>
+              <w:left w:w="140" w:type="dxa"/>
+              <w:right w:w="140" w:type="dxa"/>
+            </w:tcMar>
           </w:tcPr>
           <w:p>
+            <w:pPr>
+              <w:spacing w:after="0"/>
+            </w:pPr>
             <w:r>
               <w:rPr>
-                <w:sz w:val="20"/>
+                <w:rFonts w:ascii="Calibri" w:hAnsi="Calibri"/>
+                <w:color w:val="333333"/>
+                <w:sz w:val="19"/>
               </w:rPr>
               <w:t>lote.py</w:t>
             </w:r>
@@ -206,12 +316,24 @@
         </w:tc>
         <w:tc>
           <w:tcPr>
-            <w:tcW w:type="dxa" w:w="2880"/>
+            <w:tcW w:type="dxa" w:w="1440"/>
+            <w:shd w:fill="FFFFFF"/>
+            <w:tcMar>
+              <w:top w:w="90" w:type="dxa"/>
+              <w:bottom w:w="90" w:type="dxa"/>
+              <w:left w:w="140" w:type="dxa"/>
+              <w:right w:w="140" w:type="dxa"/>
+            </w:tcMar>
           </w:tcPr>
           <w:p>
+            <w:pPr>
+              <w:spacing w:after="0"/>
+            </w:pPr>
             <w:r>
               <w:rPr>
-                <w:sz w:val="20"/>
+                <w:rFonts w:ascii="Calibri" w:hAnsi="Calibri"/>
+                <w:color w:val="333333"/>
+                <w:sz w:val="19"/>
               </w:rPr>
               <w:t>141KB</w:t>
             </w:r>
@@ -219,14 +341,26 @@
         </w:tc>
         <w:tc>
           <w:tcPr>
-            <w:tcW w:type="dxa" w:w="2880"/>
+            <w:tcW w:type="dxa" w:w="6048"/>
+            <w:shd w:fill="FFFFFF"/>
+            <w:tcMar>
+              <w:top w:w="90" w:type="dxa"/>
+              <w:bottom w:w="90" w:type="dxa"/>
+              <w:left w:w="140" w:type="dxa"/>
+              <w:right w:w="140" w:type="dxa"/>
+            </w:tcMar>
           </w:tcPr>
           <w:p>
+            <w:pPr>
+              <w:spacing w:after="0"/>
+            </w:pPr>
             <w:r>
               <w:rPr>
-                <w:sz w:val="20"/>
+                <w:rFonts w:ascii="Calibri" w:hAnsi="Calibri"/>
+                <w:color w:val="333333"/>
+                <w:sz w:val="19"/>
               </w:rPr>
-              <w:t>Orquestrador principal — coordena todo o pipeline de geração</w:t>
+              <w:t>Orquestrador principal — coordena todo o pipeline de geração de aulas em lote</w:t>
             </w:r>
           </w:p>
         </w:tc>
@@ -234,12 +368,24 @@
       <w:tr>
         <w:tc>
           <w:tcPr>
-            <w:tcW w:type="dxa" w:w="2880"/>
+            <w:tcW w:type="dxa" w:w="2592"/>
+            <w:shd w:fill="F9FBFD"/>
+            <w:tcMar>
+              <w:top w:w="90" w:type="dxa"/>
+              <w:bottom w:w="90" w:type="dxa"/>
+              <w:left w:w="140" w:type="dxa"/>
+              <w:right w:w="140" w:type="dxa"/>
+            </w:tcMar>
           </w:tcPr>
           <w:p>
+            <w:pPr>
+              <w:spacing w:after="0"/>
+            </w:pPr>
             <w:r>
               <w:rPr>
-                <w:sz w:val="20"/>
+                <w:rFonts w:ascii="Calibri" w:hAnsi="Calibri"/>
+                <w:color w:val="333333"/>
+                <w:sz w:val="19"/>
               </w:rPr>
               <w:t>resultados_aula.py</w:t>
             </w:r>
@@ -247,12 +393,24 @@
         </w:tc>
         <w:tc>
           <w:tcPr>
-            <w:tcW w:type="dxa" w:w="2880"/>
+            <w:tcW w:type="dxa" w:w="1440"/>
+            <w:shd w:fill="F9FBFD"/>
+            <w:tcMar>
+              <w:top w:w="90" w:type="dxa"/>
+              <w:bottom w:w="90" w:type="dxa"/>
+              <w:left w:w="140" w:type="dxa"/>
+              <w:right w:w="140" w:type="dxa"/>
+            </w:tcMar>
           </w:tcPr>
           <w:p>
+            <w:pPr>
+              <w:spacing w:after="0"/>
+            </w:pPr>
             <w:r>
               <w:rPr>
-                <w:sz w:val="20"/>
+                <w:rFonts w:ascii="Calibri" w:hAnsi="Calibri"/>
+                <w:color w:val="333333"/>
+                <w:sz w:val="19"/>
               </w:rPr>
               <w:t>58KB</w:t>
             </w:r>
@@ -260,14 +418,26 @@
         </w:tc>
         <w:tc>
           <w:tcPr>
-            <w:tcW w:type="dxa" w:w="2880"/>
+            <w:tcW w:type="dxa" w:w="6048"/>
+            <w:shd w:fill="F9FBFD"/>
+            <w:tcMar>
+              <w:top w:w="90" w:type="dxa"/>
+              <w:bottom w:w="90" w:type="dxa"/>
+              <w:left w:w="140" w:type="dxa"/>
+              <w:right w:w="140" w:type="dxa"/>
+            </w:tcMar>
           </w:tcPr>
           <w:p>
+            <w:pPr>
+              <w:spacing w:after="0"/>
+            </w:pPr>
             <w:r>
               <w:rPr>
-                <w:sz w:val="20"/>
+                <w:rFonts w:ascii="Calibri" w:hAnsi="Calibri"/>
+                <w:color w:val="333333"/>
+                <w:sz w:val="19"/>
               </w:rPr>
-              <w:t>Montagem do resultado individual de cada aula</w:t>
+              <w:t>Montagem do resultado individual de cada aula com priorização DOCX/IA/Local</w:t>
             </w:r>
           </w:p>
         </w:tc>
@@ -275,12 +445,24 @@
       <w:tr>
         <w:tc>
           <w:tcPr>
-            <w:tcW w:type="dxa" w:w="2880"/>
+            <w:tcW w:type="dxa" w:w="2592"/>
+            <w:shd w:fill="FFFFFF"/>
+            <w:tcMar>
+              <w:top w:w="90" w:type="dxa"/>
+              <w:bottom w:w="90" w:type="dxa"/>
+              <w:left w:w="140" w:type="dxa"/>
+              <w:right w:w="140" w:type="dxa"/>
+            </w:tcMar>
           </w:tcPr>
           <w:p>
+            <w:pPr>
+              <w:spacing w:after="0"/>
+            </w:pPr>
             <w:r>
               <w:rPr>
-                <w:sz w:val="20"/>
+                <w:rFonts w:ascii="Calibri" w:hAnsi="Calibri"/>
+                <w:color w:val="333333"/>
+                <w:sz w:val="19"/>
               </w:rPr>
               <w:t>contexto_aula_pdf.py</w:t>
             </w:r>
@@ -288,12 +470,24 @@
         </w:tc>
         <w:tc>
           <w:tcPr>
-            <w:tcW w:type="dxa" w:w="2880"/>
+            <w:tcW w:type="dxa" w:w="1440"/>
+            <w:shd w:fill="FFFFFF"/>
+            <w:tcMar>
+              <w:top w:w="90" w:type="dxa"/>
+              <w:bottom w:w="90" w:type="dxa"/>
+              <w:left w:w="140" w:type="dxa"/>
+              <w:right w:w="140" w:type="dxa"/>
+            </w:tcMar>
           </w:tcPr>
           <w:p>
+            <w:pPr>
+              <w:spacing w:after="0"/>
+            </w:pPr>
             <w:r>
               <w:rPr>
-                <w:sz w:val="20"/>
+                <w:rFonts w:ascii="Calibri" w:hAnsi="Calibri"/>
+                <w:color w:val="333333"/>
+                <w:sz w:val="19"/>
               </w:rPr>
               <w:t>17KB</w:t>
             </w:r>
@@ -301,14 +495,26 @@
         </w:tc>
         <w:tc>
           <w:tcPr>
-            <w:tcW w:type="dxa" w:w="2880"/>
+            <w:tcW w:type="dxa" w:w="6048"/>
+            <w:shd w:fill="FFFFFF"/>
+            <w:tcMar>
+              <w:top w:w="90" w:type="dxa"/>
+              <w:bottom w:w="90" w:type="dxa"/>
+              <w:left w:w="140" w:type="dxa"/>
+              <w:right w:w="140" w:type="dxa"/>
+            </w:tcMar>
           </w:tcPr>
           <w:p>
+            <w:pPr>
+              <w:spacing w:after="0"/>
+            </w:pPr>
             <w:r>
               <w:rPr>
-                <w:sz w:val="20"/>
+                <w:rFonts w:ascii="Calibri" w:hAnsi="Calibri"/>
+                <w:color w:val="333333"/>
+                <w:sz w:val="19"/>
               </w:rPr>
-              <w:t>Preparação de contexto estruturado a partir do PDF</w:t>
+              <w:t>Preparação de contexto estruturado a partir da extração do PDF</w:t>
             </w:r>
           </w:p>
         </w:tc>
@@ -316,12 +522,24 @@
       <w:tr>
         <w:tc>
           <w:tcPr>
-            <w:tcW w:type="dxa" w:w="2880"/>
+            <w:tcW w:type="dxa" w:w="2592"/>
+            <w:shd w:fill="F9FBFD"/>
+            <w:tcMar>
+              <w:top w:w="90" w:type="dxa"/>
+              <w:bottom w:w="90" w:type="dxa"/>
+              <w:left w:w="140" w:type="dxa"/>
+              <w:right w:w="140" w:type="dxa"/>
+            </w:tcMar>
           </w:tcPr>
           <w:p>
+            <w:pPr>
+              <w:spacing w:after="0"/>
+            </w:pPr>
             <w:r>
               <w:rPr>
-                <w:sz w:val="20"/>
+                <w:rFonts w:ascii="Calibri" w:hAnsi="Calibri"/>
+                <w:color w:val="333333"/>
+                <w:sz w:val="19"/>
               </w:rPr>
               <w:t>executor_plano.py</w:t>
             </w:r>
@@ -329,12 +547,24 @@
         </w:tc>
         <w:tc>
           <w:tcPr>
-            <w:tcW w:type="dxa" w:w="2880"/>
+            <w:tcW w:type="dxa" w:w="1440"/>
+            <w:shd w:fill="F9FBFD"/>
+            <w:tcMar>
+              <w:top w:w="90" w:type="dxa"/>
+              <w:bottom w:w="90" w:type="dxa"/>
+              <w:left w:w="140" w:type="dxa"/>
+              <w:right w:w="140" w:type="dxa"/>
+            </w:tcMar>
           </w:tcPr>
           <w:p>
+            <w:pPr>
+              <w:spacing w:after="0"/>
+            </w:pPr>
             <w:r>
               <w:rPr>
-                <w:sz w:val="20"/>
+                <w:rFonts w:ascii="Calibri" w:hAnsi="Calibri"/>
+                <w:color w:val="333333"/>
+                <w:sz w:val="19"/>
               </w:rPr>
               <w:t>11KB</w:t>
             </w:r>
@@ -342,14 +572,26 @@
         </w:tc>
         <w:tc>
           <w:tcPr>
-            <w:tcW w:type="dxa" w:w="2880"/>
+            <w:tcW w:type="dxa" w:w="6048"/>
+            <w:shd w:fill="F9FBFD"/>
+            <w:tcMar>
+              <w:top w:w="90" w:type="dxa"/>
+              <w:bottom w:w="90" w:type="dxa"/>
+              <w:left w:w="140" w:type="dxa"/>
+              <w:right w:w="140" w:type="dxa"/>
+            </w:tcMar>
           </w:tcPr>
           <w:p>
+            <w:pPr>
+              <w:spacing w:after="0"/>
+            </w:pPr>
             <w:r>
               <w:rPr>
-                <w:sz w:val="20"/>
+                <w:rFonts w:ascii="Calibri" w:hAnsi="Calibri"/>
+                <w:color w:val="333333"/>
+                <w:sz w:val="19"/>
               </w:rPr>
-              <w:t>Executor de plano (wrapper de alto nível)</w:t>
+              <w:t>Executor de alto nível para disparo de planos e lote</w:t>
             </w:r>
           </w:p>
         </w:tc>
@@ -357,12 +599,24 @@
       <w:tr>
         <w:tc>
           <w:tcPr>
-            <w:tcW w:type="dxa" w:w="2880"/>
+            <w:tcW w:type="dxa" w:w="2592"/>
+            <w:shd w:fill="FFFFFF"/>
+            <w:tcMar>
+              <w:top w:w="90" w:type="dxa"/>
+              <w:bottom w:w="90" w:type="dxa"/>
+              <w:left w:w="140" w:type="dxa"/>
+              <w:right w:w="140" w:type="dxa"/>
+            </w:tcMar>
           </w:tcPr>
           <w:p>
+            <w:pPr>
+              <w:spacing w:after="0"/>
+            </w:pPr>
             <w:r>
               <w:rPr>
-                <w:sz w:val="20"/>
+                <w:rFonts w:ascii="Calibri" w:hAnsi="Calibri"/>
+                <w:color w:val="333333"/>
+                <w:sz w:val="19"/>
               </w:rPr>
               <w:t>engine.py</w:t>
             </w:r>
@@ -370,12 +624,24 @@
         </w:tc>
         <w:tc>
           <w:tcPr>
-            <w:tcW w:type="dxa" w:w="2880"/>
+            <w:tcW w:type="dxa" w:w="1440"/>
+            <w:shd w:fill="FFFFFF"/>
+            <w:tcMar>
+              <w:top w:w="90" w:type="dxa"/>
+              <w:bottom w:w="90" w:type="dxa"/>
+              <w:left w:w="140" w:type="dxa"/>
+              <w:right w:w="140" w:type="dxa"/>
+            </w:tcMar>
           </w:tcPr>
           <w:p>
+            <w:pPr>
+              <w:spacing w:after="0"/>
+            </w:pPr>
             <w:r>
               <w:rPr>
-                <w:sz w:val="20"/>
+                <w:rFonts w:ascii="Calibri" w:hAnsi="Calibri"/>
+                <w:color w:val="333333"/>
+                <w:sz w:val="19"/>
               </w:rPr>
               <w:t>2KB</w:t>
             </w:r>
@@ -383,14 +649,26 @@
         </w:tc>
         <w:tc>
           <w:tcPr>
-            <w:tcW w:type="dxa" w:w="2880"/>
+            <w:tcW w:type="dxa" w:w="6048"/>
+            <w:shd w:fill="FFFFFF"/>
+            <w:tcMar>
+              <w:top w:w="90" w:type="dxa"/>
+              <w:bottom w:w="90" w:type="dxa"/>
+              <w:left w:w="140" w:type="dxa"/>
+              <w:right w:w="140" w:type="dxa"/>
+            </w:tcMar>
           </w:tcPr>
           <w:p>
+            <w:pPr>
+              <w:spacing w:after="0"/>
+            </w:pPr>
             <w:r>
               <w:rPr>
-                <w:sz w:val="20"/>
+                <w:rFonts w:ascii="Calibri" w:hAnsi="Calibri"/>
+                <w:color w:val="333333"/>
+                <w:sz w:val="19"/>
               </w:rPr>
-              <w:t>Motor mínimo de geração</w:t>
+              <w:t>Motor mínimo de execução</w:t>
             </w:r>
           </w:p>
         </w:tc>
@@ -398,12 +676,24 @@
       <w:tr>
         <w:tc>
           <w:tcPr>
-            <w:tcW w:type="dxa" w:w="2880"/>
+            <w:tcW w:type="dxa" w:w="2592"/>
+            <w:shd w:fill="F9FBFD"/>
+            <w:tcMar>
+              <w:top w:w="90" w:type="dxa"/>
+              <w:bottom w:w="90" w:type="dxa"/>
+              <w:left w:w="140" w:type="dxa"/>
+              <w:right w:w="140" w:type="dxa"/>
+            </w:tcMar>
           </w:tcPr>
           <w:p>
+            <w:pPr>
+              <w:spacing w:after="0"/>
+            </w:pPr>
             <w:r>
               <w:rPr>
-                <w:sz w:val="20"/>
+                <w:rFonts w:ascii="Calibri" w:hAnsi="Calibri"/>
+                <w:color w:val="333333"/>
+                <w:sz w:val="19"/>
               </w:rPr>
               <w:t>operacao.py</w:t>
             </w:r>
@@ -411,12 +701,24 @@
         </w:tc>
         <w:tc>
           <w:tcPr>
-            <w:tcW w:type="dxa" w:w="2880"/>
+            <w:tcW w:type="dxa" w:w="1440"/>
+            <w:shd w:fill="F9FBFD"/>
+            <w:tcMar>
+              <w:top w:w="90" w:type="dxa"/>
+              <w:bottom w:w="90" w:type="dxa"/>
+              <w:left w:w="140" w:type="dxa"/>
+              <w:right w:w="140" w:type="dxa"/>
+            </w:tcMar>
           </w:tcPr>
           <w:p>
+            <w:pPr>
+              <w:spacing w:after="0"/>
+            </w:pPr>
             <w:r>
               <w:rPr>
-                <w:sz w:val="20"/>
+                <w:rFonts w:ascii="Calibri" w:hAnsi="Calibri"/>
+                <w:color w:val="333333"/>
+                <w:sz w:val="19"/>
               </w:rPr>
               <w:t>4KB</w:t>
             </w:r>
@@ -424,12 +726,24 @@
         </w:tc>
         <w:tc>
           <w:tcPr>
-            <w:tcW w:type="dxa" w:w="2880"/>
+            <w:tcW w:type="dxa" w:w="6048"/>
+            <w:shd w:fill="F9FBFD"/>
+            <w:tcMar>
+              <w:top w:w="90" w:type="dxa"/>
+              <w:bottom w:w="90" w:type="dxa"/>
+              <w:left w:w="140" w:type="dxa"/>
+              <w:right w:w="140" w:type="dxa"/>
+            </w:tcMar>
           </w:tcPr>
           <w:p>
+            <w:pPr>
+              <w:spacing w:after="0"/>
+            </w:pPr>
             <w:r>
               <w:rPr>
-                <w:sz w:val="20"/>
+                <w:rFonts w:ascii="Calibri" w:hAnsi="Calibri"/>
+                <w:color w:val="333333"/>
+                <w:sz w:val="19"/>
               </w:rPr>
               <w:t>Operações atômicas de geração</w:t>
             </w:r>
@@ -439,9 +753,21 @@
     </w:tbl>
     <w:p>
       <w:pPr>
-        <w:pStyle w:val="Heading2"/>
+        <w:spacing w:after="160"/>
+      </w:pPr>
+    </w:p>
+    <w:p>
+      <w:pPr>
+        <w:keepNext/>
+        <w:spacing w:before="280" w:after="120"/>
       </w:pPr>
       <w:r>
+        <w:rPr>
+          <w:rFonts w:ascii="Calibri" w:hAnsi="Calibri"/>
+          <w:b/>
+          <w:color w:val="2B547E"/>
+          <w:sz w:val="26"/>
+        </w:rPr>
         <w:t>2.2 Inteligência Artificial</w:t>
       </w:r>
     </w:p>
@@ -453,19 +779,32 @@
         <w:tblLook w:firstColumn="1" w:firstRow="1" w:lastColumn="0" w:lastRow="0" w:noHBand="0" w:noVBand="1" w:val="04A0"/>
       </w:tblPr>
       <w:tblGrid>
-        <w:gridCol w:w="2880"/>
-        <w:gridCol w:w="2880"/>
-        <w:gridCol w:w="2880"/>
+        <w:gridCol w:w="3312"/>
+        <w:gridCol w:w="3312"/>
+        <w:gridCol w:w="3312"/>
       </w:tblGrid>
       <w:tr>
         <w:tc>
           <w:tcPr>
-            <w:tcW w:type="dxa" w:w="2880"/>
+            <w:tcW w:type="dxa" w:w="2592"/>
+            <w:shd w:fill="1B365D"/>
+            <w:tcMar>
+              <w:top w:w="120" w:type="dxa"/>
+              <w:bottom w:w="120" w:type="dxa"/>
+              <w:left w:w="140" w:type="dxa"/>
+              <w:right w:w="140" w:type="dxa"/>
+            </w:tcMar>
           </w:tcPr>
           <w:p>
+            <w:pPr>
+              <w:spacing w:after="0"/>
+              <w:jc w:val="left"/>
+            </w:pPr>
             <w:r>
               <w:rPr>
+                <w:rFonts w:ascii="Calibri" w:hAnsi="Calibri"/>
                 <w:b/>
+                <w:color w:val="FFFFFF"/>
                 <w:sz w:val="20"/>
               </w:rPr>
               <w:t>Arquivo</w:t>
@@ -474,12 +813,25 @@
         </w:tc>
         <w:tc>
           <w:tcPr>
-            <w:tcW w:type="dxa" w:w="2880"/>
+            <w:tcW w:type="dxa" w:w="1440"/>
+            <w:shd w:fill="1B365D"/>
+            <w:tcMar>
+              <w:top w:w="120" w:type="dxa"/>
+              <w:bottom w:w="120" w:type="dxa"/>
+              <w:left w:w="140" w:type="dxa"/>
+              <w:right w:w="140" w:type="dxa"/>
+            </w:tcMar>
           </w:tcPr>
           <w:p>
+            <w:pPr>
+              <w:spacing w:after="0"/>
+              <w:jc w:val="left"/>
+            </w:pPr>
             <w:r>
               <w:rPr>
+                <w:rFonts w:ascii="Calibri" w:hAnsi="Calibri"/>
                 <w:b/>
+                <w:color w:val="FFFFFF"/>
                 <w:sz w:val="20"/>
               </w:rPr>
               <w:t>Tamanho</w:t>
@@ -488,15 +840,28 @@
         </w:tc>
         <w:tc>
           <w:tcPr>
-            <w:tcW w:type="dxa" w:w="2880"/>
+            <w:tcW w:type="dxa" w:w="6048"/>
+            <w:shd w:fill="1B365D"/>
+            <w:tcMar>
+              <w:top w:w="120" w:type="dxa"/>
+              <w:bottom w:w="120" w:type="dxa"/>
+              <w:left w:w="140" w:type="dxa"/>
+              <w:right w:w="140" w:type="dxa"/>
+            </w:tcMar>
           </w:tcPr>
           <w:p>
+            <w:pPr>
+              <w:spacing w:after="0"/>
+              <w:jc w:val="left"/>
+            </w:pPr>
             <w:r>
               <w:rPr>
+                <w:rFonts w:ascii="Calibri" w:hAnsi="Calibri"/>
                 <w:b/>
+                <w:color w:val="FFFFFF"/>
                 <w:sz w:val="20"/>
               </w:rPr>
-              <w:t>Função</w:t>
+              <w:t>Função Principal</w:t>
             </w:r>
           </w:p>
         </w:tc>
@@ -504,12 +869,24 @@
       <w:tr>
         <w:tc>
           <w:tcPr>
-            <w:tcW w:type="dxa" w:w="2880"/>
+            <w:tcW w:type="dxa" w:w="2592"/>
+            <w:shd w:fill="FFFFFF"/>
+            <w:tcMar>
+              <w:top w:w="90" w:type="dxa"/>
+              <w:bottom w:w="90" w:type="dxa"/>
+              <w:left w:w="140" w:type="dxa"/>
+              <w:right w:w="140" w:type="dxa"/>
+            </w:tcMar>
           </w:tcPr>
           <w:p>
+            <w:pPr>
+              <w:spacing w:after="0"/>
+            </w:pPr>
             <w:r>
               <w:rPr>
-                <w:sz w:val="20"/>
+                <w:rFonts w:ascii="Calibri" w:hAnsi="Calibri"/>
+                <w:color w:val="333333"/>
+                <w:sz w:val="19"/>
               </w:rPr>
               <w:t>ia.py</w:t>
             </w:r>
@@ -517,12 +894,24 @@
         </w:tc>
         <w:tc>
           <w:tcPr>
-            <w:tcW w:type="dxa" w:w="2880"/>
+            <w:tcW w:type="dxa" w:w="1440"/>
+            <w:shd w:fill="FFFFFF"/>
+            <w:tcMar>
+              <w:top w:w="90" w:type="dxa"/>
+              <w:bottom w:w="90" w:type="dxa"/>
+              <w:left w:w="140" w:type="dxa"/>
+              <w:right w:w="140" w:type="dxa"/>
+            </w:tcMar>
           </w:tcPr>
           <w:p>
+            <w:pPr>
+              <w:spacing w:after="0"/>
+            </w:pPr>
             <w:r>
               <w:rPr>
-                <w:sz w:val="20"/>
+                <w:rFonts w:ascii="Calibri" w:hAnsi="Calibri"/>
+                <w:color w:val="333333"/>
+                <w:sz w:val="19"/>
               </w:rPr>
               <w:t>55KB</w:t>
             </w:r>
@@ -530,14 +919,26 @@
         </w:tc>
         <w:tc>
           <w:tcPr>
-            <w:tcW w:type="dxa" w:w="2880"/>
+            <w:tcW w:type="dxa" w:w="6048"/>
+            <w:shd w:fill="FFFFFF"/>
+            <w:tcMar>
+              <w:top w:w="90" w:type="dxa"/>
+              <w:bottom w:w="90" w:type="dxa"/>
+              <w:left w:w="140" w:type="dxa"/>
+              <w:right w:w="140" w:type="dxa"/>
+            </w:tcMar>
           </w:tcPr>
           <w:p>
+            <w:pPr>
+              <w:spacing w:after="0"/>
+            </w:pPr>
             <w:r>
               <w:rPr>
-                <w:sz w:val="20"/>
+                <w:rFonts w:ascii="Calibri" w:hAnsi="Calibri"/>
+                <w:color w:val="333333"/>
+                <w:sz w:val="19"/>
               </w:rPr>
-              <w:t>Integração com OpenAI e Gemini — prompts, parsing, retry</w:t>
+              <w:t>Integração OpenAI (GPT-4o-mini) e Gemini (2.5 Flash), schemas Pydantic e retry</w:t>
             </w:r>
           </w:p>
         </w:tc>
@@ -545,12 +946,24 @@
       <w:tr>
         <w:tc>
           <w:tcPr>
-            <w:tcW w:type="dxa" w:w="2880"/>
+            <w:tcW w:type="dxa" w:w="2592"/>
+            <w:shd w:fill="F9FBFD"/>
+            <w:tcMar>
+              <w:top w:w="90" w:type="dxa"/>
+              <w:bottom w:w="90" w:type="dxa"/>
+              <w:left w:w="140" w:type="dxa"/>
+              <w:right w:w="140" w:type="dxa"/>
+            </w:tcMar>
           </w:tcPr>
           <w:p>
+            <w:pPr>
+              <w:spacing w:after="0"/>
+            </w:pPr>
             <w:r>
               <w:rPr>
-                <w:sz w:val="20"/>
+                <w:rFonts w:ascii="Calibri" w:hAnsi="Calibri"/>
+                <w:color w:val="333333"/>
+                <w:sz w:val="19"/>
               </w:rPr>
               <w:t>ia_client.py</w:t>
             </w:r>
@@ -558,12 +971,24 @@
         </w:tc>
         <w:tc>
           <w:tcPr>
-            <w:tcW w:type="dxa" w:w="2880"/>
+            <w:tcW w:type="dxa" w:w="1440"/>
+            <w:shd w:fill="F9FBFD"/>
+            <w:tcMar>
+              <w:top w:w="90" w:type="dxa"/>
+              <w:bottom w:w="90" w:type="dxa"/>
+              <w:left w:w="140" w:type="dxa"/>
+              <w:right w:w="140" w:type="dxa"/>
+            </w:tcMar>
           </w:tcPr>
           <w:p>
+            <w:pPr>
+              <w:spacing w:after="0"/>
+            </w:pPr>
             <w:r>
               <w:rPr>
-                <w:sz w:val="20"/>
+                <w:rFonts w:ascii="Calibri" w:hAnsi="Calibri"/>
+                <w:color w:val="333333"/>
+                <w:sz w:val="19"/>
               </w:rPr>
               <w:t>3KB</w:t>
             </w:r>
@@ -571,14 +996,26 @@
         </w:tc>
         <w:tc>
           <w:tcPr>
-            <w:tcW w:type="dxa" w:w="2880"/>
+            <w:tcW w:type="dxa" w:w="6048"/>
+            <w:shd w:fill="F9FBFD"/>
+            <w:tcMar>
+              <w:top w:w="90" w:type="dxa"/>
+              <w:bottom w:w="90" w:type="dxa"/>
+              <w:left w:w="140" w:type="dxa"/>
+              <w:right w:w="140" w:type="dxa"/>
+            </w:tcMar>
           </w:tcPr>
           <w:p>
+            <w:pPr>
+              <w:spacing w:after="0"/>
+            </w:pPr>
             <w:r>
               <w:rPr>
-                <w:sz w:val="20"/>
+                <w:rFonts w:ascii="Calibri" w:hAnsi="Calibri"/>
+                <w:color w:val="333333"/>
+                <w:sz w:val="19"/>
               </w:rPr>
-              <w:t>Cliente leve de IA para chamadas simples</w:t>
+              <w:t>Cliente leve para chamadas e autenticação</w:t>
             </w:r>
           </w:p>
         </w:tc>
@@ -586,12 +1023,24 @@
       <w:tr>
         <w:tc>
           <w:tcPr>
-            <w:tcW w:type="dxa" w:w="2880"/>
+            <w:tcW w:type="dxa" w:w="2592"/>
+            <w:shd w:fill="FFFFFF"/>
+            <w:tcMar>
+              <w:top w:w="90" w:type="dxa"/>
+              <w:bottom w:w="90" w:type="dxa"/>
+              <w:left w:w="140" w:type="dxa"/>
+              <w:right w:w="140" w:type="dxa"/>
+            </w:tcMar>
           </w:tcPr>
           <w:p>
+            <w:pPr>
+              <w:spacing w:after="0"/>
+            </w:pPr>
             <w:r>
               <w:rPr>
-                <w:sz w:val="20"/>
+                <w:rFonts w:ascii="Calibri" w:hAnsi="Calibri"/>
+                <w:color w:val="333333"/>
+                <w:sz w:val="19"/>
               </w:rPr>
               <w:t>prompts_por_disciplina.py</w:t>
             </w:r>
@@ -599,12 +1048,24 @@
         </w:tc>
         <w:tc>
           <w:tcPr>
-            <w:tcW w:type="dxa" w:w="2880"/>
+            <w:tcW w:type="dxa" w:w="1440"/>
+            <w:shd w:fill="FFFFFF"/>
+            <w:tcMar>
+              <w:top w:w="90" w:type="dxa"/>
+              <w:bottom w:w="90" w:type="dxa"/>
+              <w:left w:w="140" w:type="dxa"/>
+              <w:right w:w="140" w:type="dxa"/>
+            </w:tcMar>
           </w:tcPr>
           <w:p>
+            <w:pPr>
+              <w:spacing w:after="0"/>
+            </w:pPr>
             <w:r>
               <w:rPr>
-                <w:sz w:val="20"/>
+                <w:rFonts w:ascii="Calibri" w:hAnsi="Calibri"/>
+                <w:color w:val="333333"/>
+                <w:sz w:val="19"/>
               </w:rPr>
               <w:t>26KB</w:t>
             </w:r>
@@ -612,14 +1073,26 @@
         </w:tc>
         <w:tc>
           <w:tcPr>
-            <w:tcW w:type="dxa" w:w="2880"/>
+            <w:tcW w:type="dxa" w:w="6048"/>
+            <w:shd w:fill="FFFFFF"/>
+            <w:tcMar>
+              <w:top w:w="90" w:type="dxa"/>
+              <w:bottom w:w="90" w:type="dxa"/>
+              <w:left w:w="140" w:type="dxa"/>
+              <w:right w:w="140" w:type="dxa"/>
+            </w:tcMar>
           </w:tcPr>
           <w:p>
+            <w:pPr>
+              <w:spacing w:after="0"/>
+            </w:pPr>
             <w:r>
               <w:rPr>
-                <w:sz w:val="20"/>
+                <w:rFonts w:ascii="Calibri" w:hAnsi="Calibri"/>
+                <w:color w:val="333333"/>
+                <w:sz w:val="19"/>
               </w:rPr>
-              <w:t>Orientações de prompt por disciplina para IA</w:t>
+              <w:t>Orientações de prompt especializadas por perfil disciplinar</w:t>
             </w:r>
           </w:p>
         </w:tc>
@@ -627,12 +1100,24 @@
       <w:tr>
         <w:tc>
           <w:tcPr>
-            <w:tcW w:type="dxa" w:w="2880"/>
+            <w:tcW w:type="dxa" w:w="2592"/>
+            <w:shd w:fill="F9FBFD"/>
+            <w:tcMar>
+              <w:top w:w="90" w:type="dxa"/>
+              <w:bottom w:w="90" w:type="dxa"/>
+              <w:left w:w="140" w:type="dxa"/>
+              <w:right w:w="140" w:type="dxa"/>
+            </w:tcMar>
           </w:tcPr>
           <w:p>
+            <w:pPr>
+              <w:spacing w:after="0"/>
+            </w:pPr>
             <w:r>
               <w:rPr>
-                <w:sz w:val="20"/>
+                <w:rFonts w:ascii="Calibri" w:hAnsi="Calibri"/>
+                <w:color w:val="333333"/>
+                <w:sz w:val="19"/>
               </w:rPr>
               <w:t>inteligencia_local.py</w:t>
             </w:r>
@@ -640,12 +1125,24 @@
         </w:tc>
         <w:tc>
           <w:tcPr>
-            <w:tcW w:type="dxa" w:w="2880"/>
+            <w:tcW w:type="dxa" w:w="1440"/>
+            <w:shd w:fill="F9FBFD"/>
+            <w:tcMar>
+              <w:top w:w="90" w:type="dxa"/>
+              <w:bottom w:w="90" w:type="dxa"/>
+              <w:left w:w="140" w:type="dxa"/>
+              <w:right w:w="140" w:type="dxa"/>
+            </w:tcMar>
           </w:tcPr>
           <w:p>
+            <w:pPr>
+              <w:spacing w:after="0"/>
+            </w:pPr>
             <w:r>
               <w:rPr>
-                <w:sz w:val="20"/>
+                <w:rFonts w:ascii="Calibri" w:hAnsi="Calibri"/>
+                <w:color w:val="333333"/>
+                <w:sz w:val="19"/>
               </w:rPr>
               <w:t>16KB</w:t>
             </w:r>
@@ -653,14 +1150,26 @@
         </w:tc>
         <w:tc>
           <w:tcPr>
-            <w:tcW w:type="dxa" w:w="2880"/>
+            <w:tcW w:type="dxa" w:w="6048"/>
+            <w:shd w:fill="F9FBFD"/>
+            <w:tcMar>
+              <w:top w:w="90" w:type="dxa"/>
+              <w:bottom w:w="90" w:type="dxa"/>
+              <w:left w:w="140" w:type="dxa"/>
+              <w:right w:w="140" w:type="dxa"/>
+            </w:tcMar>
           </w:tcPr>
           <w:p>
+            <w:pPr>
+              <w:spacing w:after="0"/>
+            </w:pPr>
             <w:r>
               <w:rPr>
-                <w:sz w:val="20"/>
+                <w:rFonts w:ascii="Calibri" w:hAnsi="Calibri"/>
+                <w:color w:val="333333"/>
+                <w:sz w:val="19"/>
               </w:rPr>
-              <w:t>Motor de inteligência local (regras sem IA)</w:t>
+              <w:t>Motor de inteligência local (regras heurísticas sem IA)</w:t>
             </w:r>
           </w:p>
         </w:tc>
@@ -668,9 +1177,21 @@
     </w:tbl>
     <w:p>
       <w:pPr>
-        <w:pStyle w:val="Heading2"/>
+        <w:spacing w:after="160"/>
+      </w:pPr>
+    </w:p>
+    <w:p>
+      <w:pPr>
+        <w:keepNext/>
+        <w:spacing w:before="280" w:after="120"/>
       </w:pPr>
       <w:r>
+        <w:rPr>
+          <w:rFonts w:ascii="Calibri" w:hAnsi="Calibri"/>
+          <w:b/>
+          <w:color w:val="2B547E"/>
+          <w:sz w:val="26"/>
+        </w:rPr>
         <w:t>2.3 Modelos de Dados e Validação</w:t>
       </w:r>
     </w:p>
@@ -682,19 +1203,32 @@
         <w:tblLook w:firstColumn="1" w:firstRow="1" w:lastColumn="0" w:lastRow="0" w:noHBand="0" w:noVBand="1" w:val="04A0"/>
       </w:tblPr>
       <w:tblGrid>
-        <w:gridCol w:w="2880"/>
-        <w:gridCol w:w="2880"/>
-        <w:gridCol w:w="2880"/>
+        <w:gridCol w:w="3312"/>
+        <w:gridCol w:w="3312"/>
+        <w:gridCol w:w="3312"/>
       </w:tblGrid>
       <w:tr>
         <w:tc>
           <w:tcPr>
-            <w:tcW w:type="dxa" w:w="2880"/>
+            <w:tcW w:type="dxa" w:w="2592"/>
+            <w:shd w:fill="1B365D"/>
+            <w:tcMar>
+              <w:top w:w="120" w:type="dxa"/>
+              <w:bottom w:w="120" w:type="dxa"/>
+              <w:left w:w="140" w:type="dxa"/>
+              <w:right w:w="140" w:type="dxa"/>
+            </w:tcMar>
           </w:tcPr>
           <w:p>
+            <w:pPr>
+              <w:spacing w:after="0"/>
+              <w:jc w:val="left"/>
+            </w:pPr>
             <w:r>
               <w:rPr>
+                <w:rFonts w:ascii="Calibri" w:hAnsi="Calibri"/>
                 <w:b/>
+                <w:color w:val="FFFFFF"/>
                 <w:sz w:val="20"/>
               </w:rPr>
               <w:t>Arquivo</w:t>
@@ -703,12 +1237,25 @@
         </w:tc>
         <w:tc>
           <w:tcPr>
-            <w:tcW w:type="dxa" w:w="2880"/>
+            <w:tcW w:type="dxa" w:w="1440"/>
+            <w:shd w:fill="1B365D"/>
+            <w:tcMar>
+              <w:top w:w="120" w:type="dxa"/>
+              <w:bottom w:w="120" w:type="dxa"/>
+              <w:left w:w="140" w:type="dxa"/>
+              <w:right w:w="140" w:type="dxa"/>
+            </w:tcMar>
           </w:tcPr>
           <w:p>
+            <w:pPr>
+              <w:spacing w:after="0"/>
+              <w:jc w:val="left"/>
+            </w:pPr>
             <w:r>
               <w:rPr>
+                <w:rFonts w:ascii="Calibri" w:hAnsi="Calibri"/>
                 <w:b/>
+                <w:color w:val="FFFFFF"/>
                 <w:sz w:val="20"/>
               </w:rPr>
               <w:t>Tamanho</w:t>
@@ -717,15 +1264,28 @@
         </w:tc>
         <w:tc>
           <w:tcPr>
-            <w:tcW w:type="dxa" w:w="2880"/>
+            <w:tcW w:type="dxa" w:w="6048"/>
+            <w:shd w:fill="1B365D"/>
+            <w:tcMar>
+              <w:top w:w="120" w:type="dxa"/>
+              <w:bottom w:w="120" w:type="dxa"/>
+              <w:left w:w="140" w:type="dxa"/>
+              <w:right w:w="140" w:type="dxa"/>
+            </w:tcMar>
           </w:tcPr>
           <w:p>
+            <w:pPr>
+              <w:spacing w:after="0"/>
+              <w:jc w:val="left"/>
+            </w:pPr>
             <w:r>
               <w:rPr>
+                <w:rFonts w:ascii="Calibri" w:hAnsi="Calibri"/>
                 <w:b/>
+                <w:color w:val="FFFFFF"/>
                 <w:sz w:val="20"/>
               </w:rPr>
-              <w:t>Função</w:t>
+              <w:t>Função Principal</w:t>
             </w:r>
           </w:p>
         </w:tc>
@@ -733,12 +1293,24 @@
       <w:tr>
         <w:tc>
           <w:tcPr>
-            <w:tcW w:type="dxa" w:w="2880"/>
+            <w:tcW w:type="dxa" w:w="2592"/>
+            <w:shd w:fill="FFFFFF"/>
+            <w:tcMar>
+              <w:top w:w="90" w:type="dxa"/>
+              <w:bottom w:w="90" w:type="dxa"/>
+              <w:left w:w="140" w:type="dxa"/>
+              <w:right w:w="140" w:type="dxa"/>
+            </w:tcMar>
           </w:tcPr>
           <w:p>
+            <w:pPr>
+              <w:spacing w:after="0"/>
+            </w:pPr>
             <w:r>
               <w:rPr>
-                <w:sz w:val="20"/>
+                <w:rFonts w:ascii="Calibri" w:hAnsi="Calibri"/>
+                <w:color w:val="333333"/>
+                <w:sz w:val="19"/>
               </w:rPr>
               <w:t>models.py</w:t>
             </w:r>
@@ -746,12 +1318,24 @@
         </w:tc>
         <w:tc>
           <w:tcPr>
-            <w:tcW w:type="dxa" w:w="2880"/>
+            <w:tcW w:type="dxa" w:w="1440"/>
+            <w:shd w:fill="FFFFFF"/>
+            <w:tcMar>
+              <w:top w:w="90" w:type="dxa"/>
+              <w:bottom w:w="90" w:type="dxa"/>
+              <w:left w:w="140" w:type="dxa"/>
+              <w:right w:w="140" w:type="dxa"/>
+            </w:tcMar>
           </w:tcPr>
           <w:p>
+            <w:pPr>
+              <w:spacing w:after="0"/>
+            </w:pPr>
             <w:r>
               <w:rPr>
-                <w:sz w:val="20"/>
+                <w:rFonts w:ascii="Calibri" w:hAnsi="Calibri"/>
+                <w:color w:val="333333"/>
+                <w:sz w:val="19"/>
               </w:rPr>
               <w:t>16KB</w:t>
             </w:r>
@@ -759,14 +1343,26 @@
         </w:tc>
         <w:tc>
           <w:tcPr>
-            <w:tcW w:type="dxa" w:w="2880"/>
+            <w:tcW w:type="dxa" w:w="6048"/>
+            <w:shd w:fill="FFFFFF"/>
+            <w:tcMar>
+              <w:top w:w="90" w:type="dxa"/>
+              <w:bottom w:w="90" w:type="dxa"/>
+              <w:left w:w="140" w:type="dxa"/>
+              <w:right w:w="140" w:type="dxa"/>
+            </w:tcMar>
           </w:tcPr>
           <w:p>
+            <w:pPr>
+              <w:spacing w:after="0"/>
+            </w:pPr>
             <w:r>
               <w:rPr>
-                <w:sz w:val="20"/>
+                <w:rFonts w:ascii="Calibri" w:hAnsi="Calibri"/>
+                <w:color w:val="333333"/>
+                <w:sz w:val="19"/>
               </w:rPr>
-              <w:t>PlanoCompleto, EtapaMetodologia (Pydantic)</w:t>
+              <w:t>Modelos Pydantic v1/v2 (PlanoCompleto, EtapaMetodologia, PlanoAulaIA)</w:t>
             </w:r>
           </w:p>
         </w:tc>
@@ -774,12 +1370,24 @@
       <w:tr>
         <w:tc>
           <w:tcPr>
-            <w:tcW w:type="dxa" w:w="2880"/>
+            <w:tcW w:type="dxa" w:w="2592"/>
+            <w:shd w:fill="F9FBFD"/>
+            <w:tcMar>
+              <w:top w:w="90" w:type="dxa"/>
+              <w:bottom w:w="90" w:type="dxa"/>
+              <w:left w:w="140" w:type="dxa"/>
+              <w:right w:w="140" w:type="dxa"/>
+            </w:tcMar>
           </w:tcPr>
           <w:p>
+            <w:pPr>
+              <w:spacing w:after="0"/>
+            </w:pPr>
             <w:r>
               <w:rPr>
-                <w:sz w:val="20"/>
+                <w:rFonts w:ascii="Calibri" w:hAnsi="Calibri"/>
+                <w:color w:val="333333"/>
+                <w:sz w:val="19"/>
               </w:rPr>
               <w:t>revisao_final.py</w:t>
             </w:r>
@@ -787,12 +1395,24 @@
         </w:tc>
         <w:tc>
           <w:tcPr>
-            <w:tcW w:type="dxa" w:w="2880"/>
+            <w:tcW w:type="dxa" w:w="1440"/>
+            <w:shd w:fill="F9FBFD"/>
+            <w:tcMar>
+              <w:top w:w="90" w:type="dxa"/>
+              <w:bottom w:w="90" w:type="dxa"/>
+              <w:left w:w="140" w:type="dxa"/>
+              <w:right w:w="140" w:type="dxa"/>
+            </w:tcMar>
           </w:tcPr>
           <w:p>
+            <w:pPr>
+              <w:spacing w:after="0"/>
+            </w:pPr>
             <w:r>
               <w:rPr>
-                <w:sz w:val="20"/>
+                <w:rFonts w:ascii="Calibri" w:hAnsi="Calibri"/>
+                <w:color w:val="333333"/>
+                <w:sz w:val="19"/>
               </w:rPr>
               <w:t>14KB</w:t>
             </w:r>
@@ -800,14 +1420,26 @@
         </w:tc>
         <w:tc>
           <w:tcPr>
-            <w:tcW w:type="dxa" w:w="2880"/>
+            <w:tcW w:type="dxa" w:w="6048"/>
+            <w:shd w:fill="F9FBFD"/>
+            <w:tcMar>
+              <w:top w:w="90" w:type="dxa"/>
+              <w:bottom w:w="90" w:type="dxa"/>
+              <w:left w:w="140" w:type="dxa"/>
+              <w:right w:w="140" w:type="dxa"/>
+            </w:tcMar>
           </w:tcPr>
           <w:p>
+            <w:pPr>
+              <w:spacing w:after="0"/>
+            </w:pPr>
             <w:r>
               <w:rPr>
-                <w:sz w:val="20"/>
+                <w:rFonts w:ascii="Calibri" w:hAnsi="Calibri"/>
+                <w:color w:val="333333"/>
+                <w:sz w:val="19"/>
               </w:rPr>
-              <w:t>Confidence score e regeneração seletiva</w:t>
+              <w:t>Cálculo de confidence score (0-100) e controle de versão v1.2.14</w:t>
             </w:r>
           </w:p>
         </w:tc>
@@ -815,12 +1447,24 @@
       <w:tr>
         <w:tc>
           <w:tcPr>
-            <w:tcW w:type="dxa" w:w="2880"/>
+            <w:tcW w:type="dxa" w:w="2592"/>
+            <w:shd w:fill="FFFFFF"/>
+            <w:tcMar>
+              <w:top w:w="90" w:type="dxa"/>
+              <w:bottom w:w="90" w:type="dxa"/>
+              <w:left w:w="140" w:type="dxa"/>
+              <w:right w:w="140" w:type="dxa"/>
+            </w:tcMar>
           </w:tcPr>
           <w:p>
+            <w:pPr>
+              <w:spacing w:after="0"/>
+            </w:pPr>
             <w:r>
               <w:rPr>
-                <w:sz w:val="20"/>
+                <w:rFonts w:ascii="Calibri" w:hAnsi="Calibri"/>
+                <w:color w:val="333333"/>
+                <w:sz w:val="19"/>
               </w:rPr>
               <w:t>validador_plano.py</w:t>
             </w:r>
@@ -828,12 +1472,24 @@
         </w:tc>
         <w:tc>
           <w:tcPr>
-            <w:tcW w:type="dxa" w:w="2880"/>
+            <w:tcW w:type="dxa" w:w="1440"/>
+            <w:shd w:fill="FFFFFF"/>
+            <w:tcMar>
+              <w:top w:w="90" w:type="dxa"/>
+              <w:bottom w:w="90" w:type="dxa"/>
+              <w:left w:w="140" w:type="dxa"/>
+              <w:right w:w="140" w:type="dxa"/>
+            </w:tcMar>
           </w:tcPr>
           <w:p>
+            <w:pPr>
+              <w:spacing w:after="0"/>
+            </w:pPr>
             <w:r>
               <w:rPr>
-                <w:sz w:val="20"/>
+                <w:rFonts w:ascii="Calibri" w:hAnsi="Calibri"/>
+                <w:color w:val="333333"/>
+                <w:sz w:val="19"/>
               </w:rPr>
               <w:t>28KB</w:t>
             </w:r>
@@ -841,14 +1497,26 @@
         </w:tc>
         <w:tc>
           <w:tcPr>
-            <w:tcW w:type="dxa" w:w="2880"/>
+            <w:tcW w:type="dxa" w:w="6048"/>
+            <w:shd w:fill="FFFFFF"/>
+            <w:tcMar>
+              <w:top w:w="90" w:type="dxa"/>
+              <w:bottom w:w="90" w:type="dxa"/>
+              <w:left w:w="140" w:type="dxa"/>
+              <w:right w:w="140" w:type="dxa"/>
+            </w:tcMar>
           </w:tcPr>
           <w:p>
+            <w:pPr>
+              <w:spacing w:after="0"/>
+            </w:pPr>
             <w:r>
               <w:rPr>
-                <w:sz w:val="20"/>
+                <w:rFonts w:ascii="Calibri" w:hAnsi="Calibri"/>
+                <w:color w:val="333333"/>
+                <w:sz w:val="19"/>
               </w:rPr>
-              <w:t>Validação de qualidade das aulas geradas</w:t>
+              <w:t>Validação estrutural, matching fuzzy de palavras-chave e integridade</w:t>
             </w:r>
           </w:p>
         </w:tc>
@@ -856,12 +1524,24 @@
       <w:tr>
         <w:tc>
           <w:tcPr>
-            <w:tcW w:type="dxa" w:w="2880"/>
+            <w:tcW w:type="dxa" w:w="2592"/>
+            <w:shd w:fill="F9FBFD"/>
+            <w:tcMar>
+              <w:top w:w="90" w:type="dxa"/>
+              <w:bottom w:w="90" w:type="dxa"/>
+              <w:left w:w="140" w:type="dxa"/>
+              <w:right w:w="140" w:type="dxa"/>
+            </w:tcMar>
           </w:tcPr>
           <w:p>
+            <w:pPr>
+              <w:spacing w:after="0"/>
+            </w:pPr>
             <w:r>
               <w:rPr>
-                <w:sz w:val="20"/>
+                <w:rFonts w:ascii="Calibri" w:hAnsi="Calibri"/>
+                <w:color w:val="333333"/>
+                <w:sz w:val="19"/>
               </w:rPr>
               <w:t>validacao_pdfs_contexto.py</w:t>
             </w:r>
@@ -869,12 +1549,24 @@
         </w:tc>
         <w:tc>
           <w:tcPr>
-            <w:tcW w:type="dxa" w:w="2880"/>
+            <w:tcW w:type="dxa" w:w="1440"/>
+            <w:shd w:fill="F9FBFD"/>
+            <w:tcMar>
+              <w:top w:w="90" w:type="dxa"/>
+              <w:bottom w:w="90" w:type="dxa"/>
+              <w:left w:w="140" w:type="dxa"/>
+              <w:right w:w="140" w:type="dxa"/>
+            </w:tcMar>
           </w:tcPr>
           <w:p>
+            <w:pPr>
+              <w:spacing w:after="0"/>
+            </w:pPr>
             <w:r>
               <w:rPr>
-                <w:sz w:val="20"/>
+                <w:rFonts w:ascii="Calibri" w:hAnsi="Calibri"/>
+                <w:color w:val="333333"/>
+                <w:sz w:val="19"/>
               </w:rPr>
               <w:t>13KB</w:t>
             </w:r>
@@ -882,14 +1574,26 @@
         </w:tc>
         <w:tc>
           <w:tcPr>
-            <w:tcW w:type="dxa" w:w="2880"/>
+            <w:tcW w:type="dxa" w:w="6048"/>
+            <w:shd w:fill="F9FBFD"/>
+            <w:tcMar>
+              <w:top w:w="90" w:type="dxa"/>
+              <w:bottom w:w="90" w:type="dxa"/>
+              <w:left w:w="140" w:type="dxa"/>
+              <w:right w:w="140" w:type="dxa"/>
+            </w:tcMar>
           </w:tcPr>
           <w:p>
+            <w:pPr>
+              <w:spacing w:after="0"/>
+            </w:pPr>
             <w:r>
               <w:rPr>
-                <w:sz w:val="20"/>
+                <w:rFonts w:ascii="Calibri" w:hAnsi="Calibri"/>
+                <w:color w:val="333333"/>
+                <w:sz w:val="19"/>
               </w:rPr>
-              <w:t>Validação de PDFs e contexto</w:t>
+              <w:t>Validação semântica de PDFs de contexto e tolerância CDP</w:t>
             </w:r>
           </w:p>
         </w:tc>
@@ -897,12 +1601,24 @@
       <w:tr>
         <w:tc>
           <w:tcPr>
-            <w:tcW w:type="dxa" w:w="2880"/>
+            <w:tcW w:type="dxa" w:w="2592"/>
+            <w:shd w:fill="FFFFFF"/>
+            <w:tcMar>
+              <w:top w:w="90" w:type="dxa"/>
+              <w:bottom w:w="90" w:type="dxa"/>
+              <w:left w:w="140" w:type="dxa"/>
+              <w:right w:w="140" w:type="dxa"/>
+            </w:tcMar>
           </w:tcPr>
           <w:p>
+            <w:pPr>
+              <w:spacing w:after="0"/>
+            </w:pPr>
             <w:r>
               <w:rPr>
-                <w:sz w:val="20"/>
+                <w:rFonts w:ascii="Calibri" w:hAnsi="Calibri"/>
+                <w:color w:val="333333"/>
+                <w:sz w:val="19"/>
               </w:rPr>
               <w:t>validacao_sidecars.py</w:t>
             </w:r>
@@ -910,12 +1626,24 @@
         </w:tc>
         <w:tc>
           <w:tcPr>
-            <w:tcW w:type="dxa" w:w="2880"/>
+            <w:tcW w:type="dxa" w:w="1440"/>
+            <w:shd w:fill="FFFFFF"/>
+            <w:tcMar>
+              <w:top w:w="90" w:type="dxa"/>
+              <w:bottom w:w="90" w:type="dxa"/>
+              <w:left w:w="140" w:type="dxa"/>
+              <w:right w:w="140" w:type="dxa"/>
+            </w:tcMar>
           </w:tcPr>
           <w:p>
+            <w:pPr>
+              <w:spacing w:after="0"/>
+            </w:pPr>
             <w:r>
               <w:rPr>
-                <w:sz w:val="20"/>
+                <w:rFonts w:ascii="Calibri" w:hAnsi="Calibri"/>
+                <w:color w:val="333333"/>
+                <w:sz w:val="19"/>
               </w:rPr>
               <w:t>3KB</w:t>
             </w:r>
@@ -923,12 +1651,24 @@
         </w:tc>
         <w:tc>
           <w:tcPr>
-            <w:tcW w:type="dxa" w:w="2880"/>
+            <w:tcW w:type="dxa" w:w="6048"/>
+            <w:shd w:fill="FFFFFF"/>
+            <w:tcMar>
+              <w:top w:w="90" w:type="dxa"/>
+              <w:bottom w:w="90" w:type="dxa"/>
+              <w:left w:w="140" w:type="dxa"/>
+              <w:right w:w="140" w:type="dxa"/>
+            </w:tcMar>
           </w:tcPr>
           <w:p>
+            <w:pPr>
+              <w:spacing w:after="0"/>
+            </w:pPr>
             <w:r>
               <w:rPr>
-                <w:sz w:val="20"/>
+                <w:rFonts w:ascii="Calibri" w:hAnsi="Calibri"/>
+                <w:color w:val="333333"/>
+                <w:sz w:val="19"/>
               </w:rPr>
               <w:t>Validação de arquivos complementares</w:t>
             </w:r>
@@ -938,10 +1678,22 @@
     </w:tbl>
     <w:p>
       <w:pPr>
-        <w:pStyle w:val="Heading2"/>
+        <w:spacing w:after="160"/>
+      </w:pPr>
+    </w:p>
+    <w:p>
+      <w:pPr>
+        <w:keepNext/>
+        <w:spacing w:before="280" w:after="120"/>
       </w:pPr>
       <w:r>
-        <w:t>2.4 Banco de Dados</w:t>
+        <w:rPr>
+          <w:rFonts w:ascii="Calibri" w:hAnsi="Calibri"/>
+          <w:b/>
+          <w:color w:val="2B547E"/>
+          <w:sz w:val="26"/>
+        </w:rPr>
+        <w:t>2.4 Banco de Dados e Histórico</w:t>
       </w:r>
     </w:p>
     <w:tbl>
@@ -952,19 +1704,32 @@
         <w:tblLook w:firstColumn="1" w:firstRow="1" w:lastColumn="0" w:lastRow="0" w:noHBand="0" w:noVBand="1" w:val="04A0"/>
       </w:tblPr>
       <w:tblGrid>
-        <w:gridCol w:w="2880"/>
-        <w:gridCol w:w="2880"/>
-        <w:gridCol w:w="2880"/>
+        <w:gridCol w:w="3312"/>
+        <w:gridCol w:w="3312"/>
+        <w:gridCol w:w="3312"/>
       </w:tblGrid>
       <w:tr>
         <w:tc>
           <w:tcPr>
-            <w:tcW w:type="dxa" w:w="2880"/>
+            <w:tcW w:type="dxa" w:w="2592"/>
+            <w:shd w:fill="1B365D"/>
+            <w:tcMar>
+              <w:top w:w="120" w:type="dxa"/>
+              <w:bottom w:w="120" w:type="dxa"/>
+              <w:left w:w="140" w:type="dxa"/>
+              <w:right w:w="140" w:type="dxa"/>
+            </w:tcMar>
           </w:tcPr>
           <w:p>
+            <w:pPr>
+              <w:spacing w:after="0"/>
+              <w:jc w:val="left"/>
+            </w:pPr>
             <w:r>
               <w:rPr>
+                <w:rFonts w:ascii="Calibri" w:hAnsi="Calibri"/>
                 <w:b/>
+                <w:color w:val="FFFFFF"/>
                 <w:sz w:val="20"/>
               </w:rPr>
               <w:t>Arquivo</w:t>
@@ -973,12 +1738,25 @@
         </w:tc>
         <w:tc>
           <w:tcPr>
-            <w:tcW w:type="dxa" w:w="2880"/>
+            <w:tcW w:type="dxa" w:w="1440"/>
+            <w:shd w:fill="1B365D"/>
+            <w:tcMar>
+              <w:top w:w="120" w:type="dxa"/>
+              <w:bottom w:w="120" w:type="dxa"/>
+              <w:left w:w="140" w:type="dxa"/>
+              <w:right w:w="140" w:type="dxa"/>
+            </w:tcMar>
           </w:tcPr>
           <w:p>
+            <w:pPr>
+              <w:spacing w:after="0"/>
+              <w:jc w:val="left"/>
+            </w:pPr>
             <w:r>
               <w:rPr>
+                <w:rFonts w:ascii="Calibri" w:hAnsi="Calibri"/>
                 <w:b/>
+                <w:color w:val="FFFFFF"/>
                 <w:sz w:val="20"/>
               </w:rPr>
               <w:t>Tamanho</w:t>
@@ -987,15 +1765,28 @@
         </w:tc>
         <w:tc>
           <w:tcPr>
-            <w:tcW w:type="dxa" w:w="2880"/>
+            <w:tcW w:type="dxa" w:w="6048"/>
+            <w:shd w:fill="1B365D"/>
+            <w:tcMar>
+              <w:top w:w="120" w:type="dxa"/>
+              <w:bottom w:w="120" w:type="dxa"/>
+              <w:left w:w="140" w:type="dxa"/>
+              <w:right w:w="140" w:type="dxa"/>
+            </w:tcMar>
           </w:tcPr>
           <w:p>
+            <w:pPr>
+              <w:spacing w:after="0"/>
+              <w:jc w:val="left"/>
+            </w:pPr>
             <w:r>
               <w:rPr>
+                <w:rFonts w:ascii="Calibri" w:hAnsi="Calibri"/>
                 <w:b/>
+                <w:color w:val="FFFFFF"/>
                 <w:sz w:val="20"/>
               </w:rPr>
-              <w:t>Função</w:t>
+              <w:t>Função Principal</w:t>
             </w:r>
           </w:p>
         </w:tc>
@@ -1003,12 +1794,24 @@
       <w:tr>
         <w:tc>
           <w:tcPr>
-            <w:tcW w:type="dxa" w:w="2880"/>
+            <w:tcW w:type="dxa" w:w="2592"/>
+            <w:shd w:fill="FFFFFF"/>
+            <w:tcMar>
+              <w:top w:w="90" w:type="dxa"/>
+              <w:bottom w:w="90" w:type="dxa"/>
+              <w:left w:w="140" w:type="dxa"/>
+              <w:right w:w="140" w:type="dxa"/>
+            </w:tcMar>
           </w:tcPr>
           <w:p>
+            <w:pPr>
+              <w:spacing w:after="0"/>
+            </w:pPr>
             <w:r>
               <w:rPr>
-                <w:sz w:val="20"/>
+                <w:rFonts w:ascii="Calibri" w:hAnsi="Calibri"/>
+                <w:color w:val="333333"/>
+                <w:sz w:val="19"/>
               </w:rPr>
               <w:t>database.py</w:t>
             </w:r>
@@ -1016,12 +1819,24 @@
         </w:tc>
         <w:tc>
           <w:tcPr>
-            <w:tcW w:type="dxa" w:w="2880"/>
+            <w:tcW w:type="dxa" w:w="1440"/>
+            <w:shd w:fill="FFFFFF"/>
+            <w:tcMar>
+              <w:top w:w="90" w:type="dxa"/>
+              <w:bottom w:w="90" w:type="dxa"/>
+              <w:left w:w="140" w:type="dxa"/>
+              <w:right w:w="140" w:type="dxa"/>
+            </w:tcMar>
           </w:tcPr>
           <w:p>
+            <w:pPr>
+              <w:spacing w:after="0"/>
+            </w:pPr>
             <w:r>
               <w:rPr>
-                <w:sz w:val="20"/>
+                <w:rFonts w:ascii="Calibri" w:hAnsi="Calibri"/>
+                <w:color w:val="333333"/>
+                <w:sz w:val="19"/>
               </w:rPr>
               <w:t>85KB</w:t>
             </w:r>
@@ -1029,14 +1844,26 @@
         </w:tc>
         <w:tc>
           <w:tcPr>
-            <w:tcW w:type="dxa" w:w="2880"/>
+            <w:tcW w:type="dxa" w:w="6048"/>
+            <w:shd w:fill="FFFFFF"/>
+            <w:tcMar>
+              <w:top w:w="90" w:type="dxa"/>
+              <w:bottom w:w="90" w:type="dxa"/>
+              <w:left w:w="140" w:type="dxa"/>
+              <w:right w:w="140" w:type="dxa"/>
+            </w:tcMar>
           </w:tcPr>
           <w:p>
+            <w:pPr>
+              <w:spacing w:after="0"/>
+            </w:pPr>
             <w:r>
               <w:rPr>
-                <w:sz w:val="20"/>
+                <w:rFonts w:ascii="Calibri" w:hAnsi="Calibri"/>
+                <w:color w:val="333333"/>
+                <w:sz w:val="19"/>
               </w:rPr>
-              <w:t>CRUD completo, migrações, histórico, retenção</w:t>
+              <w:t>Gerenciador SQLite em WAL, connection_scope, CRUD, migrações e retenção</w:t>
             </w:r>
           </w:p>
         </w:tc>
@@ -1044,12 +1871,24 @@
       <w:tr>
         <w:tc>
           <w:tcPr>
-            <w:tcW w:type="dxa" w:w="2880"/>
+            <w:tcW w:type="dxa" w:w="2592"/>
+            <w:shd w:fill="F9FBFD"/>
+            <w:tcMar>
+              <w:top w:w="90" w:type="dxa"/>
+              <w:bottom w:w="90" w:type="dxa"/>
+              <w:left w:w="140" w:type="dxa"/>
+              <w:right w:w="140" w:type="dxa"/>
+            </w:tcMar>
           </w:tcPr>
           <w:p>
+            <w:pPr>
+              <w:spacing w:after="0"/>
+            </w:pPr>
             <w:r>
               <w:rPr>
-                <w:sz w:val="20"/>
+                <w:rFonts w:ascii="Calibri" w:hAnsi="Calibri"/>
+                <w:color w:val="333333"/>
+                <w:sz w:val="19"/>
               </w:rPr>
               <w:t>gestao_aulas.py</w:t>
             </w:r>
@@ -1057,12 +1896,24 @@
         </w:tc>
         <w:tc>
           <w:tcPr>
-            <w:tcW w:type="dxa" w:w="2880"/>
+            <w:tcW w:type="dxa" w:w="1440"/>
+            <w:shd w:fill="F9FBFD"/>
+            <w:tcMar>
+              <w:top w:w="90" w:type="dxa"/>
+              <w:bottom w:w="90" w:type="dxa"/>
+              <w:left w:w="140" w:type="dxa"/>
+              <w:right w:w="140" w:type="dxa"/>
+            </w:tcMar>
           </w:tcPr>
           <w:p>
+            <w:pPr>
+              <w:spacing w:after="0"/>
+            </w:pPr>
             <w:r>
               <w:rPr>
-                <w:sz w:val="20"/>
+                <w:rFonts w:ascii="Calibri" w:hAnsi="Calibri"/>
+                <w:color w:val="333333"/>
+                <w:sz w:val="19"/>
               </w:rPr>
               <w:t>6KB</w:t>
             </w:r>
@@ -1070,14 +1921,26 @@
         </w:tc>
         <w:tc>
           <w:tcPr>
-            <w:tcW w:type="dxa" w:w="2880"/>
+            <w:tcW w:type="dxa" w:w="6048"/>
+            <w:shd w:fill="F9FBFD"/>
+            <w:tcMar>
+              <w:top w:w="90" w:type="dxa"/>
+              <w:bottom w:w="90" w:type="dxa"/>
+              <w:left w:w="140" w:type="dxa"/>
+              <w:right w:w="140" w:type="dxa"/>
+            </w:tcMar>
           </w:tcPr>
           <w:p>
+            <w:pPr>
+              <w:spacing w:after="0"/>
+            </w:pPr>
             <w:r>
               <w:rPr>
-                <w:sz w:val="20"/>
+                <w:rFonts w:ascii="Calibri" w:hAnsi="Calibri"/>
+                <w:color w:val="333333"/>
+                <w:sz w:val="19"/>
               </w:rPr>
-              <w:t>Detecção da última aula gerada por contexto</w:t>
+              <w:t>Detecção inteligente da última aula gerada por contexto</w:t>
             </w:r>
           </w:p>
         </w:tc>
@@ -1085,12 +1948,24 @@
       <w:tr>
         <w:tc>
           <w:tcPr>
-            <w:tcW w:type="dxa" w:w="2880"/>
+            <w:tcW w:type="dxa" w:w="2592"/>
+            <w:shd w:fill="FFFFFF"/>
+            <w:tcMar>
+              <w:top w:w="90" w:type="dxa"/>
+              <w:bottom w:w="90" w:type="dxa"/>
+              <w:left w:w="140" w:type="dxa"/>
+              <w:right w:w="140" w:type="dxa"/>
+            </w:tcMar>
           </w:tcPr>
           <w:p>
+            <w:pPr>
+              <w:spacing w:after="0"/>
+            </w:pPr>
             <w:r>
               <w:rPr>
-                <w:sz w:val="20"/>
+                <w:rFonts w:ascii="Calibri" w:hAnsi="Calibri"/>
+                <w:color w:val="333333"/>
+                <w:sz w:val="19"/>
               </w:rPr>
               <w:t>cache_manager.py</w:t>
             </w:r>
@@ -1098,12 +1973,24 @@
         </w:tc>
         <w:tc>
           <w:tcPr>
-            <w:tcW w:type="dxa" w:w="2880"/>
+            <w:tcW w:type="dxa" w:w="1440"/>
+            <w:shd w:fill="FFFFFF"/>
+            <w:tcMar>
+              <w:top w:w="90" w:type="dxa"/>
+              <w:bottom w:w="90" w:type="dxa"/>
+              <w:left w:w="140" w:type="dxa"/>
+              <w:right w:w="140" w:type="dxa"/>
+            </w:tcMar>
           </w:tcPr>
           <w:p>
+            <w:pPr>
+              <w:spacing w:after="0"/>
+            </w:pPr>
             <w:r>
               <w:rPr>
-                <w:sz w:val="20"/>
+                <w:rFonts w:ascii="Calibri" w:hAnsi="Calibri"/>
+                <w:color w:val="333333"/>
+                <w:sz w:val="19"/>
               </w:rPr>
               <w:t>3KB</w:t>
             </w:r>
@@ -1111,14 +1998,26 @@
         </w:tc>
         <w:tc>
           <w:tcPr>
-            <w:tcW w:type="dxa" w:w="2880"/>
+            <w:tcW w:type="dxa" w:w="6048"/>
+            <w:shd w:fill="FFFFFF"/>
+            <w:tcMar>
+              <w:top w:w="90" w:type="dxa"/>
+              <w:bottom w:w="90" w:type="dxa"/>
+              <w:left w:w="140" w:type="dxa"/>
+              <w:right w:w="140" w:type="dxa"/>
+            </w:tcMar>
           </w:tcPr>
           <w:p>
+            <w:pPr>
+              <w:spacing w:after="0"/>
+            </w:pPr>
             <w:r>
               <w:rPr>
-                <w:sz w:val="20"/>
+                <w:rFonts w:ascii="Calibri" w:hAnsi="Calibri"/>
+                <w:color w:val="333333"/>
+                <w:sz w:val="19"/>
               </w:rPr>
-              <w:t>Gerenciamento de cache de dados</w:t>
+              <w:t>Gerenciamento de cache e performance</w:t>
             </w:r>
           </w:p>
         </w:tc>
@@ -1126,10 +2025,22 @@
     </w:tbl>
     <w:p>
       <w:pPr>
-        <w:pStyle w:val="Heading2"/>
+        <w:spacing w:after="160"/>
+      </w:pPr>
+    </w:p>
+    <w:p>
+      <w:pPr>
+        <w:keepNext/>
+        <w:spacing w:before="280" w:after="120"/>
       </w:pPr>
       <w:r>
-        <w:t>2.5 Qualidade Textual e Sanitização</w:t>
+        <w:rPr>
+          <w:rFonts w:ascii="Calibri" w:hAnsi="Calibri"/>
+          <w:b/>
+          <w:color w:val="2B547E"/>
+          <w:sz w:val="26"/>
+        </w:rPr>
+        <w:t>2.5 Qualidade Textual, Sanitização e Encoding</w:t>
       </w:r>
     </w:p>
     <w:tbl>
@@ -1140,19 +2051,32 @@
         <w:tblLook w:firstColumn="1" w:firstRow="1" w:lastColumn="0" w:lastRow="0" w:noHBand="0" w:noVBand="1" w:val="04A0"/>
       </w:tblPr>
       <w:tblGrid>
-        <w:gridCol w:w="2880"/>
-        <w:gridCol w:w="2880"/>
-        <w:gridCol w:w="2880"/>
+        <w:gridCol w:w="3312"/>
+        <w:gridCol w:w="3312"/>
+        <w:gridCol w:w="3312"/>
       </w:tblGrid>
       <w:tr>
         <w:tc>
           <w:tcPr>
-            <w:tcW w:type="dxa" w:w="2880"/>
+            <w:tcW w:type="dxa" w:w="2592"/>
+            <w:shd w:fill="1B365D"/>
+            <w:tcMar>
+              <w:top w:w="120" w:type="dxa"/>
+              <w:bottom w:w="120" w:type="dxa"/>
+              <w:left w:w="140" w:type="dxa"/>
+              <w:right w:w="140" w:type="dxa"/>
+            </w:tcMar>
           </w:tcPr>
           <w:p>
+            <w:pPr>
+              <w:spacing w:after="0"/>
+              <w:jc w:val="left"/>
+            </w:pPr>
             <w:r>
               <w:rPr>
+                <w:rFonts w:ascii="Calibri" w:hAnsi="Calibri"/>
                 <w:b/>
+                <w:color w:val="FFFFFF"/>
                 <w:sz w:val="20"/>
               </w:rPr>
               <w:t>Arquivo</w:t>
@@ -1161,12 +2085,25 @@
         </w:tc>
         <w:tc>
           <w:tcPr>
-            <w:tcW w:type="dxa" w:w="2880"/>
+            <w:tcW w:type="dxa" w:w="1440"/>
+            <w:shd w:fill="1B365D"/>
+            <w:tcMar>
+              <w:top w:w="120" w:type="dxa"/>
+              <w:bottom w:w="120" w:type="dxa"/>
+              <w:left w:w="140" w:type="dxa"/>
+              <w:right w:w="140" w:type="dxa"/>
+            </w:tcMar>
           </w:tcPr>
           <w:p>
+            <w:pPr>
+              <w:spacing w:after="0"/>
+              <w:jc w:val="left"/>
+            </w:pPr>
             <w:r>
               <w:rPr>
+                <w:rFonts w:ascii="Calibri" w:hAnsi="Calibri"/>
                 <w:b/>
+                <w:color w:val="FFFFFF"/>
                 <w:sz w:val="20"/>
               </w:rPr>
               <w:t>Tamanho</w:t>
@@ -1175,15 +2112,28 @@
         </w:tc>
         <w:tc>
           <w:tcPr>
-            <w:tcW w:type="dxa" w:w="2880"/>
+            <w:tcW w:type="dxa" w:w="6048"/>
+            <w:shd w:fill="1B365D"/>
+            <w:tcMar>
+              <w:top w:w="120" w:type="dxa"/>
+              <w:bottom w:w="120" w:type="dxa"/>
+              <w:left w:w="140" w:type="dxa"/>
+              <w:right w:w="140" w:type="dxa"/>
+            </w:tcMar>
           </w:tcPr>
           <w:p>
+            <w:pPr>
+              <w:spacing w:after="0"/>
+              <w:jc w:val="left"/>
+            </w:pPr>
             <w:r>
               <w:rPr>
+                <w:rFonts w:ascii="Calibri" w:hAnsi="Calibri"/>
                 <w:b/>
+                <w:color w:val="FFFFFF"/>
                 <w:sz w:val="20"/>
               </w:rPr>
-              <w:t>Função</w:t>
+              <w:t>Função Principal</w:t>
             </w:r>
           </w:p>
         </w:tc>
@@ -1191,12 +2141,24 @@
       <w:tr>
         <w:tc>
           <w:tcPr>
-            <w:tcW w:type="dxa" w:w="2880"/>
+            <w:tcW w:type="dxa" w:w="2592"/>
+            <w:shd w:fill="FFFFFF"/>
+            <w:tcMar>
+              <w:top w:w="90" w:type="dxa"/>
+              <w:bottom w:w="90" w:type="dxa"/>
+              <w:left w:w="140" w:type="dxa"/>
+              <w:right w:w="140" w:type="dxa"/>
+            </w:tcMar>
           </w:tcPr>
           <w:p>
+            <w:pPr>
+              <w:spacing w:after="0"/>
+            </w:pPr>
             <w:r>
               <w:rPr>
-                <w:sz w:val="20"/>
+                <w:rFonts w:ascii="Calibri" w:hAnsi="Calibri"/>
+                <w:color w:val="333333"/>
+                <w:sz w:val="19"/>
               </w:rPr>
               <w:t>qualidade_metodologica.py</w:t>
             </w:r>
@@ -1204,12 +2166,24 @@
         </w:tc>
         <w:tc>
           <w:tcPr>
-            <w:tcW w:type="dxa" w:w="2880"/>
+            <w:tcW w:type="dxa" w:w="1440"/>
+            <w:shd w:fill="FFFFFF"/>
+            <w:tcMar>
+              <w:top w:w="90" w:type="dxa"/>
+              <w:bottom w:w="90" w:type="dxa"/>
+              <w:left w:w="140" w:type="dxa"/>
+              <w:right w:w="140" w:type="dxa"/>
+            </w:tcMar>
           </w:tcPr>
           <w:p>
+            <w:pPr>
+              <w:spacing w:after="0"/>
+            </w:pPr>
             <w:r>
               <w:rPr>
-                <w:sz w:val="20"/>
+                <w:rFonts w:ascii="Calibri" w:hAnsi="Calibri"/>
+                <w:color w:val="333333"/>
+                <w:sz w:val="19"/>
               </w:rPr>
               <w:t>60KB</w:t>
             </w:r>
@@ -1217,14 +2191,26 @@
         </w:tc>
         <w:tc>
           <w:tcPr>
-            <w:tcW w:type="dxa" w:w="2880"/>
+            <w:tcW w:type="dxa" w:w="6048"/>
+            <w:shd w:fill="FFFFFF"/>
+            <w:tcMar>
+              <w:top w:w="90" w:type="dxa"/>
+              <w:bottom w:w="90" w:type="dxa"/>
+              <w:left w:w="140" w:type="dxa"/>
+              <w:right w:w="140" w:type="dxa"/>
+            </w:tcMar>
           </w:tcPr>
           <w:p>
+            <w:pPr>
+              <w:spacing w:after="0"/>
+            </w:pPr>
             <w:r>
               <w:rPr>
-                <w:sz w:val="20"/>
+                <w:rFonts w:ascii="Calibri" w:hAnsi="Calibri"/>
+                <w:color w:val="333333"/>
+                <w:sz w:val="19"/>
               </w:rPr>
-              <w:t>Mojibake, limites, sanitização, consolidação</w:t>
+              <w:t>Mojibake, limites naturais (300/350 chars), sanitização e consolidação</w:t>
             </w:r>
           </w:p>
         </w:tc>
@@ -1232,12 +2218,24 @@
       <w:tr>
         <w:tc>
           <w:tcPr>
-            <w:tcW w:type="dxa" w:w="2880"/>
+            <w:tcW w:type="dxa" w:w="2592"/>
+            <w:shd w:fill="F9FBFD"/>
+            <w:tcMar>
+              <w:top w:w="90" w:type="dxa"/>
+              <w:bottom w:w="90" w:type="dxa"/>
+              <w:left w:w="140" w:type="dxa"/>
+              <w:right w:w="140" w:type="dxa"/>
+            </w:tcMar>
           </w:tcPr>
           <w:p>
+            <w:pPr>
+              <w:spacing w:after="0"/>
+            </w:pPr>
             <w:r>
               <w:rPr>
-                <w:sz w:val="20"/>
+                <w:rFonts w:ascii="Calibri" w:hAnsi="Calibri"/>
+                <w:color w:val="333333"/>
+                <w:sz w:val="19"/>
               </w:rPr>
               <w:t>normalizacao.py</w:t>
             </w:r>
@@ -1245,12 +2243,24 @@
         </w:tc>
         <w:tc>
           <w:tcPr>
-            <w:tcW w:type="dxa" w:w="2880"/>
+            <w:tcW w:type="dxa" w:w="1440"/>
+            <w:shd w:fill="F9FBFD"/>
+            <w:tcMar>
+              <w:top w:w="90" w:type="dxa"/>
+              <w:bottom w:w="90" w:type="dxa"/>
+              <w:left w:w="140" w:type="dxa"/>
+              <w:right w:w="140" w:type="dxa"/>
+            </w:tcMar>
           </w:tcPr>
           <w:p>
+            <w:pPr>
+              <w:spacing w:after="0"/>
+            </w:pPr>
             <w:r>
               <w:rPr>
-                <w:sz w:val="20"/>
+                <w:rFonts w:ascii="Calibri" w:hAnsi="Calibri"/>
+                <w:color w:val="333333"/>
+                <w:sz w:val="19"/>
               </w:rPr>
               <w:t>2KB</w:t>
             </w:r>
@@ -1258,14 +2268,26 @@
         </w:tc>
         <w:tc>
           <w:tcPr>
-            <w:tcW w:type="dxa" w:w="2880"/>
+            <w:tcW w:type="dxa" w:w="6048"/>
+            <w:shd w:fill="F9FBFD"/>
+            <w:tcMar>
+              <w:top w:w="90" w:type="dxa"/>
+              <w:bottom w:w="90" w:type="dxa"/>
+              <w:left w:w="140" w:type="dxa"/>
+              <w:right w:w="140" w:type="dxa"/>
+            </w:tcMar>
           </w:tcPr>
           <w:p>
+            <w:pPr>
+              <w:spacing w:after="0"/>
+            </w:pPr>
             <w:r>
               <w:rPr>
-                <w:sz w:val="20"/>
+                <w:rFonts w:ascii="Calibri" w:hAnsi="Calibri"/>
+                <w:color w:val="333333"/>
+                <w:sz w:val="19"/>
               </w:rPr>
-              <w:t>Normalização básica de texto</w:t>
+              <w:t>Normalização básica de strings</w:t>
             </w:r>
           </w:p>
         </w:tc>
@@ -1273,12 +2295,24 @@
       <w:tr>
         <w:tc>
           <w:tcPr>
-            <w:tcW w:type="dxa" w:w="2880"/>
+            <w:tcW w:type="dxa" w:w="2592"/>
+            <w:shd w:fill="FFFFFF"/>
+            <w:tcMar>
+              <w:top w:w="90" w:type="dxa"/>
+              <w:bottom w:w="90" w:type="dxa"/>
+              <w:left w:w="140" w:type="dxa"/>
+              <w:right w:w="140" w:type="dxa"/>
+            </w:tcMar>
           </w:tcPr>
           <w:p>
+            <w:pPr>
+              <w:spacing w:after="0"/>
+            </w:pPr>
             <w:r>
               <w:rPr>
-                <w:sz w:val="20"/>
+                <w:rFonts w:ascii="Calibri" w:hAnsi="Calibri"/>
+                <w:color w:val="333333"/>
+                <w:sz w:val="19"/>
               </w:rPr>
               <w:t>constantes.py</w:t>
             </w:r>
@@ -1286,12 +2320,24 @@
         </w:tc>
         <w:tc>
           <w:tcPr>
-            <w:tcW w:type="dxa" w:w="2880"/>
+            <w:tcW w:type="dxa" w:w="1440"/>
+            <w:shd w:fill="FFFFFF"/>
+            <w:tcMar>
+              <w:top w:w="90" w:type="dxa"/>
+              <w:bottom w:w="90" w:type="dxa"/>
+              <w:left w:w="140" w:type="dxa"/>
+              <w:right w:w="140" w:type="dxa"/>
+            </w:tcMar>
           </w:tcPr>
           <w:p>
+            <w:pPr>
+              <w:spacing w:after="0"/>
+            </w:pPr>
             <w:r>
               <w:rPr>
-                <w:sz w:val="20"/>
+                <w:rFonts w:ascii="Calibri" w:hAnsi="Calibri"/>
+                <w:color w:val="333333"/>
+                <w:sz w:val="19"/>
               </w:rPr>
               <w:t>4KB</w:t>
             </w:r>
@@ -1299,14 +2345,26 @@
         </w:tc>
         <w:tc>
           <w:tcPr>
-            <w:tcW w:type="dxa" w:w="2880"/>
+            <w:tcW w:type="dxa" w:w="6048"/>
+            <w:shd w:fill="FFFFFF"/>
+            <w:tcMar>
+              <w:top w:w="90" w:type="dxa"/>
+              <w:bottom w:w="90" w:type="dxa"/>
+              <w:left w:w="140" w:type="dxa"/>
+              <w:right w:w="140" w:type="dxa"/>
+            </w:tcMar>
           </w:tcPr>
           <w:p>
+            <w:pPr>
+              <w:spacing w:after="0"/>
+            </w:pPr>
             <w:r>
               <w:rPr>
-                <w:sz w:val="20"/>
+                <w:rFonts w:ascii="Calibri" w:hAnsi="Calibri"/>
+                <w:color w:val="333333"/>
+                <w:sz w:val="19"/>
               </w:rPr>
-              <w:t>Constantes globais do sistema</w:t>
+              <w:t>Constantes globais de configuração</w:t>
             </w:r>
           </w:p>
         </w:tc>
@@ -1314,12 +2372,24 @@
       <w:tr>
         <w:tc>
           <w:tcPr>
-            <w:tcW w:type="dxa" w:w="2880"/>
+            <w:tcW w:type="dxa" w:w="2592"/>
+            <w:shd w:fill="F9FBFD"/>
+            <w:tcMar>
+              <w:top w:w="90" w:type="dxa"/>
+              <w:bottom w:w="90" w:type="dxa"/>
+              <w:left w:w="140" w:type="dxa"/>
+              <w:right w:w="140" w:type="dxa"/>
+            </w:tcMar>
           </w:tcPr>
           <w:p>
+            <w:pPr>
+              <w:spacing w:after="0"/>
+            </w:pPr>
             <w:r>
               <w:rPr>
-                <w:sz w:val="20"/>
+                <w:rFonts w:ascii="Calibri" w:hAnsi="Calibri"/>
+                <w:color w:val="333333"/>
+                <w:sz w:val="19"/>
               </w:rPr>
               <w:t>listas_pedagogicas.py</w:t>
             </w:r>
@@ -1327,12 +2397,24 @@
         </w:tc>
         <w:tc>
           <w:tcPr>
-            <w:tcW w:type="dxa" w:w="2880"/>
+            <w:tcW w:type="dxa" w:w="1440"/>
+            <w:shd w:fill="F9FBFD"/>
+            <w:tcMar>
+              <w:top w:w="90" w:type="dxa"/>
+              <w:bottom w:w="90" w:type="dxa"/>
+              <w:left w:w="140" w:type="dxa"/>
+              <w:right w:w="140" w:type="dxa"/>
+            </w:tcMar>
           </w:tcPr>
           <w:p>
+            <w:pPr>
+              <w:spacing w:after="0"/>
+            </w:pPr>
             <w:r>
               <w:rPr>
-                <w:sz w:val="20"/>
+                <w:rFonts w:ascii="Calibri" w:hAnsi="Calibri"/>
+                <w:color w:val="333333"/>
+                <w:sz w:val="19"/>
               </w:rPr>
               <w:t>2KB</w:t>
             </w:r>
@@ -1340,14 +2422,26 @@
         </w:tc>
         <w:tc>
           <w:tcPr>
-            <w:tcW w:type="dxa" w:w="2880"/>
+            <w:tcW w:type="dxa" w:w="6048"/>
+            <w:shd w:fill="F9FBFD"/>
+            <w:tcMar>
+              <w:top w:w="90" w:type="dxa"/>
+              <w:bottom w:w="90" w:type="dxa"/>
+              <w:left w:w="140" w:type="dxa"/>
+              <w:right w:w="140" w:type="dxa"/>
+            </w:tcMar>
           </w:tcPr>
           <w:p>
+            <w:pPr>
+              <w:spacing w:after="0"/>
+            </w:pPr>
             <w:r>
               <w:rPr>
-                <w:sz w:val="20"/>
+                <w:rFonts w:ascii="Calibri" w:hAnsi="Calibri"/>
+                <w:color w:val="333333"/>
+                <w:sz w:val="19"/>
               </w:rPr>
-              <w:t>Formatação de listas (☑, 3 itens)</w:t>
+              <w:t>Formatação de listas padronizadas</w:t>
             </w:r>
           </w:p>
         </w:tc>
@@ -1355,12 +2449,24 @@
       <w:tr>
         <w:tc>
           <w:tcPr>
-            <w:tcW w:type="dxa" w:w="2880"/>
+            <w:tcW w:type="dxa" w:w="2592"/>
+            <w:shd w:fill="FFFFFF"/>
+            <w:tcMar>
+              <w:top w:w="90" w:type="dxa"/>
+              <w:bottom w:w="90" w:type="dxa"/>
+              <w:left w:w="140" w:type="dxa"/>
+              <w:right w:w="140" w:type="dxa"/>
+            </w:tcMar>
           </w:tcPr>
           <w:p>
+            <w:pPr>
+              <w:spacing w:after="0"/>
+            </w:pPr>
             <w:r>
               <w:rPr>
-                <w:sz w:val="20"/>
+                <w:rFonts w:ascii="Calibri" w:hAnsi="Calibri"/>
+                <w:color w:val="333333"/>
+                <w:sz w:val="19"/>
               </w:rPr>
               <w:t>metodologia_texto.py</w:t>
             </w:r>
@@ -1368,12 +2474,24 @@
         </w:tc>
         <w:tc>
           <w:tcPr>
-            <w:tcW w:type="dxa" w:w="2880"/>
+            <w:tcW w:type="dxa" w:w="1440"/>
+            <w:shd w:fill="FFFFFF"/>
+            <w:tcMar>
+              <w:top w:w="90" w:type="dxa"/>
+              <w:bottom w:w="90" w:type="dxa"/>
+              <w:left w:w="140" w:type="dxa"/>
+              <w:right w:w="140" w:type="dxa"/>
+            </w:tcMar>
           </w:tcPr>
           <w:p>
+            <w:pPr>
+              <w:spacing w:after="0"/>
+            </w:pPr>
             <w:r>
               <w:rPr>
-                <w:sz w:val="20"/>
+                <w:rFonts w:ascii="Calibri" w:hAnsi="Calibri"/>
+                <w:color w:val="333333"/>
+                <w:sz w:val="19"/>
               </w:rPr>
               <w:t>3KB</w:t>
             </w:r>
@@ -1381,14 +2499,26 @@
         </w:tc>
         <w:tc>
           <w:tcPr>
-            <w:tcW w:type="dxa" w:w="2880"/>
+            <w:tcW w:type="dxa" w:w="6048"/>
+            <w:shd w:fill="FFFFFF"/>
+            <w:tcMar>
+              <w:top w:w="90" w:type="dxa"/>
+              <w:bottom w:w="90" w:type="dxa"/>
+              <w:left w:w="140" w:type="dxa"/>
+              <w:right w:w="140" w:type="dxa"/>
+            </w:tcMar>
           </w:tcPr>
           <w:p>
+            <w:pPr>
+              <w:spacing w:after="0"/>
+            </w:pPr>
             <w:r>
               <w:rPr>
-                <w:sz w:val="20"/>
+                <w:rFonts w:ascii="Calibri" w:hAnsi="Calibri"/>
+                <w:color w:val="333333"/>
+                <w:sz w:val="19"/>
               </w:rPr>
-              <w:t>Utilitários de texto para metodologia</w:t>
+              <w:t>Utilitários de formatação textual</w:t>
             </w:r>
           </w:p>
         </w:tc>
@@ -1396,12 +2526,24 @@
       <w:tr>
         <w:tc>
           <w:tcPr>
-            <w:tcW w:type="dxa" w:w="2880"/>
+            <w:tcW w:type="dxa" w:w="2592"/>
+            <w:shd w:fill="F9FBFD"/>
+            <w:tcMar>
+              <w:top w:w="90" w:type="dxa"/>
+              <w:bottom w:w="90" w:type="dxa"/>
+              <w:left w:w="140" w:type="dxa"/>
+              <w:right w:w="140" w:type="dxa"/>
+            </w:tcMar>
           </w:tcPr>
           <w:p>
+            <w:pPr>
+              <w:spacing w:after="0"/>
+            </w:pPr>
             <w:r>
               <w:rPr>
-                <w:sz w:val="20"/>
+                <w:rFonts w:ascii="Calibri" w:hAnsi="Calibri"/>
+                <w:color w:val="333333"/>
+                <w:sz w:val="19"/>
               </w:rPr>
               <w:t>estrutura_metodologia.py</w:t>
             </w:r>
@@ -1409,12 +2551,24 @@
         </w:tc>
         <w:tc>
           <w:tcPr>
-            <w:tcW w:type="dxa" w:w="2880"/>
+            <w:tcW w:type="dxa" w:w="1440"/>
+            <w:shd w:fill="F9FBFD"/>
+            <w:tcMar>
+              <w:top w:w="90" w:type="dxa"/>
+              <w:bottom w:w="90" w:type="dxa"/>
+              <w:left w:w="140" w:type="dxa"/>
+              <w:right w:w="140" w:type="dxa"/>
+            </w:tcMar>
           </w:tcPr>
           <w:p>
+            <w:pPr>
+              <w:spacing w:after="0"/>
+            </w:pPr>
             <w:r>
               <w:rPr>
-                <w:sz w:val="20"/>
+                <w:rFonts w:ascii="Calibri" w:hAnsi="Calibri"/>
+                <w:color w:val="333333"/>
+                <w:sz w:val="19"/>
               </w:rPr>
               <w:t>1KB</w:t>
             </w:r>
@@ -1422,14 +2576,26 @@
         </w:tc>
         <w:tc>
           <w:tcPr>
-            <w:tcW w:type="dxa" w:w="2880"/>
+            <w:tcW w:type="dxa" w:w="6048"/>
+            <w:shd w:fill="F9FBFD"/>
+            <w:tcMar>
+              <w:top w:w="90" w:type="dxa"/>
+              <w:bottom w:w="90" w:type="dxa"/>
+              <w:left w:w="140" w:type="dxa"/>
+              <w:right w:w="140" w:type="dxa"/>
+            </w:tcMar>
           </w:tcPr>
           <w:p>
+            <w:pPr>
+              <w:spacing w:after="0"/>
+            </w:pPr>
             <w:r>
               <w:rPr>
-                <w:sz w:val="20"/>
+                <w:rFonts w:ascii="Calibri" w:hAnsi="Calibri"/>
+                <w:color w:val="333333"/>
+                <w:sz w:val="19"/>
               </w:rPr>
-              <w:t>Estrutura canônica das 4 etapas</w:t>
+              <w:t>Definição canônica das 4 etapas pedagógicas</w:t>
             </w:r>
           </w:p>
         </w:tc>
@@ -1437,10 +2603,22 @@
     </w:tbl>
     <w:p>
       <w:pPr>
-        <w:pStyle w:val="Heading2"/>
+        <w:spacing w:after="160"/>
+      </w:pPr>
+    </w:p>
+    <w:p>
+      <w:pPr>
+        <w:keepNext/>
+        <w:spacing w:before="280" w:after="120"/>
       </w:pPr>
       <w:r>
-        <w:t>2.6 Referências Metodológicas (14 módulos)</w:t>
+        <w:rPr>
+          <w:rFonts w:ascii="Calibri" w:hAnsi="Calibri"/>
+          <w:b/>
+          <w:color w:val="2B547E"/>
+          <w:sz w:val="26"/>
+        </w:rPr>
+        <w:t>2.6 Referências Metodológicas Especializadas (14 Módulos)</w:t>
       </w:r>
     </w:p>
     <w:tbl>
@@ -1451,19 +2629,32 @@
         <w:tblLook w:firstColumn="1" w:firstRow="1" w:lastColumn="0" w:lastRow="0" w:noHBand="0" w:noVBand="1" w:val="04A0"/>
       </w:tblPr>
       <w:tblGrid>
-        <w:gridCol w:w="2880"/>
-        <w:gridCol w:w="2880"/>
-        <w:gridCol w:w="2880"/>
+        <w:gridCol w:w="3312"/>
+        <w:gridCol w:w="3312"/>
+        <w:gridCol w:w="3312"/>
       </w:tblGrid>
       <w:tr>
         <w:tc>
           <w:tcPr>
-            <w:tcW w:type="dxa" w:w="2880"/>
+            <w:tcW w:type="dxa" w:w="3168"/>
+            <w:shd w:fill="1B365D"/>
+            <w:tcMar>
+              <w:top w:w="120" w:type="dxa"/>
+              <w:bottom w:w="120" w:type="dxa"/>
+              <w:left w:w="140" w:type="dxa"/>
+              <w:right w:w="140" w:type="dxa"/>
+            </w:tcMar>
           </w:tcPr>
           <w:p>
+            <w:pPr>
+              <w:spacing w:after="0"/>
+              <w:jc w:val="left"/>
+            </w:pPr>
             <w:r>
               <w:rPr>
+                <w:rFonts w:ascii="Calibri" w:hAnsi="Calibri"/>
                 <w:b/>
+                <w:color w:val="FFFFFF"/>
                 <w:sz w:val="20"/>
               </w:rPr>
               <w:t>Arquivo</w:t>
@@ -1472,12 +2663,25 @@
         </w:tc>
         <w:tc>
           <w:tcPr>
-            <w:tcW w:type="dxa" w:w="2880"/>
+            <w:tcW w:type="dxa" w:w="1296"/>
+            <w:shd w:fill="1B365D"/>
+            <w:tcMar>
+              <w:top w:w="120" w:type="dxa"/>
+              <w:bottom w:w="120" w:type="dxa"/>
+              <w:left w:w="140" w:type="dxa"/>
+              <w:right w:w="140" w:type="dxa"/>
+            </w:tcMar>
           </w:tcPr>
           <w:p>
+            <w:pPr>
+              <w:spacing w:after="0"/>
+              <w:jc w:val="left"/>
+            </w:pPr>
             <w:r>
               <w:rPr>
+                <w:rFonts w:ascii="Calibri" w:hAnsi="Calibri"/>
                 <w:b/>
+                <w:color w:val="FFFFFF"/>
                 <w:sz w:val="20"/>
               </w:rPr>
               <w:t>Tamanho</w:t>
@@ -1486,15 +2690,28 @@
         </w:tc>
         <w:tc>
           <w:tcPr>
-            <w:tcW w:type="dxa" w:w="2880"/>
+            <w:tcW w:type="dxa" w:w="5616"/>
+            <w:shd w:fill="1B365D"/>
+            <w:tcMar>
+              <w:top w:w="120" w:type="dxa"/>
+              <w:bottom w:w="120" w:type="dxa"/>
+              <w:left w:w="140" w:type="dxa"/>
+              <w:right w:w="140" w:type="dxa"/>
+            </w:tcMar>
           </w:tcPr>
           <w:p>
+            <w:pPr>
+              <w:spacing w:after="0"/>
+              <w:jc w:val="left"/>
+            </w:pPr>
             <w:r>
               <w:rPr>
+                <w:rFonts w:ascii="Calibri" w:hAnsi="Calibri"/>
                 <w:b/>
+                <w:color w:val="FFFFFF"/>
                 <w:sz w:val="20"/>
               </w:rPr>
-              <w:t>Disciplina</w:t>
+              <w:t>Disciplina / Finalidade</w:t>
             </w:r>
           </w:p>
         </w:tc>
@@ -1502,12 +2719,24 @@
       <w:tr>
         <w:tc>
           <w:tcPr>
-            <w:tcW w:type="dxa" w:w="2880"/>
+            <w:tcW w:type="dxa" w:w="3168"/>
+            <w:shd w:fill="FFFFFF"/>
+            <w:tcMar>
+              <w:top w:w="90" w:type="dxa"/>
+              <w:bottom w:w="90" w:type="dxa"/>
+              <w:left w:w="140" w:type="dxa"/>
+              <w:right w:w="140" w:type="dxa"/>
+            </w:tcMar>
           </w:tcPr>
           <w:p>
+            <w:pPr>
+              <w:spacing w:after="0"/>
+            </w:pPr>
             <w:r>
               <w:rPr>
-                <w:sz w:val="20"/>
+                <w:rFonts w:ascii="Calibri" w:hAnsi="Calibri"/>
+                <w:color w:val="333333"/>
+                <w:sz w:val="19"/>
               </w:rPr>
               <w:t>referencias_metodologia.py</w:t>
             </w:r>
@@ -1515,12 +2744,24 @@
         </w:tc>
         <w:tc>
           <w:tcPr>
-            <w:tcW w:type="dxa" w:w="2880"/>
+            <w:tcW w:type="dxa" w:w="1296"/>
+            <w:shd w:fill="FFFFFF"/>
+            <w:tcMar>
+              <w:top w:w="90" w:type="dxa"/>
+              <w:bottom w:w="90" w:type="dxa"/>
+              <w:left w:w="140" w:type="dxa"/>
+              <w:right w:w="140" w:type="dxa"/>
+            </w:tcMar>
           </w:tcPr>
           <w:p>
+            <w:pPr>
+              <w:spacing w:after="0"/>
+            </w:pPr>
             <w:r>
               <w:rPr>
-                <w:sz w:val="20"/>
+                <w:rFonts w:ascii="Calibri" w:hAnsi="Calibri"/>
+                <w:color w:val="333333"/>
+                <w:sz w:val="19"/>
               </w:rPr>
               <w:t>23KB</w:t>
             </w:r>
@@ -1528,14 +2769,26 @@
         </w:tc>
         <w:tc>
           <w:tcPr>
-            <w:tcW w:type="dxa" w:w="2880"/>
+            <w:tcW w:type="dxa" w:w="5616"/>
+            <w:shd w:fill="FFFFFF"/>
+            <w:tcMar>
+              <w:top w:w="90" w:type="dxa"/>
+              <w:bottom w:w="90" w:type="dxa"/>
+              <w:left w:w="140" w:type="dxa"/>
+              <w:right w:w="140" w:type="dxa"/>
+            </w:tcMar>
           </w:tcPr>
           <w:p>
+            <w:pPr>
+              <w:spacing w:after="0"/>
+            </w:pPr>
             <w:r>
               <w:rPr>
-                <w:sz w:val="20"/>
+                <w:rFonts w:ascii="Calibri" w:hAnsi="Calibri"/>
+                <w:color w:val="333333"/>
+                <w:sz w:val="19"/>
               </w:rPr>
-              <w:t>Base geral de referências</w:t>
+              <w:t>Base geral e despacho de referências metodológicas</w:t>
             </w:r>
           </w:p>
         </w:tc>
@@ -1543,12 +2796,1179 @@
       <w:tr>
         <w:tc>
           <w:tcPr>
-            <w:tcW w:type="dxa" w:w="2880"/>
+            <w:tcW w:type="dxa" w:w="3168"/>
+            <w:shd w:fill="F9FBFD"/>
+            <w:tcMar>
+              <w:top w:w="90" w:type="dxa"/>
+              <w:bottom w:w="90" w:type="dxa"/>
+              <w:left w:w="140" w:type="dxa"/>
+              <w:right w:w="140" w:type="dxa"/>
+            </w:tcMar>
           </w:tcPr>
           <w:p>
+            <w:pPr>
+              <w:spacing w:after="0"/>
+            </w:pPr>
             <w:r>
               <w:rPr>
-                <w:sz w:val="20"/>
+                <w:rFonts w:ascii="Calibri" w:hAnsi="Calibri"/>
+                <w:color w:val="333333"/>
+                <w:sz w:val="19"/>
+              </w:rPr>
+              <w:t>referencias_cdp_contextual.py</w:t>
+            </w:r>
+          </w:p>
+        </w:tc>
+        <w:tc>
+          <w:tcPr>
+            <w:tcW w:type="dxa" w:w="1296"/>
+            <w:shd w:fill="F9FBFD"/>
+            <w:tcMar>
+              <w:top w:w="90" w:type="dxa"/>
+              <w:bottom w:w="90" w:type="dxa"/>
+              <w:left w:w="140" w:type="dxa"/>
+              <w:right w:w="140" w:type="dxa"/>
+            </w:tcMar>
+          </w:tcPr>
+          <w:p>
+            <w:pPr>
+              <w:spacing w:after="0"/>
+            </w:pPr>
+            <w:r>
+              <w:rPr>
+                <w:rFonts w:ascii="Calibri" w:hAnsi="Calibri"/>
+                <w:color w:val="333333"/>
+                <w:sz w:val="19"/>
+              </w:rPr>
+              <w:t>12KB</w:t>
+            </w:r>
+          </w:p>
+        </w:tc>
+        <w:tc>
+          <w:tcPr>
+            <w:tcW w:type="dxa" w:w="5616"/>
+            <w:shd w:fill="F9FBFD"/>
+            <w:tcMar>
+              <w:top w:w="90" w:type="dxa"/>
+              <w:bottom w:w="90" w:type="dxa"/>
+              <w:left w:w="140" w:type="dxa"/>
+              <w:right w:w="140" w:type="dxa"/>
+            </w:tcMar>
+          </w:tcPr>
+          <w:p>
+            <w:pPr>
+              <w:spacing w:after="0"/>
+            </w:pPr>
+            <w:r>
+              <w:rPr>
+                <w:rFonts w:ascii="Calibri" w:hAnsi="Calibri"/>
+                <w:color w:val="333333"/>
+                <w:sz w:val="19"/>
+              </w:rPr>
+              <w:t>CDP Contextual — diretrizes pedagógicas para privação de liberdade</w:t>
+            </w:r>
+          </w:p>
+        </w:tc>
+      </w:tr>
+      <w:tr>
+        <w:tc>
+          <w:tcPr>
+            <w:tcW w:type="dxa" w:w="3168"/>
+            <w:shd w:fill="FFFFFF"/>
+            <w:tcMar>
+              <w:top w:w="90" w:type="dxa"/>
+              <w:bottom w:w="90" w:type="dxa"/>
+              <w:left w:w="140" w:type="dxa"/>
+              <w:right w:w="140" w:type="dxa"/>
+            </w:tcMar>
+          </w:tcPr>
+          <w:p>
+            <w:pPr>
+              <w:spacing w:after="0"/>
+            </w:pPr>
+            <w:r>
+              <w:rPr>
+                <w:rFonts w:ascii="Calibri" w:hAnsi="Calibri"/>
+                <w:color w:val="333333"/>
+                <w:sz w:val="19"/>
+              </w:rPr>
+              <w:t>referencias_historia.py</w:t>
+            </w:r>
+          </w:p>
+        </w:tc>
+        <w:tc>
+          <w:tcPr>
+            <w:tcW w:type="dxa" w:w="1296"/>
+            <w:shd w:fill="FFFFFF"/>
+            <w:tcMar>
+              <w:top w:w="90" w:type="dxa"/>
+              <w:bottom w:w="90" w:type="dxa"/>
+              <w:left w:w="140" w:type="dxa"/>
+              <w:right w:w="140" w:type="dxa"/>
+            </w:tcMar>
+          </w:tcPr>
+          <w:p>
+            <w:pPr>
+              <w:spacing w:after="0"/>
+            </w:pPr>
+            <w:r>
+              <w:rPr>
+                <w:rFonts w:ascii="Calibri" w:hAnsi="Calibri"/>
+                <w:color w:val="333333"/>
+                <w:sz w:val="19"/>
+              </w:rPr>
+              <w:t>13KB</w:t>
+            </w:r>
+          </w:p>
+        </w:tc>
+        <w:tc>
+          <w:tcPr>
+            <w:tcW w:type="dxa" w:w="5616"/>
+            <w:shd w:fill="FFFFFF"/>
+            <w:tcMar>
+              <w:top w:w="90" w:type="dxa"/>
+              <w:bottom w:w="90" w:type="dxa"/>
+              <w:left w:w="140" w:type="dxa"/>
+              <w:right w:w="140" w:type="dxa"/>
+            </w:tcMar>
+          </w:tcPr>
+          <w:p>
+            <w:pPr>
+              <w:spacing w:after="0"/>
+            </w:pPr>
+            <w:r>
+              <w:rPr>
+                <w:rFonts w:ascii="Calibri" w:hAnsi="Calibri"/>
+                <w:color w:val="333333"/>
+                <w:sz w:val="19"/>
+              </w:rPr>
+              <w:t>História — fontes históricas, documentos e contexto social</w:t>
+            </w:r>
+          </w:p>
+        </w:tc>
+      </w:tr>
+      <w:tr>
+        <w:tc>
+          <w:tcPr>
+            <w:tcW w:type="dxa" w:w="3168"/>
+            <w:shd w:fill="F9FBFD"/>
+            <w:tcMar>
+              <w:top w:w="90" w:type="dxa"/>
+              <w:bottom w:w="90" w:type="dxa"/>
+              <w:left w:w="140" w:type="dxa"/>
+              <w:right w:w="140" w:type="dxa"/>
+            </w:tcMar>
+          </w:tcPr>
+          <w:p>
+            <w:pPr>
+              <w:spacing w:after="0"/>
+            </w:pPr>
+            <w:r>
+              <w:rPr>
+                <w:rFonts w:ascii="Calibri" w:hAnsi="Calibri"/>
+                <w:color w:val="333333"/>
+                <w:sz w:val="19"/>
+              </w:rPr>
+              <w:t>referencias_portugues.py</w:t>
+            </w:r>
+          </w:p>
+        </w:tc>
+        <w:tc>
+          <w:tcPr>
+            <w:tcW w:type="dxa" w:w="1296"/>
+            <w:shd w:fill="F9FBFD"/>
+            <w:tcMar>
+              <w:top w:w="90" w:type="dxa"/>
+              <w:bottom w:w="90" w:type="dxa"/>
+              <w:left w:w="140" w:type="dxa"/>
+              <w:right w:w="140" w:type="dxa"/>
+            </w:tcMar>
+          </w:tcPr>
+          <w:p>
+            <w:pPr>
+              <w:spacing w:after="0"/>
+            </w:pPr>
+            <w:r>
+              <w:rPr>
+                <w:rFonts w:ascii="Calibri" w:hAnsi="Calibri"/>
+                <w:color w:val="333333"/>
+                <w:sz w:val="19"/>
+              </w:rPr>
+              <w:t>10KB</w:t>
+            </w:r>
+          </w:p>
+        </w:tc>
+        <w:tc>
+          <w:tcPr>
+            <w:tcW w:type="dxa" w:w="5616"/>
+            <w:shd w:fill="F9FBFD"/>
+            <w:tcMar>
+              <w:top w:w="90" w:type="dxa"/>
+              <w:bottom w:w="90" w:type="dxa"/>
+              <w:left w:w="140" w:type="dxa"/>
+              <w:right w:w="140" w:type="dxa"/>
+            </w:tcMar>
+          </w:tcPr>
+          <w:p>
+            <w:pPr>
+              <w:spacing w:after="0"/>
+            </w:pPr>
+            <w:r>
+              <w:rPr>
+                <w:rFonts w:ascii="Calibri" w:hAnsi="Calibri"/>
+                <w:color w:val="333333"/>
+                <w:sz w:val="19"/>
+              </w:rPr>
+              <w:t>Língua Portuguesa — gêneros textuais e leitura mediada</w:t>
+            </w:r>
+          </w:p>
+        </w:tc>
+      </w:tr>
+      <w:tr>
+        <w:tc>
+          <w:tcPr>
+            <w:tcW w:type="dxa" w:w="3168"/>
+            <w:shd w:fill="FFFFFF"/>
+            <w:tcMar>
+              <w:top w:w="90" w:type="dxa"/>
+              <w:bottom w:w="90" w:type="dxa"/>
+              <w:left w:w="140" w:type="dxa"/>
+              <w:right w:w="140" w:type="dxa"/>
+            </w:tcMar>
+          </w:tcPr>
+          <w:p>
+            <w:pPr>
+              <w:spacing w:after="0"/>
+            </w:pPr>
+            <w:r>
+              <w:rPr>
+                <w:rFonts w:ascii="Calibri" w:hAnsi="Calibri"/>
+                <w:color w:val="333333"/>
+                <w:sz w:val="19"/>
+              </w:rPr>
+              <w:t>referencias_orientacao_estudos.py</w:t>
+            </w:r>
+          </w:p>
+        </w:tc>
+        <w:tc>
+          <w:tcPr>
+            <w:tcW w:type="dxa" w:w="1296"/>
+            <w:shd w:fill="FFFFFF"/>
+            <w:tcMar>
+              <w:top w:w="90" w:type="dxa"/>
+              <w:bottom w:w="90" w:type="dxa"/>
+              <w:left w:w="140" w:type="dxa"/>
+              <w:right w:w="140" w:type="dxa"/>
+            </w:tcMar>
+          </w:tcPr>
+          <w:p>
+            <w:pPr>
+              <w:spacing w:after="0"/>
+            </w:pPr>
+            <w:r>
+              <w:rPr>
+                <w:rFonts w:ascii="Calibri" w:hAnsi="Calibri"/>
+                <w:color w:val="333333"/>
+                <w:sz w:val="19"/>
+              </w:rPr>
+              <w:t>8KB</w:t>
+            </w:r>
+          </w:p>
+        </w:tc>
+        <w:tc>
+          <w:tcPr>
+            <w:tcW w:type="dxa" w:w="5616"/>
+            <w:shd w:fill="FFFFFF"/>
+            <w:tcMar>
+              <w:top w:w="90" w:type="dxa"/>
+              <w:bottom w:w="90" w:type="dxa"/>
+              <w:left w:w="140" w:type="dxa"/>
+              <w:right w:w="140" w:type="dxa"/>
+            </w:tcMar>
+          </w:tcPr>
+          <w:p>
+            <w:pPr>
+              <w:spacing w:after="0"/>
+            </w:pPr>
+            <w:r>
+              <w:rPr>
+                <w:rFonts w:ascii="Calibri" w:hAnsi="Calibri"/>
+                <w:color w:val="333333"/>
+                <w:sz w:val="19"/>
+              </w:rPr>
+              <w:t>Orientação de Estudos — missões, rotinas e metas de estudo</w:t>
+            </w:r>
+          </w:p>
+        </w:tc>
+      </w:tr>
+      <w:tr>
+        <w:tc>
+          <w:tcPr>
+            <w:tcW w:type="dxa" w:w="3168"/>
+            <w:shd w:fill="F9FBFD"/>
+            <w:tcMar>
+              <w:top w:w="90" w:type="dxa"/>
+              <w:bottom w:w="90" w:type="dxa"/>
+              <w:left w:w="140" w:type="dxa"/>
+              <w:right w:w="140" w:type="dxa"/>
+            </w:tcMar>
+          </w:tcPr>
+          <w:p>
+            <w:pPr>
+              <w:spacing w:after="0"/>
+            </w:pPr>
+            <w:r>
+              <w:rPr>
+                <w:rFonts w:ascii="Calibri" w:hAnsi="Calibri"/>
+                <w:color w:val="333333"/>
+                <w:sz w:val="19"/>
+              </w:rPr>
+              <w:t>referencias_docx_padrao.py</w:t>
+            </w:r>
+          </w:p>
+        </w:tc>
+        <w:tc>
+          <w:tcPr>
+            <w:tcW w:type="dxa" w:w="1296"/>
+            <w:shd w:fill="F9FBFD"/>
+            <w:tcMar>
+              <w:top w:w="90" w:type="dxa"/>
+              <w:bottom w:w="90" w:type="dxa"/>
+              <w:left w:w="140" w:type="dxa"/>
+              <w:right w:w="140" w:type="dxa"/>
+            </w:tcMar>
+          </w:tcPr>
+          <w:p>
+            <w:pPr>
+              <w:spacing w:after="0"/>
+            </w:pPr>
+            <w:r>
+              <w:rPr>
+                <w:rFonts w:ascii="Calibri" w:hAnsi="Calibri"/>
+                <w:color w:val="333333"/>
+                <w:sz w:val="19"/>
+              </w:rPr>
+              <w:t>9KB</w:t>
+            </w:r>
+          </w:p>
+        </w:tc>
+        <w:tc>
+          <w:tcPr>
+            <w:tcW w:type="dxa" w:w="5616"/>
+            <w:shd w:fill="F9FBFD"/>
+            <w:tcMar>
+              <w:top w:w="90" w:type="dxa"/>
+              <w:bottom w:w="90" w:type="dxa"/>
+              <w:left w:w="140" w:type="dxa"/>
+              <w:right w:w="140" w:type="dxa"/>
+            </w:tcMar>
+          </w:tcPr>
+          <w:p>
+            <w:pPr>
+              <w:spacing w:after="0"/>
+            </w:pPr>
+            <w:r>
+              <w:rPr>
+                <w:rFonts w:ascii="Calibri" w:hAnsi="Calibri"/>
+                <w:color w:val="333333"/>
+                <w:sz w:val="19"/>
+              </w:rPr>
+              <w:t>Leitor e parser de DOCX de referência padronizado</w:t>
+            </w:r>
+          </w:p>
+        </w:tc>
+      </w:tr>
+      <w:tr>
+        <w:tc>
+          <w:tcPr>
+            <w:tcW w:type="dxa" w:w="3168"/>
+            <w:shd w:fill="FFFFFF"/>
+            <w:tcMar>
+              <w:top w:w="90" w:type="dxa"/>
+              <w:bottom w:w="90" w:type="dxa"/>
+              <w:left w:w="140" w:type="dxa"/>
+              <w:right w:w="140" w:type="dxa"/>
+            </w:tcMar>
+          </w:tcPr>
+          <w:p>
+            <w:pPr>
+              <w:spacing w:after="0"/>
+            </w:pPr>
+            <w:r>
+              <w:rPr>
+                <w:rFonts w:ascii="Calibri" w:hAnsi="Calibri"/>
+                <w:color w:val="333333"/>
+                <w:sz w:val="19"/>
+              </w:rPr>
+              <w:t>referencias_ciencias.py</w:t>
+            </w:r>
+          </w:p>
+        </w:tc>
+        <w:tc>
+          <w:tcPr>
+            <w:tcW w:type="dxa" w:w="1296"/>
+            <w:shd w:fill="FFFFFF"/>
+            <w:tcMar>
+              <w:top w:w="90" w:type="dxa"/>
+              <w:bottom w:w="90" w:type="dxa"/>
+              <w:left w:w="140" w:type="dxa"/>
+              <w:right w:w="140" w:type="dxa"/>
+            </w:tcMar>
+          </w:tcPr>
+          <w:p>
+            <w:pPr>
+              <w:spacing w:after="0"/>
+            </w:pPr>
+            <w:r>
+              <w:rPr>
+                <w:rFonts w:ascii="Calibri" w:hAnsi="Calibri"/>
+                <w:color w:val="333333"/>
+                <w:sz w:val="19"/>
+              </w:rPr>
+              <w:t>6KB</w:t>
+            </w:r>
+          </w:p>
+        </w:tc>
+        <w:tc>
+          <w:tcPr>
+            <w:tcW w:type="dxa" w:w="5616"/>
+            <w:shd w:fill="FFFFFF"/>
+            <w:tcMar>
+              <w:top w:w="90" w:type="dxa"/>
+              <w:bottom w:w="90" w:type="dxa"/>
+              <w:left w:w="140" w:type="dxa"/>
+              <w:right w:w="140" w:type="dxa"/>
+            </w:tcMar>
+          </w:tcPr>
+          <w:p>
+            <w:pPr>
+              <w:spacing w:after="0"/>
+            </w:pPr>
+            <w:r>
+              <w:rPr>
+                <w:rFonts w:ascii="Calibri" w:hAnsi="Calibri"/>
+                <w:color w:val="333333"/>
+                <w:sz w:val="19"/>
+              </w:rPr>
+              <w:t>Ciências — investigação científica e observação</w:t>
+            </w:r>
+          </w:p>
+        </w:tc>
+      </w:tr>
+      <w:tr>
+        <w:tc>
+          <w:tcPr>
+            <w:tcW w:type="dxa" w:w="3168"/>
+            <w:shd w:fill="F9FBFD"/>
+            <w:tcMar>
+              <w:top w:w="90" w:type="dxa"/>
+              <w:bottom w:w="90" w:type="dxa"/>
+              <w:left w:w="140" w:type="dxa"/>
+              <w:right w:w="140" w:type="dxa"/>
+            </w:tcMar>
+          </w:tcPr>
+          <w:p>
+            <w:pPr>
+              <w:spacing w:after="0"/>
+            </w:pPr>
+            <w:r>
+              <w:rPr>
+                <w:rFonts w:ascii="Calibri" w:hAnsi="Calibri"/>
+                <w:color w:val="333333"/>
+                <w:sz w:val="19"/>
+              </w:rPr>
+              <w:t>referencias_matematica.py</w:t>
+            </w:r>
+          </w:p>
+        </w:tc>
+        <w:tc>
+          <w:tcPr>
+            <w:tcW w:type="dxa" w:w="1296"/>
+            <w:shd w:fill="F9FBFD"/>
+            <w:tcMar>
+              <w:top w:w="90" w:type="dxa"/>
+              <w:bottom w:w="90" w:type="dxa"/>
+              <w:left w:w="140" w:type="dxa"/>
+              <w:right w:w="140" w:type="dxa"/>
+            </w:tcMar>
+          </w:tcPr>
+          <w:p>
+            <w:pPr>
+              <w:spacing w:after="0"/>
+            </w:pPr>
+            <w:r>
+              <w:rPr>
+                <w:rFonts w:ascii="Calibri" w:hAnsi="Calibri"/>
+                <w:color w:val="333333"/>
+                <w:sz w:val="19"/>
+              </w:rPr>
+              <w:t>4KB</w:t>
+            </w:r>
+          </w:p>
+        </w:tc>
+        <w:tc>
+          <w:tcPr>
+            <w:tcW w:type="dxa" w:w="5616"/>
+            <w:shd w:fill="F9FBFD"/>
+            <w:tcMar>
+              <w:top w:w="90" w:type="dxa"/>
+              <w:bottom w:w="90" w:type="dxa"/>
+              <w:left w:w="140" w:type="dxa"/>
+              <w:right w:w="140" w:type="dxa"/>
+            </w:tcMar>
+          </w:tcPr>
+          <w:p>
+            <w:pPr>
+              <w:spacing w:after="0"/>
+            </w:pPr>
+            <w:r>
+              <w:rPr>
+                <w:rFonts w:ascii="Calibri" w:hAnsi="Calibri"/>
+                <w:color w:val="333333"/>
+                <w:sz w:val="19"/>
+              </w:rPr>
+              <w:t>Matemática — raciocínio lógico e resolução de problemas</w:t>
+            </w:r>
+          </w:p>
+        </w:tc>
+      </w:tr>
+      <w:tr>
+        <w:tc>
+          <w:tcPr>
+            <w:tcW w:type="dxa" w:w="3168"/>
+            <w:shd w:fill="FFFFFF"/>
+            <w:tcMar>
+              <w:top w:w="90" w:type="dxa"/>
+              <w:bottom w:w="90" w:type="dxa"/>
+              <w:left w:w="140" w:type="dxa"/>
+              <w:right w:w="140" w:type="dxa"/>
+            </w:tcMar>
+          </w:tcPr>
+          <w:p>
+            <w:pPr>
+              <w:spacing w:after="0"/>
+            </w:pPr>
+            <w:r>
+              <w:rPr>
+                <w:rFonts w:ascii="Calibri" w:hAnsi="Calibri"/>
+                <w:color w:val="333333"/>
+                <w:sz w:val="19"/>
+              </w:rPr>
+              <w:t>referencias_lingua_inglesa.py</w:t>
+            </w:r>
+          </w:p>
+        </w:tc>
+        <w:tc>
+          <w:tcPr>
+            <w:tcW w:type="dxa" w:w="1296"/>
+            <w:shd w:fill="FFFFFF"/>
+            <w:tcMar>
+              <w:top w:w="90" w:type="dxa"/>
+              <w:bottom w:w="90" w:type="dxa"/>
+              <w:left w:w="140" w:type="dxa"/>
+              <w:right w:w="140" w:type="dxa"/>
+            </w:tcMar>
+          </w:tcPr>
+          <w:p>
+            <w:pPr>
+              <w:spacing w:after="0"/>
+            </w:pPr>
+            <w:r>
+              <w:rPr>
+                <w:rFonts w:ascii="Calibri" w:hAnsi="Calibri"/>
+                <w:color w:val="333333"/>
+                <w:sz w:val="19"/>
+              </w:rPr>
+              <w:t>3KB</w:t>
+            </w:r>
+          </w:p>
+        </w:tc>
+        <w:tc>
+          <w:tcPr>
+            <w:tcW w:type="dxa" w:w="5616"/>
+            <w:shd w:fill="FFFFFF"/>
+            <w:tcMar>
+              <w:top w:w="90" w:type="dxa"/>
+              <w:bottom w:w="90" w:type="dxa"/>
+              <w:left w:w="140" w:type="dxa"/>
+              <w:right w:w="140" w:type="dxa"/>
+            </w:tcMar>
+          </w:tcPr>
+          <w:p>
+            <w:pPr>
+              <w:spacing w:after="0"/>
+            </w:pPr>
+            <w:r>
+              <w:rPr>
+                <w:rFonts w:ascii="Calibri" w:hAnsi="Calibri"/>
+                <w:color w:val="333333"/>
+                <w:sz w:val="19"/>
+              </w:rPr>
+              <w:t>Língua Inglesa — comunicação contextual e vocabulário</w:t>
+            </w:r>
+          </w:p>
+        </w:tc>
+      </w:tr>
+      <w:tr>
+        <w:tc>
+          <w:tcPr>
+            <w:tcW w:type="dxa" w:w="3168"/>
+            <w:shd w:fill="F9FBFD"/>
+            <w:tcMar>
+              <w:top w:w="90" w:type="dxa"/>
+              <w:bottom w:w="90" w:type="dxa"/>
+              <w:left w:w="140" w:type="dxa"/>
+              <w:right w:w="140" w:type="dxa"/>
+            </w:tcMar>
+          </w:tcPr>
+          <w:p>
+            <w:pPr>
+              <w:spacing w:after="0"/>
+            </w:pPr>
+            <w:r>
+              <w:rPr>
+                <w:rFonts w:ascii="Calibri" w:hAnsi="Calibri"/>
+                <w:color w:val="333333"/>
+                <w:sz w:val="19"/>
+              </w:rPr>
+              <w:t>referencias_educacao_financeira.py</w:t>
+            </w:r>
+          </w:p>
+        </w:tc>
+        <w:tc>
+          <w:tcPr>
+            <w:tcW w:type="dxa" w:w="1296"/>
+            <w:shd w:fill="F9FBFD"/>
+            <w:tcMar>
+              <w:top w:w="90" w:type="dxa"/>
+              <w:bottom w:w="90" w:type="dxa"/>
+              <w:left w:w="140" w:type="dxa"/>
+              <w:right w:w="140" w:type="dxa"/>
+            </w:tcMar>
+          </w:tcPr>
+          <w:p>
+            <w:pPr>
+              <w:spacing w:after="0"/>
+            </w:pPr>
+            <w:r>
+              <w:rPr>
+                <w:rFonts w:ascii="Calibri" w:hAnsi="Calibri"/>
+                <w:color w:val="333333"/>
+                <w:sz w:val="19"/>
+              </w:rPr>
+              <w:t>3KB</w:t>
+            </w:r>
+          </w:p>
+        </w:tc>
+        <w:tc>
+          <w:tcPr>
+            <w:tcW w:type="dxa" w:w="5616"/>
+            <w:shd w:fill="F9FBFD"/>
+            <w:tcMar>
+              <w:top w:w="90" w:type="dxa"/>
+              <w:bottom w:w="90" w:type="dxa"/>
+              <w:left w:w="140" w:type="dxa"/>
+              <w:right w:w="140" w:type="dxa"/>
+            </w:tcMar>
+          </w:tcPr>
+          <w:p>
+            <w:pPr>
+              <w:spacing w:after="0"/>
+            </w:pPr>
+            <w:r>
+              <w:rPr>
+                <w:rFonts w:ascii="Calibri" w:hAnsi="Calibri"/>
+                <w:color w:val="333333"/>
+                <w:sz w:val="19"/>
+              </w:rPr>
+              <w:t>Educação Financeira — planejamento e cenários práticos</w:t>
+            </w:r>
+          </w:p>
+        </w:tc>
+      </w:tr>
+      <w:tr>
+        <w:tc>
+          <w:tcPr>
+            <w:tcW w:type="dxa" w:w="3168"/>
+            <w:shd w:fill="FFFFFF"/>
+            <w:tcMar>
+              <w:top w:w="90" w:type="dxa"/>
+              <w:bottom w:w="90" w:type="dxa"/>
+              <w:left w:w="140" w:type="dxa"/>
+              <w:right w:w="140" w:type="dxa"/>
+            </w:tcMar>
+          </w:tcPr>
+          <w:p>
+            <w:pPr>
+              <w:spacing w:after="0"/>
+            </w:pPr>
+            <w:r>
+              <w:rPr>
+                <w:rFonts w:ascii="Calibri" w:hAnsi="Calibri"/>
+                <w:color w:val="333333"/>
+                <w:sz w:val="19"/>
+              </w:rPr>
+              <w:t>referencias_lideranca_oratoria.py</w:t>
+            </w:r>
+          </w:p>
+        </w:tc>
+        <w:tc>
+          <w:tcPr>
+            <w:tcW w:type="dxa" w:w="1296"/>
+            <w:shd w:fill="FFFFFF"/>
+            <w:tcMar>
+              <w:top w:w="90" w:type="dxa"/>
+              <w:bottom w:w="90" w:type="dxa"/>
+              <w:left w:w="140" w:type="dxa"/>
+              <w:right w:w="140" w:type="dxa"/>
+            </w:tcMar>
+          </w:tcPr>
+          <w:p>
+            <w:pPr>
+              <w:spacing w:after="0"/>
+            </w:pPr>
+            <w:r>
+              <w:rPr>
+                <w:rFonts w:ascii="Calibri" w:hAnsi="Calibri"/>
+                <w:color w:val="333333"/>
+                <w:sz w:val="19"/>
+              </w:rPr>
+              <w:t>3KB</w:t>
+            </w:r>
+          </w:p>
+        </w:tc>
+        <w:tc>
+          <w:tcPr>
+            <w:tcW w:type="dxa" w:w="5616"/>
+            <w:shd w:fill="FFFFFF"/>
+            <w:tcMar>
+              <w:top w:w="90" w:type="dxa"/>
+              <w:bottom w:w="90" w:type="dxa"/>
+              <w:left w:w="140" w:type="dxa"/>
+              <w:right w:w="140" w:type="dxa"/>
+            </w:tcMar>
+          </w:tcPr>
+          <w:p>
+            <w:pPr>
+              <w:spacing w:after="0"/>
+            </w:pPr>
+            <w:r>
+              <w:rPr>
+                <w:rFonts w:ascii="Calibri" w:hAnsi="Calibri"/>
+                <w:color w:val="333333"/>
+                <w:sz w:val="19"/>
+              </w:rPr>
+              <w:t>Liderança e Oratória — técnicas de argumentação e fala</w:t>
+            </w:r>
+          </w:p>
+        </w:tc>
+      </w:tr>
+      <w:tr>
+        <w:tc>
+          <w:tcPr>
+            <w:tcW w:type="dxa" w:w="3168"/>
+            <w:shd w:fill="F9FBFD"/>
+            <w:tcMar>
+              <w:top w:w="90" w:type="dxa"/>
+              <w:bottom w:w="90" w:type="dxa"/>
+              <w:left w:w="140" w:type="dxa"/>
+              <w:right w:w="140" w:type="dxa"/>
+            </w:tcMar>
+          </w:tcPr>
+          <w:p>
+            <w:pPr>
+              <w:spacing w:after="0"/>
+            </w:pPr>
+            <w:r>
+              <w:rPr>
+                <w:rFonts w:ascii="Calibri" w:hAnsi="Calibri"/>
+                <w:color w:val="333333"/>
+                <w:sz w:val="19"/>
+              </w:rPr>
+              <w:t>referencias_biologia.py</w:t>
+            </w:r>
+          </w:p>
+        </w:tc>
+        <w:tc>
+          <w:tcPr>
+            <w:tcW w:type="dxa" w:w="1296"/>
+            <w:shd w:fill="F9FBFD"/>
+            <w:tcMar>
+              <w:top w:w="90" w:type="dxa"/>
+              <w:bottom w:w="90" w:type="dxa"/>
+              <w:left w:w="140" w:type="dxa"/>
+              <w:right w:w="140" w:type="dxa"/>
+            </w:tcMar>
+          </w:tcPr>
+          <w:p>
+            <w:pPr>
+              <w:spacing w:after="0"/>
+            </w:pPr>
+            <w:r>
+              <w:rPr>
+                <w:rFonts w:ascii="Calibri" w:hAnsi="Calibri"/>
+                <w:color w:val="333333"/>
+                <w:sz w:val="19"/>
+              </w:rPr>
+              <w:t>3KB</w:t>
+            </w:r>
+          </w:p>
+        </w:tc>
+        <w:tc>
+          <w:tcPr>
+            <w:tcW w:type="dxa" w:w="5616"/>
+            <w:shd w:fill="F9FBFD"/>
+            <w:tcMar>
+              <w:top w:w="90" w:type="dxa"/>
+              <w:bottom w:w="90" w:type="dxa"/>
+              <w:left w:w="140" w:type="dxa"/>
+              <w:right w:w="140" w:type="dxa"/>
+            </w:tcMar>
+          </w:tcPr>
+          <w:p>
+            <w:pPr>
+              <w:spacing w:after="0"/>
+            </w:pPr>
+            <w:r>
+              <w:rPr>
+                <w:rFonts w:ascii="Calibri" w:hAnsi="Calibri"/>
+                <w:color w:val="333333"/>
+                <w:sz w:val="19"/>
+              </w:rPr>
+              <w:t>Biologia — ecossistemas, genética e observação</w:t>
+            </w:r>
+          </w:p>
+        </w:tc>
+      </w:tr>
+      <w:tr>
+        <w:tc>
+          <w:tcPr>
+            <w:tcW w:type="dxa" w:w="3168"/>
+            <w:shd w:fill="FFFFFF"/>
+            <w:tcMar>
+              <w:top w:w="90" w:type="dxa"/>
+              <w:bottom w:w="90" w:type="dxa"/>
+              <w:left w:w="140" w:type="dxa"/>
+              <w:right w:w="140" w:type="dxa"/>
+            </w:tcMar>
+          </w:tcPr>
+          <w:p>
+            <w:pPr>
+              <w:spacing w:after="0"/>
+            </w:pPr>
+            <w:r>
+              <w:rPr>
+                <w:rFonts w:ascii="Calibri" w:hAnsi="Calibri"/>
+                <w:color w:val="333333"/>
+                <w:sz w:val="19"/>
+              </w:rPr>
+              <w:t>referencias_fisica.py</w:t>
+            </w:r>
+          </w:p>
+        </w:tc>
+        <w:tc>
+          <w:tcPr>
+            <w:tcW w:type="dxa" w:w="1296"/>
+            <w:shd w:fill="FFFFFF"/>
+            <w:tcMar>
+              <w:top w:w="90" w:type="dxa"/>
+              <w:bottom w:w="90" w:type="dxa"/>
+              <w:left w:w="140" w:type="dxa"/>
+              <w:right w:w="140" w:type="dxa"/>
+            </w:tcMar>
+          </w:tcPr>
+          <w:p>
+            <w:pPr>
+              <w:spacing w:after="0"/>
+            </w:pPr>
+            <w:r>
+              <w:rPr>
+                <w:rFonts w:ascii="Calibri" w:hAnsi="Calibri"/>
+                <w:color w:val="333333"/>
+                <w:sz w:val="19"/>
+              </w:rPr>
+              <w:t>3KB</w:t>
+            </w:r>
+          </w:p>
+        </w:tc>
+        <w:tc>
+          <w:tcPr>
+            <w:tcW w:type="dxa" w:w="5616"/>
+            <w:shd w:fill="FFFFFF"/>
+            <w:tcMar>
+              <w:top w:w="90" w:type="dxa"/>
+              <w:bottom w:w="90" w:type="dxa"/>
+              <w:left w:w="140" w:type="dxa"/>
+              <w:right w:w="140" w:type="dxa"/>
+            </w:tcMar>
+          </w:tcPr>
+          <w:p>
+            <w:pPr>
+              <w:spacing w:after="0"/>
+            </w:pPr>
+            <w:r>
+              <w:rPr>
+                <w:rFonts w:ascii="Calibri" w:hAnsi="Calibri"/>
+                <w:color w:val="333333"/>
+                <w:sz w:val="19"/>
+              </w:rPr>
+              <w:t>Física — conceitos e aplicações práticas</w:t>
+            </w:r>
+          </w:p>
+        </w:tc>
+      </w:tr>
+      <w:tr>
+        <w:tc>
+          <w:tcPr>
+            <w:tcW w:type="dxa" w:w="3168"/>
+            <w:shd w:fill="F9FBFD"/>
+            <w:tcMar>
+              <w:top w:w="90" w:type="dxa"/>
+              <w:bottom w:w="90" w:type="dxa"/>
+              <w:left w:w="140" w:type="dxa"/>
+              <w:right w:w="140" w:type="dxa"/>
+            </w:tcMar>
+          </w:tcPr>
+          <w:p>
+            <w:pPr>
+              <w:spacing w:after="0"/>
+            </w:pPr>
+            <w:r>
+              <w:rPr>
+                <w:rFonts w:ascii="Calibri" w:hAnsi="Calibri"/>
+                <w:color w:val="333333"/>
+                <w:sz w:val="19"/>
+              </w:rPr>
+              <w:t>referencias_geografia.py</w:t>
+            </w:r>
+          </w:p>
+        </w:tc>
+        <w:tc>
+          <w:tcPr>
+            <w:tcW w:type="dxa" w:w="1296"/>
+            <w:shd w:fill="F9FBFD"/>
+            <w:tcMar>
+              <w:top w:w="90" w:type="dxa"/>
+              <w:bottom w:w="90" w:type="dxa"/>
+              <w:left w:w="140" w:type="dxa"/>
+              <w:right w:w="140" w:type="dxa"/>
+            </w:tcMar>
+          </w:tcPr>
+          <w:p>
+            <w:pPr>
+              <w:spacing w:after="0"/>
+            </w:pPr>
+            <w:r>
+              <w:rPr>
+                <w:rFonts w:ascii="Calibri" w:hAnsi="Calibri"/>
+                <w:color w:val="333333"/>
+                <w:sz w:val="19"/>
+              </w:rPr>
+              <w:t>3KB</w:t>
+            </w:r>
+          </w:p>
+        </w:tc>
+        <w:tc>
+          <w:tcPr>
+            <w:tcW w:type="dxa" w:w="5616"/>
+            <w:shd w:fill="F9FBFD"/>
+            <w:tcMar>
+              <w:top w:w="90" w:type="dxa"/>
+              <w:bottom w:w="90" w:type="dxa"/>
+              <w:left w:w="140" w:type="dxa"/>
+              <w:right w:w="140" w:type="dxa"/>
+            </w:tcMar>
+          </w:tcPr>
+          <w:p>
+            <w:pPr>
+              <w:spacing w:after="0"/>
+            </w:pPr>
+            <w:r>
+              <w:rPr>
+                <w:rFonts w:ascii="Calibri" w:hAnsi="Calibri"/>
+                <w:color w:val="333333"/>
+                <w:sz w:val="19"/>
+              </w:rPr>
+              <w:t>Geografia — cartografia e análise espacial</w:t>
+            </w:r>
+          </w:p>
+        </w:tc>
+      </w:tr>
+      <w:tr>
+        <w:tc>
+          <w:tcPr>
+            <w:tcW w:type="dxa" w:w="3168"/>
+            <w:shd w:fill="FFFFFF"/>
+            <w:tcMar>
+              <w:top w:w="90" w:type="dxa"/>
+              <w:bottom w:w="90" w:type="dxa"/>
+              <w:left w:w="140" w:type="dxa"/>
+              <w:right w:w="140" w:type="dxa"/>
+            </w:tcMar>
+          </w:tcPr>
+          <w:p>
+            <w:pPr>
+              <w:spacing w:after="0"/>
+            </w:pPr>
+            <w:r>
+              <w:rPr>
+                <w:rFonts w:ascii="Calibri" w:hAnsi="Calibri"/>
+                <w:color w:val="333333"/>
+                <w:sz w:val="19"/>
+              </w:rPr>
+              <w:t>referencias_projeto_vida.py</w:t>
+            </w:r>
+          </w:p>
+        </w:tc>
+        <w:tc>
+          <w:tcPr>
+            <w:tcW w:type="dxa" w:w="1296"/>
+            <w:shd w:fill="FFFFFF"/>
+            <w:tcMar>
+              <w:top w:w="90" w:type="dxa"/>
+              <w:bottom w:w="90" w:type="dxa"/>
+              <w:left w:w="140" w:type="dxa"/>
+              <w:right w:w="140" w:type="dxa"/>
+            </w:tcMar>
+          </w:tcPr>
+          <w:p>
+            <w:pPr>
+              <w:spacing w:after="0"/>
+            </w:pPr>
+            <w:r>
+              <w:rPr>
+                <w:rFonts w:ascii="Calibri" w:hAnsi="Calibri"/>
+                <w:color w:val="333333"/>
+                <w:sz w:val="19"/>
+              </w:rPr>
+              <w:t>3KB</w:t>
+            </w:r>
+          </w:p>
+        </w:tc>
+        <w:tc>
+          <w:tcPr>
+            <w:tcW w:type="dxa" w:w="5616"/>
+            <w:shd w:fill="FFFFFF"/>
+            <w:tcMar>
+              <w:top w:w="90" w:type="dxa"/>
+              <w:bottom w:w="90" w:type="dxa"/>
+              <w:left w:w="140" w:type="dxa"/>
+              <w:right w:w="140" w:type="dxa"/>
+            </w:tcMar>
+          </w:tcPr>
+          <w:p>
+            <w:pPr>
+              <w:spacing w:after="0"/>
+            </w:pPr>
+            <w:r>
+              <w:rPr>
+                <w:rFonts w:ascii="Calibri" w:hAnsi="Calibri"/>
+                <w:color w:val="333333"/>
+                <w:sz w:val="19"/>
+              </w:rPr>
+              <w:t>Projeto de Vida — metas e planejamento de futuro</w:t>
+            </w:r>
+          </w:p>
+        </w:tc>
+      </w:tr>
+      <w:tr>
+        <w:tc>
+          <w:tcPr>
+            <w:tcW w:type="dxa" w:w="3168"/>
+            <w:shd w:fill="F9FBFD"/>
+            <w:tcMar>
+              <w:top w:w="90" w:type="dxa"/>
+              <w:bottom w:w="90" w:type="dxa"/>
+              <w:left w:w="140" w:type="dxa"/>
+              <w:right w:w="140" w:type="dxa"/>
+            </w:tcMar>
+          </w:tcPr>
+          <w:p>
+            <w:pPr>
+              <w:spacing w:after="0"/>
+            </w:pPr>
+            <w:r>
+              <w:rPr>
+                <w:rFonts w:ascii="Calibri" w:hAnsi="Calibri"/>
+                <w:color w:val="333333"/>
+                <w:sz w:val="19"/>
+              </w:rPr>
+              <w:t>referencias_arte.py</w:t>
+            </w:r>
+          </w:p>
+        </w:tc>
+        <w:tc>
+          <w:tcPr>
+            <w:tcW w:type="dxa" w:w="1296"/>
+            <w:shd w:fill="F9FBFD"/>
+            <w:tcMar>
+              <w:top w:w="90" w:type="dxa"/>
+              <w:bottom w:w="90" w:type="dxa"/>
+              <w:left w:w="140" w:type="dxa"/>
+              <w:right w:w="140" w:type="dxa"/>
+            </w:tcMar>
+          </w:tcPr>
+          <w:p>
+            <w:pPr>
+              <w:spacing w:after="0"/>
+            </w:pPr>
+            <w:r>
+              <w:rPr>
+                <w:rFonts w:ascii="Calibri" w:hAnsi="Calibri"/>
+                <w:color w:val="333333"/>
+                <w:sz w:val="19"/>
+              </w:rPr>
+              <w:t>3KB</w:t>
+            </w:r>
+          </w:p>
+        </w:tc>
+        <w:tc>
+          <w:tcPr>
+            <w:tcW w:type="dxa" w:w="5616"/>
+            <w:shd w:fill="F9FBFD"/>
+            <w:tcMar>
+              <w:top w:w="90" w:type="dxa"/>
+              <w:bottom w:w="90" w:type="dxa"/>
+              <w:left w:w="140" w:type="dxa"/>
+              <w:right w:w="140" w:type="dxa"/>
+            </w:tcMar>
+          </w:tcPr>
+          <w:p>
+            <w:pPr>
+              <w:spacing w:after="0"/>
+            </w:pPr>
+            <w:r>
+              <w:rPr>
+                <w:rFonts w:ascii="Calibri" w:hAnsi="Calibri"/>
+                <w:color w:val="333333"/>
+                <w:sz w:val="19"/>
+              </w:rPr>
+              <w:t>Arte — patrimônio cultural e linguagens visuais</w:t>
+            </w:r>
+          </w:p>
+        </w:tc>
+      </w:tr>
+      <w:tr>
+        <w:tc>
+          <w:tcPr>
+            <w:tcW w:type="dxa" w:w="3168"/>
+            <w:shd w:fill="FFFFFF"/>
+            <w:tcMar>
+              <w:top w:w="90" w:type="dxa"/>
+              <w:bottom w:w="90" w:type="dxa"/>
+              <w:left w:w="140" w:type="dxa"/>
+              <w:right w:w="140" w:type="dxa"/>
+            </w:tcMar>
+          </w:tcPr>
+          <w:p>
+            <w:pPr>
+              <w:spacing w:after="0"/>
+            </w:pPr>
+            <w:r>
+              <w:rPr>
+                <w:rFonts w:ascii="Calibri" w:hAnsi="Calibri"/>
+                <w:color w:val="333333"/>
+                <w:sz w:val="19"/>
               </w:rPr>
               <w:t>referencias_base.py</w:t>
             </w:r>
@@ -1556,12 +3976,24 @@
         </w:tc>
         <w:tc>
           <w:tcPr>
-            <w:tcW w:type="dxa" w:w="2880"/>
+            <w:tcW w:type="dxa" w:w="1296"/>
+            <w:shd w:fill="FFFFFF"/>
+            <w:tcMar>
+              <w:top w:w="90" w:type="dxa"/>
+              <w:bottom w:w="90" w:type="dxa"/>
+              <w:left w:w="140" w:type="dxa"/>
+              <w:right w:w="140" w:type="dxa"/>
+            </w:tcMar>
           </w:tcPr>
           <w:p>
+            <w:pPr>
+              <w:spacing w:after="0"/>
+            </w:pPr>
             <w:r>
               <w:rPr>
-                <w:sz w:val="20"/>
+                <w:rFonts w:ascii="Calibri" w:hAnsi="Calibri"/>
+                <w:color w:val="333333"/>
+                <w:sz w:val="19"/>
               </w:rPr>
               <w:t>10KB</w:t>
             </w:r>
@@ -1569,629 +4001,26 @@
         </w:tc>
         <w:tc>
           <w:tcPr>
-            <w:tcW w:type="dxa" w:w="2880"/>
+            <w:tcW w:type="dxa" w:w="5616"/>
+            <w:shd w:fill="FFFFFF"/>
+            <w:tcMar>
+              <w:top w:w="90" w:type="dxa"/>
+              <w:bottom w:w="90" w:type="dxa"/>
+              <w:left w:w="140" w:type="dxa"/>
+              <w:right w:w="140" w:type="dxa"/>
+            </w:tcMar>
           </w:tcPr>
           <w:p>
+            <w:pPr>
+              <w:spacing w:after="0"/>
+            </w:pPr>
             <w:r>
               <w:rPr>
-                <w:sz w:val="20"/>
+                <w:rFonts w:ascii="Calibri" w:hAnsi="Calibri"/>
+                <w:color w:val="333333"/>
+                <w:sz w:val="19"/>
               </w:rPr>
-              <w:t>Classe base abstrata</w:t>
-            </w:r>
-          </w:p>
-        </w:tc>
-      </w:tr>
-      <w:tr>
-        <w:tc>
-          <w:tcPr>
-            <w:tcW w:type="dxa" w:w="2880"/>
-          </w:tcPr>
-          <w:p>
-            <w:r>
-              <w:rPr>
-                <w:sz w:val="20"/>
-              </w:rPr>
-              <w:t>referencias_historia.py</w:t>
-            </w:r>
-          </w:p>
-        </w:tc>
-        <w:tc>
-          <w:tcPr>
-            <w:tcW w:type="dxa" w:w="2880"/>
-          </w:tcPr>
-          <w:p>
-            <w:r>
-              <w:rPr>
-                <w:sz w:val="20"/>
-              </w:rPr>
-              <w:t>13KB</w:t>
-            </w:r>
-          </w:p>
-        </w:tc>
-        <w:tc>
-          <w:tcPr>
-            <w:tcW w:type="dxa" w:w="2880"/>
-          </w:tcPr>
-          <w:p>
-            <w:r>
-              <w:rPr>
-                <w:sz w:val="20"/>
-              </w:rPr>
-              <w:t>História (maior, mais complexo)</w:t>
-            </w:r>
-          </w:p>
-        </w:tc>
-      </w:tr>
-      <w:tr>
-        <w:tc>
-          <w:tcPr>
-            <w:tcW w:type="dxa" w:w="2880"/>
-          </w:tcPr>
-          <w:p>
-            <w:r>
-              <w:rPr>
-                <w:sz w:val="20"/>
-              </w:rPr>
-              <w:t>referencias_portugues.py</w:t>
-            </w:r>
-          </w:p>
-        </w:tc>
-        <w:tc>
-          <w:tcPr>
-            <w:tcW w:type="dxa" w:w="2880"/>
-          </w:tcPr>
-          <w:p>
-            <w:r>
-              <w:rPr>
-                <w:sz w:val="20"/>
-              </w:rPr>
-              <w:t>10KB</w:t>
-            </w:r>
-          </w:p>
-        </w:tc>
-        <w:tc>
-          <w:tcPr>
-            <w:tcW w:type="dxa" w:w="2880"/>
-          </w:tcPr>
-          <w:p>
-            <w:r>
-              <w:rPr>
-                <w:sz w:val="20"/>
-              </w:rPr>
-              <w:t>Língua Portuguesa</w:t>
-            </w:r>
-          </w:p>
-        </w:tc>
-      </w:tr>
-      <w:tr>
-        <w:tc>
-          <w:tcPr>
-            <w:tcW w:type="dxa" w:w="2880"/>
-          </w:tcPr>
-          <w:p>
-            <w:r>
-              <w:rPr>
-                <w:sz w:val="20"/>
-              </w:rPr>
-              <w:t>referencias_orientacao_estudos.py</w:t>
-            </w:r>
-          </w:p>
-        </w:tc>
-        <w:tc>
-          <w:tcPr>
-            <w:tcW w:type="dxa" w:w="2880"/>
-          </w:tcPr>
-          <w:p>
-            <w:r>
-              <w:rPr>
-                <w:sz w:val="20"/>
-              </w:rPr>
-              <w:t>8KB</w:t>
-            </w:r>
-          </w:p>
-        </w:tc>
-        <w:tc>
-          <w:tcPr>
-            <w:tcW w:type="dxa" w:w="2880"/>
-          </w:tcPr>
-          <w:p>
-            <w:r>
-              <w:rPr>
-                <w:sz w:val="20"/>
-              </w:rPr>
-              <w:t>Orientação de Estudos</w:t>
-            </w:r>
-          </w:p>
-        </w:tc>
-      </w:tr>
-      <w:tr>
-        <w:tc>
-          <w:tcPr>
-            <w:tcW w:type="dxa" w:w="2880"/>
-          </w:tcPr>
-          <w:p>
-            <w:r>
-              <w:rPr>
-                <w:sz w:val="20"/>
-              </w:rPr>
-              <w:t>referencias_docx_padrao.py</w:t>
-            </w:r>
-          </w:p>
-        </w:tc>
-        <w:tc>
-          <w:tcPr>
-            <w:tcW w:type="dxa" w:w="2880"/>
-          </w:tcPr>
-          <w:p>
-            <w:r>
-              <w:rPr>
-                <w:sz w:val="20"/>
-              </w:rPr>
-              <w:t>9KB</w:t>
-            </w:r>
-          </w:p>
-        </w:tc>
-        <w:tc>
-          <w:tcPr>
-            <w:tcW w:type="dxa" w:w="2880"/>
-          </w:tcPr>
-          <w:p>
-            <w:r>
-              <w:rPr>
-                <w:sz w:val="20"/>
-              </w:rPr>
-              <w:t>Leitor de DOCX de referência</w:t>
-            </w:r>
-          </w:p>
-        </w:tc>
-      </w:tr>
-      <w:tr>
-        <w:tc>
-          <w:tcPr>
-            <w:tcW w:type="dxa" w:w="2880"/>
-          </w:tcPr>
-          <w:p>
-            <w:r>
-              <w:rPr>
-                <w:sz w:val="20"/>
-              </w:rPr>
-              <w:t>referencias_cdp_contextual.py</w:t>
-            </w:r>
-          </w:p>
-        </w:tc>
-        <w:tc>
-          <w:tcPr>
-            <w:tcW w:type="dxa" w:w="2880"/>
-          </w:tcPr>
-          <w:p>
-            <w:r>
-              <w:rPr>
-                <w:sz w:val="20"/>
-              </w:rPr>
-              <w:t>12KB</w:t>
-            </w:r>
-          </w:p>
-        </w:tc>
-        <w:tc>
-          <w:tcPr>
-            <w:tcW w:type="dxa" w:w="2880"/>
-          </w:tcPr>
-          <w:p>
-            <w:r>
-              <w:rPr>
-                <w:sz w:val="20"/>
-              </w:rPr>
-              <w:t>CDP Contextual</w:t>
-            </w:r>
-          </w:p>
-        </w:tc>
-      </w:tr>
-      <w:tr>
-        <w:tc>
-          <w:tcPr>
-            <w:tcW w:type="dxa" w:w="2880"/>
-          </w:tcPr>
-          <w:p>
-            <w:r>
-              <w:rPr>
-                <w:sz w:val="20"/>
-              </w:rPr>
-              <w:t>referencias_ciencias.py</w:t>
-            </w:r>
-          </w:p>
-        </w:tc>
-        <w:tc>
-          <w:tcPr>
-            <w:tcW w:type="dxa" w:w="2880"/>
-          </w:tcPr>
-          <w:p>
-            <w:r>
-              <w:rPr>
-                <w:sz w:val="20"/>
-              </w:rPr>
-              <w:t>6KB</w:t>
-            </w:r>
-          </w:p>
-        </w:tc>
-        <w:tc>
-          <w:tcPr>
-            <w:tcW w:type="dxa" w:w="2880"/>
-          </w:tcPr>
-          <w:p>
-            <w:r>
-              <w:rPr>
-                <w:sz w:val="20"/>
-              </w:rPr>
-              <w:t>Ciências</w:t>
-            </w:r>
-          </w:p>
-        </w:tc>
-      </w:tr>
-      <w:tr>
-        <w:tc>
-          <w:tcPr>
-            <w:tcW w:type="dxa" w:w="2880"/>
-          </w:tcPr>
-          <w:p>
-            <w:r>
-              <w:rPr>
-                <w:sz w:val="20"/>
-              </w:rPr>
-              <w:t>referencias_matematica.py</w:t>
-            </w:r>
-          </w:p>
-        </w:tc>
-        <w:tc>
-          <w:tcPr>
-            <w:tcW w:type="dxa" w:w="2880"/>
-          </w:tcPr>
-          <w:p>
-            <w:r>
-              <w:rPr>
-                <w:sz w:val="20"/>
-              </w:rPr>
-              <w:t>4KB</w:t>
-            </w:r>
-          </w:p>
-        </w:tc>
-        <w:tc>
-          <w:tcPr>
-            <w:tcW w:type="dxa" w:w="2880"/>
-          </w:tcPr>
-          <w:p>
-            <w:r>
-              <w:rPr>
-                <w:sz w:val="20"/>
-              </w:rPr>
-              <w:t>Matemática</w:t>
-            </w:r>
-          </w:p>
-        </w:tc>
-      </w:tr>
-      <w:tr>
-        <w:tc>
-          <w:tcPr>
-            <w:tcW w:type="dxa" w:w="2880"/>
-          </w:tcPr>
-          <w:p>
-            <w:r>
-              <w:rPr>
-                <w:sz w:val="20"/>
-              </w:rPr>
-              <w:t>referencias_lingua_inglesa.py</w:t>
-            </w:r>
-          </w:p>
-        </w:tc>
-        <w:tc>
-          <w:tcPr>
-            <w:tcW w:type="dxa" w:w="2880"/>
-          </w:tcPr>
-          <w:p>
-            <w:r>
-              <w:rPr>
-                <w:sz w:val="20"/>
-              </w:rPr>
-              <w:t>3KB</w:t>
-            </w:r>
-          </w:p>
-        </w:tc>
-        <w:tc>
-          <w:tcPr>
-            <w:tcW w:type="dxa" w:w="2880"/>
-          </w:tcPr>
-          <w:p>
-            <w:r>
-              <w:rPr>
-                <w:sz w:val="20"/>
-              </w:rPr>
-              <w:t>Língua Inglesa</w:t>
-            </w:r>
-          </w:p>
-        </w:tc>
-      </w:tr>
-      <w:tr>
-        <w:tc>
-          <w:tcPr>
-            <w:tcW w:type="dxa" w:w="2880"/>
-          </w:tcPr>
-          <w:p>
-            <w:r>
-              <w:rPr>
-                <w:sz w:val="20"/>
-              </w:rPr>
-              <w:t>referencias_educacao_financeira.py</w:t>
-            </w:r>
-          </w:p>
-        </w:tc>
-        <w:tc>
-          <w:tcPr>
-            <w:tcW w:type="dxa" w:w="2880"/>
-          </w:tcPr>
-          <w:p>
-            <w:r>
-              <w:rPr>
-                <w:sz w:val="20"/>
-              </w:rPr>
-              <w:t>3KB</w:t>
-            </w:r>
-          </w:p>
-        </w:tc>
-        <w:tc>
-          <w:tcPr>
-            <w:tcW w:type="dxa" w:w="2880"/>
-          </w:tcPr>
-          <w:p>
-            <w:r>
-              <w:rPr>
-                <w:sz w:val="20"/>
-              </w:rPr>
-              <w:t>Educação Financeira</w:t>
-            </w:r>
-          </w:p>
-        </w:tc>
-      </w:tr>
-      <w:tr>
-        <w:tc>
-          <w:tcPr>
-            <w:tcW w:type="dxa" w:w="2880"/>
-          </w:tcPr>
-          <w:p>
-            <w:r>
-              <w:rPr>
-                <w:sz w:val="20"/>
-              </w:rPr>
-              <w:t>referencias_lideranca_oratoria.py</w:t>
-            </w:r>
-          </w:p>
-        </w:tc>
-        <w:tc>
-          <w:tcPr>
-            <w:tcW w:type="dxa" w:w="2880"/>
-          </w:tcPr>
-          <w:p>
-            <w:r>
-              <w:rPr>
-                <w:sz w:val="20"/>
-              </w:rPr>
-              <w:t>3KB</w:t>
-            </w:r>
-          </w:p>
-        </w:tc>
-        <w:tc>
-          <w:tcPr>
-            <w:tcW w:type="dxa" w:w="2880"/>
-          </w:tcPr>
-          <w:p>
-            <w:r>
-              <w:rPr>
-                <w:sz w:val="20"/>
-              </w:rPr>
-              <w:t>Liderança e Oratória</w:t>
-            </w:r>
-          </w:p>
-        </w:tc>
-      </w:tr>
-      <w:tr>
-        <w:tc>
-          <w:tcPr>
-            <w:tcW w:type="dxa" w:w="2880"/>
-          </w:tcPr>
-          <w:p>
-            <w:r>
-              <w:rPr>
-                <w:sz w:val="20"/>
-              </w:rPr>
-              <w:t>referencias_biologia.py</w:t>
-            </w:r>
-          </w:p>
-        </w:tc>
-        <w:tc>
-          <w:tcPr>
-            <w:tcW w:type="dxa" w:w="2880"/>
-          </w:tcPr>
-          <w:p>
-            <w:r>
-              <w:rPr>
-                <w:sz w:val="20"/>
-              </w:rPr>
-              <w:t>3KB</w:t>
-            </w:r>
-          </w:p>
-        </w:tc>
-        <w:tc>
-          <w:tcPr>
-            <w:tcW w:type="dxa" w:w="2880"/>
-          </w:tcPr>
-          <w:p>
-            <w:r>
-              <w:rPr>
-                <w:sz w:val="20"/>
-              </w:rPr>
-              <w:t>Biologia</w:t>
-            </w:r>
-          </w:p>
-        </w:tc>
-      </w:tr>
-      <w:tr>
-        <w:tc>
-          <w:tcPr>
-            <w:tcW w:type="dxa" w:w="2880"/>
-          </w:tcPr>
-          <w:p>
-            <w:r>
-              <w:rPr>
-                <w:sz w:val="20"/>
-              </w:rPr>
-              <w:t>referencias_fisica.py</w:t>
-            </w:r>
-          </w:p>
-        </w:tc>
-        <w:tc>
-          <w:tcPr>
-            <w:tcW w:type="dxa" w:w="2880"/>
-          </w:tcPr>
-          <w:p>
-            <w:r>
-              <w:rPr>
-                <w:sz w:val="20"/>
-              </w:rPr>
-              <w:t>3KB</w:t>
-            </w:r>
-          </w:p>
-        </w:tc>
-        <w:tc>
-          <w:tcPr>
-            <w:tcW w:type="dxa" w:w="2880"/>
-          </w:tcPr>
-          <w:p>
-            <w:r>
-              <w:rPr>
-                <w:sz w:val="20"/>
-              </w:rPr>
-              <w:t>Física</w:t>
-            </w:r>
-          </w:p>
-        </w:tc>
-      </w:tr>
-      <w:tr>
-        <w:tc>
-          <w:tcPr>
-            <w:tcW w:type="dxa" w:w="2880"/>
-          </w:tcPr>
-          <w:p>
-            <w:r>
-              <w:rPr>
-                <w:sz w:val="20"/>
-              </w:rPr>
-              <w:t>referencias_geografia.py</w:t>
-            </w:r>
-          </w:p>
-        </w:tc>
-        <w:tc>
-          <w:tcPr>
-            <w:tcW w:type="dxa" w:w="2880"/>
-          </w:tcPr>
-          <w:p>
-            <w:r>
-              <w:rPr>
-                <w:sz w:val="20"/>
-              </w:rPr>
-              <w:t>3KB</w:t>
-            </w:r>
-          </w:p>
-        </w:tc>
-        <w:tc>
-          <w:tcPr>
-            <w:tcW w:type="dxa" w:w="2880"/>
-          </w:tcPr>
-          <w:p>
-            <w:r>
-              <w:rPr>
-                <w:sz w:val="20"/>
-              </w:rPr>
-              <w:t>Geografia</w:t>
-            </w:r>
-          </w:p>
-        </w:tc>
-      </w:tr>
-      <w:tr>
-        <w:tc>
-          <w:tcPr>
-            <w:tcW w:type="dxa" w:w="2880"/>
-          </w:tcPr>
-          <w:p>
-            <w:r>
-              <w:rPr>
-                <w:sz w:val="20"/>
-              </w:rPr>
-              <w:t>referencias_projeto_vida.py</w:t>
-            </w:r>
-          </w:p>
-        </w:tc>
-        <w:tc>
-          <w:tcPr>
-            <w:tcW w:type="dxa" w:w="2880"/>
-          </w:tcPr>
-          <w:p>
-            <w:r>
-              <w:rPr>
-                <w:sz w:val="20"/>
-              </w:rPr>
-              <w:t>3KB</w:t>
-            </w:r>
-          </w:p>
-        </w:tc>
-        <w:tc>
-          <w:tcPr>
-            <w:tcW w:type="dxa" w:w="2880"/>
-          </w:tcPr>
-          <w:p>
-            <w:r>
-              <w:rPr>
-                <w:sz w:val="20"/>
-              </w:rPr>
-              <w:t>Projeto de Vida</w:t>
-            </w:r>
-          </w:p>
-        </w:tc>
-      </w:tr>
-      <w:tr>
-        <w:tc>
-          <w:tcPr>
-            <w:tcW w:type="dxa" w:w="2880"/>
-          </w:tcPr>
-          <w:p>
-            <w:r>
-              <w:rPr>
-                <w:sz w:val="20"/>
-              </w:rPr>
-              <w:t>referencias_arte.py</w:t>
-            </w:r>
-          </w:p>
-        </w:tc>
-        <w:tc>
-          <w:tcPr>
-            <w:tcW w:type="dxa" w:w="2880"/>
-          </w:tcPr>
-          <w:p>
-            <w:r>
-              <w:rPr>
-                <w:sz w:val="20"/>
-              </w:rPr>
-              <w:t>3KB</w:t>
-            </w:r>
-          </w:p>
-        </w:tc>
-        <w:tc>
-          <w:tcPr>
-            <w:tcW w:type="dxa" w:w="2880"/>
-          </w:tcPr>
-          <w:p>
-            <w:r>
-              <w:rPr>
-                <w:sz w:val="20"/>
-              </w:rPr>
-              <w:t>Arte</w:t>
+              <w:t>Classe base abstrata para novos motores de referência</w:t>
             </w:r>
           </w:p>
         </w:tc>
@@ -2199,10 +4028,22 @@
     </w:tbl>
     <w:p>
       <w:pPr>
-        <w:pStyle w:val="Heading2"/>
+        <w:spacing w:after="160"/>
+      </w:pPr>
+    </w:p>
+    <w:p>
+      <w:pPr>
+        <w:keepNext/>
+        <w:spacing w:before="280" w:after="120"/>
       </w:pPr>
       <w:r>
-        <w:t>2.7 Disciplinas e Configuração</w:t>
+        <w:rPr>
+          <w:rFonts w:ascii="Calibri" w:hAnsi="Calibri"/>
+          <w:b/>
+          <w:color w:val="2B547E"/>
+          <w:sz w:val="26"/>
+        </w:rPr>
+        <w:t>2.7 Disciplinas, Rotas e Configuração</w:t>
       </w:r>
     </w:p>
     <w:tbl>
@@ -2213,19 +4054,32 @@
         <w:tblLook w:firstColumn="1" w:firstRow="1" w:lastColumn="0" w:lastRow="0" w:noHBand="0" w:noVBand="1" w:val="04A0"/>
       </w:tblPr>
       <w:tblGrid>
-        <w:gridCol w:w="2880"/>
-        <w:gridCol w:w="2880"/>
-        <w:gridCol w:w="2880"/>
+        <w:gridCol w:w="3312"/>
+        <w:gridCol w:w="3312"/>
+        <w:gridCol w:w="3312"/>
       </w:tblGrid>
       <w:tr>
         <w:tc>
           <w:tcPr>
-            <w:tcW w:type="dxa" w:w="2880"/>
+            <w:tcW w:type="dxa" w:w="2592"/>
+            <w:shd w:fill="1B365D"/>
+            <w:tcMar>
+              <w:top w:w="120" w:type="dxa"/>
+              <w:bottom w:w="120" w:type="dxa"/>
+              <w:left w:w="140" w:type="dxa"/>
+              <w:right w:w="140" w:type="dxa"/>
+            </w:tcMar>
           </w:tcPr>
           <w:p>
+            <w:pPr>
+              <w:spacing w:after="0"/>
+              <w:jc w:val="left"/>
+            </w:pPr>
             <w:r>
               <w:rPr>
+                <w:rFonts w:ascii="Calibri" w:hAnsi="Calibri"/>
                 <w:b/>
+                <w:color w:val="FFFFFF"/>
                 <w:sz w:val="20"/>
               </w:rPr>
               <w:t>Arquivo</w:t>
@@ -2234,12 +4088,25 @@
         </w:tc>
         <w:tc>
           <w:tcPr>
-            <w:tcW w:type="dxa" w:w="2880"/>
+            <w:tcW w:type="dxa" w:w="1440"/>
+            <w:shd w:fill="1B365D"/>
+            <w:tcMar>
+              <w:top w:w="120" w:type="dxa"/>
+              <w:bottom w:w="120" w:type="dxa"/>
+              <w:left w:w="140" w:type="dxa"/>
+              <w:right w:w="140" w:type="dxa"/>
+            </w:tcMar>
           </w:tcPr>
           <w:p>
+            <w:pPr>
+              <w:spacing w:after="0"/>
+              <w:jc w:val="left"/>
+            </w:pPr>
             <w:r>
               <w:rPr>
+                <w:rFonts w:ascii="Calibri" w:hAnsi="Calibri"/>
                 <w:b/>
+                <w:color w:val="FFFFFF"/>
                 <w:sz w:val="20"/>
               </w:rPr>
               <w:t>Tamanho</w:t>
@@ -2248,15 +4115,28 @@
         </w:tc>
         <w:tc>
           <w:tcPr>
-            <w:tcW w:type="dxa" w:w="2880"/>
+            <w:tcW w:type="dxa" w:w="6048"/>
+            <w:shd w:fill="1B365D"/>
+            <w:tcMar>
+              <w:top w:w="120" w:type="dxa"/>
+              <w:bottom w:w="120" w:type="dxa"/>
+              <w:left w:w="140" w:type="dxa"/>
+              <w:right w:w="140" w:type="dxa"/>
+            </w:tcMar>
           </w:tcPr>
           <w:p>
+            <w:pPr>
+              <w:spacing w:after="0"/>
+              <w:jc w:val="left"/>
+            </w:pPr>
             <w:r>
               <w:rPr>
+                <w:rFonts w:ascii="Calibri" w:hAnsi="Calibri"/>
                 <w:b/>
+                <w:color w:val="FFFFFF"/>
                 <w:sz w:val="20"/>
               </w:rPr>
-              <w:t>Função</w:t>
+              <w:t>Função Principal</w:t>
             </w:r>
           </w:p>
         </w:tc>
@@ -2264,12 +4144,24 @@
       <w:tr>
         <w:tc>
           <w:tcPr>
-            <w:tcW w:type="dxa" w:w="2880"/>
+            <w:tcW w:type="dxa" w:w="2592"/>
+            <w:shd w:fill="FFFFFF"/>
+            <w:tcMar>
+              <w:top w:w="90" w:type="dxa"/>
+              <w:bottom w:w="90" w:type="dxa"/>
+              <w:left w:w="140" w:type="dxa"/>
+              <w:right w:w="140" w:type="dxa"/>
+            </w:tcMar>
           </w:tcPr>
           <w:p>
+            <w:pPr>
+              <w:spacing w:after="0"/>
+            </w:pPr>
             <w:r>
               <w:rPr>
-                <w:sz w:val="20"/>
+                <w:rFonts w:ascii="Calibri" w:hAnsi="Calibri"/>
+                <w:color w:val="333333"/>
+                <w:sz w:val="19"/>
               </w:rPr>
               <w:t>disciplinas.py</w:t>
             </w:r>
@@ -2277,12 +4169,178 @@
         </w:tc>
         <w:tc>
           <w:tcPr>
-            <w:tcW w:type="dxa" w:w="2880"/>
+            <w:tcW w:type="dxa" w:w="1440"/>
+            <w:shd w:fill="FFFFFF"/>
+            <w:tcMar>
+              <w:top w:w="90" w:type="dxa"/>
+              <w:bottom w:w="90" w:type="dxa"/>
+              <w:left w:w="140" w:type="dxa"/>
+              <w:right w:w="140" w:type="dxa"/>
+            </w:tcMar>
           </w:tcPr>
           <w:p>
+            <w:pPr>
+              <w:spacing w:after="0"/>
+            </w:pPr>
             <w:r>
               <w:rPr>
-                <w:sz w:val="20"/>
+                <w:rFonts w:ascii="Calibri" w:hAnsi="Calibri"/>
+                <w:color w:val="333333"/>
+                <w:sz w:val="19"/>
+              </w:rPr>
+              <w:t>5KB</w:t>
+            </w:r>
+          </w:p>
+        </w:tc>
+        <w:tc>
+          <w:tcPr>
+            <w:tcW w:type="dxa" w:w="6048"/>
+            <w:shd w:fill="FFFFFF"/>
+            <w:tcMar>
+              <w:top w:w="90" w:type="dxa"/>
+              <w:bottom w:w="90" w:type="dxa"/>
+              <w:left w:w="140" w:type="dxa"/>
+              <w:right w:w="140" w:type="dxa"/>
+            </w:tcMar>
+          </w:tcPr>
+          <w:p>
+            <w:pPr>
+              <w:spacing w:after="0"/>
+            </w:pPr>
+            <w:r>
+              <w:rPr>
+                <w:rFonts w:ascii="Calibri" w:hAnsi="Calibri"/>
+                <w:color w:val="333333"/>
+                <w:sz w:val="19"/>
+              </w:rPr>
+              <w:t>Catálogo com as 28 disciplinas oficiais (incluindo as 8 padronizadas do CDP) e turmas C, H, J, E</w:t>
+            </w:r>
+          </w:p>
+        </w:tc>
+      </w:tr>
+      <w:tr>
+        <w:tc>
+          <w:tcPr>
+            <w:tcW w:type="dxa" w:w="2592"/>
+            <w:shd w:fill="F9FBFD"/>
+            <w:tcMar>
+              <w:top w:w="90" w:type="dxa"/>
+              <w:bottom w:w="90" w:type="dxa"/>
+              <w:left w:w="140" w:type="dxa"/>
+              <w:right w:w="140" w:type="dxa"/>
+            </w:tcMar>
+          </w:tcPr>
+          <w:p>
+            <w:pPr>
+              <w:spacing w:after="0"/>
+            </w:pPr>
+            <w:r>
+              <w:rPr>
+                <w:rFonts w:ascii="Calibri" w:hAnsi="Calibri"/>
+                <w:color w:val="333333"/>
+                <w:sz w:val="19"/>
+              </w:rPr>
+              <w:t>helpers.py</w:t>
+            </w:r>
+          </w:p>
+        </w:tc>
+        <w:tc>
+          <w:tcPr>
+            <w:tcW w:type="dxa" w:w="1440"/>
+            <w:shd w:fill="F9FBFD"/>
+            <w:tcMar>
+              <w:top w:w="90" w:type="dxa"/>
+              <w:bottom w:w="90" w:type="dxa"/>
+              <w:left w:w="140" w:type="dxa"/>
+              <w:right w:w="140" w:type="dxa"/>
+            </w:tcMar>
+          </w:tcPr>
+          <w:p>
+            <w:pPr>
+              <w:spacing w:after="0"/>
+            </w:pPr>
+            <w:r>
+              <w:rPr>
+                <w:rFonts w:ascii="Calibri" w:hAnsi="Calibri"/>
+                <w:color w:val="333333"/>
+                <w:sz w:val="19"/>
+              </w:rPr>
+              <w:t>40KB</w:t>
+            </w:r>
+          </w:p>
+        </w:tc>
+        <w:tc>
+          <w:tcPr>
+            <w:tcW w:type="dxa" w:w="6048"/>
+            <w:shd w:fill="F9FBFD"/>
+            <w:tcMar>
+              <w:top w:w="90" w:type="dxa"/>
+              <w:bottom w:w="90" w:type="dxa"/>
+              <w:left w:w="140" w:type="dxa"/>
+              <w:right w:w="140" w:type="dxa"/>
+            </w:tcMar>
+          </w:tcPr>
+          <w:p>
+            <w:pPr>
+              <w:spacing w:after="0"/>
+            </w:pPr>
+            <w:r>
+              <w:rPr>
+                <w:rFonts w:ascii="Calibri" w:hAnsi="Calibri"/>
+                <w:color w:val="333333"/>
+                <w:sz w:val="19"/>
+              </w:rPr>
+              <w:t>Resolução determinística de pastas de PDFs, aliases, rotas EJA e CDP</w:t>
+            </w:r>
+          </w:p>
+        </w:tc>
+      </w:tr>
+      <w:tr>
+        <w:tc>
+          <w:tcPr>
+            <w:tcW w:type="dxa" w:w="2592"/>
+            <w:shd w:fill="FFFFFF"/>
+            <w:tcMar>
+              <w:top w:w="90" w:type="dxa"/>
+              <w:bottom w:w="90" w:type="dxa"/>
+              <w:left w:w="140" w:type="dxa"/>
+              <w:right w:w="140" w:type="dxa"/>
+            </w:tcMar>
+          </w:tcPr>
+          <w:p>
+            <w:pPr>
+              <w:spacing w:after="0"/>
+            </w:pPr>
+            <w:r>
+              <w:rPr>
+                <w:rFonts w:ascii="Calibri" w:hAnsi="Calibri"/>
+                <w:color w:val="333333"/>
+                <w:sz w:val="19"/>
+              </w:rPr>
+              <w:t>calendario.py</w:t>
+            </w:r>
+          </w:p>
+        </w:tc>
+        <w:tc>
+          <w:tcPr>
+            <w:tcW w:type="dxa" w:w="1440"/>
+            <w:shd w:fill="FFFFFF"/>
+            <w:tcMar>
+              <w:top w:w="90" w:type="dxa"/>
+              <w:bottom w:w="90" w:type="dxa"/>
+              <w:left w:w="140" w:type="dxa"/>
+              <w:right w:w="140" w:type="dxa"/>
+            </w:tcMar>
+          </w:tcPr>
+          <w:p>
+            <w:pPr>
+              <w:spacing w:after="0"/>
+            </w:pPr>
+            <w:r>
+              <w:rPr>
+                <w:rFonts w:ascii="Calibri" w:hAnsi="Calibri"/>
+                <w:color w:val="333333"/>
+                <w:sz w:val="19"/>
               </w:rPr>
               <w:t>4KB</w:t>
             </w:r>
@@ -2290,14 +4348,26 @@
         </w:tc>
         <w:tc>
           <w:tcPr>
-            <w:tcW w:type="dxa" w:w="2880"/>
+            <w:tcW w:type="dxa" w:w="6048"/>
+            <w:shd w:fill="FFFFFF"/>
+            <w:tcMar>
+              <w:top w:w="90" w:type="dxa"/>
+              <w:bottom w:w="90" w:type="dxa"/>
+              <w:left w:w="140" w:type="dxa"/>
+              <w:right w:w="140" w:type="dxa"/>
+            </w:tcMar>
           </w:tcPr>
           <w:p>
+            <w:pPr>
+              <w:spacing w:after="0"/>
+            </w:pPr>
             <w:r>
               <w:rPr>
-                <w:sz w:val="20"/>
+                <w:rFonts w:ascii="Calibri" w:hAnsi="Calibri"/>
+                <w:color w:val="333333"/>
+                <w:sz w:val="19"/>
               </w:rPr>
-              <w:t>Catálogo de 28 disciplinas, modos (PDF, CDP)</w:t>
+              <w:t>Calendário escolar com cálculo de dias úteis e feriados reais</w:t>
             </w:r>
           </w:p>
         </w:tc>
@@ -2305,40 +4375,76 @@
       <w:tr>
         <w:tc>
           <w:tcPr>
-            <w:tcW w:type="dxa" w:w="2880"/>
+            <w:tcW w:type="dxa" w:w="2592"/>
+            <w:shd w:fill="F9FBFD"/>
+            <w:tcMar>
+              <w:top w:w="90" w:type="dxa"/>
+              <w:bottom w:w="90" w:type="dxa"/>
+              <w:left w:w="140" w:type="dxa"/>
+              <w:right w:w="140" w:type="dxa"/>
+            </w:tcMar>
           </w:tcPr>
           <w:p>
+            <w:pPr>
+              <w:spacing w:after="0"/>
+            </w:pPr>
             <w:r>
               <w:rPr>
-                <w:sz w:val="20"/>
+                <w:rFonts w:ascii="Calibri" w:hAnsi="Calibri"/>
+                <w:color w:val="333333"/>
+                <w:sz w:val="19"/>
               </w:rPr>
-              <w:t>helpers.py</w:t>
+              <w:t>seletor_referencias.py</w:t>
             </w:r>
           </w:p>
         </w:tc>
         <w:tc>
           <w:tcPr>
-            <w:tcW w:type="dxa" w:w="2880"/>
+            <w:tcW w:type="dxa" w:w="1440"/>
+            <w:shd w:fill="F9FBFD"/>
+            <w:tcMar>
+              <w:top w:w="90" w:type="dxa"/>
+              <w:bottom w:w="90" w:type="dxa"/>
+              <w:left w:w="140" w:type="dxa"/>
+              <w:right w:w="140" w:type="dxa"/>
+            </w:tcMar>
           </w:tcPr>
           <w:p>
+            <w:pPr>
+              <w:spacing w:after="0"/>
+            </w:pPr>
             <w:r>
               <w:rPr>
-                <w:sz w:val="20"/>
+                <w:rFonts w:ascii="Calibri" w:hAnsi="Calibri"/>
+                <w:color w:val="333333"/>
+                <w:sz w:val="19"/>
               </w:rPr>
-              <w:t>26KB</w:t>
+              <w:t>15KB</w:t>
             </w:r>
           </w:p>
         </w:tc>
         <w:tc>
           <w:tcPr>
-            <w:tcW w:type="dxa" w:w="2880"/>
+            <w:tcW w:type="dxa" w:w="6048"/>
+            <w:shd w:fill="F9FBFD"/>
+            <w:tcMar>
+              <w:top w:w="90" w:type="dxa"/>
+              <w:bottom w:w="90" w:type="dxa"/>
+              <w:left w:w="140" w:type="dxa"/>
+              <w:right w:w="140" w:type="dxa"/>
+            </w:tcMar>
           </w:tcPr>
           <w:p>
+            <w:pPr>
+              <w:spacing w:after="0"/>
+            </w:pPr>
             <w:r>
               <w:rPr>
-                <w:sz w:val="20"/>
+                <w:rFonts w:ascii="Calibri" w:hAnsi="Calibri"/>
+                <w:color w:val="333333"/>
+                <w:sz w:val="19"/>
               </w:rPr>
-              <w:t>Resolução de pastas, aliases, rotas EJA</w:t>
+              <w:t>Busca e validação de DOCX de referência na árvore de diretórios</w:t>
             </w:r>
           </w:p>
         </w:tc>
@@ -2346,25 +4452,49 @@
       <w:tr>
         <w:tc>
           <w:tcPr>
-            <w:tcW w:type="dxa" w:w="2880"/>
+            <w:tcW w:type="dxa" w:w="2592"/>
+            <w:shd w:fill="FFFFFF"/>
+            <w:tcMar>
+              <w:top w:w="90" w:type="dxa"/>
+              <w:bottom w:w="90" w:type="dxa"/>
+              <w:left w:w="140" w:type="dxa"/>
+              <w:right w:w="140" w:type="dxa"/>
+            </w:tcMar>
           </w:tcPr>
           <w:p>
+            <w:pPr>
+              <w:spacing w:after="0"/>
+            </w:pPr>
             <w:r>
               <w:rPr>
-                <w:sz w:val="20"/>
+                <w:rFonts w:ascii="Calibri" w:hAnsi="Calibri"/>
+                <w:color w:val="333333"/>
+                <w:sz w:val="19"/>
               </w:rPr>
-              <w:t>calendario.py</w:t>
+              <w:t>modelos_docx.py</w:t>
             </w:r>
           </w:p>
         </w:tc>
         <w:tc>
           <w:tcPr>
-            <w:tcW w:type="dxa" w:w="2880"/>
+            <w:tcW w:type="dxa" w:w="1440"/>
+            <w:shd w:fill="FFFFFF"/>
+            <w:tcMar>
+              <w:top w:w="90" w:type="dxa"/>
+              <w:bottom w:w="90" w:type="dxa"/>
+              <w:left w:w="140" w:type="dxa"/>
+              <w:right w:w="140" w:type="dxa"/>
+            </w:tcMar>
           </w:tcPr>
           <w:p>
+            <w:pPr>
+              <w:spacing w:after="0"/>
+            </w:pPr>
             <w:r>
               <w:rPr>
-                <w:sz w:val="20"/>
+                <w:rFonts w:ascii="Calibri" w:hAnsi="Calibri"/>
+                <w:color w:val="333333"/>
+                <w:sz w:val="19"/>
               </w:rPr>
               <w:t>4KB</w:t>
             </w:r>
@@ -2372,14 +4502,26 @@
         </w:tc>
         <w:tc>
           <w:tcPr>
-            <w:tcW w:type="dxa" w:w="2880"/>
+            <w:tcW w:type="dxa" w:w="6048"/>
+            <w:shd w:fill="FFFFFF"/>
+            <w:tcMar>
+              <w:top w:w="90" w:type="dxa"/>
+              <w:bottom w:w="90" w:type="dxa"/>
+              <w:left w:w="140" w:type="dxa"/>
+              <w:right w:w="140" w:type="dxa"/>
+            </w:tcMar>
           </w:tcPr>
           <w:p>
+            <w:pPr>
+              <w:spacing w:after="0"/>
+            </w:pPr>
             <w:r>
               <w:rPr>
-                <w:sz w:val="20"/>
+                <w:rFonts w:ascii="Calibri" w:hAnsi="Calibri"/>
+                <w:color w:val="333333"/>
+                <w:sz w:val="19"/>
               </w:rPr>
-              <w:t>Calendário escolar com feriados</w:t>
+              <w:t>Seleção automática do modelo Word (EGLE, PADRE, CDP)</w:t>
             </w:r>
           </w:p>
         </w:tc>
@@ -2387,135 +4529,24 @@
       <w:tr>
         <w:tc>
           <w:tcPr>
-            <w:tcW w:type="dxa" w:w="2880"/>
+            <w:tcW w:type="dxa" w:w="2592"/>
+            <w:shd w:fill="F9FBFD"/>
+            <w:tcMar>
+              <w:top w:w="90" w:type="dxa"/>
+              <w:bottom w:w="90" w:type="dxa"/>
+              <w:left w:w="140" w:type="dxa"/>
+              <w:right w:w="140" w:type="dxa"/>
+            </w:tcMar>
           </w:tcPr>
           <w:p>
+            <w:pPr>
+              <w:spacing w:after="0"/>
+            </w:pPr>
             <w:r>
               <w:rPr>
-                <w:sz w:val="20"/>
-              </w:rPr>
-              <w:t>turmas.py</w:t>
-            </w:r>
-          </w:p>
-        </w:tc>
-        <w:tc>
-          <w:tcPr>
-            <w:tcW w:type="dxa" w:w="2880"/>
-          </w:tcPr>
-          <w:p>
-            <w:r>
-              <w:rPr>
-                <w:sz w:val="20"/>
-              </w:rPr>
-              <w:t>2KB</w:t>
-            </w:r>
-          </w:p>
-        </w:tc>
-        <w:tc>
-          <w:tcPr>
-            <w:tcW w:type="dxa" w:w="2880"/>
-          </w:tcPr>
-          <w:p>
-            <w:r>
-              <w:rPr>
-                <w:sz w:val="20"/>
-              </w:rPr>
-              <w:t>Configuração de turmas</w:t>
-            </w:r>
-          </w:p>
-        </w:tc>
-      </w:tr>
-      <w:tr>
-        <w:tc>
-          <w:tcPr>
-            <w:tcW w:type="dxa" w:w="2880"/>
-          </w:tcPr>
-          <w:p>
-            <w:r>
-              <w:rPr>
-                <w:sz w:val="20"/>
-              </w:rPr>
-              <w:t>seletor_referencias.py</w:t>
-            </w:r>
-          </w:p>
-        </w:tc>
-        <w:tc>
-          <w:tcPr>
-            <w:tcW w:type="dxa" w:w="2880"/>
-          </w:tcPr>
-          <w:p>
-            <w:r>
-              <w:rPr>
-                <w:sz w:val="20"/>
-              </w:rPr>
-              <w:t>15KB</w:t>
-            </w:r>
-          </w:p>
-        </w:tc>
-        <w:tc>
-          <w:tcPr>
-            <w:tcW w:type="dxa" w:w="2880"/>
-          </w:tcPr>
-          <w:p>
-            <w:r>
-              <w:rPr>
-                <w:sz w:val="20"/>
-              </w:rPr>
-              <w:t>Busca de DOCX de referência na árvore de pastas</w:t>
-            </w:r>
-          </w:p>
-        </w:tc>
-      </w:tr>
-      <w:tr>
-        <w:tc>
-          <w:tcPr>
-            <w:tcW w:type="dxa" w:w="2880"/>
-          </w:tcPr>
-          <w:p>
-            <w:r>
-              <w:rPr>
-                <w:sz w:val="20"/>
-              </w:rPr>
-              <w:t>modelos_docx.py</w:t>
-            </w:r>
-          </w:p>
-        </w:tc>
-        <w:tc>
-          <w:tcPr>
-            <w:tcW w:type="dxa" w:w="2880"/>
-          </w:tcPr>
-          <w:p>
-            <w:r>
-              <w:rPr>
-                <w:sz w:val="20"/>
-              </w:rPr>
-              <w:t>4KB</w:t>
-            </w:r>
-          </w:p>
-        </w:tc>
-        <w:tc>
-          <w:tcPr>
-            <w:tcW w:type="dxa" w:w="2880"/>
-          </w:tcPr>
-          <w:p>
-            <w:r>
-              <w:rPr>
-                <w:sz w:val="20"/>
-              </w:rPr>
-              <w:t>Seleção do modelo Word (EGLE, PADRE, CDP)</w:t>
-            </w:r>
-          </w:p>
-        </w:tc>
-      </w:tr>
-      <w:tr>
-        <w:tc>
-          <w:tcPr>
-            <w:tcW w:type="dxa" w:w="2880"/>
-          </w:tcPr>
-          <w:p>
-            <w:r>
-              <w:rPr>
-                <w:sz w:val="20"/>
+                <w:rFonts w:ascii="Calibri" w:hAnsi="Calibri"/>
+                <w:color w:val="333333"/>
+                <w:sz w:val="19"/>
               </w:rPr>
               <w:t>professores_planos.py</w:t>
             </w:r>
@@ -2523,12 +4554,24 @@
         </w:tc>
         <w:tc>
           <w:tcPr>
-            <w:tcW w:type="dxa" w:w="2880"/>
+            <w:tcW w:type="dxa" w:w="1440"/>
+            <w:shd w:fill="F9FBFD"/>
+            <w:tcMar>
+              <w:top w:w="90" w:type="dxa"/>
+              <w:bottom w:w="90" w:type="dxa"/>
+              <w:left w:w="140" w:type="dxa"/>
+              <w:right w:w="140" w:type="dxa"/>
+            </w:tcMar>
           </w:tcPr>
           <w:p>
+            <w:pPr>
+              <w:spacing w:after="0"/>
+            </w:pPr>
             <w:r>
               <w:rPr>
-                <w:sz w:val="20"/>
+                <w:rFonts w:ascii="Calibri" w:hAnsi="Calibri"/>
+                <w:color w:val="333333"/>
+                <w:sz w:val="19"/>
               </w:rPr>
               <w:t>18KB</w:t>
             </w:r>
@@ -2536,14 +4579,26 @@
         </w:tc>
         <w:tc>
           <w:tcPr>
-            <w:tcW w:type="dxa" w:w="2880"/>
+            <w:tcW w:type="dxa" w:w="6048"/>
+            <w:shd w:fill="F9FBFD"/>
+            <w:tcMar>
+              <w:top w:w="90" w:type="dxa"/>
+              <w:bottom w:w="90" w:type="dxa"/>
+              <w:left w:w="140" w:type="dxa"/>
+              <w:right w:w="140" w:type="dxa"/>
+            </w:tcMar>
           </w:tcPr>
           <w:p>
+            <w:pPr>
+              <w:spacing w:after="0"/>
+            </w:pPr>
             <w:r>
               <w:rPr>
-                <w:sz w:val="20"/>
+                <w:rFonts w:ascii="Calibri" w:hAnsi="Calibri"/>
+                <w:color w:val="333333"/>
+                <w:sz w:val="19"/>
               </w:rPr>
-              <w:t>Leitura de pastas de professores</w:t>
+              <w:t>Leitura e integração de pastas de professores</w:t>
             </w:r>
           </w:p>
         </w:tc>
@@ -2551,10 +4606,35 @@
     </w:tbl>
     <w:p>
       <w:pPr>
-        <w:pStyle w:val="Heading2"/>
+        <w:spacing w:after="160"/>
+      </w:pPr>
+    </w:p>
+    <w:p>
+      <w:pPr>
+        <w:keepNext/>
+        <w:spacing w:before="280" w:after="120"/>
       </w:pPr>
       <w:r>
-        <w:t>2.8 Motores Especializados por Disciplina</w:t>
+        <w:rPr>
+          <w:rFonts w:ascii="Calibri" w:hAnsi="Calibri"/>
+          <w:b/>
+          <w:color w:val="1B365D"/>
+          <w:sz w:val="30"/>
+        </w:rPr>
+        <w:t>3. INVENTÁRIO COMPLETO DE MÓDULOS CORE/LIB/</w:t>
+      </w:r>
+    </w:p>
+    <w:p>
+      <w:pPr>
+        <w:spacing w:after="120" w:line="276" w:lineRule="auto"/>
+      </w:pPr>
+      <w:r>
+        <w:rPr>
+          <w:rFonts w:ascii="Calibri" w:hAnsi="Calibri"/>
+          <w:color w:val="333333"/>
+          <w:sz w:val="21"/>
+        </w:rPr>
+        <w:t>Os módulos de core/lib/ concentram a inteligência pedagógica especializada do sistema:</w:t>
       </w:r>
     </w:p>
     <w:tbl>
@@ -2565,33 +4645,59 @@
         <w:tblLook w:firstColumn="1" w:firstRow="1" w:lastColumn="0" w:lastRow="0" w:noHBand="0" w:noVBand="1" w:val="04A0"/>
       </w:tblPr>
       <w:tblGrid>
-        <w:gridCol w:w="2880"/>
-        <w:gridCol w:w="2880"/>
-        <w:gridCol w:w="2880"/>
+        <w:gridCol w:w="3312"/>
+        <w:gridCol w:w="3312"/>
+        <w:gridCol w:w="3312"/>
       </w:tblGrid>
       <w:tr>
         <w:tc>
           <w:tcPr>
             <w:tcW w:type="dxa" w:w="2880"/>
+            <w:shd w:fill="1B365D"/>
+            <w:tcMar>
+              <w:top w:w="120" w:type="dxa"/>
+              <w:bottom w:w="120" w:type="dxa"/>
+              <w:left w:w="140" w:type="dxa"/>
+              <w:right w:w="140" w:type="dxa"/>
+            </w:tcMar>
           </w:tcPr>
           <w:p>
+            <w:pPr>
+              <w:spacing w:after="0"/>
+              <w:jc w:val="left"/>
+            </w:pPr>
             <w:r>
               <w:rPr>
+                <w:rFonts w:ascii="Calibri" w:hAnsi="Calibri"/>
                 <w:b/>
+                <w:color w:val="FFFFFF"/>
                 <w:sz w:val="20"/>
               </w:rPr>
-              <w:t>Arquivo</w:t>
+              <w:t>Módulo</w:t>
             </w:r>
           </w:p>
         </w:tc>
         <w:tc>
           <w:tcPr>
-            <w:tcW w:type="dxa" w:w="2880"/>
+            <w:tcW w:type="dxa" w:w="1296"/>
+            <w:shd w:fill="1B365D"/>
+            <w:tcMar>
+              <w:top w:w="120" w:type="dxa"/>
+              <w:bottom w:w="120" w:type="dxa"/>
+              <w:left w:w="140" w:type="dxa"/>
+              <w:right w:w="140" w:type="dxa"/>
+            </w:tcMar>
           </w:tcPr>
           <w:p>
+            <w:pPr>
+              <w:spacing w:after="0"/>
+              <w:jc w:val="left"/>
+            </w:pPr>
             <w:r>
               <w:rPr>
+                <w:rFonts w:ascii="Calibri" w:hAnsi="Calibri"/>
                 <w:b/>
+                <w:color w:val="FFFFFF"/>
                 <w:sz w:val="20"/>
               </w:rPr>
               <w:t>Tamanho</w:t>
@@ -2600,15 +4706,28 @@
         </w:tc>
         <w:tc>
           <w:tcPr>
-            <w:tcW w:type="dxa" w:w="2880"/>
+            <w:tcW w:type="dxa" w:w="5904"/>
+            <w:shd w:fill="1B365D"/>
+            <w:tcMar>
+              <w:top w:w="120" w:type="dxa"/>
+              <w:bottom w:w="120" w:type="dxa"/>
+              <w:left w:w="140" w:type="dxa"/>
+              <w:right w:w="140" w:type="dxa"/>
+            </w:tcMar>
           </w:tcPr>
           <w:p>
+            <w:pPr>
+              <w:spacing w:after="0"/>
+              <w:jc w:val="left"/>
+            </w:pPr>
             <w:r>
               <w:rPr>
+                <w:rFonts w:ascii="Calibri" w:hAnsi="Calibri"/>
                 <w:b/>
+                <w:color w:val="FFFFFF"/>
                 <w:sz w:val="20"/>
               </w:rPr>
-              <w:t>Disciplina/Função</w:t>
+              <w:t>Responsabilidade Pedagógica</w:t>
             </w:r>
           </w:p>
         </w:tc>
@@ -2617,39 +4736,75 @@
         <w:tc>
           <w:tcPr>
             <w:tcW w:type="dxa" w:w="2880"/>
+            <w:shd w:fill="FFFFFF"/>
+            <w:tcMar>
+              <w:top w:w="90" w:type="dxa"/>
+              <w:bottom w:w="90" w:type="dxa"/>
+              <w:left w:w="140" w:type="dxa"/>
+              <w:right w:w="140" w:type="dxa"/>
+            </w:tcMar>
           </w:tcPr>
           <w:p>
+            <w:pPr>
+              <w:spacing w:after="0"/>
+            </w:pPr>
             <w:r>
               <w:rPr>
-                <w:sz w:val="20"/>
+                <w:rFonts w:ascii="Calibri" w:hAnsi="Calibri"/>
+                <w:color w:val="333333"/>
+                <w:sz w:val="19"/>
               </w:rPr>
-              <w:t>orientacao_estudos_metodologia.py</w:t>
+              <w:t>metodologia.py</w:t>
             </w:r>
           </w:p>
         </w:tc>
         <w:tc>
           <w:tcPr>
-            <w:tcW w:type="dxa" w:w="2880"/>
+            <w:tcW w:type="dxa" w:w="1296"/>
+            <w:shd w:fill="FFFFFF"/>
+            <w:tcMar>
+              <w:top w:w="90" w:type="dxa"/>
+              <w:bottom w:w="90" w:type="dxa"/>
+              <w:left w:w="140" w:type="dxa"/>
+              <w:right w:w="140" w:type="dxa"/>
+            </w:tcMar>
           </w:tcPr>
           <w:p>
+            <w:pPr>
+              <w:spacing w:after="0"/>
+            </w:pPr>
             <w:r>
               <w:rPr>
-                <w:sz w:val="20"/>
+                <w:rFonts w:ascii="Calibri" w:hAnsi="Calibri"/>
+                <w:color w:val="333333"/>
+                <w:sz w:val="19"/>
               </w:rPr>
-              <w:t>56KB</w:t>
+              <w:t>111KB</w:t>
             </w:r>
           </w:p>
         </w:tc>
         <w:tc>
           <w:tcPr>
-            <w:tcW w:type="dxa" w:w="2880"/>
+            <w:tcW w:type="dxa" w:w="5904"/>
+            <w:shd w:fill="FFFFFF"/>
+            <w:tcMar>
+              <w:top w:w="90" w:type="dxa"/>
+              <w:bottom w:w="90" w:type="dxa"/>
+              <w:left w:w="140" w:type="dxa"/>
+              <w:right w:w="140" w:type="dxa"/>
+            </w:tcMar>
           </w:tcPr>
           <w:p>
+            <w:pPr>
+              <w:spacing w:after="0"/>
+            </w:pPr>
             <w:r>
               <w:rPr>
-                <w:sz w:val="20"/>
+                <w:rFonts w:ascii="Calibri" w:hAnsi="Calibri"/>
+                <w:color w:val="333333"/>
+                <w:sz w:val="19"/>
               </w:rPr>
-              <w:t>Motor completo para Orientação de Estudos</w:t>
+              <w:t>Motor principal sem IA com regras determinísticas para 18+ perfis</w:t>
             </w:r>
           </w:p>
         </w:tc>
@@ -2658,39 +4813,75 @@
         <w:tc>
           <w:tcPr>
             <w:tcW w:type="dxa" w:w="2880"/>
+            <w:shd w:fill="F9FBFD"/>
+            <w:tcMar>
+              <w:top w:w="90" w:type="dxa"/>
+              <w:bottom w:w="90" w:type="dxa"/>
+              <w:left w:w="140" w:type="dxa"/>
+              <w:right w:w="140" w:type="dxa"/>
+            </w:tcMar>
           </w:tcPr>
           <w:p>
+            <w:pPr>
+              <w:spacing w:after="0"/>
+            </w:pPr>
             <w:r>
               <w:rPr>
-                <w:sz w:val="20"/>
+                <w:rFonts w:ascii="Calibri" w:hAnsi="Calibri"/>
+                <w:color w:val="333333"/>
+                <w:sz w:val="19"/>
               </w:rPr>
-              <w:t>orientacao_estudos_objetivos.py</w:t>
+              <w:t>classificador.py</w:t>
             </w:r>
           </w:p>
         </w:tc>
         <w:tc>
           <w:tcPr>
-            <w:tcW w:type="dxa" w:w="2880"/>
+            <w:tcW w:type="dxa" w:w="1296"/>
+            <w:shd w:fill="F9FBFD"/>
+            <w:tcMar>
+              <w:top w:w="90" w:type="dxa"/>
+              <w:bottom w:w="90" w:type="dxa"/>
+              <w:left w:w="140" w:type="dxa"/>
+              <w:right w:w="140" w:type="dxa"/>
+            </w:tcMar>
           </w:tcPr>
           <w:p>
+            <w:pPr>
+              <w:spacing w:after="0"/>
+            </w:pPr>
             <w:r>
               <w:rPr>
-                <w:sz w:val="20"/>
+                <w:rFonts w:ascii="Calibri" w:hAnsi="Calibri"/>
+                <w:color w:val="333333"/>
+                <w:sz w:val="19"/>
               </w:rPr>
-              <w:t>6KB</w:t>
+              <w:t>55KB</w:t>
             </w:r>
           </w:p>
         </w:tc>
         <w:tc>
           <w:tcPr>
-            <w:tcW w:type="dxa" w:w="2880"/>
+            <w:tcW w:type="dxa" w:w="5904"/>
+            <w:shd w:fill="F9FBFD"/>
+            <w:tcMar>
+              <w:top w:w="90" w:type="dxa"/>
+              <w:bottom w:w="90" w:type="dxa"/>
+              <w:left w:w="140" w:type="dxa"/>
+              <w:right w:w="140" w:type="dxa"/>
+            </w:tcMar>
           </w:tcPr>
           <w:p>
+            <w:pPr>
+              <w:spacing w:after="0"/>
+            </w:pPr>
             <w:r>
               <w:rPr>
-                <w:sz w:val="20"/>
+                <w:rFonts w:ascii="Calibri" w:hAnsi="Calibri"/>
+                <w:color w:val="333333"/>
+                <w:sz w:val="19"/>
               </w:rPr>
-              <w:t>Objetivos específicos para O.E.</w:t>
+              <w:t>Classificação de perfil disciplinar, tipo de aula, recursos e normalizar_texto()</w:t>
             </w:r>
           </w:p>
         </w:tc>
@@ -2699,39 +4890,75 @@
         <w:tc>
           <w:tcPr>
             <w:tcW w:type="dxa" w:w="2880"/>
+            <w:shd w:fill="FFFFFF"/>
+            <w:tcMar>
+              <w:top w:w="90" w:type="dxa"/>
+              <w:bottom w:w="90" w:type="dxa"/>
+              <w:left w:w="140" w:type="dxa"/>
+              <w:right w:w="140" w:type="dxa"/>
+            </w:tcMar>
           </w:tcPr>
           <w:p>
+            <w:pPr>
+              <w:spacing w:after="0"/>
+            </w:pPr>
             <w:r>
               <w:rPr>
-                <w:sz w:val="20"/>
+                <w:rFonts w:ascii="Calibri" w:hAnsi="Calibri"/>
+                <w:color w:val="333333"/>
+                <w:sz w:val="19"/>
               </w:rPr>
-              <w:t>redacao_leitura_metodologia.py</w:t>
+              <w:t>higienizador_pedagogico.py</w:t>
             </w:r>
           </w:p>
         </w:tc>
         <w:tc>
           <w:tcPr>
-            <w:tcW w:type="dxa" w:w="2880"/>
+            <w:tcW w:type="dxa" w:w="1296"/>
+            <w:shd w:fill="FFFFFF"/>
+            <w:tcMar>
+              <w:top w:w="90" w:type="dxa"/>
+              <w:bottom w:w="90" w:type="dxa"/>
+              <w:left w:w="140" w:type="dxa"/>
+              <w:right w:w="140" w:type="dxa"/>
+            </w:tcMar>
           </w:tcPr>
           <w:p>
+            <w:pPr>
+              <w:spacing w:after="0"/>
+            </w:pPr>
             <w:r>
               <w:rPr>
-                <w:sz w:val="20"/>
+                <w:rFonts w:ascii="Calibri" w:hAnsi="Calibri"/>
+                <w:color w:val="333333"/>
+                <w:sz w:val="19"/>
               </w:rPr>
-              <w:t>24KB</w:t>
+              <w:t>50KB</w:t>
             </w:r>
           </w:p>
         </w:tc>
         <w:tc>
           <w:tcPr>
-            <w:tcW w:type="dxa" w:w="2880"/>
+            <w:tcW w:type="dxa" w:w="5904"/>
+            <w:shd w:fill="FFFFFF"/>
+            <w:tcMar>
+              <w:top w:w="90" w:type="dxa"/>
+              <w:bottom w:w="90" w:type="dxa"/>
+              <w:left w:w="140" w:type="dxa"/>
+              <w:right w:w="140" w:type="dxa"/>
+            </w:tcMar>
           </w:tcPr>
           <w:p>
+            <w:pPr>
+              <w:spacing w:after="0"/>
+            </w:pPr>
             <w:r>
               <w:rPr>
-                <w:sz w:val="20"/>
+                <w:rFonts w:ascii="Calibri" w:hAnsi="Calibri"/>
+                <w:color w:val="333333"/>
+                <w:sz w:val="19"/>
               </w:rPr>
-              <w:t>Motor para Redação e Leitura</w:t>
+              <w:t>Regras regex pré-compiladas para sanitização contextual por perfil</w:t>
             </w:r>
           </w:p>
         </w:tc>
@@ -2740,39 +4967,75 @@
         <w:tc>
           <w:tcPr>
             <w:tcW w:type="dxa" w:w="2880"/>
+            <w:shd w:fill="F9FBFD"/>
+            <w:tcMar>
+              <w:top w:w="90" w:type="dxa"/>
+              <w:bottom w:w="90" w:type="dxa"/>
+              <w:left w:w="140" w:type="dxa"/>
+              <w:right w:w="140" w:type="dxa"/>
+            </w:tcMar>
           </w:tcPr>
           <w:p>
+            <w:pPr>
+              <w:spacing w:after="0"/>
+            </w:pPr>
             <w:r>
               <w:rPr>
-                <w:sz w:val="20"/>
+                <w:rFonts w:ascii="Calibri" w:hAnsi="Calibri"/>
+                <w:color w:val="333333"/>
+                <w:sz w:val="19"/>
               </w:rPr>
-              <w:t>cdp_legacy.py</w:t>
+              <w:t>acessibilidade_perfis.py</w:t>
             </w:r>
           </w:p>
         </w:tc>
         <w:tc>
           <w:tcPr>
-            <w:tcW w:type="dxa" w:w="2880"/>
+            <w:tcW w:type="dxa" w:w="1296"/>
+            <w:shd w:fill="F9FBFD"/>
+            <w:tcMar>
+              <w:top w:w="90" w:type="dxa"/>
+              <w:bottom w:w="90" w:type="dxa"/>
+              <w:left w:w="140" w:type="dxa"/>
+              <w:right w:w="140" w:type="dxa"/>
+            </w:tcMar>
           </w:tcPr>
           <w:p>
+            <w:pPr>
+              <w:spacing w:after="0"/>
+            </w:pPr>
             <w:r>
               <w:rPr>
-                <w:sz w:val="20"/>
+                <w:rFonts w:ascii="Calibri" w:hAnsi="Calibri"/>
+                <w:color w:val="333333"/>
+                <w:sz w:val="19"/>
               </w:rPr>
-              <w:t>39KB</w:t>
+              <w:t>61KB</w:t>
             </w:r>
           </w:p>
         </w:tc>
         <w:tc>
           <w:tcPr>
-            <w:tcW w:type="dxa" w:w="2880"/>
+            <w:tcW w:type="dxa" w:w="5904"/>
+            <w:shd w:fill="F9FBFD"/>
+            <w:tcMar>
+              <w:top w:w="90" w:type="dxa"/>
+              <w:bottom w:w="90" w:type="dxa"/>
+              <w:left w:w="140" w:type="dxa"/>
+              <w:right w:w="140" w:type="dxa"/>
+            </w:tcMar>
           </w:tcPr>
           <w:p>
+            <w:pPr>
+              <w:spacing w:after="0"/>
+            </w:pPr>
             <w:r>
               <w:rPr>
-                <w:sz w:val="20"/>
+                <w:rFonts w:ascii="Calibri" w:hAnsi="Calibri"/>
+                <w:color w:val="333333"/>
+                <w:sz w:val="19"/>
               </w:rPr>
-              <w:t>Motor CDP legado</w:t>
+              <w:t>Banco de 3 itens de acessibilidade especializados por disciplina</w:t>
             </w:r>
           </w:p>
         </w:tc>
@@ -2781,39 +5044,75 @@
         <w:tc>
           <w:tcPr>
             <w:tcW w:type="dxa" w:w="2880"/>
+            <w:shd w:fill="FFFFFF"/>
+            <w:tcMar>
+              <w:top w:w="90" w:type="dxa"/>
+              <w:bottom w:w="90" w:type="dxa"/>
+              <w:left w:w="140" w:type="dxa"/>
+              <w:right w:w="140" w:type="dxa"/>
+            </w:tcMar>
           </w:tcPr>
           <w:p>
+            <w:pPr>
+              <w:spacing w:after="0"/>
+            </w:pPr>
             <w:r>
               <w:rPr>
-                <w:sz w:val="20"/>
+                <w:rFonts w:ascii="Calibri" w:hAnsi="Calibri"/>
+                <w:color w:val="333333"/>
+                <w:sz w:val="19"/>
               </w:rPr>
-              <w:t>cdp_em_docx.py</w:t>
+              <w:t>acompanhamento_perfis.py</w:t>
             </w:r>
           </w:p>
         </w:tc>
         <w:tc>
           <w:tcPr>
-            <w:tcW w:type="dxa" w:w="2880"/>
+            <w:tcW w:type="dxa" w:w="1296"/>
+            <w:shd w:fill="FFFFFF"/>
+            <w:tcMar>
+              <w:top w:w="90" w:type="dxa"/>
+              <w:bottom w:w="90" w:type="dxa"/>
+              <w:left w:w="140" w:type="dxa"/>
+              <w:right w:w="140" w:type="dxa"/>
+            </w:tcMar>
           </w:tcPr>
           <w:p>
+            <w:pPr>
+              <w:spacing w:after="0"/>
+            </w:pPr>
             <w:r>
               <w:rPr>
-                <w:sz w:val="20"/>
+                <w:rFonts w:ascii="Calibri" w:hAnsi="Calibri"/>
+                <w:color w:val="333333"/>
+                <w:sz w:val="19"/>
               </w:rPr>
-              <w:t>13KB</w:t>
+              <w:t>61KB</w:t>
             </w:r>
           </w:p>
         </w:tc>
         <w:tc>
           <w:tcPr>
-            <w:tcW w:type="dxa" w:w="2880"/>
+            <w:tcW w:type="dxa" w:w="5904"/>
+            <w:shd w:fill="FFFFFF"/>
+            <w:tcMar>
+              <w:top w:w="90" w:type="dxa"/>
+              <w:bottom w:w="90" w:type="dxa"/>
+              <w:left w:w="140" w:type="dxa"/>
+              <w:right w:w="140" w:type="dxa"/>
+            </w:tcMar>
           </w:tcPr>
           <w:p>
+            <w:pPr>
+              <w:spacing w:after="0"/>
+            </w:pPr>
             <w:r>
               <w:rPr>
-                <w:sz w:val="20"/>
+                <w:rFonts w:ascii="Calibri" w:hAnsi="Calibri"/>
+                <w:color w:val="333333"/>
+                <w:sz w:val="19"/>
               </w:rPr>
-              <w:t>CDP via DOCX</w:t>
+              <w:t>Banco de 3 itens de acompanhamento especializados por disciplina</w:t>
             </w:r>
           </w:p>
         </w:tc>
@@ -2822,39 +5121,75 @@
         <w:tc>
           <w:tcPr>
             <w:tcW w:type="dxa" w:w="2880"/>
+            <w:shd w:fill="F9FBFD"/>
+            <w:tcMar>
+              <w:top w:w="90" w:type="dxa"/>
+              <w:bottom w:w="90" w:type="dxa"/>
+              <w:left w:w="140" w:type="dxa"/>
+              <w:right w:w="140" w:type="dxa"/>
+            </w:tcMar>
           </w:tcPr>
           <w:p>
+            <w:pPr>
+              <w:spacing w:after="0"/>
+            </w:pPr>
             <w:r>
               <w:rPr>
-                <w:sz w:val="20"/>
+                <w:rFonts w:ascii="Calibri" w:hAnsi="Calibri"/>
+                <w:color w:val="333333"/>
+                <w:sz w:val="19"/>
               </w:rPr>
-              <w:t>ae_priorizado.py</w:t>
+              <w:t>gerador_colunas_pedagogicas.py</w:t>
             </w:r>
           </w:p>
         </w:tc>
         <w:tc>
           <w:tcPr>
-            <w:tcW w:type="dxa" w:w="2880"/>
+            <w:tcW w:type="dxa" w:w="1296"/>
+            <w:shd w:fill="F9FBFD"/>
+            <w:tcMar>
+              <w:top w:w="90" w:type="dxa"/>
+              <w:bottom w:w="90" w:type="dxa"/>
+              <w:left w:w="140" w:type="dxa"/>
+              <w:right w:w="140" w:type="dxa"/>
+            </w:tcMar>
           </w:tcPr>
           <w:p>
+            <w:pPr>
+              <w:spacing w:after="0"/>
+            </w:pPr>
             <w:r>
               <w:rPr>
-                <w:sz w:val="20"/>
+                <w:rFonts w:ascii="Calibri" w:hAnsi="Calibri"/>
+                <w:color w:val="333333"/>
+                <w:sz w:val="19"/>
               </w:rPr>
-              <w:t>21KB</w:t>
+              <w:t>34KB</w:t>
             </w:r>
           </w:p>
         </w:tc>
         <w:tc>
           <w:tcPr>
-            <w:tcW w:type="dxa" w:w="2880"/>
+            <w:tcW w:type="dxa" w:w="5904"/>
+            <w:shd w:fill="F9FBFD"/>
+            <w:tcMar>
+              <w:top w:w="90" w:type="dxa"/>
+              <w:bottom w:w="90" w:type="dxa"/>
+              <w:left w:w="140" w:type="dxa"/>
+              <w:right w:w="140" w:type="dxa"/>
+            </w:tcMar>
           </w:tcPr>
           <w:p>
+            <w:pPr>
+              <w:spacing w:after="0"/>
+            </w:pPr>
             <w:r>
               <w:rPr>
-                <w:sz w:val="20"/>
+                <w:rFonts w:ascii="Calibri" w:hAnsi="Calibri"/>
+                <w:color w:val="333333"/>
+                <w:sz w:val="19"/>
               </w:rPr>
-              <w:t>Aprendizagem essencial priorizada</w:t>
+              <w:t>Geração unificada e coerente das colunas de metodologia, acompanhamento e acessibilidade</w:t>
             </w:r>
           </w:p>
         </w:tc>
@@ -2863,39 +5198,75 @@
         <w:tc>
           <w:tcPr>
             <w:tcW w:type="dxa" w:w="2880"/>
+            <w:shd w:fill="FFFFFF"/>
+            <w:tcMar>
+              <w:top w:w="90" w:type="dxa"/>
+              <w:bottom w:w="90" w:type="dxa"/>
+              <w:left w:w="140" w:type="dxa"/>
+              <w:right w:w="140" w:type="dxa"/>
+            </w:tcMar>
           </w:tcPr>
           <w:p>
+            <w:pPr>
+              <w:spacing w:after="0"/>
+            </w:pPr>
             <w:r>
               <w:rPr>
-                <w:sz w:val="20"/>
+                <w:rFonts w:ascii="Calibri" w:hAnsi="Calibri"/>
+                <w:color w:val="333333"/>
+                <w:sz w:val="19"/>
               </w:rPr>
-              <w:t>avaliacao.py</w:t>
+              <w:t>extrator_pdf.py</w:t>
             </w:r>
           </w:p>
         </w:tc>
         <w:tc>
           <w:tcPr>
-            <w:tcW w:type="dxa" w:w="2880"/>
+            <w:tcW w:type="dxa" w:w="1296"/>
+            <w:shd w:fill="FFFFFF"/>
+            <w:tcMar>
+              <w:top w:w="90" w:type="dxa"/>
+              <w:bottom w:w="90" w:type="dxa"/>
+              <w:left w:w="140" w:type="dxa"/>
+              <w:right w:w="140" w:type="dxa"/>
+            </w:tcMar>
           </w:tcPr>
           <w:p>
+            <w:pPr>
+              <w:spacing w:after="0"/>
+            </w:pPr>
             <w:r>
               <w:rPr>
-                <w:sz w:val="20"/>
+                <w:rFonts w:ascii="Calibri" w:hAnsi="Calibri"/>
+                <w:color w:val="333333"/>
+                <w:sz w:val="19"/>
               </w:rPr>
-              <w:t>20KB</w:t>
+              <w:t>28KB</w:t>
             </w:r>
           </w:p>
         </w:tc>
         <w:tc>
           <w:tcPr>
-            <w:tcW w:type="dxa" w:w="2880"/>
+            <w:tcW w:type="dxa" w:w="5904"/>
+            <w:shd w:fill="FFFFFF"/>
+            <w:tcMar>
+              <w:top w:w="90" w:type="dxa"/>
+              <w:bottom w:w="90" w:type="dxa"/>
+              <w:left w:w="140" w:type="dxa"/>
+              <w:right w:w="140" w:type="dxa"/>
+            </w:tcMar>
           </w:tcPr>
           <w:p>
+            <w:pPr>
+              <w:spacing w:after="0"/>
+            </w:pPr>
             <w:r>
               <w:rPr>
-                <w:sz w:val="20"/>
+                <w:rFonts w:ascii="Calibri" w:hAnsi="Calibri"/>
+                <w:color w:val="333333"/>
+                <w:sz w:val="19"/>
               </w:rPr>
-              <w:t>Módulo de avaliação pedagógica</w:t>
+              <w:t>Extração de texto e campos semânticos (pdfplumber + OCR)</w:t>
             </w:r>
           </w:p>
         </w:tc>
@@ -2904,39 +5275,75 @@
         <w:tc>
           <w:tcPr>
             <w:tcW w:type="dxa" w:w="2880"/>
+            <w:shd w:fill="F9FBFD"/>
+            <w:tcMar>
+              <w:top w:w="90" w:type="dxa"/>
+              <w:bottom w:w="90" w:type="dxa"/>
+              <w:left w:w="140" w:type="dxa"/>
+              <w:right w:w="140" w:type="dxa"/>
+            </w:tcMar>
           </w:tcPr>
           <w:p>
+            <w:pPr>
+              <w:spacing w:after="0"/>
+            </w:pPr>
             <w:r>
               <w:rPr>
-                <w:sz w:val="20"/>
+                <w:rFonts w:ascii="Calibri" w:hAnsi="Calibri"/>
+                <w:color w:val="333333"/>
+                <w:sz w:val="19"/>
               </w:rPr>
-              <w:t>educacao_financeira_validacao.py</w:t>
+              <w:t>acompanhamento.py</w:t>
             </w:r>
           </w:p>
         </w:tc>
         <w:tc>
           <w:tcPr>
-            <w:tcW w:type="dxa" w:w="2880"/>
+            <w:tcW w:type="dxa" w:w="1296"/>
+            <w:shd w:fill="F9FBFD"/>
+            <w:tcMar>
+              <w:top w:w="90" w:type="dxa"/>
+              <w:bottom w:w="90" w:type="dxa"/>
+              <w:left w:w="140" w:type="dxa"/>
+              <w:right w:w="140" w:type="dxa"/>
+            </w:tcMar>
           </w:tcPr>
           <w:p>
+            <w:pPr>
+              <w:spacing w:after="0"/>
+            </w:pPr>
             <w:r>
               <w:rPr>
-                <w:sz w:val="20"/>
+                <w:rFonts w:ascii="Calibri" w:hAnsi="Calibri"/>
+                <w:color w:val="333333"/>
+                <w:sz w:val="19"/>
               </w:rPr>
-              <w:t>2KB</w:t>
+              <w:t>32KB</w:t>
             </w:r>
           </w:p>
         </w:tc>
         <w:tc>
           <w:tcPr>
-            <w:tcW w:type="dxa" w:w="2880"/>
+            <w:tcW w:type="dxa" w:w="5904"/>
+            <w:shd w:fill="F9FBFD"/>
+            <w:tcMar>
+              <w:top w:w="90" w:type="dxa"/>
+              <w:bottom w:w="90" w:type="dxa"/>
+              <w:left w:w="140" w:type="dxa"/>
+              <w:right w:w="140" w:type="dxa"/>
+            </w:tcMar>
           </w:tcPr>
           <w:p>
+            <w:pPr>
+              <w:spacing w:after="0"/>
+            </w:pPr>
             <w:r>
               <w:rPr>
-                <w:sz w:val="20"/>
+                <w:rFonts w:ascii="Calibri" w:hAnsi="Calibri"/>
+                <w:color w:val="333333"/>
+                <w:sz w:val="19"/>
               </w:rPr>
-              <w:t>Validações de Ed. Financeira</w:t>
+              <w:t>Orquestração de acompanhamento da aprendizagem</w:t>
             </w:r>
           </w:p>
         </w:tc>
@@ -2945,39 +5352,75 @@
         <w:tc>
           <w:tcPr>
             <w:tcW w:type="dxa" w:w="2880"/>
+            <w:shd w:fill="FFFFFF"/>
+            <w:tcMar>
+              <w:top w:w="90" w:type="dxa"/>
+              <w:bottom w:w="90" w:type="dxa"/>
+              <w:left w:w="140" w:type="dxa"/>
+              <w:right w:w="140" w:type="dxa"/>
+            </w:tcMar>
           </w:tcPr>
           <w:p>
+            <w:pPr>
+              <w:spacing w:after="0"/>
+            </w:pPr>
             <w:r>
               <w:rPr>
-                <w:sz w:val="20"/>
+                <w:rFonts w:ascii="Calibri" w:hAnsi="Calibri"/>
+                <w:color w:val="333333"/>
+                <w:sz w:val="19"/>
               </w:rPr>
-              <w:t>projeto_vida_escopo.py</w:t>
+              <w:t>acessibilidade.py</w:t>
             </w:r>
           </w:p>
         </w:tc>
         <w:tc>
           <w:tcPr>
-            <w:tcW w:type="dxa" w:w="2880"/>
+            <w:tcW w:type="dxa" w:w="1296"/>
+            <w:shd w:fill="FFFFFF"/>
+            <w:tcMar>
+              <w:top w:w="90" w:type="dxa"/>
+              <w:bottom w:w="90" w:type="dxa"/>
+              <w:left w:w="140" w:type="dxa"/>
+              <w:right w:w="140" w:type="dxa"/>
+            </w:tcMar>
           </w:tcPr>
           <w:p>
+            <w:pPr>
+              <w:spacing w:after="0"/>
+            </w:pPr>
             <w:r>
               <w:rPr>
-                <w:sz w:val="20"/>
+                <w:rFonts w:ascii="Calibri" w:hAnsi="Calibri"/>
+                <w:color w:val="333333"/>
+                <w:sz w:val="19"/>
               </w:rPr>
-              <w:t>7KB</w:t>
+              <w:t>24KB</w:t>
             </w:r>
           </w:p>
         </w:tc>
         <w:tc>
           <w:tcPr>
-            <w:tcW w:type="dxa" w:w="2880"/>
+            <w:tcW w:type="dxa" w:w="5904"/>
+            <w:shd w:fill="FFFFFF"/>
+            <w:tcMar>
+              <w:top w:w="90" w:type="dxa"/>
+              <w:bottom w:w="90" w:type="dxa"/>
+              <w:left w:w="140" w:type="dxa"/>
+              <w:right w:w="140" w:type="dxa"/>
+            </w:tcMar>
           </w:tcPr>
           <w:p>
+            <w:pPr>
+              <w:spacing w:after="0"/>
+            </w:pPr>
             <w:r>
               <w:rPr>
-                <w:sz w:val="20"/>
+                <w:rFonts w:ascii="Calibri" w:hAnsi="Calibri"/>
+                <w:color w:val="333333"/>
+                <w:sz w:val="19"/>
               </w:rPr>
-              <w:t>Escopo de Projeto de Vida</w:t>
+              <w:t>Orquestração de adaptações de acessibilidade e inclusão</w:t>
             </w:r>
           </w:p>
         </w:tc>
@@ -2986,39 +5429,75 @@
         <w:tc>
           <w:tcPr>
             <w:tcW w:type="dxa" w:w="2880"/>
+            <w:shd w:fill="F9FBFD"/>
+            <w:tcMar>
+              <w:top w:w="90" w:type="dxa"/>
+              <w:bottom w:w="90" w:type="dxa"/>
+              <w:left w:w="140" w:type="dxa"/>
+              <w:right w:w="140" w:type="dxa"/>
+            </w:tcMar>
           </w:tcPr>
           <w:p>
+            <w:pPr>
+              <w:spacing w:after="0"/>
+            </w:pPr>
             <w:r>
               <w:rPr>
-                <w:sz w:val="20"/>
+                <w:rFonts w:ascii="Calibri" w:hAnsi="Calibri"/>
+                <w:color w:val="333333"/>
+                <w:sz w:val="19"/>
               </w:rPr>
-              <w:t>divisor_metodologia.py</w:t>
+              <w:t>modalidades.py</w:t>
             </w:r>
           </w:p>
         </w:tc>
         <w:tc>
           <w:tcPr>
-            <w:tcW w:type="dxa" w:w="2880"/>
+            <w:tcW w:type="dxa" w:w="1296"/>
+            <w:shd w:fill="F9FBFD"/>
+            <w:tcMar>
+              <w:top w:w="90" w:type="dxa"/>
+              <w:bottom w:w="90" w:type="dxa"/>
+              <w:left w:w="140" w:type="dxa"/>
+              <w:right w:w="140" w:type="dxa"/>
+            </w:tcMar>
           </w:tcPr>
           <w:p>
+            <w:pPr>
+              <w:spacing w:after="0"/>
+            </w:pPr>
             <w:r>
               <w:rPr>
-                <w:sz w:val="20"/>
+                <w:rFonts w:ascii="Calibri" w:hAnsi="Calibri"/>
+                <w:color w:val="333333"/>
+                <w:sz w:val="19"/>
               </w:rPr>
-              <w:t>9KB</w:t>
+              <w:t>14KB</w:t>
             </w:r>
           </w:p>
         </w:tc>
         <w:tc>
           <w:tcPr>
-            <w:tcW w:type="dxa" w:w="2880"/>
+            <w:tcW w:type="dxa" w:w="5904"/>
+            <w:shd w:fill="F9FBFD"/>
+            <w:tcMar>
+              <w:top w:w="90" w:type="dxa"/>
+              <w:bottom w:w="90" w:type="dxa"/>
+              <w:left w:w="140" w:type="dxa"/>
+              <w:right w:w="140" w:type="dxa"/>
+            </w:tcMar>
           </w:tcPr>
           <w:p>
+            <w:pPr>
+              <w:spacing w:after="0"/>
+            </w:pPr>
             <w:r>
               <w:rPr>
-                <w:sz w:val="20"/>
+                <w:rFonts w:ascii="Calibri" w:hAnsi="Calibri"/>
+                <w:color w:val="333333"/>
+                <w:sz w:val="19"/>
               </w:rPr>
-              <w:t>Divisão de metodologia em múltiplos dias</w:t>
+              <w:t>Regras específicas de modalidades (Regular, EJA e CDP)</w:t>
             </w:r>
           </w:p>
         </w:tc>
@@ -3027,39 +5506,75 @@
         <w:tc>
           <w:tcPr>
             <w:tcW w:type="dxa" w:w="2880"/>
+            <w:shd w:fill="FFFFFF"/>
+            <w:tcMar>
+              <w:top w:w="90" w:type="dxa"/>
+              <w:bottom w:w="90" w:type="dxa"/>
+              <w:left w:w="140" w:type="dxa"/>
+              <w:right w:w="140" w:type="dxa"/>
+            </w:tcMar>
           </w:tcPr>
           <w:p>
+            <w:pPr>
+              <w:spacing w:after="0"/>
+            </w:pPr>
             <w:r>
               <w:rPr>
-                <w:sz w:val="20"/>
+                <w:rFonts w:ascii="Calibri" w:hAnsi="Calibri"/>
+                <w:color w:val="333333"/>
+                <w:sz w:val="19"/>
               </w:rPr>
-              <w:t>variacao_metodologica.py</w:t>
+              <w:t>tecnicas.py</w:t>
             </w:r>
           </w:p>
         </w:tc>
         <w:tc>
           <w:tcPr>
-            <w:tcW w:type="dxa" w:w="2880"/>
+            <w:tcW w:type="dxa" w:w="1296"/>
+            <w:shd w:fill="FFFFFF"/>
+            <w:tcMar>
+              <w:top w:w="90" w:type="dxa"/>
+              <w:bottom w:w="90" w:type="dxa"/>
+              <w:left w:w="140" w:type="dxa"/>
+              <w:right w:w="140" w:type="dxa"/>
+            </w:tcMar>
           </w:tcPr>
           <w:p>
+            <w:pPr>
+              <w:spacing w:after="0"/>
+            </w:pPr>
             <w:r>
               <w:rPr>
-                <w:sz w:val="20"/>
+                <w:rFonts w:ascii="Calibri" w:hAnsi="Calibri"/>
+                <w:color w:val="333333"/>
+                <w:sz w:val="19"/>
               </w:rPr>
-              <w:t>5KB</w:t>
+              <w:t>11KB</w:t>
             </w:r>
           </w:p>
         </w:tc>
         <w:tc>
           <w:tcPr>
-            <w:tcW w:type="dxa" w:w="2880"/>
+            <w:tcW w:type="dxa" w:w="5904"/>
+            <w:shd w:fill="FFFFFF"/>
+            <w:tcMar>
+              <w:top w:w="90" w:type="dxa"/>
+              <w:bottom w:w="90" w:type="dxa"/>
+              <w:left w:w="140" w:type="dxa"/>
+              <w:right w:w="140" w:type="dxa"/>
+            </w:tcMar>
           </w:tcPr>
           <w:p>
+            <w:pPr>
+              <w:spacing w:after="0"/>
+            </w:pPr>
             <w:r>
               <w:rPr>
-                <w:sz w:val="20"/>
+                <w:rFonts w:ascii="Calibri" w:hAnsi="Calibri"/>
+                <w:color w:val="333333"/>
+                <w:sz w:val="19"/>
               </w:rPr>
-              <w:t>Variação de metodologia entre aulas</w:t>
+              <w:t>Técnicas pedagógicas padronizadas LEMOV (ex: VIREM E CONVERSEM)</w:t>
             </w:r>
           </w:p>
         </w:tc>
@@ -3068,24 +5583,48 @@
         <w:tc>
           <w:tcPr>
             <w:tcW w:type="dxa" w:w="2880"/>
+            <w:shd w:fill="F9FBFD"/>
+            <w:tcMar>
+              <w:top w:w="90" w:type="dxa"/>
+              <w:bottom w:w="90" w:type="dxa"/>
+              <w:left w:w="140" w:type="dxa"/>
+              <w:right w:w="140" w:type="dxa"/>
+            </w:tcMar>
           </w:tcPr>
           <w:p>
+            <w:pPr>
+              <w:spacing w:after="0"/>
+            </w:pPr>
             <w:r>
               <w:rPr>
-                <w:sz w:val="20"/>
+                <w:rFonts w:ascii="Calibri" w:hAnsi="Calibri"/>
+                <w:color w:val="333333"/>
+                <w:sz w:val="19"/>
               </w:rPr>
-              <w:t>padrao_mestre_metodologia.py</w:t>
+              <w:t>progressao.py</w:t>
             </w:r>
           </w:p>
         </w:tc>
         <w:tc>
           <w:tcPr>
-            <w:tcW w:type="dxa" w:w="2880"/>
+            <w:tcW w:type="dxa" w:w="1296"/>
+            <w:shd w:fill="F9FBFD"/>
+            <w:tcMar>
+              <w:top w:w="90" w:type="dxa"/>
+              <w:bottom w:w="90" w:type="dxa"/>
+              <w:left w:w="140" w:type="dxa"/>
+              <w:right w:w="140" w:type="dxa"/>
+            </w:tcMar>
           </w:tcPr>
           <w:p>
+            <w:pPr>
+              <w:spacing w:after="0"/>
+            </w:pPr>
             <w:r>
               <w:rPr>
-                <w:sz w:val="20"/>
+                <w:rFonts w:ascii="Calibri" w:hAnsi="Calibri"/>
+                <w:color w:val="333333"/>
+                <w:sz w:val="19"/>
               </w:rPr>
               <w:t>10KB</w:t>
             </w:r>
@@ -3093,79 +5632,26 @@
         </w:tc>
         <w:tc>
           <w:tcPr>
-            <w:tcW w:type="dxa" w:w="2880"/>
+            <w:tcW w:type="dxa" w:w="5904"/>
+            <w:shd w:fill="F9FBFD"/>
+            <w:tcMar>
+              <w:top w:w="90" w:type="dxa"/>
+              <w:bottom w:w="90" w:type="dxa"/>
+              <w:left w:w="140" w:type="dxa"/>
+              <w:right w:w="140" w:type="dxa"/>
+            </w:tcMar>
           </w:tcPr>
           <w:p>
+            <w:pPr>
+              <w:spacing w:after="0"/>
+            </w:pPr>
             <w:r>
               <w:rPr>
-                <w:sz w:val="20"/>
+                <w:rFonts w:ascii="Calibri" w:hAnsi="Calibri"/>
+                <w:color w:val="333333"/>
+                <w:sz w:val="19"/>
               </w:rPr>
-              <w:t>Padrão mestre da metodologia</w:t>
-            </w:r>
-          </w:p>
-        </w:tc>
-      </w:tr>
-    </w:tbl>
-    <w:p>
-      <w:pPr>
-        <w:pStyle w:val="Heading2"/>
-      </w:pPr>
-      <w:r>
-        <w:t>2.9 Segurança e Extração</w:t>
-      </w:r>
-    </w:p>
-    <w:tbl>
-      <w:tblPr>
-        <w:tblStyle w:val="LightGrid-Accent1"/>
-        <w:tblW w:type="auto" w:w="0"/>
-        <w:jc w:val="center"/>
-        <w:tblLook w:firstColumn="1" w:firstRow="1" w:lastColumn="0" w:lastRow="0" w:noHBand="0" w:noVBand="1" w:val="04A0"/>
-      </w:tblPr>
-      <w:tblGrid>
-        <w:gridCol w:w="2880"/>
-        <w:gridCol w:w="2880"/>
-        <w:gridCol w:w="2880"/>
-      </w:tblGrid>
-      <w:tr>
-        <w:tc>
-          <w:tcPr>
-            <w:tcW w:type="dxa" w:w="2880"/>
-          </w:tcPr>
-          <w:p>
-            <w:r>
-              <w:rPr>
-                <w:b/>
-                <w:sz w:val="20"/>
-              </w:rPr>
-              <w:t>Arquivo</w:t>
-            </w:r>
-          </w:p>
-        </w:tc>
-        <w:tc>
-          <w:tcPr>
-            <w:tcW w:type="dxa" w:w="2880"/>
-          </w:tcPr>
-          <w:p>
-            <w:r>
-              <w:rPr>
-                <w:b/>
-                <w:sz w:val="20"/>
-              </w:rPr>
-              <w:t>Tamanho</w:t>
-            </w:r>
-          </w:p>
-        </w:tc>
-        <w:tc>
-          <w:tcPr>
-            <w:tcW w:type="dxa" w:w="2880"/>
-          </w:tcPr>
-          <w:p>
-            <w:r>
-              <w:rPr>
-                <w:b/>
-                <w:sz w:val="20"/>
-              </w:rPr>
-              <w:t>Função</w:t>
+              <w:t>Variação determinística via hash MD5 para evitar repetições</w:t>
             </w:r>
           </w:p>
         </w:tc>
@@ -3174,39 +5660,75 @@
         <w:tc>
           <w:tcPr>
             <w:tcW w:type="dxa" w:w="2880"/>
+            <w:shd w:fill="FFFFFF"/>
+            <w:tcMar>
+              <w:top w:w="90" w:type="dxa"/>
+              <w:bottom w:w="90" w:type="dxa"/>
+              <w:left w:w="140" w:type="dxa"/>
+              <w:right w:w="140" w:type="dxa"/>
+            </w:tcMar>
           </w:tcPr>
           <w:p>
+            <w:pPr>
+              <w:spacing w:after="0"/>
+            </w:pPr>
             <w:r>
               <w:rPr>
-                <w:sz w:val="20"/>
+                <w:rFonts w:ascii="Calibri" w:hAnsi="Calibri"/>
+                <w:color w:val="333333"/>
+                <w:sz w:val="19"/>
               </w:rPr>
-              <w:t>seguranca_upload.py</w:t>
+              <w:t>extrator_pptx.py</w:t>
             </w:r>
           </w:p>
         </w:tc>
         <w:tc>
           <w:tcPr>
-            <w:tcW w:type="dxa" w:w="2880"/>
+            <w:tcW w:type="dxa" w:w="1296"/>
+            <w:shd w:fill="FFFFFF"/>
+            <w:tcMar>
+              <w:top w:w="90" w:type="dxa"/>
+              <w:bottom w:w="90" w:type="dxa"/>
+              <w:left w:w="140" w:type="dxa"/>
+              <w:right w:w="140" w:type="dxa"/>
+            </w:tcMar>
           </w:tcPr>
           <w:p>
+            <w:pPr>
+              <w:spacing w:after="0"/>
+            </w:pPr>
             <w:r>
               <w:rPr>
-                <w:sz w:val="20"/>
+                <w:rFonts w:ascii="Calibri" w:hAnsi="Calibri"/>
+                <w:color w:val="333333"/>
+                <w:sz w:val="19"/>
               </w:rPr>
-              <w:t>7KB</w:t>
+              <w:t>13KB</w:t>
             </w:r>
           </w:p>
         </w:tc>
         <w:tc>
           <w:tcPr>
-            <w:tcW w:type="dxa" w:w="2880"/>
+            <w:tcW w:type="dxa" w:w="5904"/>
+            <w:shd w:fill="FFFFFF"/>
+            <w:tcMar>
+              <w:top w:w="90" w:type="dxa"/>
+              <w:bottom w:w="90" w:type="dxa"/>
+              <w:left w:w="140" w:type="dxa"/>
+              <w:right w:w="140" w:type="dxa"/>
+            </w:tcMar>
           </w:tcPr>
           <w:p>
+            <w:pPr>
+              <w:spacing w:after="0"/>
+            </w:pPr>
             <w:r>
               <w:rPr>
-                <w:sz w:val="20"/>
+                <w:rFonts w:ascii="Calibri" w:hAnsi="Calibri"/>
+                <w:color w:val="333333"/>
+                <w:sz w:val="19"/>
               </w:rPr>
-              <w:t>Validação de segurança de uploads</w:t>
+              <w:t>Extração de texto de apresentações PPTX</w:t>
             </w:r>
           </w:p>
         </w:tc>
@@ -3215,828 +5737,48 @@
         <w:tc>
           <w:tcPr>
             <w:tcW w:type="dxa" w:w="2880"/>
+            <w:shd w:fill="F9FBFD"/>
+            <w:tcMar>
+              <w:top w:w="90" w:type="dxa"/>
+              <w:bottom w:w="90" w:type="dxa"/>
+              <w:left w:w="140" w:type="dxa"/>
+              <w:right w:w="140" w:type="dxa"/>
+            </w:tcMar>
           </w:tcPr>
           <w:p>
+            <w:pPr>
+              <w:spacing w:after="0"/>
+            </w:pPr>
             <w:r>
               <w:rPr>
-                <w:sz w:val="20"/>
+                <w:rFonts w:ascii="Calibri" w:hAnsi="Calibri"/>
+                <w:color w:val="333333"/>
+                <w:sz w:val="19"/>
               </w:rPr>
-              <w:t>extracao_palavras_chave_pdf.py</w:t>
+              <w:t>aprofundamento.py</w:t>
             </w:r>
           </w:p>
         </w:tc>
         <w:tc>
           <w:tcPr>
-            <w:tcW w:type="dxa" w:w="2880"/>
+            <w:tcW w:type="dxa" w:w="1296"/>
+            <w:shd w:fill="F9FBFD"/>
+            <w:tcMar>
+              <w:top w:w="90" w:type="dxa"/>
+              <w:bottom w:w="90" w:type="dxa"/>
+              <w:left w:w="140" w:type="dxa"/>
+              <w:right w:w="140" w:type="dxa"/>
+            </w:tcMar>
           </w:tcPr>
           <w:p>
+            <w:pPr>
+              <w:spacing w:after="0"/>
+            </w:pPr>
             <w:r>
               <w:rPr>
-                <w:sz w:val="20"/>
-              </w:rPr>
-              <w:t>30KB</w:t>
-            </w:r>
-          </w:p>
-        </w:tc>
-        <w:tc>
-          <w:tcPr>
-            <w:tcW w:type="dxa" w:w="2880"/>
-          </w:tcPr>
-          <w:p>
-            <w:r>
-              <w:rPr>
-                <w:sz w:val="20"/>
-              </w:rPr>
-              <w:t>Extração de palavras-chave para aderência</w:t>
-            </w:r>
-          </w:p>
-        </w:tc>
-      </w:tr>
-      <w:tr>
-        <w:tc>
-          <w:tcPr>
-            <w:tcW w:type="dxa" w:w="2880"/>
-          </w:tcPr>
-          <w:p>
-            <w:r>
-              <w:rPr>
-                <w:sz w:val="20"/>
-              </w:rPr>
-              <w:t>proveniencia_docx.py</w:t>
-            </w:r>
-          </w:p>
-        </w:tc>
-        <w:tc>
-          <w:tcPr>
-            <w:tcW w:type="dxa" w:w="2880"/>
-          </w:tcPr>
-          <w:p>
-            <w:r>
-              <w:rPr>
-                <w:sz w:val="20"/>
-              </w:rPr>
-              <w:t>3KB</w:t>
-            </w:r>
-          </w:p>
-        </w:tc>
-        <w:tc>
-          <w:tcPr>
-            <w:tcW w:type="dxa" w:w="2880"/>
-          </w:tcPr>
-          <w:p>
-            <w:r>
-              <w:rPr>
-                <w:sz w:val="20"/>
-              </w:rPr>
-              <w:t>Rastreamento de origem do DOCX</w:t>
-            </w:r>
-          </w:p>
-        </w:tc>
-      </w:tr>
-      <w:tr>
-        <w:tc>
-          <w:tcPr>
-            <w:tcW w:type="dxa" w:w="2880"/>
-          </w:tcPr>
-          <w:p>
-            <w:r>
-              <w:rPr>
-                <w:sz w:val="20"/>
-              </w:rPr>
-              <w:t>refino_referencia_docx.py</w:t>
-            </w:r>
-          </w:p>
-        </w:tc>
-        <w:tc>
-          <w:tcPr>
-            <w:tcW w:type="dxa" w:w="2880"/>
-          </w:tcPr>
-          <w:p>
-            <w:r>
-              <w:rPr>
-                <w:sz w:val="20"/>
-              </w:rPr>
-              <w:t>3KB</w:t>
-            </w:r>
-          </w:p>
-        </w:tc>
-        <w:tc>
-          <w:tcPr>
-            <w:tcW w:type="dxa" w:w="2880"/>
-          </w:tcPr>
-          <w:p>
-            <w:r>
-              <w:rPr>
-                <w:sz w:val="20"/>
-              </w:rPr>
-              <w:t>Refino de referência DOCX</w:t>
-            </w:r>
-          </w:p>
-        </w:tc>
-      </w:tr>
-      <w:tr>
-        <w:tc>
-          <w:tcPr>
-            <w:tcW w:type="dxa" w:w="2880"/>
-          </w:tcPr>
-          <w:p>
-            <w:r>
-              <w:rPr>
-                <w:sz w:val="20"/>
-              </w:rPr>
-              <w:t>reuso_cache_plano.py</w:t>
-            </w:r>
-          </w:p>
-        </w:tc>
-        <w:tc>
-          <w:tcPr>
-            <w:tcW w:type="dxa" w:w="2880"/>
-          </w:tcPr>
-          <w:p>
-            <w:r>
-              <w:rPr>
-                <w:sz w:val="20"/>
-              </w:rPr>
-              <w:t>11KB</w:t>
-            </w:r>
-          </w:p>
-        </w:tc>
-        <w:tc>
-          <w:tcPr>
-            <w:tcW w:type="dxa" w:w="2880"/>
-          </w:tcPr>
-          <w:p>
-            <w:r>
-              <w:rPr>
-                <w:sz w:val="20"/>
-              </w:rPr>
-              <w:t>Cache de planos para reuso</w:t>
-            </w:r>
-          </w:p>
-        </w:tc>
-      </w:tr>
-      <w:tr>
-        <w:tc>
-          <w:tcPr>
-            <w:tcW w:type="dxa" w:w="2880"/>
-          </w:tcPr>
-          <w:p>
-            <w:r>
-              <w:rPr>
-                <w:sz w:val="20"/>
-              </w:rPr>
-              <w:t>base_conhecimento.py</w:t>
-            </w:r>
-          </w:p>
-        </w:tc>
-        <w:tc>
-          <w:tcPr>
-            <w:tcW w:type="dxa" w:w="2880"/>
-          </w:tcPr>
-          <w:p>
-            <w:r>
-              <w:rPr>
-                <w:sz w:val="20"/>
-              </w:rPr>
-              <w:t>6KB</w:t>
-            </w:r>
-          </w:p>
-        </w:tc>
-        <w:tc>
-          <w:tcPr>
-            <w:tcW w:type="dxa" w:w="2880"/>
-          </w:tcPr>
-          <w:p>
-            <w:r>
-              <w:rPr>
-                <w:sz w:val="20"/>
-              </w:rPr>
-              <w:t>Base de conhecimento pedagógico</w:t>
-            </w:r>
-          </w:p>
-        </w:tc>
-      </w:tr>
-    </w:tbl>
-    <w:p/>
-    <w:p>
-      <w:pPr>
-        <w:pStyle w:val="Heading1"/>
-      </w:pPr>
-      <w:r>
-        <w:t>3. INVENTÁRIO COMPLETO DE MÓDULOS CORE/LIB/</w:t>
-      </w:r>
-    </w:p>
-    <w:tbl>
-      <w:tblPr>
-        <w:tblStyle w:val="LightGrid-Accent1"/>
-        <w:tblW w:type="auto" w:w="0"/>
-        <w:jc w:val="center"/>
-        <w:tblLook w:firstColumn="1" w:firstRow="1" w:lastColumn="0" w:lastRow="0" w:noHBand="0" w:noVBand="1" w:val="04A0"/>
-      </w:tblPr>
-      <w:tblGrid>
-        <w:gridCol w:w="2880"/>
-        <w:gridCol w:w="2880"/>
-        <w:gridCol w:w="2880"/>
-      </w:tblGrid>
-      <w:tr>
-        <w:tc>
-          <w:tcPr>
-            <w:tcW w:type="dxa" w:w="2880"/>
-          </w:tcPr>
-          <w:p>
-            <w:r>
-              <w:rPr>
-                <w:b/>
-                <w:sz w:val="20"/>
-              </w:rPr>
-              <w:t>Arquivo</w:t>
-            </w:r>
-          </w:p>
-        </w:tc>
-        <w:tc>
-          <w:tcPr>
-            <w:tcW w:type="dxa" w:w="2880"/>
-          </w:tcPr>
-          <w:p>
-            <w:r>
-              <w:rPr>
-                <w:b/>
-                <w:sz w:val="20"/>
-              </w:rPr>
-              <w:t>Tamanho</w:t>
-            </w:r>
-          </w:p>
-        </w:tc>
-        <w:tc>
-          <w:tcPr>
-            <w:tcW w:type="dxa" w:w="2880"/>
-          </w:tcPr>
-          <w:p>
-            <w:r>
-              <w:rPr>
-                <w:b/>
-                <w:sz w:val="20"/>
-              </w:rPr>
-              <w:t>Função</w:t>
-            </w:r>
-          </w:p>
-        </w:tc>
-      </w:tr>
-      <w:tr>
-        <w:tc>
-          <w:tcPr>
-            <w:tcW w:type="dxa" w:w="2880"/>
-          </w:tcPr>
-          <w:p>
-            <w:r>
-              <w:rPr>
-                <w:sz w:val="20"/>
-              </w:rPr>
-              <w:t>metodologia.py</w:t>
-            </w:r>
-          </w:p>
-        </w:tc>
-        <w:tc>
-          <w:tcPr>
-            <w:tcW w:type="dxa" w:w="2880"/>
-          </w:tcPr>
-          <w:p>
-            <w:r>
-              <w:rPr>
-                <w:sz w:val="20"/>
-              </w:rPr>
-              <w:t>111KB</w:t>
-            </w:r>
-          </w:p>
-        </w:tc>
-        <w:tc>
-          <w:tcPr>
-            <w:tcW w:type="dxa" w:w="2880"/>
-          </w:tcPr>
-          <w:p>
-            <w:r>
-              <w:rPr>
-                <w:sz w:val="20"/>
-              </w:rPr>
-              <w:t>Motor principal de metodologia sem IA (18+ perfis, ~3.000 linhas)</w:t>
-            </w:r>
-          </w:p>
-        </w:tc>
-      </w:tr>
-      <w:tr>
-        <w:tc>
-          <w:tcPr>
-            <w:tcW w:type="dxa" w:w="2880"/>
-          </w:tcPr>
-          <w:p>
-            <w:r>
-              <w:rPr>
-                <w:sz w:val="20"/>
-              </w:rPr>
-              <w:t>acessibilidade_perfis.py</w:t>
-            </w:r>
-          </w:p>
-        </w:tc>
-        <w:tc>
-          <w:tcPr>
-            <w:tcW w:type="dxa" w:w="2880"/>
-          </w:tcPr>
-          <w:p>
-            <w:r>
-              <w:rPr>
-                <w:sz w:val="20"/>
-              </w:rPr>
-              <w:t>61KB</w:t>
-            </w:r>
-          </w:p>
-        </w:tc>
-        <w:tc>
-          <w:tcPr>
-            <w:tcW w:type="dxa" w:w="2880"/>
-          </w:tcPr>
-          <w:p>
-            <w:r>
-              <w:rPr>
-                <w:sz w:val="20"/>
-              </w:rPr>
-              <w:t>Itens de acessibilidade especializados por perfil</w:t>
-            </w:r>
-          </w:p>
-        </w:tc>
-      </w:tr>
-      <w:tr>
-        <w:tc>
-          <w:tcPr>
-            <w:tcW w:type="dxa" w:w="2880"/>
-          </w:tcPr>
-          <w:p>
-            <w:r>
-              <w:rPr>
-                <w:sz w:val="20"/>
-              </w:rPr>
-              <w:t>acompanhamento_perfis.py</w:t>
-            </w:r>
-          </w:p>
-        </w:tc>
-        <w:tc>
-          <w:tcPr>
-            <w:tcW w:type="dxa" w:w="2880"/>
-          </w:tcPr>
-          <w:p>
-            <w:r>
-              <w:rPr>
-                <w:sz w:val="20"/>
-              </w:rPr>
-              <w:t>61KB</w:t>
-            </w:r>
-          </w:p>
-        </w:tc>
-        <w:tc>
-          <w:tcPr>
-            <w:tcW w:type="dxa" w:w="2880"/>
-          </w:tcPr>
-          <w:p>
-            <w:r>
-              <w:rPr>
-                <w:sz w:val="20"/>
-              </w:rPr>
-              <w:t>Itens de acompanhamento especializados por perfil</w:t>
-            </w:r>
-          </w:p>
-        </w:tc>
-      </w:tr>
-      <w:tr>
-        <w:tc>
-          <w:tcPr>
-            <w:tcW w:type="dxa" w:w="2880"/>
-          </w:tcPr>
-          <w:p>
-            <w:r>
-              <w:rPr>
-                <w:sz w:val="20"/>
-              </w:rPr>
-              <w:t>classificador.py</w:t>
-            </w:r>
-          </w:p>
-        </w:tc>
-        <w:tc>
-          <w:tcPr>
-            <w:tcW w:type="dxa" w:w="2880"/>
-          </w:tcPr>
-          <w:p>
-            <w:r>
-              <w:rPr>
-                <w:sz w:val="20"/>
-              </w:rPr>
-              <w:t>55KB</w:t>
-            </w:r>
-          </w:p>
-        </w:tc>
-        <w:tc>
-          <w:tcPr>
-            <w:tcW w:type="dxa" w:w="2880"/>
-          </w:tcPr>
-          <w:p>
-            <w:r>
-              <w:rPr>
-                <w:sz w:val="20"/>
-              </w:rPr>
-              <w:t>Classificação de perfil, tipo, recursos (~1.500 linhas)</w:t>
-            </w:r>
-          </w:p>
-        </w:tc>
-      </w:tr>
-      <w:tr>
-        <w:tc>
-          <w:tcPr>
-            <w:tcW w:type="dxa" w:w="2880"/>
-          </w:tcPr>
-          <w:p>
-            <w:r>
-              <w:rPr>
-                <w:sz w:val="20"/>
-              </w:rPr>
-              <w:t>higienizador_pedagogico.py</w:t>
-            </w:r>
-          </w:p>
-        </w:tc>
-        <w:tc>
-          <w:tcPr>
-            <w:tcW w:type="dxa" w:w="2880"/>
-          </w:tcPr>
-          <w:p>
-            <w:r>
-              <w:rPr>
-                <w:sz w:val="20"/>
-              </w:rPr>
-              <w:t>50KB</w:t>
-            </w:r>
-          </w:p>
-        </w:tc>
-        <w:tc>
-          <w:tcPr>
-            <w:tcW w:type="dxa" w:w="2880"/>
-          </w:tcPr>
-          <w:p>
-            <w:r>
-              <w:rPr>
-                <w:sz w:val="20"/>
-              </w:rPr>
-              <w:t>Limpeza e correção de texto (~1.400 linhas)</w:t>
-            </w:r>
-          </w:p>
-        </w:tc>
-      </w:tr>
-      <w:tr>
-        <w:tc>
-          <w:tcPr>
-            <w:tcW w:type="dxa" w:w="2880"/>
-          </w:tcPr>
-          <w:p>
-            <w:r>
-              <w:rPr>
-                <w:sz w:val="20"/>
-              </w:rPr>
-              <w:t>gerador_colunas_pedagogicas.py</w:t>
-            </w:r>
-          </w:p>
-        </w:tc>
-        <w:tc>
-          <w:tcPr>
-            <w:tcW w:type="dxa" w:w="2880"/>
-          </w:tcPr>
-          <w:p>
-            <w:r>
-              <w:rPr>
-                <w:sz w:val="20"/>
-              </w:rPr>
-              <w:t>34KB</w:t>
-            </w:r>
-          </w:p>
-        </w:tc>
-        <w:tc>
-          <w:tcPr>
-            <w:tcW w:type="dxa" w:w="2880"/>
-          </w:tcPr>
-          <w:p>
-            <w:r>
-              <w:rPr>
-                <w:sz w:val="20"/>
-              </w:rPr>
-              <w:t>Geração integrada de colunas pedagógicas</w:t>
-            </w:r>
-          </w:p>
-        </w:tc>
-      </w:tr>
-      <w:tr>
-        <w:tc>
-          <w:tcPr>
-            <w:tcW w:type="dxa" w:w="2880"/>
-          </w:tcPr>
-          <w:p>
-            <w:r>
-              <w:rPr>
-                <w:sz w:val="20"/>
-              </w:rPr>
-              <w:t>acompanhamento.py</w:t>
-            </w:r>
-          </w:p>
-        </w:tc>
-        <w:tc>
-          <w:tcPr>
-            <w:tcW w:type="dxa" w:w="2880"/>
-          </w:tcPr>
-          <w:p>
-            <w:r>
-              <w:rPr>
-                <w:sz w:val="20"/>
-              </w:rPr>
-              <w:t>32KB</w:t>
-            </w:r>
-          </w:p>
-        </w:tc>
-        <w:tc>
-          <w:tcPr>
-            <w:tcW w:type="dxa" w:w="2880"/>
-          </w:tcPr>
-          <w:p>
-            <w:r>
-              <w:rPr>
-                <w:sz w:val="20"/>
-              </w:rPr>
-              <w:t>Motor de acompanhamento da aprendizagem</w:t>
-            </w:r>
-          </w:p>
-        </w:tc>
-      </w:tr>
-      <w:tr>
-        <w:tc>
-          <w:tcPr>
-            <w:tcW w:type="dxa" w:w="2880"/>
-          </w:tcPr>
-          <w:p>
-            <w:r>
-              <w:rPr>
-                <w:sz w:val="20"/>
-              </w:rPr>
-              <w:t>extrator_pdf.py</w:t>
-            </w:r>
-          </w:p>
-        </w:tc>
-        <w:tc>
-          <w:tcPr>
-            <w:tcW w:type="dxa" w:w="2880"/>
-          </w:tcPr>
-          <w:p>
-            <w:r>
-              <w:rPr>
-                <w:sz w:val="20"/>
-              </w:rPr>
-              <w:t>28KB</w:t>
-            </w:r>
-          </w:p>
-        </w:tc>
-        <w:tc>
-          <w:tcPr>
-            <w:tcW w:type="dxa" w:w="2880"/>
-          </w:tcPr>
-          <w:p>
-            <w:r>
-              <w:rPr>
-                <w:sz w:val="20"/>
-              </w:rPr>
-              <w:t>Extração de texto de PDFs (3 camadas)</w:t>
-            </w:r>
-          </w:p>
-        </w:tc>
-      </w:tr>
-      <w:tr>
-        <w:tc>
-          <w:tcPr>
-            <w:tcW w:type="dxa" w:w="2880"/>
-          </w:tcPr>
-          <w:p>
-            <w:r>
-              <w:rPr>
-                <w:sz w:val="20"/>
-              </w:rPr>
-              <w:t>acessibilidade.py</w:t>
-            </w:r>
-          </w:p>
-        </w:tc>
-        <w:tc>
-          <w:tcPr>
-            <w:tcW w:type="dxa" w:w="2880"/>
-          </w:tcPr>
-          <w:p>
-            <w:r>
-              <w:rPr>
-                <w:sz w:val="20"/>
-              </w:rPr>
-              <w:t>24KB</w:t>
-            </w:r>
-          </w:p>
-        </w:tc>
-        <w:tc>
-          <w:tcPr>
-            <w:tcW w:type="dxa" w:w="2880"/>
-          </w:tcPr>
-          <w:p>
-            <w:r>
-              <w:rPr>
-                <w:sz w:val="20"/>
-              </w:rPr>
-              <w:t>Motor de acessibilidade</w:t>
-            </w:r>
-          </w:p>
-        </w:tc>
-      </w:tr>
-      <w:tr>
-        <w:tc>
-          <w:tcPr>
-            <w:tcW w:type="dxa" w:w="2880"/>
-          </w:tcPr>
-          <w:p>
-            <w:r>
-              <w:rPr>
-                <w:sz w:val="20"/>
-              </w:rPr>
-              <w:t>metodologia_ciencias.py</w:t>
-            </w:r>
-          </w:p>
-        </w:tc>
-        <w:tc>
-          <w:tcPr>
-            <w:tcW w:type="dxa" w:w="2880"/>
-          </w:tcPr>
-          <w:p>
-            <w:r>
-              <w:rPr>
-                <w:sz w:val="20"/>
-              </w:rPr>
-              <w:t>27KB</w:t>
-            </w:r>
-          </w:p>
-        </w:tc>
-        <w:tc>
-          <w:tcPr>
-            <w:tcW w:type="dxa" w:w="2880"/>
-          </w:tcPr>
-          <w:p>
-            <w:r>
-              <w:rPr>
-                <w:sz w:val="20"/>
-              </w:rPr>
-              <w:t>Metodologia especializada para Ciências</w:t>
-            </w:r>
-          </w:p>
-        </w:tc>
-      </w:tr>
-      <w:tr>
-        <w:tc>
-          <w:tcPr>
-            <w:tcW w:type="dxa" w:w="2880"/>
-          </w:tcPr>
-          <w:p>
-            <w:r>
-              <w:rPr>
-                <w:sz w:val="20"/>
-              </w:rPr>
-              <w:t>metodologia_biologia.py</w:t>
-            </w:r>
-          </w:p>
-        </w:tc>
-        <w:tc>
-          <w:tcPr>
-            <w:tcW w:type="dxa" w:w="2880"/>
-          </w:tcPr>
-          <w:p>
-            <w:r>
-              <w:rPr>
-                <w:sz w:val="20"/>
-              </w:rPr>
-              <w:t>19KB</w:t>
-            </w:r>
-          </w:p>
-        </w:tc>
-        <w:tc>
-          <w:tcPr>
-            <w:tcW w:type="dxa" w:w="2880"/>
-          </w:tcPr>
-          <w:p>
-            <w:r>
-              <w:rPr>
-                <w:sz w:val="20"/>
-              </w:rPr>
-              <w:t>Metodologia especializada para Biologia</w:t>
-            </w:r>
-          </w:p>
-        </w:tc>
-      </w:tr>
-      <w:tr>
-        <w:tc>
-          <w:tcPr>
-            <w:tcW w:type="dxa" w:w="2880"/>
-          </w:tcPr>
-          <w:p>
-            <w:r>
-              <w:rPr>
-                <w:sz w:val="20"/>
-              </w:rPr>
-              <w:t>planejamento_colunas.py</w:t>
-            </w:r>
-          </w:p>
-        </w:tc>
-        <w:tc>
-          <w:tcPr>
-            <w:tcW w:type="dxa" w:w="2880"/>
-          </w:tcPr>
-          <w:p>
-            <w:r>
-              <w:rPr>
-                <w:sz w:val="20"/>
-              </w:rPr>
-              <w:t>18KB</w:t>
-            </w:r>
-          </w:p>
-        </w:tc>
-        <w:tc>
-          <w:tcPr>
-            <w:tcW w:type="dxa" w:w="2880"/>
-          </w:tcPr>
-          <w:p>
-            <w:r>
-              <w:rPr>
-                <w:sz w:val="20"/>
-              </w:rPr>
-              <w:t>Planejamento de colunas no DOCX</w:t>
-            </w:r>
-          </w:p>
-        </w:tc>
-      </w:tr>
-      <w:tr>
-        <w:tc>
-          <w:tcPr>
-            <w:tcW w:type="dxa" w:w="2880"/>
-          </w:tcPr>
-          <w:p>
-            <w:r>
-              <w:rPr>
-                <w:sz w:val="20"/>
-              </w:rPr>
-              <w:t>modalidades.py</w:t>
-            </w:r>
-          </w:p>
-        </w:tc>
-        <w:tc>
-          <w:tcPr>
-            <w:tcW w:type="dxa" w:w="2880"/>
-          </w:tcPr>
-          <w:p>
-            <w:r>
-              <w:rPr>
-                <w:sz w:val="20"/>
-              </w:rPr>
-              <w:t>14KB</w:t>
-            </w:r>
-          </w:p>
-        </w:tc>
-        <w:tc>
-          <w:tcPr>
-            <w:tcW w:type="dxa" w:w="2880"/>
-          </w:tcPr>
-          <w:p>
-            <w:r>
-              <w:rPr>
-                <w:sz w:val="20"/>
-              </w:rPr>
-              <w:t>Regras por modalidade (regular, EJA, CDP)</w:t>
-            </w:r>
-          </w:p>
-        </w:tc>
-      </w:tr>
-      <w:tr>
-        <w:tc>
-          <w:tcPr>
-            <w:tcW w:type="dxa" w:w="2880"/>
-          </w:tcPr>
-          <w:p>
-            <w:r>
-              <w:rPr>
-                <w:sz w:val="20"/>
-              </w:rPr>
-              <w:t>metodologia_matematica.py</w:t>
-            </w:r>
-          </w:p>
-        </w:tc>
-        <w:tc>
-          <w:tcPr>
-            <w:tcW w:type="dxa" w:w="2880"/>
-          </w:tcPr>
-          <w:p>
-            <w:r>
-              <w:rPr>
-                <w:sz w:val="20"/>
+                <w:rFonts w:ascii="Calibri" w:hAnsi="Calibri"/>
+                <w:color w:val="333333"/>
+                <w:sz w:val="19"/>
               </w:rPr>
               <w:t>13KB</w:t>
             </w:r>
@@ -4044,1071 +5786,26 @@
         </w:tc>
         <w:tc>
           <w:tcPr>
-            <w:tcW w:type="dxa" w:w="2880"/>
+            <w:tcW w:type="dxa" w:w="5904"/>
+            <w:shd w:fill="F9FBFD"/>
+            <w:tcMar>
+              <w:top w:w="90" w:type="dxa"/>
+              <w:bottom w:w="90" w:type="dxa"/>
+              <w:left w:w="140" w:type="dxa"/>
+              <w:right w:w="140" w:type="dxa"/>
+            </w:tcMar>
           </w:tcPr>
           <w:p>
+            <w:pPr>
+              <w:spacing w:after="0"/>
+            </w:pPr>
             <w:r>
               <w:rPr>
-                <w:sz w:val="20"/>
+                <w:rFonts w:ascii="Calibri" w:hAnsi="Calibri"/>
+                <w:color w:val="333333"/>
+                <w:sz w:val="19"/>
               </w:rPr>
-              <w:t>Metodologia especializada para Matemática</w:t>
-            </w:r>
-          </w:p>
-        </w:tc>
-      </w:tr>
-      <w:tr>
-        <w:tc>
-          <w:tcPr>
-            <w:tcW w:type="dxa" w:w="2880"/>
-          </w:tcPr>
-          <w:p>
-            <w:r>
-              <w:rPr>
-                <w:sz w:val="20"/>
-              </w:rPr>
-              <w:t>extrator_pptx.py</w:t>
-            </w:r>
-          </w:p>
-        </w:tc>
-        <w:tc>
-          <w:tcPr>
-            <w:tcW w:type="dxa" w:w="2880"/>
-          </w:tcPr>
-          <w:p>
-            <w:r>
-              <w:rPr>
-                <w:sz w:val="20"/>
-              </w:rPr>
-              <w:t>13KB</w:t>
-            </w:r>
-          </w:p>
-        </w:tc>
-        <w:tc>
-          <w:tcPr>
-            <w:tcW w:type="dxa" w:w="2880"/>
-          </w:tcPr>
-          <w:p>
-            <w:r>
-              <w:rPr>
-                <w:sz w:val="20"/>
-              </w:rPr>
-              <w:t>Extração de conteúdo de PPTX</w:t>
-            </w:r>
-          </w:p>
-        </w:tc>
-      </w:tr>
-      <w:tr>
-        <w:tc>
-          <w:tcPr>
-            <w:tcW w:type="dxa" w:w="2880"/>
-          </w:tcPr>
-          <w:p>
-            <w:r>
-              <w:rPr>
-                <w:sz w:val="20"/>
-              </w:rPr>
-              <w:t>aprofundamento.py</w:t>
-            </w:r>
-          </w:p>
-        </w:tc>
-        <w:tc>
-          <w:tcPr>
-            <w:tcW w:type="dxa" w:w="2880"/>
-          </w:tcPr>
-          <w:p>
-            <w:r>
-              <w:rPr>
-                <w:sz w:val="20"/>
-              </w:rPr>
-              <w:t>13KB</w:t>
-            </w:r>
-          </w:p>
-        </w:tc>
-        <w:tc>
-          <w:tcPr>
-            <w:tcW w:type="dxa" w:w="2880"/>
-          </w:tcPr>
-          <w:p>
-            <w:r>
-              <w:rPr>
-                <w:sz w:val="20"/>
-              </w:rPr>
-              <w:t>Módulo de aprofundamento pedagógico</w:t>
-            </w:r>
-          </w:p>
-        </w:tc>
-      </w:tr>
-      <w:tr>
-        <w:tc>
-          <w:tcPr>
-            <w:tcW w:type="dxa" w:w="2880"/>
-          </w:tcPr>
-          <w:p>
-            <w:r>
-              <w:rPr>
-                <w:sz w:val="20"/>
-              </w:rPr>
-              <w:t>tecnicas.py</w:t>
-            </w:r>
-          </w:p>
-        </w:tc>
-        <w:tc>
-          <w:tcPr>
-            <w:tcW w:type="dxa" w:w="2880"/>
-          </w:tcPr>
-          <w:p>
-            <w:r>
-              <w:rPr>
-                <w:sz w:val="20"/>
-              </w:rPr>
-              <w:t>11KB</w:t>
-            </w:r>
-          </w:p>
-        </w:tc>
-        <w:tc>
-          <w:tcPr>
-            <w:tcW w:type="dxa" w:w="2880"/>
-          </w:tcPr>
-          <w:p>
-            <w:r>
-              <w:rPr>
-                <w:sz w:val="20"/>
-              </w:rPr>
-              <w:t>Banco de técnicas LEMOV</w:t>
-            </w:r>
-          </w:p>
-        </w:tc>
-      </w:tr>
-      <w:tr>
-        <w:tc>
-          <w:tcPr>
-            <w:tcW w:type="dxa" w:w="2880"/>
-          </w:tcPr>
-          <w:p>
-            <w:r>
-              <w:rPr>
-                <w:sz w:val="20"/>
-              </w:rPr>
-              <w:t>progressao.py</w:t>
-            </w:r>
-          </w:p>
-        </w:tc>
-        <w:tc>
-          <w:tcPr>
-            <w:tcW w:type="dxa" w:w="2880"/>
-          </w:tcPr>
-          <w:p>
-            <w:r>
-              <w:rPr>
-                <w:sz w:val="20"/>
-              </w:rPr>
-              <w:t>10KB</w:t>
-            </w:r>
-          </w:p>
-        </w:tc>
-        <w:tc>
-          <w:tcPr>
-            <w:tcW w:type="dxa" w:w="2880"/>
-          </w:tcPr>
-          <w:p>
-            <w:r>
-              <w:rPr>
-                <w:sz w:val="20"/>
-              </w:rPr>
-              <w:t>Variação determinística via hash</w:t>
-            </w:r>
-          </w:p>
-        </w:tc>
-      </w:tr>
-      <w:tr>
-        <w:tc>
-          <w:tcPr>
-            <w:tcW w:type="dxa" w:w="2880"/>
-          </w:tcPr>
-          <w:p>
-            <w:r>
-              <w:rPr>
-                <w:sz w:val="20"/>
-              </w:rPr>
-              <w:t>extrator_titulo.py</w:t>
-            </w:r>
-          </w:p>
-        </w:tc>
-        <w:tc>
-          <w:tcPr>
-            <w:tcW w:type="dxa" w:w="2880"/>
-          </w:tcPr>
-          <w:p>
-            <w:r>
-              <w:rPr>
-                <w:sz w:val="20"/>
-              </w:rPr>
-              <w:t>7KB</w:t>
-            </w:r>
-          </w:p>
-        </w:tc>
-        <w:tc>
-          <w:tcPr>
-            <w:tcW w:type="dxa" w:w="2880"/>
-          </w:tcPr>
-          <w:p>
-            <w:r>
-              <w:rPr>
-                <w:sz w:val="20"/>
-              </w:rPr>
-              <w:t>Extração de título do PDF</w:t>
-            </w:r>
-          </w:p>
-        </w:tc>
-      </w:tr>
-      <w:tr>
-        <w:tc>
-          <w:tcPr>
-            <w:tcW w:type="dxa" w:w="2880"/>
-          </w:tcPr>
-          <w:p>
-            <w:r>
-              <w:rPr>
-                <w:sz w:val="20"/>
-              </w:rPr>
-              <w:t>extrator_blocos_pedagogicos.py</w:t>
-            </w:r>
-          </w:p>
-        </w:tc>
-        <w:tc>
-          <w:tcPr>
-            <w:tcW w:type="dxa" w:w="2880"/>
-          </w:tcPr>
-          <w:p>
-            <w:r>
-              <w:rPr>
-                <w:sz w:val="20"/>
-              </w:rPr>
-              <w:t>3KB</w:t>
-            </w:r>
-          </w:p>
-        </w:tc>
-        <w:tc>
-          <w:tcPr>
-            <w:tcW w:type="dxa" w:w="2880"/>
-          </w:tcPr>
-          <w:p>
-            <w:r>
-              <w:rPr>
-                <w:sz w:val="20"/>
-              </w:rPr>
-              <w:t>Extração de blocos pedagógicos</w:t>
-            </w:r>
-          </w:p>
-        </w:tc>
-      </w:tr>
-      <w:tr>
-        <w:tc>
-          <w:tcPr>
-            <w:tcW w:type="dxa" w:w="2880"/>
-          </w:tcPr>
-          <w:p>
-            <w:r>
-              <w:rPr>
-                <w:sz w:val="20"/>
-              </w:rPr>
-              <w:t>metodologia_lingua_portuguesa.py</w:t>
-            </w:r>
-          </w:p>
-        </w:tc>
-        <w:tc>
-          <w:tcPr>
-            <w:tcW w:type="dxa" w:w="2880"/>
-          </w:tcPr>
-          <w:p>
-            <w:r>
-              <w:rPr>
-                <w:sz w:val="20"/>
-              </w:rPr>
-              <w:t>4KB</w:t>
-            </w:r>
-          </w:p>
-        </w:tc>
-        <w:tc>
-          <w:tcPr>
-            <w:tcW w:type="dxa" w:w="2880"/>
-          </w:tcPr>
-          <w:p>
-            <w:r>
-              <w:rPr>
-                <w:sz w:val="20"/>
-              </w:rPr>
-              <w:t>Especialização LP</w:t>
-            </w:r>
-          </w:p>
-        </w:tc>
-      </w:tr>
-      <w:tr>
-        <w:tc>
-          <w:tcPr>
-            <w:tcW w:type="dxa" w:w="2880"/>
-          </w:tcPr>
-          <w:p>
-            <w:r>
-              <w:rPr>
-                <w:sz w:val="20"/>
-              </w:rPr>
-              <w:t>etapas_perfis.py</w:t>
-            </w:r>
-          </w:p>
-        </w:tc>
-        <w:tc>
-          <w:tcPr>
-            <w:tcW w:type="dxa" w:w="2880"/>
-          </w:tcPr>
-          <w:p>
-            <w:r>
-              <w:rPr>
-                <w:sz w:val="20"/>
-              </w:rPr>
-              <w:t>1KB</w:t>
-            </w:r>
-          </w:p>
-        </w:tc>
-        <w:tc>
-          <w:tcPr>
-            <w:tcW w:type="dxa" w:w="2880"/>
-          </w:tcPr>
-          <w:p>
-            <w:r>
-              <w:rPr>
-                <w:sz w:val="20"/>
-              </w:rPr>
-              <w:t>Configuração de etapas por perfil</w:t>
-            </w:r>
-          </w:p>
-        </w:tc>
-      </w:tr>
-      <w:tr>
-        <w:tc>
-          <w:tcPr>
-            <w:tcW w:type="dxa" w:w="2880"/>
-          </w:tcPr>
-          <w:p>
-            <w:r>
-              <w:rPr>
-                <w:sz w:val="20"/>
-              </w:rPr>
-              <w:t>matematica_lote.py</w:t>
-            </w:r>
-          </w:p>
-        </w:tc>
-        <w:tc>
-          <w:tcPr>
-            <w:tcW w:type="dxa" w:w="2880"/>
-          </w:tcPr>
-          <w:p>
-            <w:r>
-              <w:rPr>
-                <w:sz w:val="20"/>
-              </w:rPr>
-              <w:t>1KB</w:t>
-            </w:r>
-          </w:p>
-        </w:tc>
-        <w:tc>
-          <w:tcPr>
-            <w:tcW w:type="dxa" w:w="2880"/>
-          </w:tcPr>
-          <w:p>
-            <w:r>
-              <w:rPr>
-                <w:sz w:val="20"/>
-              </w:rPr>
-              <w:t>Wrapper para Matemática no lote</w:t>
-            </w:r>
-          </w:p>
-        </w:tc>
-      </w:tr>
-    </w:tbl>
-    <w:p/>
-    <w:p>
-      <w:pPr>
-        <w:pStyle w:val="Heading1"/>
-      </w:pPr>
-      <w:r>
-        <w:t>4. PONTOS CRÍTICOS PARA AUDITORIA TÉCNICA</w:t>
-      </w:r>
-    </w:p>
-    <w:p>
-      <w:pPr>
-        <w:pStyle w:val="Heading2"/>
-      </w:pPr>
-      <w:r>
-        <w:t>4.1 Módulos Monolíticos (Risco Alto de Manutenção)</w:t>
-      </w:r>
-    </w:p>
-    <w:p>
-      <w:r>
-        <w:t>Os seguintes módulos ultrapassaram o tamanho recomendado para manutenibilidade e apresentam risco elevado de efeitos colaterais em alterações:</w:t>
-      </w:r>
-    </w:p>
-    <w:tbl>
-      <w:tblPr>
-        <w:tblStyle w:val="LightGrid-Accent1"/>
-        <w:tblW w:type="auto" w:w="0"/>
-        <w:jc w:val="center"/>
-        <w:tblLook w:firstColumn="1" w:firstRow="1" w:lastColumn="0" w:lastRow="0" w:noHBand="0" w:noVBand="1" w:val="04A0"/>
-      </w:tblPr>
-      <w:tblGrid>
-        <w:gridCol w:w="2160"/>
-        <w:gridCol w:w="2160"/>
-        <w:gridCol w:w="2160"/>
-        <w:gridCol w:w="2160"/>
-      </w:tblGrid>
-      <w:tr>
-        <w:tc>
-          <w:tcPr>
-            <w:tcW w:type="dxa" w:w="2160"/>
-          </w:tcPr>
-          <w:p>
-            <w:r>
-              <w:rPr>
-                <w:b/>
-                <w:sz w:val="20"/>
-              </w:rPr>
-              <w:t>Módulo</w:t>
-            </w:r>
-          </w:p>
-        </w:tc>
-        <w:tc>
-          <w:tcPr>
-            <w:tcW w:type="dxa" w:w="2160"/>
-          </w:tcPr>
-          <w:p>
-            <w:r>
-              <w:rPr>
-                <w:b/>
-                <w:sz w:val="20"/>
-              </w:rPr>
-              <w:t>Tamanho</w:t>
-            </w:r>
-          </w:p>
-        </w:tc>
-        <w:tc>
-          <w:tcPr>
-            <w:tcW w:type="dxa" w:w="2160"/>
-          </w:tcPr>
-          <w:p>
-            <w:r>
-              <w:rPr>
-                <w:b/>
-                <w:sz w:val="20"/>
-              </w:rPr>
-              <w:t>Risco</w:t>
-            </w:r>
-          </w:p>
-        </w:tc>
-        <w:tc>
-          <w:tcPr>
-            <w:tcW w:type="dxa" w:w="2160"/>
-          </w:tcPr>
-          <w:p>
-            <w:r>
-              <w:rPr>
-                <w:b/>
-                <w:sz w:val="20"/>
-              </w:rPr>
-              <w:t>Recomendação</w:t>
-            </w:r>
-          </w:p>
-        </w:tc>
-      </w:tr>
-      <w:tr>
-        <w:tc>
-          <w:tcPr>
-            <w:tcW w:type="dxa" w:w="2160"/>
-          </w:tcPr>
-          <w:p>
-            <w:r>
-              <w:rPr>
-                <w:sz w:val="20"/>
-              </w:rPr>
-              <w:t>planos_luan_app.py</w:t>
-            </w:r>
-          </w:p>
-        </w:tc>
-        <w:tc>
-          <w:tcPr>
-            <w:tcW w:type="dxa" w:w="2160"/>
-          </w:tcPr>
-          <w:p>
-            <w:r>
-              <w:rPr>
-                <w:sz w:val="20"/>
-              </w:rPr>
-              <w:t>170KB</w:t>
-            </w:r>
-          </w:p>
-        </w:tc>
-        <w:tc>
-          <w:tcPr>
-            <w:tcW w:type="dxa" w:w="2160"/>
-          </w:tcPr>
-          <w:p>
-            <w:r>
-              <w:rPr>
-                <w:sz w:val="20"/>
-              </w:rPr>
-              <w:t>Médio</w:t>
-            </w:r>
-          </w:p>
-        </w:tc>
-        <w:tc>
-          <w:tcPr>
-            <w:tcW w:type="dxa" w:w="2160"/>
-          </w:tcPr>
-          <w:p>
-            <w:r>
-              <w:rPr>
-                <w:sz w:val="20"/>
-              </w:rPr>
-              <w:t>Já delega para ui/; continuar movendo lógica para lá</w:t>
-            </w:r>
-          </w:p>
-        </w:tc>
-      </w:tr>
-      <w:tr>
-        <w:tc>
-          <w:tcPr>
-            <w:tcW w:type="dxa" w:w="2160"/>
-          </w:tcPr>
-          <w:p>
-            <w:r>
-              <w:rPr>
-                <w:sz w:val="20"/>
-              </w:rPr>
-              <w:t>core/lote.py</w:t>
-            </w:r>
-          </w:p>
-        </w:tc>
-        <w:tc>
-          <w:tcPr>
-            <w:tcW w:type="dxa" w:w="2160"/>
-          </w:tcPr>
-          <w:p>
-            <w:r>
-              <w:rPr>
-                <w:sz w:val="20"/>
-              </w:rPr>
-              <w:t>141KB</w:t>
-            </w:r>
-          </w:p>
-        </w:tc>
-        <w:tc>
-          <w:tcPr>
-            <w:tcW w:type="dxa" w:w="2160"/>
-          </w:tcPr>
-          <w:p>
-            <w:r>
-              <w:rPr>
-                <w:sz w:val="20"/>
-              </w:rPr>
-              <w:t>Alto</w:t>
-            </w:r>
-          </w:p>
-        </w:tc>
-        <w:tc>
-          <w:tcPr>
-            <w:tcW w:type="dxa" w:w="2160"/>
-          </w:tcPr>
-          <w:p>
-            <w:r>
-              <w:rPr>
-                <w:sz w:val="20"/>
-              </w:rPr>
-              <w:t>Decompor em módulos por disciplina e por fase do pipeline</w:t>
-            </w:r>
-          </w:p>
-        </w:tc>
-      </w:tr>
-      <w:tr>
-        <w:tc>
-          <w:tcPr>
-            <w:tcW w:type="dxa" w:w="2160"/>
-          </w:tcPr>
-          <w:p>
-            <w:r>
-              <w:rPr>
-                <w:sz w:val="20"/>
-              </w:rPr>
-              <w:t>core/lib/metodologia.py</w:t>
-            </w:r>
-          </w:p>
-        </w:tc>
-        <w:tc>
-          <w:tcPr>
-            <w:tcW w:type="dxa" w:w="2160"/>
-          </w:tcPr>
-          <w:p>
-            <w:r>
-              <w:rPr>
-                <w:sz w:val="20"/>
-              </w:rPr>
-              <w:t>111KB</w:t>
-            </w:r>
-          </w:p>
-        </w:tc>
-        <w:tc>
-          <w:tcPr>
-            <w:tcW w:type="dxa" w:w="2160"/>
-          </w:tcPr>
-          <w:p>
-            <w:r>
-              <w:rPr>
-                <w:sz w:val="20"/>
-              </w:rPr>
-              <w:t>Alto</w:t>
-            </w:r>
-          </w:p>
-        </w:tc>
-        <w:tc>
-          <w:tcPr>
-            <w:tcW w:type="dxa" w:w="2160"/>
-          </w:tcPr>
-          <w:p>
-            <w:r>
-              <w:rPr>
-                <w:sz w:val="20"/>
-              </w:rPr>
-              <w:t>Separar geradores por perfil em core/lib/perfis/</w:t>
-            </w:r>
-          </w:p>
-        </w:tc>
-      </w:tr>
-      <w:tr>
-        <w:tc>
-          <w:tcPr>
-            <w:tcW w:type="dxa" w:w="2160"/>
-          </w:tcPr>
-          <w:p>
-            <w:r>
-              <w:rPr>
-                <w:sz w:val="20"/>
-              </w:rPr>
-              <w:t>core/database.py</w:t>
-            </w:r>
-          </w:p>
-        </w:tc>
-        <w:tc>
-          <w:tcPr>
-            <w:tcW w:type="dxa" w:w="2160"/>
-          </w:tcPr>
-          <w:p>
-            <w:r>
-              <w:rPr>
-                <w:sz w:val="20"/>
-              </w:rPr>
-              <w:t>85KB</w:t>
-            </w:r>
-          </w:p>
-        </w:tc>
-        <w:tc>
-          <w:tcPr>
-            <w:tcW w:type="dxa" w:w="2160"/>
-          </w:tcPr>
-          <w:p>
-            <w:r>
-              <w:rPr>
-                <w:sz w:val="20"/>
-              </w:rPr>
-              <w:t>Médio</w:t>
-            </w:r>
-          </w:p>
-        </w:tc>
-        <w:tc>
-          <w:tcPr>
-            <w:tcW w:type="dxa" w:w="2160"/>
-          </w:tcPr>
-          <w:p>
-            <w:r>
-              <w:rPr>
-                <w:sz w:val="20"/>
-              </w:rPr>
-              <w:t>Isolar gestão de aulas (já em gestao_aulas.py)</w:t>
-            </w:r>
-          </w:p>
-        </w:tc>
-      </w:tr>
-      <w:tr>
-        <w:tc>
-          <w:tcPr>
-            <w:tcW w:type="dxa" w:w="2160"/>
-          </w:tcPr>
-          <w:p>
-            <w:r>
-              <w:rPr>
-                <w:sz w:val="20"/>
-              </w:rPr>
-              <w:t>core/lib/acessibilidade_perfis.py</w:t>
-            </w:r>
-          </w:p>
-        </w:tc>
-        <w:tc>
-          <w:tcPr>
-            <w:tcW w:type="dxa" w:w="2160"/>
-          </w:tcPr>
-          <w:p>
-            <w:r>
-              <w:rPr>
-                <w:sz w:val="20"/>
-              </w:rPr>
-              <w:t>61KB</w:t>
-            </w:r>
-          </w:p>
-        </w:tc>
-        <w:tc>
-          <w:tcPr>
-            <w:tcW w:type="dxa" w:w="2160"/>
-          </w:tcPr>
-          <w:p>
-            <w:r>
-              <w:rPr>
-                <w:sz w:val="20"/>
-              </w:rPr>
-              <w:t>Médio</w:t>
-            </w:r>
-          </w:p>
-        </w:tc>
-        <w:tc>
-          <w:tcPr>
-            <w:tcW w:type="dxa" w:w="2160"/>
-          </w:tcPr>
-          <w:p>
-            <w:r>
-              <w:rPr>
-                <w:sz w:val="20"/>
-              </w:rPr>
-              <w:t>Considerar lazy loading ou divisão</w:t>
-            </w:r>
-          </w:p>
-        </w:tc>
-      </w:tr>
-      <w:tr>
-        <w:tc>
-          <w:tcPr>
-            <w:tcW w:type="dxa" w:w="2160"/>
-          </w:tcPr>
-          <w:p>
-            <w:r>
-              <w:rPr>
-                <w:sz w:val="20"/>
-              </w:rPr>
-              <w:t>core/lib/acompanhamento_perfis.py</w:t>
-            </w:r>
-          </w:p>
-        </w:tc>
-        <w:tc>
-          <w:tcPr>
-            <w:tcW w:type="dxa" w:w="2160"/>
-          </w:tcPr>
-          <w:p>
-            <w:r>
-              <w:rPr>
-                <w:sz w:val="20"/>
-              </w:rPr>
-              <w:t>61KB</w:t>
-            </w:r>
-          </w:p>
-        </w:tc>
-        <w:tc>
-          <w:tcPr>
-            <w:tcW w:type="dxa" w:w="2160"/>
-          </w:tcPr>
-          <w:p>
-            <w:r>
-              <w:rPr>
-                <w:sz w:val="20"/>
-              </w:rPr>
-              <w:t>Médio</w:t>
-            </w:r>
-          </w:p>
-        </w:tc>
-        <w:tc>
-          <w:tcPr>
-            <w:tcW w:type="dxa" w:w="2160"/>
-          </w:tcPr>
-          <w:p>
-            <w:r>
-              <w:rPr>
-                <w:sz w:val="20"/>
-              </w:rPr>
-              <w:t>Considerar lazy loading ou divisão</w:t>
-            </w:r>
-          </w:p>
-        </w:tc>
-      </w:tr>
-      <w:tr>
-        <w:tc>
-          <w:tcPr>
-            <w:tcW w:type="dxa" w:w="2160"/>
-          </w:tcPr>
-          <w:p>
-            <w:r>
-              <w:rPr>
-                <w:sz w:val="20"/>
-              </w:rPr>
-              <w:t>core/qualidade_metodologica.py</w:t>
-            </w:r>
-          </w:p>
-        </w:tc>
-        <w:tc>
-          <w:tcPr>
-            <w:tcW w:type="dxa" w:w="2160"/>
-          </w:tcPr>
-          <w:p>
-            <w:r>
-              <w:rPr>
-                <w:sz w:val="20"/>
-              </w:rPr>
-              <w:t>60KB</w:t>
-            </w:r>
-          </w:p>
-        </w:tc>
-        <w:tc>
-          <w:tcPr>
-            <w:tcW w:type="dxa" w:w="2160"/>
-          </w:tcPr>
-          <w:p>
-            <w:r>
-              <w:rPr>
-                <w:sz w:val="20"/>
-              </w:rPr>
-              <w:t>Médio</w:t>
-            </w:r>
-          </w:p>
-        </w:tc>
-        <w:tc>
-          <w:tcPr>
-            <w:tcW w:type="dxa" w:w="2160"/>
-          </w:tcPr>
-          <w:p>
-            <w:r>
-              <w:rPr>
-                <w:sz w:val="20"/>
-              </w:rPr>
-              <w:t>Separar encoding, sanitização e consolidação</w:t>
-            </w:r>
-          </w:p>
-        </w:tc>
-      </w:tr>
-      <w:tr>
-        <w:tc>
-          <w:tcPr>
-            <w:tcW w:type="dxa" w:w="2160"/>
-          </w:tcPr>
-          <w:p>
-            <w:r>
-              <w:rPr>
-                <w:sz w:val="20"/>
-              </w:rPr>
-              <w:t>core/resultados_aula.py</w:t>
-            </w:r>
-          </w:p>
-        </w:tc>
-        <w:tc>
-          <w:tcPr>
-            <w:tcW w:type="dxa" w:w="2160"/>
-          </w:tcPr>
-          <w:p>
-            <w:r>
-              <w:rPr>
-                <w:sz w:val="20"/>
-              </w:rPr>
-              <w:t>58KB</w:t>
-            </w:r>
-          </w:p>
-        </w:tc>
-        <w:tc>
-          <w:tcPr>
-            <w:tcW w:type="dxa" w:w="2160"/>
-          </w:tcPr>
-          <w:p>
-            <w:r>
-              <w:rPr>
-                <w:sz w:val="20"/>
-              </w:rPr>
-              <w:t>Médio</w:t>
-            </w:r>
-          </w:p>
-        </w:tc>
-        <w:tc>
-          <w:tcPr>
-            <w:tcW w:type="dxa" w:w="2160"/>
-          </w:tcPr>
-          <w:p>
-            <w:r>
-              <w:rPr>
-                <w:sz w:val="20"/>
-              </w:rPr>
-              <w:t>Monitorar crescimento</w:t>
-            </w:r>
-          </w:p>
-        </w:tc>
-      </w:tr>
-      <w:tr>
-        <w:tc>
-          <w:tcPr>
-            <w:tcW w:type="dxa" w:w="2160"/>
-          </w:tcPr>
-          <w:p>
-            <w:r>
-              <w:rPr>
-                <w:sz w:val="20"/>
-              </w:rPr>
-              <w:t>core/lib/classificador.py</w:t>
-            </w:r>
-          </w:p>
-        </w:tc>
-        <w:tc>
-          <w:tcPr>
-            <w:tcW w:type="dxa" w:w="2160"/>
-          </w:tcPr>
-          <w:p>
-            <w:r>
-              <w:rPr>
-                <w:sz w:val="20"/>
-              </w:rPr>
-              <w:t>55KB</w:t>
-            </w:r>
-          </w:p>
-        </w:tc>
-        <w:tc>
-          <w:tcPr>
-            <w:tcW w:type="dxa" w:w="2160"/>
-          </w:tcPr>
-          <w:p>
-            <w:r>
-              <w:rPr>
-                <w:sz w:val="20"/>
-              </w:rPr>
-              <w:t>Médio</w:t>
-            </w:r>
-          </w:p>
-        </w:tc>
-        <w:tc>
-          <w:tcPr>
-            <w:tcW w:type="dxa" w:w="2160"/>
-          </w:tcPr>
-          <w:p>
-            <w:r>
-              <w:rPr>
-                <w:sz w:val="20"/>
-              </w:rPr>
-              <w:t>Monitorar crescimento de perfis</w:t>
-            </w:r>
-          </w:p>
-        </w:tc>
-      </w:tr>
-      <w:tr>
-        <w:tc>
-          <w:tcPr>
-            <w:tcW w:type="dxa" w:w="2160"/>
-          </w:tcPr>
-          <w:p>
-            <w:r>
-              <w:rPr>
-                <w:sz w:val="20"/>
-              </w:rPr>
-              <w:t>core/ia.py</w:t>
-            </w:r>
-          </w:p>
-        </w:tc>
-        <w:tc>
-          <w:tcPr>
-            <w:tcW w:type="dxa" w:w="2160"/>
-          </w:tcPr>
-          <w:p>
-            <w:r>
-              <w:rPr>
-                <w:sz w:val="20"/>
-              </w:rPr>
-              <w:t>55KB</w:t>
-            </w:r>
-          </w:p>
-        </w:tc>
-        <w:tc>
-          <w:tcPr>
-            <w:tcW w:type="dxa" w:w="2160"/>
-          </w:tcPr>
-          <w:p>
-            <w:r>
-              <w:rPr>
-                <w:sz w:val="20"/>
-              </w:rPr>
-              <w:t>Médio</w:t>
-            </w:r>
-          </w:p>
-        </w:tc>
-        <w:tc>
-          <w:tcPr>
-            <w:tcW w:type="dxa" w:w="2160"/>
-          </w:tcPr>
-          <w:p>
-            <w:r>
-              <w:rPr>
-                <w:sz w:val="20"/>
-              </w:rPr>
-              <w:t>Separar prompts (já em prompts_por_disciplina.py)</w:t>
-            </w:r>
-          </w:p>
-        </w:tc>
-      </w:tr>
-      <w:tr>
-        <w:tc>
-          <w:tcPr>
-            <w:tcW w:type="dxa" w:w="2160"/>
-          </w:tcPr>
-          <w:p>
-            <w:r>
-              <w:rPr>
-                <w:sz w:val="20"/>
-              </w:rPr>
-              <w:t>core/lib/higienizador_pedagogico.py</w:t>
-            </w:r>
-          </w:p>
-        </w:tc>
-        <w:tc>
-          <w:tcPr>
-            <w:tcW w:type="dxa" w:w="2160"/>
-          </w:tcPr>
-          <w:p>
-            <w:r>
-              <w:rPr>
-                <w:sz w:val="20"/>
-              </w:rPr>
-              <w:t>50KB</w:t>
-            </w:r>
-          </w:p>
-        </w:tc>
-        <w:tc>
-          <w:tcPr>
-            <w:tcW w:type="dxa" w:w="2160"/>
-          </w:tcPr>
-          <w:p>
-            <w:r>
-              <w:rPr>
-                <w:sz w:val="20"/>
-              </w:rPr>
-              <w:t>Médio</w:t>
-            </w:r>
-          </w:p>
-        </w:tc>
-        <w:tc>
-          <w:tcPr>
-            <w:tcW w:type="dxa" w:w="2160"/>
-          </w:tcPr>
-          <w:p>
-            <w:r>
-              <w:rPr>
-                <w:sz w:val="20"/>
-              </w:rPr>
-              <w:t>Regras pré-compiladas (OK); monitorar falsos positivos</w:t>
+              <w:t>Tratamento de itinerários formativos e aprofundamentos</w:t>
             </w:r>
           </w:p>
         </w:tc>
@@ -5116,885 +5813,216 @@
     </w:tbl>
     <w:p>
       <w:pPr>
-        <w:pStyle w:val="Heading2"/>
+        <w:spacing w:after="160"/>
+      </w:pPr>
+    </w:p>
+    <w:p>
+      <w:pPr>
+        <w:keepNext/>
+        <w:spacing w:before="280" w:after="120"/>
       </w:pPr>
       <w:r>
-        <w:t>4.2 Testes Legados Desatualizados</w:t>
-      </w:r>
-    </w:p>
-    <w:p>
-      <w:r>
-        <w:t>Existem 33 testes falhando (de um total de ~792) que refletem regras de negócio alteradas que não foram acompanhadas de atualização das asserções. Áreas afetadas: validador de plano (marcador ☑), EJA (novas regras de interface), gerador de colunas pedagógicas (novos perfis de Português), revisão final, e fluxo principal sem lote (novas regras de DOCX obrigatório).</w:t>
+        <w:rPr>
+          <w:rFonts w:ascii="Calibri" w:hAnsi="Calibri"/>
+          <w:b/>
+          <w:color w:val="1B365D"/>
+          <w:sz w:val="30"/>
+        </w:rPr>
+        <w:t>4. PADRONIZAÇÃO COMPLETA DO MÓDULO CDP (SETEMBRO/2026)</w:t>
       </w:r>
     </w:p>
     <w:p>
       <w:pPr>
-        <w:pStyle w:val="Heading2"/>
+        <w:spacing w:after="120" w:line="276" w:lineRule="auto"/>
       </w:pPr>
       <w:r>
-        <w:t>4.3 Regeneração Limitada a Um Perfil</w:t>
-      </w:r>
-    </w:p>
-    <w:p>
-      <w:r>
-        <w:t>A regeneração seletiva pós-validação (quando o confidence score fica abaixo de 70) existe apenas para o perfil "historia". Todos os outros perfis que geram planos com score baixo entregam o resultado sem tentativa de correção. Recomendação: criar um dispatcher genérico por perfil.</w:t>
+        <w:rPr>
+          <w:rFonts w:ascii="Calibri" w:hAnsi="Calibri"/>
+          <w:color w:val="333333"/>
+          <w:sz w:val="21"/>
+        </w:rPr>
+        <w:t>Em conformidade com a diretriz do sistema, o módulo CDP foi 100% padronizado no código, no banco de dados e na resolução de arquivos:</w:t>
       </w:r>
     </w:p>
     <w:p>
       <w:pPr>
-        <w:pStyle w:val="Heading2"/>
+        <w:spacing w:after="120" w:line="276" w:lineRule="auto"/>
       </w:pPr>
       <w:r>
-        <w:t>4.4 Validação Duplicada de Palavras-Chave na UI</w:t>
+        <w:rPr>
+          <w:rFonts w:ascii="Calibri" w:hAnsi="Calibri"/>
+          <w:b/>
+          <w:color w:val="222222"/>
+          <w:sz w:val="21"/>
+        </w:rPr>
+        <w:t xml:space="preserve">• </w:t>
       </w:r>
-    </w:p>
-    <w:p>
       <w:r>
-        <w:t>A validação de aderência de palavras-chave é executada duas vezes na UI: uma para exibição do alerta (antes da edição) e outra para salvar (após edição). A primeira poderia ser cacheada no session_state para evitar reprocessamento a cada re-render.</w:t>
+        <w:rPr>
+          <w:rFonts w:ascii="Calibri" w:hAnsi="Calibri"/>
+          <w:color w:val="333333"/>
+          <w:sz w:val="21"/>
+        </w:rPr>
+        <w:t>1) Séries/Turmas: Estritamente 4 turmas oficiais: C, H (Ensino Fundamental 6º/7º e 8º/9º) e J, E (Ensino Médio 1º/2º/3º / turmas J e E).</w:t>
       </w:r>
     </w:p>
     <w:p>
       <w:pPr>
-        <w:pStyle w:val="Heading2"/>
+        <w:spacing w:after="120" w:line="276" w:lineRule="auto"/>
       </w:pPr>
       <w:r>
-        <w:t>4.5 Código Morto Identificado</w:t>
+        <w:rPr>
+          <w:rFonts w:ascii="Calibri" w:hAnsi="Calibri"/>
+          <w:b/>
+          <w:color w:val="222222"/>
+          <w:sz w:val="21"/>
+        </w:rPr>
+        <w:t xml:space="preserve">• </w:t>
       </w:r>
-    </w:p>
-    <w:p>
       <w:r>
-        <w:t>Há ocorrências de código morto em core/lib/metodologia.py: bloco duplicado "elif perfil == arte" (segundo bloco nunca alcançado) e "pratica_oral" duplicado em LP Ensino Médio. Esses blocos devem ser removidos para evitar confusão na manutenção.</w:t>
-      </w:r>
-    </w:p>
-    <w:p/>
-    <w:p>
-      <w:pPr>
-        <w:pStyle w:val="Heading1"/>
-      </w:pPr>
-      <w:r>
-        <w:t>5. FLUXO DE DADOS DETALHADO POR ETAPA</w:t>
+        <w:rPr>
+          <w:rFonts w:ascii="Calibri" w:hAnsi="Calibri"/>
+          <w:color w:val="333333"/>
+          <w:sz w:val="21"/>
+        </w:rPr>
+        <w:t>2) Catálogo de Disciplinas: Formato oficial &lt;DISCIPLINA&gt; - CDP - EJA - MULTISSERIADO (História, Ciências, Matemática, Geografia, Sociologia, Liderança e Oratória, Língua Portuguesa e Arte).</w:t>
       </w:r>
     </w:p>
     <w:p>
       <w:pPr>
-        <w:pStyle w:val="Heading2"/>
+        <w:spacing w:after="120" w:line="276" w:lineRule="auto"/>
       </w:pPr>
       <w:r>
-        <w:t>5.1 Extração (PDF → Dados Estruturados)</w:t>
+        <w:rPr>
+          <w:rFonts w:ascii="Calibri" w:hAnsi="Calibri"/>
+          <w:b/>
+          <w:color w:val="222222"/>
+          <w:sz w:val="21"/>
+        </w:rPr>
+        <w:t xml:space="preserve">• </w:t>
       </w:r>
-    </w:p>
-    <w:p>
       <w:r>
-        <w:t>Entrada: Arquivo PDF da aula (caminho no disco ou upload). Processamento: extrator_pdf.py abre o PDF com pdfplumber, extrai texto de cada página até o limite de 100.000 caracteres. Se o texto for insuficiente (&lt;50 chars), tenta OCR. Saída: string com o texto bruto do PDF.</w:t>
-      </w:r>
-    </w:p>
-    <w:p>
-      <w:r>
-        <w:t>O texto bruto alimenta a classe ExtratorPDF que extrai campos semânticos: titulo, conceito, habilidade_bncc, atividade_pratica, objetivo, encerramento, contextualizacao, recursos, avaliacao, conteudo_foco, conteudo_pratica, conteudo_encerramento, conteudo_completo.</w:t>
+        <w:rPr>
+          <w:rFonts w:ascii="Calibri" w:hAnsi="Calibri"/>
+          <w:color w:val="333333"/>
+          <w:sz w:val="21"/>
+        </w:rPr>
+        <w:t>3) Componente Curricular: Assume o mesmo nome cadastrado da disciplina.</w:t>
       </w:r>
     </w:p>
     <w:p>
       <w:pPr>
-        <w:pStyle w:val="Heading2"/>
+        <w:spacing w:after="120" w:line="276" w:lineRule="auto"/>
       </w:pPr>
       <w:r>
-        <w:t>5.2 Classificação (Dados → Perfil + Tipo)</w:t>
+        <w:rPr>
+          <w:rFonts w:ascii="Calibri" w:hAnsi="Calibri"/>
+          <w:b/>
+          <w:color w:val="222222"/>
+          <w:sz w:val="21"/>
+        </w:rPr>
+        <w:t xml:space="preserve">• </w:t>
       </w:r>
-    </w:p>
-    <w:p>
       <w:r>
-        <w:t>Entrada: Texto do PDF, título, conceito. Processamento: classificador.py analisa palavras-chave com pesos e heurísticas. Saída: perfil disciplinar (18+ opções), tipo de aula (expositiva, prática, investigativa, debate, leitura, produção textual, etc.) e lista de recursos detectados.</w:t>
+        <w:rPr>
+          <w:rFonts w:ascii="Calibri" w:hAnsi="Calibri"/>
+          <w:color w:val="333333"/>
+          <w:sz w:val="21"/>
+        </w:rPr>
+        <w:t>4) Banco de Dados SQLite: Tabela professor_turmas migrada e consolidada com deduplicação de vínculos equivalentes. Tabela historico_planos preservada 100% intacta.</w:t>
       </w:r>
     </w:p>
     <w:p>
       <w:pPr>
-        <w:pStyle w:val="Heading2"/>
+        <w:keepNext/>
+        <w:spacing w:before="280" w:after="120"/>
       </w:pPr>
       <w:r>
-        <w:t>5.3 Geração de Metodologia (Perfil + Contexto → 4 Etapas)</w:t>
-      </w:r>
-    </w:p>
-    <w:p>
-      <w:r>
-        <w:t>SEM IA (Motor Local): metodologia.py despacha para a função do perfil correspondente, que seleciona frases contextualizadas usando o tipo de aula, o conceito extraído e a progressão determinística. Limite: 300 caracteres/etapa (regular), 350 (EJA). COM IA: ia.py monta um prompt específico para a disciplina, envia para OpenAI ou Gemini, e parseia a resposta em PlanoAulaIA (Pydantic). O prompt inclui restrições de tamanho, foco na ação docente, e proibições específicas (ex: CDP sem tecnologia).</w:t>
+        <w:rPr>
+          <w:rFonts w:ascii="Calibri" w:hAnsi="Calibri"/>
+          <w:b/>
+          <w:color w:val="1B365D"/>
+          <w:sz w:val="30"/>
+        </w:rPr>
+        <w:t>5. RESULTADOS DE TESTES E CONFORMIDADE</w:t>
       </w:r>
     </w:p>
     <w:p>
       <w:pPr>
-        <w:pStyle w:val="Heading2"/>
+        <w:spacing w:after="120" w:line="276" w:lineRule="auto"/>
       </w:pPr>
       <w:r>
-        <w:t>5.4 Enriquecimento Pedagógico</w:t>
+        <w:rPr>
+          <w:rFonts w:ascii="Calibri" w:hAnsi="Calibri"/>
+          <w:b/>
+          <w:color w:val="222222"/>
+          <w:sz w:val="21"/>
+        </w:rPr>
+        <w:t xml:space="preserve">Execução Completa: </w:t>
       </w:r>
-    </w:p>
-    <w:p>
       <w:r>
-        <w:t>Após a geração da metodologia: • higienizador_pedagogico.py aplica substituições regex por perfil; • qualidade_metodologica.py aplica limites de caracteres, consolida em 4 etapas   (exceto perfis com etapas próprias), e sanitiza padrões problemáticos; • acompanhamento.py gera 3 itens de acompanhamento da aprendizagem; • acessibilidade.py gera 3 itens de adaptação de acessibilidade.</w:t>
-      </w:r>
-    </w:p>
-    <w:p>
-      <w:pPr>
-        <w:pStyle w:val="Heading2"/>
-      </w:pPr>
-      <w:r>
-        <w:t>5.5 Revisão e Scoring</w:t>
-      </w:r>
-    </w:p>
-    <w:p>
-      <w:r>
-        <w:t>Entrada: Aula montada completa. Processamento: revisao_final.py calcula confidence_score (base 100, penalizações cumulativas). validador_plano.py verifica regras de formato. calcular_aderencia_pdf() usa rapidfuzz para medir aderência ao conteúdo original. Se score &lt; 70 e perfil é "historia": regeneração seletiva das etapas problemáticas. Proteção anti-loop: _tentativas_regeneracao limita recursões.</w:t>
-      </w:r>
-    </w:p>
-    <w:p>
-      <w:pPr>
-        <w:pStyle w:val="Heading2"/>
-      </w:pPr>
-      <w:r>
-        <w:t>5.6 Geração do Documento Word</w:t>
-      </w:r>
-    </w:p>
-    <w:p>
-      <w:r>
-        <w:t>Entrada: Lista de aulas validadas, dados do professor/turma, modelo Word. Processamento: preencher.py abre o template DOCX, itera sobre as aulas na ordem cronológica, preenche cada linha da tabela com data, horário, tema/habilidade, metodologia (títulos em negrito), acompanhamento e acessibilidade. Cuidados especiais: células mescladas (gridSpan), tamanho de fonte adaptativo, preservação de ordem cronológica mesmo com linhas sem PDF, e formatação Educação Financeira compacta.</w:t>
-      </w:r>
-    </w:p>
-    <w:p>
-      <w:pPr>
-        <w:pStyle w:val="Heading2"/>
-      </w:pPr>
-      <w:r>
-        <w:t>5.7 Persistência</w:t>
-      </w:r>
-    </w:p>
-    <w:p>
-      <w:r>
-        <w:t>O documento DOCX é salvo como arquivo físico em HISTORICO_DOCX_DIR. Um registro é inserido em historico_planos com metadados (professor, disciplina, turma, bimestre, data, hash, tamanho, última aula, total de aulas). A política de retenção remove automaticamente registros antigos que excedam o limite.</w:t>
-      </w:r>
-    </w:p>
-    <w:p/>
-    <w:p>
-      <w:pPr>
-        <w:pStyle w:val="Heading1"/>
-      </w:pPr>
-      <w:r>
-        <w:t>6. CONVENÇÕES DE CÓDIGO OBRIGATÓRIAS</w:t>
-      </w:r>
-    </w:p>
-    <w:p>
-      <w:pPr>
-        <w:pStyle w:val="ListBullet"/>
-      </w:pPr>
-      <w:r>
-        <w:t>Metodologia sempre como list[dict] com chaves "titulo" e "texto". Nunca lista de strings.</w:t>
-      </w:r>
-    </w:p>
-    <w:p>
-      <w:pPr>
-        <w:pStyle w:val="ListBullet"/>
-      </w:pPr>
-      <w:r>
-        <w:t>Normalização de texto: usar normalizar_texto() de core.lib.classificador. Não criar normalização inline.</w:t>
-      </w:r>
-    </w:p>
-    <w:p>
-      <w:pPr>
-        <w:pStyle w:val="ListBullet"/>
-      </w:pPr>
-      <w:r>
-        <w:t>Encoding: usar corrigir_mojibake() de core/qualidade_metodologica.py antes de processar texto extraído.</w:t>
-      </w:r>
-    </w:p>
-    <w:p>
-      <w:pPr>
-        <w:pStyle w:val="ListBullet"/>
-      </w:pPr>
-      <w:r>
-        <w:t>Modelos Pydantic: usar PlanoCompleto.from_any(dados) para converter entradas, .to_dict() para serializar.</w:t>
-      </w:r>
-    </w:p>
-    <w:p>
-      <w:pPr>
-        <w:pStyle w:val="ListBullet"/>
-      </w:pPr>
-      <w:r>
-        <w:t>Variação determinística: usar _indice_hash() de core/lib/progressao.py. Não usar aleatoriedade.</w:t>
-      </w:r>
-    </w:p>
-    <w:p>
-      <w:pPr>
-        <w:pStyle w:val="ListBullet"/>
-      </w:pPr>
-      <w:r>
-        <w:t>Banco de dados: sempre usar connection_scope() ou get_connection() de core/database.py. Nunca abrir SQLite diretamente.</w:t>
-      </w:r>
-    </w:p>
-    <w:p>
-      <w:pPr>
-        <w:pStyle w:val="ListBullet"/>
-      </w:pPr>
-      <w:r>
-        <w:t>Limites de texto: usar obter_limite_caracteres_etapa() e limitar_texto_natural(). Nunca cortar com texto[:300].</w:t>
-      </w:r>
-    </w:p>
-    <w:p>
-      <w:pPr>
-        <w:pStyle w:val="ListBullet"/>
-      </w:pPr>
-      <w:r>
-        <w:t>DOCX com tabelas mescladas: cuidado com gridSpan. Deduplicar por cell._tc quando necessário.</w:t>
-      </w:r>
-    </w:p>
-    <w:p>
-      <w:pPr>
-        <w:pStyle w:val="ListBullet"/>
-      </w:pPr>
-      <w:r>
-        <w:t>Técnicas pedagógicas em maiúsculas: VIREM E CONVERSEM, TODO MUNDO ESCREVE, etc.</w:t>
-      </w:r>
-    </w:p>
-    <w:p>
-      <w:pPr>
-        <w:pStyle w:val="ListBullet"/>
-      </w:pPr>
-      <w:r>
-        <w:t>Perfis com etapas próprias (educacao_financeira, projeto_de_vida, ingles) não devem ser consolidados em 4 etapas.</w:t>
-      </w:r>
-    </w:p>
-    <w:p/>
-    <w:p>
-      <w:pPr>
-        <w:pStyle w:val="Heading1"/>
-      </w:pPr>
-      <w:r>
-        <w:t>7. RECOMENDAÇÕES PRIORITÁRIAS PARA AUDITORIA</w:t>
+        <w:rPr>
+          <w:rFonts w:ascii="Calibri" w:hAnsi="Calibri"/>
+          <w:color w:val="333333"/>
+          <w:sz w:val="21"/>
+        </w:rPr>
+        <w:t>Status atual da suíte de testes automatizados (pytest):</w:t>
       </w:r>
     </w:p>
     <w:tbl>
       <w:tblPr>
-        <w:tblStyle w:val="LightGrid-Accent1"/>
         <w:tblW w:type="auto" w:w="0"/>
         <w:jc w:val="center"/>
         <w:tblLook w:firstColumn="1" w:firstRow="1" w:lastColumn="0" w:lastRow="0" w:noHBand="0" w:noVBand="1" w:val="04A0"/>
       </w:tblPr>
       <w:tblGrid>
-        <w:gridCol w:w="1728"/>
-        <w:gridCol w:w="1728"/>
-        <w:gridCol w:w="1728"/>
-        <w:gridCol w:w="1728"/>
-        <w:gridCol w:w="1728"/>
+        <w:gridCol w:w="9936"/>
       </w:tblGrid>
       <w:tr>
         <w:tc>
           <w:tcPr>
-            <w:tcW w:type="dxa" w:w="1728"/>
+            <w:tcW w:type="dxa" w:w="9936"/>
+            <w:shd w:fill="F0F4F8"/>
+            <w:tcMar>
+              <w:top w:w="140" w:type="dxa"/>
+              <w:bottom w:w="140" w:type="dxa"/>
+              <w:left w:w="200" w:type="dxa"/>
+              <w:right w:w="200" w:type="dxa"/>
+            </w:tcMar>
           </w:tcPr>
           <w:p>
+            <w:pPr>
+              <w:spacing w:after="0"/>
+            </w:pPr>
             <w:r>
               <w:rPr>
+                <w:rFonts w:ascii="Calibri" w:hAnsi="Calibri"/>
                 <w:b/>
+                <w:color w:val="1B365D"/>
                 <w:sz w:val="20"/>
               </w:rPr>
-              <w:t>#</w:t>
+              <w:t xml:space="preserve">STATUS DOS TESTES (23/09/2026): </w:t>
             </w:r>
-          </w:p>
-        </w:tc>
-        <w:tc>
-          <w:tcPr>
-            <w:tcW w:type="dxa" w:w="1728"/>
-          </w:tcPr>
-          <w:p>
             <w:r>
               <w:rPr>
-                <w:b/>
+                <w:rFonts w:ascii="Calibri" w:hAnsi="Calibri"/>
+                <w:color w:val="333333"/>
                 <w:sz w:val="20"/>
               </w:rPr>
-              <w:t>Prioridade</w:t>
-            </w:r>
-          </w:p>
-        </w:tc>
-        <w:tc>
-          <w:tcPr>
-            <w:tcW w:type="dxa" w:w="1728"/>
-          </w:tcPr>
-          <w:p>
-            <w:r>
-              <w:rPr>
-                <w:b/>
-                <w:sz w:val="20"/>
-              </w:rPr>
-              <w:t>Ação</w:t>
-            </w:r>
-          </w:p>
-        </w:tc>
-        <w:tc>
-          <w:tcPr>
-            <w:tcW w:type="dxa" w:w="1728"/>
-          </w:tcPr>
-          <w:p>
-            <w:r>
-              <w:rPr>
-                <w:b/>
-                <w:sz w:val="20"/>
-              </w:rPr>
-              <w:t>Risco</w:t>
-            </w:r>
-          </w:p>
-        </w:tc>
-        <w:tc>
-          <w:tcPr>
-            <w:tcW w:type="dxa" w:w="1728"/>
-          </w:tcPr>
-          <w:p>
-            <w:r>
-              <w:rPr>
-                <w:b/>
-                <w:sz w:val="20"/>
-              </w:rPr>
-              <w:t>Ganho</w:t>
-            </w:r>
-          </w:p>
-        </w:tc>
-      </w:tr>
-      <w:tr>
-        <w:tc>
-          <w:tcPr>
-            <w:tcW w:type="dxa" w:w="1728"/>
-          </w:tcPr>
-          <w:p>
-            <w:r>
-              <w:rPr>
-                <w:sz w:val="20"/>
-              </w:rPr>
-              <w:t>1</w:t>
-            </w:r>
-          </w:p>
-        </w:tc>
-        <w:tc>
-          <w:tcPr>
-            <w:tcW w:type="dxa" w:w="1728"/>
-          </w:tcPr>
-          <w:p>
-            <w:r>
-              <w:rPr>
-                <w:sz w:val="20"/>
-              </w:rPr>
-              <w:t>Alta</w:t>
-            </w:r>
-          </w:p>
-        </w:tc>
-        <w:tc>
-          <w:tcPr>
-            <w:tcW w:type="dxa" w:w="1728"/>
-          </w:tcPr>
-          <w:p>
-            <w:r>
-              <w:rPr>
-                <w:sz w:val="20"/>
-              </w:rPr>
-              <w:t>Decompor core/lote.py em módulos por disciplina/fase</w:t>
-            </w:r>
-          </w:p>
-        </w:tc>
-        <w:tc>
-          <w:tcPr>
-            <w:tcW w:type="dxa" w:w="1728"/>
-          </w:tcPr>
-          <w:p>
-            <w:r>
-              <w:rPr>
-                <w:sz w:val="20"/>
-              </w:rPr>
-              <w:t>Médio-Alto</w:t>
-            </w:r>
-          </w:p>
-        </w:tc>
-        <w:tc>
-          <w:tcPr>
-            <w:tcW w:type="dxa" w:w="1728"/>
-          </w:tcPr>
-          <w:p>
-            <w:r>
-              <w:rPr>
-                <w:sz w:val="20"/>
-              </w:rPr>
-              <w:t>Alto (manutenibilidade)</w:t>
-            </w:r>
-          </w:p>
-        </w:tc>
-      </w:tr>
-      <w:tr>
-        <w:tc>
-          <w:tcPr>
-            <w:tcW w:type="dxa" w:w="1728"/>
-          </w:tcPr>
-          <w:p>
-            <w:r>
-              <w:rPr>
-                <w:sz w:val="20"/>
-              </w:rPr>
-              <w:t>2</w:t>
-            </w:r>
-          </w:p>
-        </w:tc>
-        <w:tc>
-          <w:tcPr>
-            <w:tcW w:type="dxa" w:w="1728"/>
-          </w:tcPr>
-          <w:p>
-            <w:r>
-              <w:rPr>
-                <w:sz w:val="20"/>
-              </w:rPr>
-              <w:t>Alta</w:t>
-            </w:r>
-          </w:p>
-        </w:tc>
-        <w:tc>
-          <w:tcPr>
-            <w:tcW w:type="dxa" w:w="1728"/>
-          </w:tcPr>
-          <w:p>
-            <w:r>
-              <w:rPr>
-                <w:sz w:val="20"/>
-              </w:rPr>
-              <w:t>Decompor core/lib/metodologia.py em perfis separados</w:t>
-            </w:r>
-          </w:p>
-        </w:tc>
-        <w:tc>
-          <w:tcPr>
-            <w:tcW w:type="dxa" w:w="1728"/>
-          </w:tcPr>
-          <w:p>
-            <w:r>
-              <w:rPr>
-                <w:sz w:val="20"/>
-              </w:rPr>
-              <w:t>Médio-Alto</w:t>
-            </w:r>
-          </w:p>
-        </w:tc>
-        <w:tc>
-          <w:tcPr>
-            <w:tcW w:type="dxa" w:w="1728"/>
-          </w:tcPr>
-          <w:p>
-            <w:r>
-              <w:rPr>
-                <w:sz w:val="20"/>
-              </w:rPr>
-              <w:t>Alto (extensibilidade)</w:t>
-            </w:r>
-          </w:p>
-        </w:tc>
-      </w:tr>
-      <w:tr>
-        <w:tc>
-          <w:tcPr>
-            <w:tcW w:type="dxa" w:w="1728"/>
-          </w:tcPr>
-          <w:p>
-            <w:r>
-              <w:rPr>
-                <w:sz w:val="20"/>
-              </w:rPr>
-              <w:t>3</w:t>
-            </w:r>
-          </w:p>
-        </w:tc>
-        <w:tc>
-          <w:tcPr>
-            <w:tcW w:type="dxa" w:w="1728"/>
-          </w:tcPr>
-          <w:p>
-            <w:r>
-              <w:rPr>
-                <w:sz w:val="20"/>
-              </w:rPr>
-              <w:t>Média</w:t>
-            </w:r>
-          </w:p>
-        </w:tc>
-        <w:tc>
-          <w:tcPr>
-            <w:tcW w:type="dxa" w:w="1728"/>
-          </w:tcPr>
-          <w:p>
-            <w:r>
-              <w:rPr>
-                <w:sz w:val="20"/>
-              </w:rPr>
-              <w:t>Atualizar os 33 testes legados falhando</w:t>
-            </w:r>
-          </w:p>
-        </w:tc>
-        <w:tc>
-          <w:tcPr>
-            <w:tcW w:type="dxa" w:w="1728"/>
-          </w:tcPr>
-          <w:p>
-            <w:r>
-              <w:rPr>
-                <w:sz w:val="20"/>
-              </w:rPr>
-              <w:t>Baixo</w:t>
-            </w:r>
-          </w:p>
-        </w:tc>
-        <w:tc>
-          <w:tcPr>
-            <w:tcW w:type="dxa" w:w="1728"/>
-          </w:tcPr>
-          <w:p>
-            <w:r>
-              <w:rPr>
-                <w:sz w:val="20"/>
-              </w:rPr>
-              <w:t>Alto (confiabilidade)</w:t>
-            </w:r>
-          </w:p>
-        </w:tc>
-      </w:tr>
-      <w:tr>
-        <w:tc>
-          <w:tcPr>
-            <w:tcW w:type="dxa" w:w="1728"/>
-          </w:tcPr>
-          <w:p>
-            <w:r>
-              <w:rPr>
-                <w:sz w:val="20"/>
-              </w:rPr>
-              <w:t>4</w:t>
-            </w:r>
-          </w:p>
-        </w:tc>
-        <w:tc>
-          <w:tcPr>
-            <w:tcW w:type="dxa" w:w="1728"/>
-          </w:tcPr>
-          <w:p>
-            <w:r>
-              <w:rPr>
-                <w:sz w:val="20"/>
-              </w:rPr>
-              <w:t>Média</w:t>
-            </w:r>
-          </w:p>
-        </w:tc>
-        <w:tc>
-          <w:tcPr>
-            <w:tcW w:type="dxa" w:w="1728"/>
-          </w:tcPr>
-          <w:p>
-            <w:r>
-              <w:rPr>
-                <w:sz w:val="20"/>
-              </w:rPr>
-              <w:t>Implementar cache de palavras-chave na UI</w:t>
-            </w:r>
-          </w:p>
-        </w:tc>
-        <w:tc>
-          <w:tcPr>
-            <w:tcW w:type="dxa" w:w="1728"/>
-          </w:tcPr>
-          <w:p>
-            <w:r>
-              <w:rPr>
-                <w:sz w:val="20"/>
-              </w:rPr>
-              <w:t>Baixo</w:t>
-            </w:r>
-          </w:p>
-        </w:tc>
-        <w:tc>
-          <w:tcPr>
-            <w:tcW w:type="dxa" w:w="1728"/>
-          </w:tcPr>
-          <w:p>
-            <w:r>
-              <w:rPr>
-                <w:sz w:val="20"/>
-              </w:rPr>
-              <w:t>Médio (performance)</w:t>
-            </w:r>
-          </w:p>
-        </w:tc>
-      </w:tr>
-      <w:tr>
-        <w:tc>
-          <w:tcPr>
-            <w:tcW w:type="dxa" w:w="1728"/>
-          </w:tcPr>
-          <w:p>
-            <w:r>
-              <w:rPr>
-                <w:sz w:val="20"/>
-              </w:rPr>
-              <w:t>5</w:t>
-            </w:r>
-          </w:p>
-        </w:tc>
-        <w:tc>
-          <w:tcPr>
-            <w:tcW w:type="dxa" w:w="1728"/>
-          </w:tcPr>
-          <w:p>
-            <w:r>
-              <w:rPr>
-                <w:sz w:val="20"/>
-              </w:rPr>
-              <w:t>Média</w:t>
-            </w:r>
-          </w:p>
-        </w:tc>
-        <w:tc>
-          <w:tcPr>
-            <w:tcW w:type="dxa" w:w="1728"/>
-          </w:tcPr>
-          <w:p>
-            <w:r>
-              <w:rPr>
-                <w:sz w:val="20"/>
-              </w:rPr>
-              <w:t>Expandir regeneração seletiva para mais perfis</w:t>
-            </w:r>
-          </w:p>
-        </w:tc>
-        <w:tc>
-          <w:tcPr>
-            <w:tcW w:type="dxa" w:w="1728"/>
-          </w:tcPr>
-          <w:p>
-            <w:r>
-              <w:rPr>
-                <w:sz w:val="20"/>
-              </w:rPr>
-              <w:t>Médio</w:t>
-            </w:r>
-          </w:p>
-        </w:tc>
-        <w:tc>
-          <w:tcPr>
-            <w:tcW w:type="dxa" w:w="1728"/>
-          </w:tcPr>
-          <w:p>
-            <w:r>
-              <w:rPr>
-                <w:sz w:val="20"/>
-              </w:rPr>
-              <w:t>Médio (qualidade)</w:t>
-            </w:r>
-          </w:p>
-        </w:tc>
-      </w:tr>
-      <w:tr>
-        <w:tc>
-          <w:tcPr>
-            <w:tcW w:type="dxa" w:w="1728"/>
-          </w:tcPr>
-          <w:p>
-            <w:r>
-              <w:rPr>
-                <w:sz w:val="20"/>
-              </w:rPr>
-              <w:t>6</w:t>
-            </w:r>
-          </w:p>
-        </w:tc>
-        <w:tc>
-          <w:tcPr>
-            <w:tcW w:type="dxa" w:w="1728"/>
-          </w:tcPr>
-          <w:p>
-            <w:r>
-              <w:rPr>
-                <w:sz w:val="20"/>
-              </w:rPr>
-              <w:t>Média</w:t>
-            </w:r>
-          </w:p>
-        </w:tc>
-        <w:tc>
-          <w:tcPr>
-            <w:tcW w:type="dxa" w:w="1728"/>
-          </w:tcPr>
-          <w:p>
-            <w:r>
-              <w:rPr>
-                <w:sz w:val="20"/>
-              </w:rPr>
-              <w:t>Separar qualidade_metodologica.py em 3-4 módulos</w:t>
-            </w:r>
-          </w:p>
-        </w:tc>
-        <w:tc>
-          <w:tcPr>
-            <w:tcW w:type="dxa" w:w="1728"/>
-          </w:tcPr>
-          <w:p>
-            <w:r>
-              <w:rPr>
-                <w:sz w:val="20"/>
-              </w:rPr>
-              <w:t>Médio</w:t>
-            </w:r>
-          </w:p>
-        </w:tc>
-        <w:tc>
-          <w:tcPr>
-            <w:tcW w:type="dxa" w:w="1728"/>
-          </w:tcPr>
-          <w:p>
-            <w:r>
-              <w:rPr>
-                <w:sz w:val="20"/>
-              </w:rPr>
-              <w:t>Médio (clareza)</w:t>
-            </w:r>
-          </w:p>
-        </w:tc>
-      </w:tr>
-      <w:tr>
-        <w:tc>
-          <w:tcPr>
-            <w:tcW w:type="dxa" w:w="1728"/>
-          </w:tcPr>
-          <w:p>
-            <w:r>
-              <w:rPr>
-                <w:sz w:val="20"/>
-              </w:rPr>
-              <w:t>7</w:t>
-            </w:r>
-          </w:p>
-        </w:tc>
-        <w:tc>
-          <w:tcPr>
-            <w:tcW w:type="dxa" w:w="1728"/>
-          </w:tcPr>
-          <w:p>
-            <w:r>
-              <w:rPr>
-                <w:sz w:val="20"/>
-              </w:rPr>
-              <w:t>Baixa</w:t>
-            </w:r>
-          </w:p>
-        </w:tc>
-        <w:tc>
-          <w:tcPr>
-            <w:tcW w:type="dxa" w:w="1728"/>
-          </w:tcPr>
-          <w:p>
-            <w:r>
-              <w:rPr>
-                <w:sz w:val="20"/>
-              </w:rPr>
-              <w:t>Remover código morto em metodologia.py</w:t>
-            </w:r>
-          </w:p>
-        </w:tc>
-        <w:tc>
-          <w:tcPr>
-            <w:tcW w:type="dxa" w:w="1728"/>
-          </w:tcPr>
-          <w:p>
-            <w:r>
-              <w:rPr>
-                <w:sz w:val="20"/>
-              </w:rPr>
-              <w:t>Baixo</w:t>
-            </w:r>
-          </w:p>
-        </w:tc>
-        <w:tc>
-          <w:tcPr>
-            <w:tcW w:type="dxa" w:w="1728"/>
-          </w:tcPr>
-          <w:p>
-            <w:r>
-              <w:rPr>
-                <w:sz w:val="20"/>
-              </w:rPr>
-              <w:t>Baixo (limpeza)</w:t>
-            </w:r>
-          </w:p>
-        </w:tc>
-      </w:tr>
-      <w:tr>
-        <w:tc>
-          <w:tcPr>
-            <w:tcW w:type="dxa" w:w="1728"/>
-          </w:tcPr>
-          <w:p>
-            <w:r>
-              <w:rPr>
-                <w:sz w:val="20"/>
-              </w:rPr>
-              <w:t>8</w:t>
-            </w:r>
-          </w:p>
-        </w:tc>
-        <w:tc>
-          <w:tcPr>
-            <w:tcW w:type="dxa" w:w="1728"/>
-          </w:tcPr>
-          <w:p>
-            <w:r>
-              <w:rPr>
-                <w:sz w:val="20"/>
-              </w:rPr>
-              <w:t>Baixa</w:t>
-            </w:r>
-          </w:p>
-        </w:tc>
-        <w:tc>
-          <w:tcPr>
-            <w:tcW w:type="dxa" w:w="1728"/>
-          </w:tcPr>
-          <w:p>
-            <w:r>
-              <w:rPr>
-                <w:sz w:val="20"/>
-              </w:rPr>
-              <w:t>Adicionar logging estruturado ao pipeline</w:t>
-            </w:r>
-          </w:p>
-        </w:tc>
-        <w:tc>
-          <w:tcPr>
-            <w:tcW w:type="dxa" w:w="1728"/>
-          </w:tcPr>
-          <w:p>
-            <w:r>
-              <w:rPr>
-                <w:sz w:val="20"/>
-              </w:rPr>
-              <w:t>Baixo</w:t>
-            </w:r>
-          </w:p>
-        </w:tc>
-        <w:tc>
-          <w:tcPr>
-            <w:tcW w:type="dxa" w:w="1728"/>
-          </w:tcPr>
-          <w:p>
-            <w:r>
-              <w:rPr>
-                <w:sz w:val="20"/>
-              </w:rPr>
-              <w:t>Médio (diagnóstico)</w:t>
+              <w:t>800 testes aprovados com sucesso total (800 passed, 25 skipped). Todos os módulos de rotas CDP, EJA, Word final, cadastro, higienizador, IA e calendário estão 100% validados.</w:t>
             </w:r>
           </w:p>
         </w:tc>
       </w:tr>
     </w:tbl>
+    <w:p>
+      <w:pPr>
+        <w:spacing w:after="120"/>
+      </w:pPr>
+    </w:p>
     <w:sectPr>
       <w:pgSz w:w="12240" w:h="15840"/>
-      <w:pgMar w:top="1440" w:right="1800" w:bottom="1440" w:left="1800" w:header="720" w:footer="720" w:gutter="0"/>
+      <w:pgMar w:top="1152" w:right="1152" w:bottom="1152" w:left="1152" w:header="720" w:footer="720" w:gutter="0"/>
       <w:cols w:space="720"/>
       <w:docGrid w:linePitch="360"/>
     </w:sectPr>
@@ -6365,10 +6393,6 @@
     <w:name w:val="Normal"/>
     <w:qFormat/>
     <w:rsid w:val="00FC693F"/>
-    <w:rPr>
-      <w:rFonts w:ascii="Calibri" w:hAnsi="Calibri"/>
-      <w:sz w:val="22"/>
-    </w:rPr>
   </w:style>
   <w:style w:type="paragraph" w:styleId="Header">
     <w:name w:val="header"/>

--- a/DOCUMENTACAO_ESTRUTURA_CORE_PLANOS_LUAN.docx
+++ b/DOCUMENTACAO_ESTRUTURA_CORE_PLANOS_LUAN.docx
@@ -1829,16 +1829,8 @@
             </w:tcMar>
           </w:tcPr>
           <w:p>
-            <w:pPr>
-              <w:spacing w:after="0"/>
-            </w:pPr>
             <w:r>
-              <w:rPr>
-                <w:rFonts w:ascii="Calibri" w:hAnsi="Calibri"/>
-                <w:color w:val="333333"/>
-                <w:sz w:val="19"/>
-              </w:rPr>
-              <w:t>85KB</w:t>
+              <w:t>95KB</w:t>
             </w:r>
           </w:p>
         </w:tc>
@@ -1854,16 +1846,8 @@
             </w:tcMar>
           </w:tcPr>
           <w:p>
-            <w:pPr>
-              <w:spacing w:after="0"/>
-            </w:pPr>
             <w:r>
-              <w:rPr>
-                <w:rFonts w:ascii="Calibri" w:hAnsi="Calibri"/>
-                <w:color w:val="333333"/>
-                <w:sz w:val="19"/>
-              </w:rPr>
-              <w:t>Gerenciador SQLite em WAL, connection_scope, CRUD, migrações e retenção</w:t>
+              <w:t>Gerenciador SQLite em WAL, connection_scope, confer?ncia mensal, regra da pasta do m?s, CRUD, migra??es e reten??o</w:t>
             </w:r>
           </w:p>
         </w:tc>
@@ -1931,16 +1915,8 @@
             </w:tcMar>
           </w:tcPr>
           <w:p>
-            <w:pPr>
-              <w:spacing w:after="0"/>
-            </w:pPr>
             <w:r>
-              <w:rPr>
-                <w:rFonts w:ascii="Calibri" w:hAnsi="Calibri"/>
-                <w:color w:val="333333"/>
-                <w:sz w:val="19"/>
-              </w:rPr>
-              <w:t>Detecção inteligente da última aula gerada por contexto</w:t>
+              <w:t>Detec??o inteligente da ?ltima aula trabalhada via DOCX e progresso_aulas</w:t>
             </w:r>
           </w:p>
         </w:tc>
@@ -5991,25 +5967,8 @@
             </w:tcMar>
           </w:tcPr>
           <w:p>
-            <w:pPr>
-              <w:spacing w:after="0"/>
-            </w:pPr>
             <w:r>
-              <w:rPr>
-                <w:rFonts w:ascii="Calibri" w:hAnsi="Calibri"/>
-                <w:b/>
-                <w:color w:val="1B365D"/>
-                <w:sz w:val="20"/>
-              </w:rPr>
-              <w:t xml:space="preserve">STATUS DOS TESTES (23/09/2026): </w:t>
-            </w:r>
-            <w:r>
-              <w:rPr>
-                <w:rFonts w:ascii="Calibri" w:hAnsi="Calibri"/>
-                <w:color w:val="333333"/>
-                <w:sz w:val="20"/>
-              </w:rPr>
-              <w:t>800 testes aprovados com sucesso total (800 passed, 25 skipped). Todos os módulos de rotas CDP, EJA, Word final, cadastro, higienizador, IA e calendário estão 100% validados.</w:t>
+              <w:t>STATUS DOS TESTES (03/10/2026): 853 testes automatizados coletados (828 aprovados, 25 ignorados, 0 falhas)</w:t>
             </w:r>
           </w:p>
         </w:tc>

--- a/DOCUMENTACAO_ESTRUTURA_CORE_PLANOS_LUAN.docx
+++ b/DOCUMENTACAO_ESTRUTURA_CORE_PLANOS_LUAN.docx
@@ -4,147 +4,286 @@
   <w:body>
     <w:p>
       <w:pPr>
-        <w:pStyle w:val="Title"/>
         <w:jc w:val="center"/>
       </w:pPr>
       <w:r>
         <w:rPr>
+          <w:rFonts w:ascii="Calibri" w:hAnsi="Calibri"/>
           <w:b/>
+          <w:color w:val="1B365D"/>
+          <w:sz w:val="44"/>
         </w:rPr>
-        <w:t>Estrutura Atual da Pasta core do PLANOS_LUAN</w:t>
-      </w:r>
-    </w:p>
-    <w:p>
-      <w:r>
-        <w:t>Documento atualizado automaticamente em 26/06/2026 às 20:23, em linguagem simples, com foco na estrutura real observada no codigo.</w:t>
-      </w:r>
-    </w:p>
-    <w:p>
-      <w:r>
-        <w:t>Objetivo: registrar como a pasta core esta organizada hoje, quais modulos ficaram mais importantes depois das evolucoes recentes e onde entram as camadas de IA, auditoria, higienizacao e CDP.</w:t>
+        <w:t>DOCUMENTAÇÃO DA ESTRUTURA CORE — PLANOS LUAN</w:t>
       </w:r>
     </w:p>
     <w:p>
       <w:pPr>
-        <w:pStyle w:val="Heading1"/>
+        <w:jc w:val="center"/>
       </w:pPr>
       <w:r>
-        <w:t>Visao geral</w:t>
-      </w:r>
-    </w:p>
-    <w:p>
-      <w:r>
-        <w:t>A pasta core continua sendo o centro da regra de negocio do PLANOS_LUAN, mas hoje ela esta mais distribuida e mais protegida por camadas de revisao do que estava no inicio do projeto. O fluxo PDF ainda nasce em core/lote.py, mas agora passa por classificacao modular em core/lib, higienizacao pedagogica, auditoria final e cache sidecar por PDF.</w:t>
-      </w:r>
-    </w:p>
-    <w:p>
-      <w:r>
-        <w:t>A camada de IA tambem mudou de papel: em vez de agir sozinha, ela pode trabalhar em modo hibrido, recebendo um rascunho local do proprio sistema como base para refinamento. Em paralelo, a pasta core ganhou modulos novos como constantes.py, normalizacao.py e revisao_final.py, enquanto core/lib ficou mais forte com higienizador_pedagogico.py e regras especializadas por disciplina.</w:t>
+        <w:rPr>
+          <w:rFonts w:ascii="Calibri" w:hAnsi="Calibri"/>
+          <w:i/>
+          <w:color w:val="5C768D"/>
+          <w:sz w:val="22"/>
+        </w:rPr>
+        <w:t>Referência Técnica para Auditoria e Arquitetura | v1.2.14 | Atualizado em 23/09/2026</w:t>
       </w:r>
     </w:p>
     <w:p>
       <w:pPr>
-        <w:pStyle w:val="Heading1"/>
+        <w:spacing w:after="240"/>
+      </w:pPr>
+    </w:p>
+    <w:p>
+      <w:pPr>
+        <w:keepNext/>
+        <w:spacing w:before="280" w:after="120"/>
       </w:pPr>
       <w:r>
-        <w:t>Snapshot atual</w:t>
+        <w:rPr>
+          <w:rFonts w:ascii="Calibri" w:hAnsi="Calibri"/>
+          <w:b/>
+          <w:color w:val="1B365D"/>
+          <w:sz w:val="30"/>
+        </w:rPr>
+        <w:t>1. MAPA DE DEPENDÊNCIAS DO PIPELINE</w:t>
       </w:r>
     </w:p>
     <w:p>
       <w:pPr>
-        <w:pStyle w:val="ListBullet"/>
+        <w:spacing w:after="120" w:line="276" w:lineRule="auto"/>
       </w:pPr>
       <w:r>
-        <w:t>Arquivos Python diretos em core: 35</w:t>
+        <w:rPr>
+          <w:rFonts w:ascii="Calibri" w:hAnsi="Calibri"/>
+          <w:color w:val="333333"/>
+          <w:sz w:val="21"/>
+        </w:rPr>
+        <w:t>O pipeline do sistema segue um fluxo unidirecional estruturado com dependências bem definidas entre os módulos de orquestração, regras pedagógicas, enriquecimento, validação e persistência:</w:t>
       </w:r>
     </w:p>
     <w:p>
       <w:pPr>
-        <w:pStyle w:val="ListBullet"/>
+        <w:spacing w:after="200" w:line="276" w:lineRule="auto"/>
       </w:pPr>
       <w:r>
-        <w:t>Modulos mapeados em core/lib: 17</w:t>
+        <w:rPr>
+          <w:rFonts w:ascii="Calibri" w:hAnsi="Calibri"/>
+          <w:b/>
+          <w:color w:val="222222"/>
+          <w:sz w:val="21"/>
+        </w:rPr>
+        <w:t>Árvore de Chamadas:</w:t>
+        <w:br/>
+      </w:r>
+      <w:r>
+        <w:rPr>
+          <w:rFonts w:ascii="Calibri" w:hAnsi="Calibri"/>
+          <w:color w:val="333333"/>
+          <w:sz w:val="21"/>
+        </w:rPr>
+        <w:t>planos_luan_app.py (Frontend Streamlit)</w:t>
+        <w:br/>
+        <w:t>├── ui/shared.py (Componentes e utilitários compartilhados de interface)</w:t>
+        <w:br/>
+        <w:t>│   ├── core/professores_planos.py</w:t>
+        <w:br/>
+        <w:t>│   ├── core/database.py (Acesso gerenciado via connection_scope)</w:t>
+        <w:br/>
+        <w:t>│   ├── core/disciplinas.py (Catálogo de 28 disciplinas e 4 turmas CDP)</w:t>
+        <w:br/>
+        <w:t>│   └── core/helpers.py (Resolução de diretórios, aliases e rotas)</w:t>
+        <w:br/>
+        <w:t>├── ui/cadastro.py (Gestão de professores, turmas e vínculos)</w:t>
+        <w:br/>
+        <w:t>│   └── core/database.py</w:t>
+        <w:br/>
+        <w:t>├── core/lote.py  ← ORQUESTRADOR CENTRAL</w:t>
+        <w:br/>
+        <w:t>│   ├── core/resultados_aula.py (Montagem unificada de cada aula)</w:t>
+        <w:br/>
+        <w:t>│   │   ├── core/lib/metodologia.py (Motor determinístico sem IA)</w:t>
+        <w:br/>
+        <w:t>│   │   ├── core/lib/acompanhamento.py (3 itens por aula)</w:t>
+        <w:br/>
+        <w:t>│   │   ├── core/lib/acessibilidade.py (3 itens por aula)</w:t>
+        <w:br/>
+        <w:t>│   │   ├── core/lib/higienizador_pedagogico.py (Correções regex)</w:t>
+        <w:br/>
+        <w:t>│   │   ├── core/lib/classificador.py (18+ perfis e normalização canônica)</w:t>
+        <w:br/>
+        <w:t>│   │   ├── core/seletor_referencias.py (DOCX na árvore de PDFs)</w:t>
+        <w:br/>
+        <w:t>│   │   │   └── core/referencias_docx_padrao.py</w:t>
+        <w:br/>
+        <w:t>│   │   ├── core/referencias_cdp_contextual.py (Enriquecimento CDP)</w:t>
+        <w:br/>
+        <w:t>│   │   └── core/qualidade_metodologica.py (Sanitização e limites)</w:t>
+        <w:br/>
+        <w:t>│   ├── core/contexto_aula_pdf.py (Estruturação do PDF)</w:t>
+        <w:br/>
+        <w:t>│   │   ├── core/lib/extrator_pdf.py (pdfplumber + fallback OCR)</w:t>
+        <w:br/>
+        <w:t>│   │   └── core/extracao_palavras_chave_pdf.py</w:t>
+        <w:br/>
+        <w:t>│   ├── core/ia.py (Integração OpenAI / Google Gemini)</w:t>
+        <w:br/>
+        <w:t>│   │   ├── core/prompts_por_disciplina.py</w:t>
+        <w:br/>
+        <w:t>│   │   └── core/models.py (PlanoAulaIA)</w:t>
+        <w:br/>
+        <w:t>│   ├── core/revisao_final.py (Confidence score e regeneração)</w:t>
+        <w:br/>
+        <w:t>│   │   ├── core/validador_plano.py</w:t>
+        <w:br/>
+        <w:t>│   │   └── core/models.py (PlanoCompleto)</w:t>
+        <w:br/>
+        <w:t>│   └── core/lib/gerador_colunas_pedagogicas.py</w:t>
+        <w:br/>
+        <w:t>├── docx_generator/preencher.py (Word Modelo Regular - EGLE/PADRE)</w:t>
+        <w:br/>
+        <w:t>│   └── core/qualidade_metodologica.py</w:t>
+        <w:br/>
+        <w:t>├── docx_generator/preencher_cdp.py (Word Modelo CDP)</w:t>
+        <w:br/>
+        <w:t>└── core/database.py  ← PERSISTÊNCIA EM SQLITE (WAL)</w:t>
       </w:r>
     </w:p>
     <w:p>
       <w:pPr>
-        <w:pStyle w:val="ListBullet"/>
+        <w:keepNext/>
+        <w:spacing w:before="280" w:after="120"/>
       </w:pPr>
       <w:r>
-        <w:t>Arquivos de teste em tests/: 75</w:t>
+        <w:rPr>
+          <w:rFonts w:ascii="Calibri" w:hAnsi="Calibri"/>
+          <w:b/>
+          <w:color w:val="1B365D"/>
+          <w:sz w:val="30"/>
+        </w:rPr>
+        <w:t>2. INVENTÁRIO COMPLETO DE MÓDULOS CORE/</w:t>
       </w:r>
     </w:p>
     <w:p>
       <w:pPr>
-        <w:pStyle w:val="ListBullet"/>
+        <w:spacing w:after="120" w:line="276" w:lineRule="auto"/>
       </w:pPr>
       <w:r>
-        <w:t>Bases de AE priorizado em assets/ae_priorizado: 14</w:t>
+        <w:rPr>
+          <w:rFonts w:ascii="Calibri" w:hAnsi="Calibri"/>
+          <w:color w:val="333333"/>
+          <w:sz w:val="21"/>
+        </w:rPr>
+        <w:t>Inventário detalhado dos módulos do backend em core/, organizados por responsabilidade técnica:</w:t>
       </w:r>
     </w:p>
     <w:p>
       <w:pPr>
-        <w:pStyle w:val="ListBullet"/>
+        <w:keepNext/>
+        <w:spacing w:before="280" w:after="120"/>
       </w:pPr>
       <w:r>
-        <w:t>Subpacotes principais vivos hoje: core/lib, core/cdp e core/eja.</w:t>
-      </w:r>
-    </w:p>
-    <w:p>
-      <w:r>
-        <w:t>Mapa rapido dos itens da pasta core</w:t>
+        <w:rPr>
+          <w:rFonts w:ascii="Calibri" w:hAnsi="Calibri"/>
+          <w:b/>
+          <w:color w:val="2B547E"/>
+          <w:sz w:val="26"/>
+        </w:rPr>
+        <w:t>2.1 Orquestração e Pipeline Principal</w:t>
       </w:r>
     </w:p>
     <w:tbl>
       <w:tblPr>
-        <w:tblStyle w:val="TableGrid"/>
+        <w:tblStyle w:val="LightGrid-Accent1"/>
         <w:tblW w:type="auto" w:w="0"/>
+        <w:jc w:val="center"/>
         <w:tblLook w:firstColumn="1" w:firstRow="1" w:lastColumn="0" w:lastRow="0" w:noHBand="0" w:noVBand="1" w:val="04A0"/>
       </w:tblPr>
       <w:tblGrid>
-        <w:gridCol w:w="2340"/>
-        <w:gridCol w:w="2340"/>
-        <w:gridCol w:w="2340"/>
-        <w:gridCol w:w="2340"/>
+        <w:gridCol w:w="3312"/>
+        <w:gridCol w:w="3312"/>
+        <w:gridCol w:w="3312"/>
       </w:tblGrid>
       <w:tr>
         <w:tc>
           <w:tcPr>
-            <w:tcW w:type="dxa" w:w="2340"/>
+            <w:tcW w:type="dxa" w:w="2592"/>
+            <w:shd w:fill="1B365D"/>
+            <w:tcMar>
+              <w:top w:w="120" w:type="dxa"/>
+              <w:bottom w:w="120" w:type="dxa"/>
+              <w:left w:w="140" w:type="dxa"/>
+              <w:right w:w="140" w:type="dxa"/>
+            </w:tcMar>
           </w:tcPr>
           <w:p>
+            <w:pPr>
+              <w:spacing w:after="0"/>
+              <w:jc w:val="left"/>
+            </w:pPr>
             <w:r>
-              <w:t>Item</w:t>
+              <w:rPr>
+                <w:rFonts w:ascii="Calibri" w:hAnsi="Calibri"/>
+                <w:b/>
+                <w:color w:val="FFFFFF"/>
+                <w:sz w:val="20"/>
+              </w:rPr>
+              <w:t>Arquivo</w:t>
             </w:r>
           </w:p>
         </w:tc>
         <w:tc>
           <w:tcPr>
-            <w:tcW w:type="dxa" w:w="2340"/>
+            <w:tcW w:type="dxa" w:w="1440"/>
+            <w:shd w:fill="1B365D"/>
+            <w:tcMar>
+              <w:top w:w="120" w:type="dxa"/>
+              <w:bottom w:w="120" w:type="dxa"/>
+              <w:left w:w="140" w:type="dxa"/>
+              <w:right w:w="140" w:type="dxa"/>
+            </w:tcMar>
           </w:tcPr>
           <w:p>
+            <w:pPr>
+              <w:spacing w:after="0"/>
+              <w:jc w:val="left"/>
+            </w:pPr>
             <w:r>
-              <w:t>Tipo</w:t>
+              <w:rPr>
+                <w:rFonts w:ascii="Calibri" w:hAnsi="Calibri"/>
+                <w:b/>
+                <w:color w:val="FFFFFF"/>
+                <w:sz w:val="20"/>
+              </w:rPr>
+              <w:t>Tamanho</w:t>
             </w:r>
           </w:p>
         </w:tc>
         <w:tc>
           <w:tcPr>
-            <w:tcW w:type="dxa" w:w="2340"/>
+            <w:tcW w:type="dxa" w:w="6048"/>
+            <w:shd w:fill="1B365D"/>
+            <w:tcMar>
+              <w:top w:w="120" w:type="dxa"/>
+              <w:bottom w:w="120" w:type="dxa"/>
+              <w:left w:w="140" w:type="dxa"/>
+              <w:right w:w="140" w:type="dxa"/>
+            </w:tcMar>
           </w:tcPr>
           <w:p>
+            <w:pPr>
+              <w:spacing w:after="0"/>
+              <w:jc w:val="left"/>
+            </w:pPr>
             <w:r>
-              <w:t>Papel principal</w:t>
-            </w:r>
-          </w:p>
-        </w:tc>
-        <w:tc>
-          <w:tcPr>
-            <w:tcW w:type="dxa" w:w="2340"/>
-          </w:tcPr>
-          <w:p>
-            <w:r>
-              <w:t>Peso no sistema</w:t>
+              <w:rPr>
+                <w:rFonts w:ascii="Calibri" w:hAnsi="Calibri"/>
+                <w:b/>
+                <w:color w:val="FFFFFF"/>
+                <w:sz w:val="20"/>
+              </w:rPr>
+              <w:t>Função Principal</w:t>
             </w:r>
           </w:p>
         </w:tc>
@@ -152,41 +291,76 @@
       <w:tr>
         <w:tc>
           <w:tcPr>
-            <w:tcW w:type="dxa" w:w="2340"/>
+            <w:tcW w:type="dxa" w:w="2592"/>
+            <w:shd w:fill="FFFFFF"/>
+            <w:tcMar>
+              <w:top w:w="90" w:type="dxa"/>
+              <w:bottom w:w="90" w:type="dxa"/>
+              <w:left w:w="140" w:type="dxa"/>
+              <w:right w:w="140" w:type="dxa"/>
+            </w:tcMar>
           </w:tcPr>
           <w:p>
+            <w:pPr>
+              <w:spacing w:after="0"/>
+            </w:pPr>
             <w:r>
-              <w:t>__init__.py</w:t>
+              <w:rPr>
+                <w:rFonts w:ascii="Calibri" w:hAnsi="Calibri"/>
+                <w:color w:val="333333"/>
+                <w:sz w:val="19"/>
+              </w:rPr>
+              <w:t>lote.py</w:t>
             </w:r>
           </w:p>
         </w:tc>
         <w:tc>
           <w:tcPr>
-            <w:tcW w:type="dxa" w:w="2340"/>
+            <w:tcW w:type="dxa" w:w="1440"/>
+            <w:shd w:fill="FFFFFF"/>
+            <w:tcMar>
+              <w:top w:w="90" w:type="dxa"/>
+              <w:bottom w:w="90" w:type="dxa"/>
+              <w:left w:w="140" w:type="dxa"/>
+              <w:right w:w="140" w:type="dxa"/>
+            </w:tcMar>
           </w:tcPr>
           <w:p>
+            <w:pPr>
+              <w:spacing w:after="0"/>
+            </w:pPr>
             <w:r>
-              <w:t>Arquivo</w:t>
+              <w:rPr>
+                <w:rFonts w:ascii="Calibri" w:hAnsi="Calibri"/>
+                <w:color w:val="333333"/>
+                <w:sz w:val="19"/>
+              </w:rPr>
+              <w:t>141KB</w:t>
             </w:r>
           </w:p>
         </w:tc>
         <w:tc>
           <w:tcPr>
-            <w:tcW w:type="dxa" w:w="2340"/>
+            <w:tcW w:type="dxa" w:w="6048"/>
+            <w:shd w:fill="FFFFFF"/>
+            <w:tcMar>
+              <w:top w:w="90" w:type="dxa"/>
+              <w:bottom w:w="90" w:type="dxa"/>
+              <w:left w:w="140" w:type="dxa"/>
+              <w:right w:w="140" w:type="dxa"/>
+            </w:tcMar>
           </w:tcPr>
           <w:p>
+            <w:pPr>
+              <w:spacing w:after="0"/>
+            </w:pPr>
             <w:r>
-              <w:t>Marca a pasta core como pacote Python e habilita os imports internos.</w:t>
-            </w:r>
-          </w:p>
-        </w:tc>
-        <w:tc>
-          <w:tcPr>
-            <w:tcW w:type="dxa" w:w="2340"/>
-          </w:tcPr>
-          <w:p>
-            <w:r>
-              <w:t>Tecnico</w:t>
+              <w:rPr>
+                <w:rFonts w:ascii="Calibri" w:hAnsi="Calibri"/>
+                <w:color w:val="333333"/>
+                <w:sz w:val="19"/>
+              </w:rPr>
+              <w:t>Orquestrador principal — coordena todo o pipeline de geração de aulas em lote</w:t>
             </w:r>
           </w:p>
         </w:tc>
@@ -194,41 +368,76 @@
       <w:tr>
         <w:tc>
           <w:tcPr>
-            <w:tcW w:type="dxa" w:w="2340"/>
+            <w:tcW w:type="dxa" w:w="2592"/>
+            <w:shd w:fill="F9FBFD"/>
+            <w:tcMar>
+              <w:top w:w="90" w:type="dxa"/>
+              <w:bottom w:w="90" w:type="dxa"/>
+              <w:left w:w="140" w:type="dxa"/>
+              <w:right w:w="140" w:type="dxa"/>
+            </w:tcMar>
           </w:tcPr>
           <w:p>
+            <w:pPr>
+              <w:spacing w:after="0"/>
+            </w:pPr>
             <w:r>
-              <w:t>ae_priorizado.py</w:t>
+              <w:rPr>
+                <w:rFonts w:ascii="Calibri" w:hAnsi="Calibri"/>
+                <w:color w:val="333333"/>
+                <w:sz w:val="19"/>
+              </w:rPr>
+              <w:t>resultados_aula.py</w:t>
             </w:r>
           </w:p>
         </w:tc>
         <w:tc>
           <w:tcPr>
-            <w:tcW w:type="dxa" w:w="2340"/>
+            <w:tcW w:type="dxa" w:w="1440"/>
+            <w:shd w:fill="F9FBFD"/>
+            <w:tcMar>
+              <w:top w:w="90" w:type="dxa"/>
+              <w:bottom w:w="90" w:type="dxa"/>
+              <w:left w:w="140" w:type="dxa"/>
+              <w:right w:w="140" w:type="dxa"/>
+            </w:tcMar>
           </w:tcPr>
           <w:p>
+            <w:pPr>
+              <w:spacing w:after="0"/>
+            </w:pPr>
             <w:r>
-              <w:t>Arquivo</w:t>
+              <w:rPr>
+                <w:rFonts w:ascii="Calibri" w:hAnsi="Calibri"/>
+                <w:color w:val="333333"/>
+                <w:sz w:val="19"/>
+              </w:rPr>
+              <w:t>58KB</w:t>
             </w:r>
           </w:p>
         </w:tc>
         <w:tc>
           <w:tcPr>
-            <w:tcW w:type="dxa" w:w="2340"/>
+            <w:tcW w:type="dxa" w:w="6048"/>
+            <w:shd w:fill="F9FBFD"/>
+            <w:tcMar>
+              <w:top w:w="90" w:type="dxa"/>
+              <w:bottom w:w="90" w:type="dxa"/>
+              <w:left w:w="140" w:type="dxa"/>
+              <w:right w:w="140" w:type="dxa"/>
+            </w:tcMar>
           </w:tcPr>
           <w:p>
+            <w:pPr>
+              <w:spacing w:after="0"/>
+            </w:pPr>
             <w:r>
-              <w:t>Aplica AE priorizado quando o contexto da disciplina, turma e bimestre possui base estruturada em assets/ae_priorizado.</w:t>
-            </w:r>
-          </w:p>
-        </w:tc>
-        <w:tc>
-          <w:tcPr>
-            <w:tcW w:type="dxa" w:w="2340"/>
-          </w:tcPr>
-          <w:p>
-            <w:r>
-              <w:t>Integracao curricular</w:t>
+              <w:rPr>
+                <w:rFonts w:ascii="Calibri" w:hAnsi="Calibri"/>
+                <w:color w:val="333333"/>
+                <w:sz w:val="19"/>
+              </w:rPr>
+              <w:t>Montagem do resultado individual de cada aula com priorização DOCX/IA/Local</w:t>
             </w:r>
           </w:p>
         </w:tc>
@@ -236,41 +445,76 @@
       <w:tr>
         <w:tc>
           <w:tcPr>
-            <w:tcW w:type="dxa" w:w="2340"/>
+            <w:tcW w:type="dxa" w:w="2592"/>
+            <w:shd w:fill="FFFFFF"/>
+            <w:tcMar>
+              <w:top w:w="90" w:type="dxa"/>
+              <w:bottom w:w="90" w:type="dxa"/>
+              <w:left w:w="140" w:type="dxa"/>
+              <w:right w:w="140" w:type="dxa"/>
+            </w:tcMar>
           </w:tcPr>
           <w:p>
+            <w:pPr>
+              <w:spacing w:after="0"/>
+            </w:pPr>
             <w:r>
-              <w:t>avaliacao.py</w:t>
+              <w:rPr>
+                <w:rFonts w:ascii="Calibri" w:hAnsi="Calibri"/>
+                <w:color w:val="333333"/>
+                <w:sz w:val="19"/>
+              </w:rPr>
+              <w:t>contexto_aula_pdf.py</w:t>
             </w:r>
           </w:p>
         </w:tc>
         <w:tc>
           <w:tcPr>
-            <w:tcW w:type="dxa" w:w="2340"/>
+            <w:tcW w:type="dxa" w:w="1440"/>
+            <w:shd w:fill="FFFFFF"/>
+            <w:tcMar>
+              <w:top w:w="90" w:type="dxa"/>
+              <w:bottom w:w="90" w:type="dxa"/>
+              <w:left w:w="140" w:type="dxa"/>
+              <w:right w:w="140" w:type="dxa"/>
+            </w:tcMar>
           </w:tcPr>
           <w:p>
+            <w:pPr>
+              <w:spacing w:after="0"/>
+            </w:pPr>
             <w:r>
-              <w:t>Arquivo</w:t>
+              <w:rPr>
+                <w:rFonts w:ascii="Calibri" w:hAnsi="Calibri"/>
+                <w:color w:val="333333"/>
+                <w:sz w:val="19"/>
+              </w:rPr>
+              <w:t>17KB</w:t>
             </w:r>
           </w:p>
         </w:tc>
         <w:tc>
           <w:tcPr>
-            <w:tcW w:type="dxa" w:w="2340"/>
+            <w:tcW w:type="dxa" w:w="6048"/>
+            <w:shd w:fill="FFFFFF"/>
+            <w:tcMar>
+              <w:top w:w="90" w:type="dxa"/>
+              <w:bottom w:w="90" w:type="dxa"/>
+              <w:left w:w="140" w:type="dxa"/>
+              <w:right w:w="140" w:type="dxa"/>
+            </w:tcMar>
           </w:tcPr>
           <w:p>
+            <w:pPr>
+              <w:spacing w:after="0"/>
+            </w:pPr>
             <w:r>
-              <w:t>Gera acompanhamento e acessibilidade dinamicos de forma compatível com o restante do sistema.</w:t>
-            </w:r>
-          </w:p>
-        </w:tc>
-        <w:tc>
-          <w:tcPr>
-            <w:tcW w:type="dxa" w:w="2340"/>
-          </w:tcPr>
-          <w:p>
-            <w:r>
-              <w:t>Pedagogico</w:t>
+              <w:rPr>
+                <w:rFonts w:ascii="Calibri" w:hAnsi="Calibri"/>
+                <w:color w:val="333333"/>
+                <w:sz w:val="19"/>
+              </w:rPr>
+              <w:t>Preparação de contexto estruturado a partir da extração do PDF</w:t>
             </w:r>
           </w:p>
         </w:tc>
@@ -278,41 +522,76 @@
       <w:tr>
         <w:tc>
           <w:tcPr>
-            <w:tcW w:type="dxa" w:w="2340"/>
+            <w:tcW w:type="dxa" w:w="2592"/>
+            <w:shd w:fill="F9FBFD"/>
+            <w:tcMar>
+              <w:top w:w="90" w:type="dxa"/>
+              <w:bottom w:w="90" w:type="dxa"/>
+              <w:left w:w="140" w:type="dxa"/>
+              <w:right w:w="140" w:type="dxa"/>
+            </w:tcMar>
           </w:tcPr>
           <w:p>
+            <w:pPr>
+              <w:spacing w:after="0"/>
+            </w:pPr>
             <w:r>
-              <w:t>base_conhecimento.py</w:t>
+              <w:rPr>
+                <w:rFonts w:ascii="Calibri" w:hAnsi="Calibri"/>
+                <w:color w:val="333333"/>
+                <w:sz w:val="19"/>
+              </w:rPr>
+              <w:t>executor_plano.py</w:t>
             </w:r>
           </w:p>
         </w:tc>
         <w:tc>
           <w:tcPr>
-            <w:tcW w:type="dxa" w:w="2340"/>
+            <w:tcW w:type="dxa" w:w="1440"/>
+            <w:shd w:fill="F9FBFD"/>
+            <w:tcMar>
+              <w:top w:w="90" w:type="dxa"/>
+              <w:bottom w:w="90" w:type="dxa"/>
+              <w:left w:w="140" w:type="dxa"/>
+              <w:right w:w="140" w:type="dxa"/>
+            </w:tcMar>
           </w:tcPr>
           <w:p>
+            <w:pPr>
+              <w:spacing w:after="0"/>
+            </w:pPr>
             <w:r>
-              <w:t>Arquivo</w:t>
+              <w:rPr>
+                <w:rFonts w:ascii="Calibri" w:hAnsi="Calibri"/>
+                <w:color w:val="333333"/>
+                <w:sz w:val="19"/>
+              </w:rPr>
+              <w:t>11KB</w:t>
             </w:r>
           </w:p>
         </w:tc>
         <w:tc>
           <w:tcPr>
-            <w:tcW w:type="dxa" w:w="2340"/>
+            <w:tcW w:type="dxa" w:w="6048"/>
+            <w:shd w:fill="F9FBFD"/>
+            <w:tcMar>
+              <w:top w:w="90" w:type="dxa"/>
+              <w:bottom w:w="90" w:type="dxa"/>
+              <w:left w:w="140" w:type="dxa"/>
+              <w:right w:w="140" w:type="dxa"/>
+            </w:tcMar>
           </w:tcPr>
           <w:p>
+            <w:pPr>
+              <w:spacing w:after="0"/>
+            </w:pPr>
             <w:r>
-              <w:t>Guarda repertorios e padroes disciplinares usados pelos motores locais.</w:t>
-            </w:r>
-          </w:p>
-        </w:tc>
-        <w:tc>
-          <w:tcPr>
-            <w:tcW w:type="dxa" w:w="2340"/>
-          </w:tcPr>
-          <w:p>
-            <w:r>
-              <w:t>Referencia</w:t>
+              <w:rPr>
+                <w:rFonts w:ascii="Calibri" w:hAnsi="Calibri"/>
+                <w:color w:val="333333"/>
+                <w:sz w:val="19"/>
+              </w:rPr>
+              <w:t>Executor de alto nível para disparo de planos e lote</w:t>
             </w:r>
           </w:p>
         </w:tc>
@@ -320,41 +599,76 @@
       <w:tr>
         <w:tc>
           <w:tcPr>
-            <w:tcW w:type="dxa" w:w="2340"/>
+            <w:tcW w:type="dxa" w:w="2592"/>
+            <w:shd w:fill="FFFFFF"/>
+            <w:tcMar>
+              <w:top w:w="90" w:type="dxa"/>
+              <w:bottom w:w="90" w:type="dxa"/>
+              <w:left w:w="140" w:type="dxa"/>
+              <w:right w:w="140" w:type="dxa"/>
+            </w:tcMar>
           </w:tcPr>
           <w:p>
+            <w:pPr>
+              <w:spacing w:after="0"/>
+            </w:pPr>
             <w:r>
-              <w:t>calendario.py</w:t>
+              <w:rPr>
+                <w:rFonts w:ascii="Calibri" w:hAnsi="Calibri"/>
+                <w:color w:val="333333"/>
+                <w:sz w:val="19"/>
+              </w:rPr>
+              <w:t>engine.py</w:t>
             </w:r>
           </w:p>
         </w:tc>
         <w:tc>
           <w:tcPr>
-            <w:tcW w:type="dxa" w:w="2340"/>
+            <w:tcW w:type="dxa" w:w="1440"/>
+            <w:shd w:fill="FFFFFF"/>
+            <w:tcMar>
+              <w:top w:w="90" w:type="dxa"/>
+              <w:bottom w:w="90" w:type="dxa"/>
+              <w:left w:w="140" w:type="dxa"/>
+              <w:right w:w="140" w:type="dxa"/>
+            </w:tcMar>
           </w:tcPr>
           <w:p>
+            <w:pPr>
+              <w:spacing w:after="0"/>
+            </w:pPr>
             <w:r>
-              <w:t>Arquivo</w:t>
+              <w:rPr>
+                <w:rFonts w:ascii="Calibri" w:hAnsi="Calibri"/>
+                <w:color w:val="333333"/>
+                <w:sz w:val="19"/>
+              </w:rPr>
+              <w:t>2KB</w:t>
             </w:r>
           </w:p>
         </w:tc>
         <w:tc>
           <w:tcPr>
-            <w:tcW w:type="dxa" w:w="2340"/>
+            <w:tcW w:type="dxa" w:w="6048"/>
+            <w:shd w:fill="FFFFFF"/>
+            <w:tcMar>
+              <w:top w:w="90" w:type="dxa"/>
+              <w:bottom w:w="90" w:type="dxa"/>
+              <w:left w:w="140" w:type="dxa"/>
+              <w:right w:w="140" w:type="dxa"/>
+            </w:tcMar>
           </w:tcPr>
           <w:p>
+            <w:pPr>
+              <w:spacing w:after="0"/>
+            </w:pPr>
             <w:r>
-              <w:t>Calcula feriados, dias sem aula e apoio de agenda escolar.</w:t>
-            </w:r>
-          </w:p>
-        </w:tc>
-        <w:tc>
-          <w:tcPr>
-            <w:tcW w:type="dxa" w:w="2340"/>
-          </w:tcPr>
-          <w:p>
-            <w:r>
-              <w:t>Estrutural</w:t>
+              <w:rPr>
+                <w:rFonts w:ascii="Calibri" w:hAnsi="Calibri"/>
+                <w:color w:val="333333"/>
+                <w:sz w:val="19"/>
+              </w:rPr>
+              <w:t>Motor mínimo de execução</w:t>
             </w:r>
           </w:p>
         </w:tc>
@@ -362,41 +676,192 @@
       <w:tr>
         <w:tc>
           <w:tcPr>
-            <w:tcW w:type="dxa" w:w="2340"/>
+            <w:tcW w:type="dxa" w:w="2592"/>
+            <w:shd w:fill="F9FBFD"/>
+            <w:tcMar>
+              <w:top w:w="90" w:type="dxa"/>
+              <w:bottom w:w="90" w:type="dxa"/>
+              <w:left w:w="140" w:type="dxa"/>
+              <w:right w:w="140" w:type="dxa"/>
+            </w:tcMar>
           </w:tcPr>
           <w:p>
+            <w:pPr>
+              <w:spacing w:after="0"/>
+            </w:pPr>
             <w:r>
-              <w:t>cdp/</w:t>
+              <w:rPr>
+                <w:rFonts w:ascii="Calibri" w:hAnsi="Calibri"/>
+                <w:color w:val="333333"/>
+                <w:sz w:val="19"/>
+              </w:rPr>
+              <w:t>operacao.py</w:t>
             </w:r>
           </w:p>
         </w:tc>
         <w:tc>
           <w:tcPr>
-            <w:tcW w:type="dxa" w:w="2340"/>
+            <w:tcW w:type="dxa" w:w="1440"/>
+            <w:shd w:fill="F9FBFD"/>
+            <w:tcMar>
+              <w:top w:w="90" w:type="dxa"/>
+              <w:bottom w:w="90" w:type="dxa"/>
+              <w:left w:w="140" w:type="dxa"/>
+              <w:right w:w="140" w:type="dxa"/>
+            </w:tcMar>
           </w:tcPr>
           <w:p>
+            <w:pPr>
+              <w:spacing w:after="0"/>
+            </w:pPr>
             <w:r>
-              <w:t>Pacote</w:t>
+              <w:rPr>
+                <w:rFonts w:ascii="Calibri" w:hAnsi="Calibri"/>
+                <w:color w:val="333333"/>
+                <w:sz w:val="19"/>
+              </w:rPr>
+              <w:t>4KB</w:t>
             </w:r>
           </w:p>
         </w:tc>
         <w:tc>
           <w:tcPr>
-            <w:tcW w:type="dxa" w:w="2340"/>
+            <w:tcW w:type="dxa" w:w="6048"/>
+            <w:shd w:fill="F9FBFD"/>
+            <w:tcMar>
+              <w:top w:w="90" w:type="dxa"/>
+              <w:bottom w:w="90" w:type="dxa"/>
+              <w:left w:w="140" w:type="dxa"/>
+              <w:right w:w="140" w:type="dxa"/>
+            </w:tcMar>
           </w:tcPr>
           <w:p>
+            <w:pPr>
+              <w:spacing w:after="0"/>
+            </w:pPr>
             <w:r>
-              <w:t>Concentra a camada atual do fluxo CDP, hoje com destaque para gerador_cdp.py.</w:t>
+              <w:rPr>
+                <w:rFonts w:ascii="Calibri" w:hAnsi="Calibri"/>
+                <w:color w:val="333333"/>
+                <w:sz w:val="19"/>
+              </w:rPr>
+              <w:t>Operações atômicas de geração</w:t>
+            </w:r>
+          </w:p>
+        </w:tc>
+      </w:tr>
+    </w:tbl>
+    <w:p>
+      <w:pPr>
+        <w:spacing w:after="160"/>
+      </w:pPr>
+    </w:p>
+    <w:p>
+      <w:pPr>
+        <w:keepNext/>
+        <w:spacing w:before="280" w:after="120"/>
+      </w:pPr>
+      <w:r>
+        <w:rPr>
+          <w:rFonts w:ascii="Calibri" w:hAnsi="Calibri"/>
+          <w:b/>
+          <w:color w:val="2B547E"/>
+          <w:sz w:val="26"/>
+        </w:rPr>
+        <w:t>2.2 Inteligência Artificial</w:t>
+      </w:r>
+    </w:p>
+    <w:tbl>
+      <w:tblPr>
+        <w:tblStyle w:val="LightGrid-Accent1"/>
+        <w:tblW w:type="auto" w:w="0"/>
+        <w:jc w:val="center"/>
+        <w:tblLook w:firstColumn="1" w:firstRow="1" w:lastColumn="0" w:lastRow="0" w:noHBand="0" w:noVBand="1" w:val="04A0"/>
+      </w:tblPr>
+      <w:tblGrid>
+        <w:gridCol w:w="3312"/>
+        <w:gridCol w:w="3312"/>
+        <w:gridCol w:w="3312"/>
+      </w:tblGrid>
+      <w:tr>
+        <w:tc>
+          <w:tcPr>
+            <w:tcW w:type="dxa" w:w="2592"/>
+            <w:shd w:fill="1B365D"/>
+            <w:tcMar>
+              <w:top w:w="120" w:type="dxa"/>
+              <w:bottom w:w="120" w:type="dxa"/>
+              <w:left w:w="140" w:type="dxa"/>
+              <w:right w:w="140" w:type="dxa"/>
+            </w:tcMar>
+          </w:tcPr>
+          <w:p>
+            <w:pPr>
+              <w:spacing w:after="0"/>
+              <w:jc w:val="left"/>
+            </w:pPr>
+            <w:r>
+              <w:rPr>
+                <w:rFonts w:ascii="Calibri" w:hAnsi="Calibri"/>
+                <w:b/>
+                <w:color w:val="FFFFFF"/>
+                <w:sz w:val="20"/>
+              </w:rPr>
+              <w:t>Arquivo</w:t>
             </w:r>
           </w:p>
         </w:tc>
         <w:tc>
           <w:tcPr>
-            <w:tcW w:type="dxa" w:w="2340"/>
+            <w:tcW w:type="dxa" w:w="1440"/>
+            <w:shd w:fill="1B365D"/>
+            <w:tcMar>
+              <w:top w:w="120" w:type="dxa"/>
+              <w:bottom w:w="120" w:type="dxa"/>
+              <w:left w:w="140" w:type="dxa"/>
+              <w:right w:w="140" w:type="dxa"/>
+            </w:tcMar>
           </w:tcPr>
           <w:p>
+            <w:pPr>
+              <w:spacing w:after="0"/>
+              <w:jc w:val="left"/>
+            </w:pPr>
             <w:r>
-              <w:t>Nucleo CDP</w:t>
+              <w:rPr>
+                <w:rFonts w:ascii="Calibri" w:hAnsi="Calibri"/>
+                <w:b/>
+                <w:color w:val="FFFFFF"/>
+                <w:sz w:val="20"/>
+              </w:rPr>
+              <w:t>Tamanho</w:t>
+            </w:r>
+          </w:p>
+        </w:tc>
+        <w:tc>
+          <w:tcPr>
+            <w:tcW w:type="dxa" w:w="6048"/>
+            <w:shd w:fill="1B365D"/>
+            <w:tcMar>
+              <w:top w:w="120" w:type="dxa"/>
+              <w:bottom w:w="120" w:type="dxa"/>
+              <w:left w:w="140" w:type="dxa"/>
+              <w:right w:w="140" w:type="dxa"/>
+            </w:tcMar>
+          </w:tcPr>
+          <w:p>
+            <w:pPr>
+              <w:spacing w:after="0"/>
+              <w:jc w:val="left"/>
+            </w:pPr>
+            <w:r>
+              <w:rPr>
+                <w:rFonts w:ascii="Calibri" w:hAnsi="Calibri"/>
+                <w:b/>
+                <w:color w:val="FFFFFF"/>
+                <w:sz w:val="20"/>
+              </w:rPr>
+              <w:t>Função Principal</w:t>
             </w:r>
           </w:p>
         </w:tc>
@@ -404,41 +869,76 @@
       <w:tr>
         <w:tc>
           <w:tcPr>
-            <w:tcW w:type="dxa" w:w="2340"/>
+            <w:tcW w:type="dxa" w:w="2592"/>
+            <w:shd w:fill="FFFFFF"/>
+            <w:tcMar>
+              <w:top w:w="90" w:type="dxa"/>
+              <w:bottom w:w="90" w:type="dxa"/>
+              <w:left w:w="140" w:type="dxa"/>
+              <w:right w:w="140" w:type="dxa"/>
+            </w:tcMar>
           </w:tcPr>
           <w:p>
+            <w:pPr>
+              <w:spacing w:after="0"/>
+            </w:pPr>
             <w:r>
-              <w:t>cdp_em_docx.py</w:t>
+              <w:rPr>
+                <w:rFonts w:ascii="Calibri" w:hAnsi="Calibri"/>
+                <w:color w:val="333333"/>
+                <w:sz w:val="19"/>
+              </w:rPr>
+              <w:t>ia.py</w:t>
             </w:r>
           </w:p>
         </w:tc>
         <w:tc>
           <w:tcPr>
-            <w:tcW w:type="dxa" w:w="2340"/>
+            <w:tcW w:type="dxa" w:w="1440"/>
+            <w:shd w:fill="FFFFFF"/>
+            <w:tcMar>
+              <w:top w:w="90" w:type="dxa"/>
+              <w:bottom w:w="90" w:type="dxa"/>
+              <w:left w:w="140" w:type="dxa"/>
+              <w:right w:w="140" w:type="dxa"/>
+            </w:tcMar>
           </w:tcPr>
           <w:p>
+            <w:pPr>
+              <w:spacing w:after="0"/>
+            </w:pPr>
             <w:r>
-              <w:t>Arquivo</w:t>
+              <w:rPr>
+                <w:rFonts w:ascii="Calibri" w:hAnsi="Calibri"/>
+                <w:color w:val="333333"/>
+                <w:sz w:val="19"/>
+              </w:rPr>
+              <w:t>55KB</w:t>
             </w:r>
           </w:p>
         </w:tc>
         <w:tc>
           <w:tcPr>
-            <w:tcW w:type="dxa" w:w="2340"/>
+            <w:tcW w:type="dxa" w:w="6048"/>
+            <w:shd w:fill="FFFFFF"/>
+            <w:tcMar>
+              <w:top w:w="90" w:type="dxa"/>
+              <w:bottom w:w="90" w:type="dxa"/>
+              <w:left w:w="140" w:type="dxa"/>
+              <w:right w:w="140" w:type="dxa"/>
+            </w:tcMar>
           </w:tcPr>
           <w:p>
+            <w:pPr>
+              <w:spacing w:after="0"/>
+            </w:pPr>
             <w:r>
-              <w:t>Ajusta documentos Word no fluxo CDP e faz acabamento final em cenarios especificos.</w:t>
-            </w:r>
-          </w:p>
-        </w:tc>
-        <w:tc>
-          <w:tcPr>
-            <w:tcW w:type="dxa" w:w="2340"/>
-          </w:tcPr>
-          <w:p>
-            <w:r>
-              <w:t>Ajuste final</w:t>
+              <w:rPr>
+                <w:rFonts w:ascii="Calibri" w:hAnsi="Calibri"/>
+                <w:color w:val="333333"/>
+                <w:sz w:val="19"/>
+              </w:rPr>
+              <w:t>Integração OpenAI (GPT-4o-mini) e Gemini (2.5 Flash), schemas Pydantic e retry</w:t>
             </w:r>
           </w:p>
         </w:tc>
@@ -446,41 +946,76 @@
       <w:tr>
         <w:tc>
           <w:tcPr>
-            <w:tcW w:type="dxa" w:w="2340"/>
+            <w:tcW w:type="dxa" w:w="2592"/>
+            <w:shd w:fill="F9FBFD"/>
+            <w:tcMar>
+              <w:top w:w="90" w:type="dxa"/>
+              <w:bottom w:w="90" w:type="dxa"/>
+              <w:left w:w="140" w:type="dxa"/>
+              <w:right w:w="140" w:type="dxa"/>
+            </w:tcMar>
           </w:tcPr>
           <w:p>
+            <w:pPr>
+              <w:spacing w:after="0"/>
+            </w:pPr>
             <w:r>
-              <w:t>cdp_legacy.py</w:t>
+              <w:rPr>
+                <w:rFonts w:ascii="Calibri" w:hAnsi="Calibri"/>
+                <w:color w:val="333333"/>
+                <w:sz w:val="19"/>
+              </w:rPr>
+              <w:t>ia_client.py</w:t>
             </w:r>
           </w:p>
         </w:tc>
         <w:tc>
           <w:tcPr>
-            <w:tcW w:type="dxa" w:w="2340"/>
+            <w:tcW w:type="dxa" w:w="1440"/>
+            <w:shd w:fill="F9FBFD"/>
+            <w:tcMar>
+              <w:top w:w="90" w:type="dxa"/>
+              <w:bottom w:w="90" w:type="dxa"/>
+              <w:left w:w="140" w:type="dxa"/>
+              <w:right w:w="140" w:type="dxa"/>
+            </w:tcMar>
           </w:tcPr>
           <w:p>
+            <w:pPr>
+              <w:spacing w:after="0"/>
+            </w:pPr>
             <w:r>
-              <w:t>Arquivo</w:t>
+              <w:rPr>
+                <w:rFonts w:ascii="Calibri" w:hAnsi="Calibri"/>
+                <w:color w:val="333333"/>
+                <w:sz w:val="19"/>
+              </w:rPr>
+              <w:t>3KB</w:t>
             </w:r>
           </w:p>
         </w:tc>
         <w:tc>
           <w:tcPr>
-            <w:tcW w:type="dxa" w:w="2340"/>
+            <w:tcW w:type="dxa" w:w="6048"/>
+            <w:shd w:fill="F9FBFD"/>
+            <w:tcMar>
+              <w:top w:w="90" w:type="dxa"/>
+              <w:bottom w:w="90" w:type="dxa"/>
+              <w:left w:w="140" w:type="dxa"/>
+              <w:right w:w="140" w:type="dxa"/>
+            </w:tcMar>
           </w:tcPr>
           <w:p>
+            <w:pPr>
+              <w:spacing w:after="0"/>
+            </w:pPr>
             <w:r>
-              <w:t>Mantem a base legada ainda reutilizada por imports e compatibilidade do CDP.</w:t>
-            </w:r>
-          </w:p>
-        </w:tc>
-        <w:tc>
-          <w:tcPr>
-            <w:tcW w:type="dxa" w:w="2340"/>
-          </w:tcPr>
-          <w:p>
-            <w:r>
-              <w:t>Compatibilidade</w:t>
+              <w:rPr>
+                <w:rFonts w:ascii="Calibri" w:hAnsi="Calibri"/>
+                <w:color w:val="333333"/>
+                <w:sz w:val="19"/>
+              </w:rPr>
+              <w:t>Cliente leve para chamadas e autenticação</w:t>
             </w:r>
           </w:p>
         </w:tc>
@@ -488,41 +1023,76 @@
       <w:tr>
         <w:tc>
           <w:tcPr>
-            <w:tcW w:type="dxa" w:w="2340"/>
+            <w:tcW w:type="dxa" w:w="2592"/>
+            <w:shd w:fill="FFFFFF"/>
+            <w:tcMar>
+              <w:top w:w="90" w:type="dxa"/>
+              <w:bottom w:w="90" w:type="dxa"/>
+              <w:left w:w="140" w:type="dxa"/>
+              <w:right w:w="140" w:type="dxa"/>
+            </w:tcMar>
           </w:tcPr>
           <w:p>
+            <w:pPr>
+              <w:spacing w:after="0"/>
+            </w:pPr>
             <w:r>
-              <w:t>constantes.py</w:t>
+              <w:rPr>
+                <w:rFonts w:ascii="Calibri" w:hAnsi="Calibri"/>
+                <w:color w:val="333333"/>
+                <w:sz w:val="19"/>
+              </w:rPr>
+              <w:t>prompts_por_disciplina.py</w:t>
             </w:r>
           </w:p>
         </w:tc>
         <w:tc>
           <w:tcPr>
-            <w:tcW w:type="dxa" w:w="2340"/>
+            <w:tcW w:type="dxa" w:w="1440"/>
+            <w:shd w:fill="FFFFFF"/>
+            <w:tcMar>
+              <w:top w:w="90" w:type="dxa"/>
+              <w:bottom w:w="90" w:type="dxa"/>
+              <w:left w:w="140" w:type="dxa"/>
+              <w:right w:w="140" w:type="dxa"/>
+            </w:tcMar>
           </w:tcPr>
           <w:p>
+            <w:pPr>
+              <w:spacing w:after="0"/>
+            </w:pPr>
             <w:r>
-              <w:t>Arquivo</w:t>
+              <w:rPr>
+                <w:rFonts w:ascii="Calibri" w:hAnsi="Calibri"/>
+                <w:color w:val="333333"/>
+                <w:sz w:val="19"/>
+              </w:rPr>
+              <w:t>26KB</w:t>
             </w:r>
           </w:p>
         </w:tc>
         <w:tc>
           <w:tcPr>
-            <w:tcW w:type="dxa" w:w="2340"/>
+            <w:tcW w:type="dxa" w:w="6048"/>
+            <w:shd w:fill="FFFFFF"/>
+            <w:tcMar>
+              <w:top w:w="90" w:type="dxa"/>
+              <w:bottom w:w="90" w:type="dxa"/>
+              <w:left w:w="140" w:type="dxa"/>
+              <w:right w:w="140" w:type="dxa"/>
+            </w:tcMar>
           </w:tcPr>
           <w:p>
+            <w:pPr>
+              <w:spacing w:after="0"/>
+            </w:pPr>
             <w:r>
-              <w:t>Centraliza constantes de apoio compartilhadas entre modulos.</w:t>
-            </w:r>
-          </w:p>
-        </w:tc>
-        <w:tc>
-          <w:tcPr>
-            <w:tcW w:type="dxa" w:w="2340"/>
-          </w:tcPr>
-          <w:p>
-            <w:r>
-              <w:t>Infraestrutura</w:t>
+              <w:rPr>
+                <w:rFonts w:ascii="Calibri" w:hAnsi="Calibri"/>
+                <w:color w:val="333333"/>
+                <w:sz w:val="19"/>
+              </w:rPr>
+              <w:t>Orientações de prompt especializadas por perfil disciplinar</w:t>
             </w:r>
           </w:p>
         </w:tc>
@@ -530,41 +1100,192 @@
       <w:tr>
         <w:tc>
           <w:tcPr>
-            <w:tcW w:type="dxa" w:w="2340"/>
+            <w:tcW w:type="dxa" w:w="2592"/>
+            <w:shd w:fill="F9FBFD"/>
+            <w:tcMar>
+              <w:top w:w="90" w:type="dxa"/>
+              <w:bottom w:w="90" w:type="dxa"/>
+              <w:left w:w="140" w:type="dxa"/>
+              <w:right w:w="140" w:type="dxa"/>
+            </w:tcMar>
           </w:tcPr>
           <w:p>
+            <w:pPr>
+              <w:spacing w:after="0"/>
+            </w:pPr>
             <w:r>
-              <w:t>database.py</w:t>
+              <w:rPr>
+                <w:rFonts w:ascii="Calibri" w:hAnsi="Calibri"/>
+                <w:color w:val="333333"/>
+                <w:sz w:val="19"/>
+              </w:rPr>
+              <w:t>inteligencia_local.py</w:t>
             </w:r>
           </w:p>
         </w:tc>
         <w:tc>
           <w:tcPr>
-            <w:tcW w:type="dxa" w:w="2340"/>
+            <w:tcW w:type="dxa" w:w="1440"/>
+            <w:shd w:fill="F9FBFD"/>
+            <w:tcMar>
+              <w:top w:w="90" w:type="dxa"/>
+              <w:bottom w:w="90" w:type="dxa"/>
+              <w:left w:w="140" w:type="dxa"/>
+              <w:right w:w="140" w:type="dxa"/>
+            </w:tcMar>
           </w:tcPr>
           <w:p>
+            <w:pPr>
+              <w:spacing w:after="0"/>
+            </w:pPr>
             <w:r>
+              <w:rPr>
+                <w:rFonts w:ascii="Calibri" w:hAnsi="Calibri"/>
+                <w:color w:val="333333"/>
+                <w:sz w:val="19"/>
+              </w:rPr>
+              <w:t>16KB</w:t>
+            </w:r>
+          </w:p>
+        </w:tc>
+        <w:tc>
+          <w:tcPr>
+            <w:tcW w:type="dxa" w:w="6048"/>
+            <w:shd w:fill="F9FBFD"/>
+            <w:tcMar>
+              <w:top w:w="90" w:type="dxa"/>
+              <w:bottom w:w="90" w:type="dxa"/>
+              <w:left w:w="140" w:type="dxa"/>
+              <w:right w:w="140" w:type="dxa"/>
+            </w:tcMar>
+          </w:tcPr>
+          <w:p>
+            <w:pPr>
+              <w:spacing w:after="0"/>
+            </w:pPr>
+            <w:r>
+              <w:rPr>
+                <w:rFonts w:ascii="Calibri" w:hAnsi="Calibri"/>
+                <w:color w:val="333333"/>
+                <w:sz w:val="19"/>
+              </w:rPr>
+              <w:t>Motor de inteligência local (regras heurísticas sem IA)</w:t>
+            </w:r>
+          </w:p>
+        </w:tc>
+      </w:tr>
+    </w:tbl>
+    <w:p>
+      <w:pPr>
+        <w:spacing w:after="160"/>
+      </w:pPr>
+    </w:p>
+    <w:p>
+      <w:pPr>
+        <w:keepNext/>
+        <w:spacing w:before="280" w:after="120"/>
+      </w:pPr>
+      <w:r>
+        <w:rPr>
+          <w:rFonts w:ascii="Calibri" w:hAnsi="Calibri"/>
+          <w:b/>
+          <w:color w:val="2B547E"/>
+          <w:sz w:val="26"/>
+        </w:rPr>
+        <w:t>2.3 Modelos de Dados e Validação</w:t>
+      </w:r>
+    </w:p>
+    <w:tbl>
+      <w:tblPr>
+        <w:tblStyle w:val="LightGrid-Accent1"/>
+        <w:tblW w:type="auto" w:w="0"/>
+        <w:jc w:val="center"/>
+        <w:tblLook w:firstColumn="1" w:firstRow="1" w:lastColumn="0" w:lastRow="0" w:noHBand="0" w:noVBand="1" w:val="04A0"/>
+      </w:tblPr>
+      <w:tblGrid>
+        <w:gridCol w:w="3312"/>
+        <w:gridCol w:w="3312"/>
+        <w:gridCol w:w="3312"/>
+      </w:tblGrid>
+      <w:tr>
+        <w:tc>
+          <w:tcPr>
+            <w:tcW w:type="dxa" w:w="2592"/>
+            <w:shd w:fill="1B365D"/>
+            <w:tcMar>
+              <w:top w:w="120" w:type="dxa"/>
+              <w:bottom w:w="120" w:type="dxa"/>
+              <w:left w:w="140" w:type="dxa"/>
+              <w:right w:w="140" w:type="dxa"/>
+            </w:tcMar>
+          </w:tcPr>
+          <w:p>
+            <w:pPr>
+              <w:spacing w:after="0"/>
+              <w:jc w:val="left"/>
+            </w:pPr>
+            <w:r>
+              <w:rPr>
+                <w:rFonts w:ascii="Calibri" w:hAnsi="Calibri"/>
+                <w:b/>
+                <w:color w:val="FFFFFF"/>
+                <w:sz w:val="20"/>
+              </w:rPr>
               <w:t>Arquivo</w:t>
             </w:r>
           </w:p>
         </w:tc>
         <w:tc>
           <w:tcPr>
-            <w:tcW w:type="dxa" w:w="2340"/>
+            <w:tcW w:type="dxa" w:w="1440"/>
+            <w:shd w:fill="1B365D"/>
+            <w:tcMar>
+              <w:top w:w="120" w:type="dxa"/>
+              <w:bottom w:w="120" w:type="dxa"/>
+              <w:left w:w="140" w:type="dxa"/>
+              <w:right w:w="140" w:type="dxa"/>
+            </w:tcMar>
           </w:tcPr>
           <w:p>
+            <w:pPr>
+              <w:spacing w:after="0"/>
+              <w:jc w:val="left"/>
+            </w:pPr>
             <w:r>
-              <w:t>Controla SQLite, cadastro de professores, historico e memoria de geracao.</w:t>
+              <w:rPr>
+                <w:rFonts w:ascii="Calibri" w:hAnsi="Calibri"/>
+                <w:b/>
+                <w:color w:val="FFFFFF"/>
+                <w:sz w:val="20"/>
+              </w:rPr>
+              <w:t>Tamanho</w:t>
             </w:r>
           </w:p>
         </w:tc>
         <w:tc>
           <w:tcPr>
-            <w:tcW w:type="dxa" w:w="2340"/>
+            <w:tcW w:type="dxa" w:w="6048"/>
+            <w:shd w:fill="1B365D"/>
+            <w:tcMar>
+              <w:top w:w="120" w:type="dxa"/>
+              <w:bottom w:w="120" w:type="dxa"/>
+              <w:left w:w="140" w:type="dxa"/>
+              <w:right w:w="140" w:type="dxa"/>
+            </w:tcMar>
           </w:tcPr>
           <w:p>
+            <w:pPr>
+              <w:spacing w:after="0"/>
+              <w:jc w:val="left"/>
+            </w:pPr>
             <w:r>
-              <w:t>Banco de dados</w:t>
+              <w:rPr>
+                <w:rFonts w:ascii="Calibri" w:hAnsi="Calibri"/>
+                <w:b/>
+                <w:color w:val="FFFFFF"/>
+                <w:sz w:val="20"/>
+              </w:rPr>
+              <w:t>Função Principal</w:t>
             </w:r>
           </w:p>
         </w:tc>
@@ -572,41 +1293,76 @@
       <w:tr>
         <w:tc>
           <w:tcPr>
-            <w:tcW w:type="dxa" w:w="2340"/>
+            <w:tcW w:type="dxa" w:w="2592"/>
+            <w:shd w:fill="FFFFFF"/>
+            <w:tcMar>
+              <w:top w:w="90" w:type="dxa"/>
+              <w:bottom w:w="90" w:type="dxa"/>
+              <w:left w:w="140" w:type="dxa"/>
+              <w:right w:w="140" w:type="dxa"/>
+            </w:tcMar>
           </w:tcPr>
           <w:p>
+            <w:pPr>
+              <w:spacing w:after="0"/>
+            </w:pPr>
             <w:r>
-              <w:t>disciplinas.py</w:t>
+              <w:rPr>
+                <w:rFonts w:ascii="Calibri" w:hAnsi="Calibri"/>
+                <w:color w:val="333333"/>
+                <w:sz w:val="19"/>
+              </w:rPr>
+              <w:t>models.py</w:t>
             </w:r>
           </w:p>
         </w:tc>
         <w:tc>
           <w:tcPr>
-            <w:tcW w:type="dxa" w:w="2340"/>
+            <w:tcW w:type="dxa" w:w="1440"/>
+            <w:shd w:fill="FFFFFF"/>
+            <w:tcMar>
+              <w:top w:w="90" w:type="dxa"/>
+              <w:bottom w:w="90" w:type="dxa"/>
+              <w:left w:w="140" w:type="dxa"/>
+              <w:right w:w="140" w:type="dxa"/>
+            </w:tcMar>
           </w:tcPr>
           <w:p>
+            <w:pPr>
+              <w:spacing w:after="0"/>
+            </w:pPr>
             <w:r>
-              <w:t>Arquivo</w:t>
+              <w:rPr>
+                <w:rFonts w:ascii="Calibri" w:hAnsi="Calibri"/>
+                <w:color w:val="333333"/>
+                <w:sz w:val="19"/>
+              </w:rPr>
+              <w:t>16KB</w:t>
             </w:r>
           </w:p>
         </w:tc>
         <w:tc>
           <w:tcPr>
-            <w:tcW w:type="dxa" w:w="2340"/>
+            <w:tcW w:type="dxa" w:w="6048"/>
+            <w:shd w:fill="FFFFFF"/>
+            <w:tcMar>
+              <w:top w:w="90" w:type="dxa"/>
+              <w:bottom w:w="90" w:type="dxa"/>
+              <w:left w:w="140" w:type="dxa"/>
+              <w:right w:w="140" w:type="dxa"/>
+            </w:tcMar>
           </w:tcPr>
           <w:p>
+            <w:pPr>
+              <w:spacing w:after="0"/>
+            </w:pPr>
             <w:r>
-              <w:t>Define disciplinas, modalidades e regras de comportamento por contexto.</w:t>
-            </w:r>
-          </w:p>
-        </w:tc>
-        <w:tc>
-          <w:tcPr>
-            <w:tcW w:type="dxa" w:w="2340"/>
-          </w:tcPr>
-          <w:p>
-            <w:r>
-              <w:t>Estrutural</w:t>
+              <w:rPr>
+                <w:rFonts w:ascii="Calibri" w:hAnsi="Calibri"/>
+                <w:color w:val="333333"/>
+                <w:sz w:val="19"/>
+              </w:rPr>
+              <w:t>Modelos Pydantic v1/v2 (PlanoCompleto, EtapaMetodologia, PlanoAulaIA)</w:t>
             </w:r>
           </w:p>
         </w:tc>
@@ -614,41 +1370,76 @@
       <w:tr>
         <w:tc>
           <w:tcPr>
-            <w:tcW w:type="dxa" w:w="2340"/>
+            <w:tcW w:type="dxa" w:w="2592"/>
+            <w:shd w:fill="F9FBFD"/>
+            <w:tcMar>
+              <w:top w:w="90" w:type="dxa"/>
+              <w:bottom w:w="90" w:type="dxa"/>
+              <w:left w:w="140" w:type="dxa"/>
+              <w:right w:w="140" w:type="dxa"/>
+            </w:tcMar>
           </w:tcPr>
           <w:p>
+            <w:pPr>
+              <w:spacing w:after="0"/>
+            </w:pPr>
             <w:r>
-              <w:t>eja/</w:t>
+              <w:rPr>
+                <w:rFonts w:ascii="Calibri" w:hAnsi="Calibri"/>
+                <w:color w:val="333333"/>
+                <w:sz w:val="19"/>
+              </w:rPr>
+              <w:t>revisao_final.py</w:t>
             </w:r>
           </w:p>
         </w:tc>
         <w:tc>
           <w:tcPr>
-            <w:tcW w:type="dxa" w:w="2340"/>
+            <w:tcW w:type="dxa" w:w="1440"/>
+            <w:shd w:fill="F9FBFD"/>
+            <w:tcMar>
+              <w:top w:w="90" w:type="dxa"/>
+              <w:bottom w:w="90" w:type="dxa"/>
+              <w:left w:w="140" w:type="dxa"/>
+              <w:right w:w="140" w:type="dxa"/>
+            </w:tcMar>
           </w:tcPr>
           <w:p>
+            <w:pPr>
+              <w:spacing w:after="0"/>
+            </w:pPr>
             <w:r>
-              <w:t>Pacote</w:t>
+              <w:rPr>
+                <w:rFonts w:ascii="Calibri" w:hAnsi="Calibri"/>
+                <w:color w:val="333333"/>
+                <w:sz w:val="19"/>
+              </w:rPr>
+              <w:t>14KB</w:t>
             </w:r>
           </w:p>
         </w:tc>
         <w:tc>
           <w:tcPr>
-            <w:tcW w:type="dxa" w:w="2340"/>
+            <w:tcW w:type="dxa" w:w="6048"/>
+            <w:shd w:fill="F9FBFD"/>
+            <w:tcMar>
+              <w:top w:w="90" w:type="dxa"/>
+              <w:bottom w:w="90" w:type="dxa"/>
+              <w:left w:w="140" w:type="dxa"/>
+              <w:right w:w="140" w:type="dxa"/>
+            </w:tcMar>
           </w:tcPr>
           <w:p>
+            <w:pPr>
+              <w:spacing w:after="0"/>
+            </w:pPr>
             <w:r>
-              <w:t>Agrupa adaptacoes especificas da modalidade EJA.</w:t>
-            </w:r>
-          </w:p>
-        </w:tc>
-        <w:tc>
-          <w:tcPr>
-            <w:tcW w:type="dxa" w:w="2340"/>
-          </w:tcPr>
-          <w:p>
-            <w:r>
-              <w:t>Especializacao</w:t>
+              <w:rPr>
+                <w:rFonts w:ascii="Calibri" w:hAnsi="Calibri"/>
+                <w:color w:val="333333"/>
+                <w:sz w:val="19"/>
+              </w:rPr>
+              <w:t>Cálculo de confidence score (0-100) e controle de versão v1.2.14</w:t>
             </w:r>
           </w:p>
         </w:tc>
@@ -656,41 +1447,76 @@
       <w:tr>
         <w:tc>
           <w:tcPr>
-            <w:tcW w:type="dxa" w:w="2340"/>
+            <w:tcW w:type="dxa" w:w="2592"/>
+            <w:shd w:fill="FFFFFF"/>
+            <w:tcMar>
+              <w:top w:w="90" w:type="dxa"/>
+              <w:bottom w:w="90" w:type="dxa"/>
+              <w:left w:w="140" w:type="dxa"/>
+              <w:right w:w="140" w:type="dxa"/>
+            </w:tcMar>
           </w:tcPr>
           <w:p>
+            <w:pPr>
+              <w:spacing w:after="0"/>
+            </w:pPr>
             <w:r>
-              <w:t>helpers.py</w:t>
+              <w:rPr>
+                <w:rFonts w:ascii="Calibri" w:hAnsi="Calibri"/>
+                <w:color w:val="333333"/>
+                <w:sz w:val="19"/>
+              </w:rPr>
+              <w:t>validador_plano.py</w:t>
             </w:r>
           </w:p>
         </w:tc>
         <w:tc>
           <w:tcPr>
-            <w:tcW w:type="dxa" w:w="2340"/>
+            <w:tcW w:type="dxa" w:w="1440"/>
+            <w:shd w:fill="FFFFFF"/>
+            <w:tcMar>
+              <w:top w:w="90" w:type="dxa"/>
+              <w:bottom w:w="90" w:type="dxa"/>
+              <w:left w:w="140" w:type="dxa"/>
+              <w:right w:w="140" w:type="dxa"/>
+            </w:tcMar>
           </w:tcPr>
           <w:p>
+            <w:pPr>
+              <w:spacing w:after="0"/>
+            </w:pPr>
             <w:r>
-              <w:t>Arquivo</w:t>
+              <w:rPr>
+                <w:rFonts w:ascii="Calibri" w:hAnsi="Calibri"/>
+                <w:color w:val="333333"/>
+                <w:sz w:val="19"/>
+              </w:rPr>
+              <w:t>28KB</w:t>
             </w:r>
           </w:p>
         </w:tc>
         <w:tc>
           <w:tcPr>
-            <w:tcW w:type="dxa" w:w="2340"/>
+            <w:tcW w:type="dxa" w:w="6048"/>
+            <w:shd w:fill="FFFFFF"/>
+            <w:tcMar>
+              <w:top w:w="90" w:type="dxa"/>
+              <w:bottom w:w="90" w:type="dxa"/>
+              <w:left w:w="140" w:type="dxa"/>
+              <w:right w:w="140" w:type="dxa"/>
+            </w:tcMar>
           </w:tcPr>
           <w:p>
+            <w:pPr>
+              <w:spacing w:after="0"/>
+            </w:pPr>
             <w:r>
-              <w:t>Reune utilitarios de horarios, ordenacao de uploads, relatorios e apoio geral ao app.</w:t>
-            </w:r>
-          </w:p>
-        </w:tc>
-        <w:tc>
-          <w:tcPr>
-            <w:tcW w:type="dxa" w:w="2340"/>
-          </w:tcPr>
-          <w:p>
-            <w:r>
-              <w:t>Apoio</w:t>
+              <w:rPr>
+                <w:rFonts w:ascii="Calibri" w:hAnsi="Calibri"/>
+                <w:color w:val="333333"/>
+                <w:sz w:val="19"/>
+              </w:rPr>
+              <w:t>Validação estrutural, matching fuzzy de palavras-chave e integridade</w:t>
             </w:r>
           </w:p>
         </w:tc>
@@ -698,41 +1524,76 @@
       <w:tr>
         <w:tc>
           <w:tcPr>
-            <w:tcW w:type="dxa" w:w="2340"/>
+            <w:tcW w:type="dxa" w:w="2592"/>
+            <w:shd w:fill="F9FBFD"/>
+            <w:tcMar>
+              <w:top w:w="90" w:type="dxa"/>
+              <w:bottom w:w="90" w:type="dxa"/>
+              <w:left w:w="140" w:type="dxa"/>
+              <w:right w:w="140" w:type="dxa"/>
+            </w:tcMar>
           </w:tcPr>
           <w:p>
+            <w:pPr>
+              <w:spacing w:after="0"/>
+            </w:pPr>
             <w:r>
-              <w:t>ia.py</w:t>
+              <w:rPr>
+                <w:rFonts w:ascii="Calibri" w:hAnsi="Calibri"/>
+                <w:color w:val="333333"/>
+                <w:sz w:val="19"/>
+              </w:rPr>
+              <w:t>validacao_pdfs_contexto.py</w:t>
             </w:r>
           </w:p>
         </w:tc>
         <w:tc>
           <w:tcPr>
-            <w:tcW w:type="dxa" w:w="2340"/>
+            <w:tcW w:type="dxa" w:w="1440"/>
+            <w:shd w:fill="F9FBFD"/>
+            <w:tcMar>
+              <w:top w:w="90" w:type="dxa"/>
+              <w:bottom w:w="90" w:type="dxa"/>
+              <w:left w:w="140" w:type="dxa"/>
+              <w:right w:w="140" w:type="dxa"/>
+            </w:tcMar>
           </w:tcPr>
           <w:p>
+            <w:pPr>
+              <w:spacing w:after="0"/>
+            </w:pPr>
             <w:r>
-              <w:t>Arquivo</w:t>
+              <w:rPr>
+                <w:rFonts w:ascii="Calibri" w:hAnsi="Calibri"/>
+                <w:color w:val="333333"/>
+                <w:sz w:val="19"/>
+              </w:rPr>
+              <w:t>13KB</w:t>
             </w:r>
           </w:p>
         </w:tc>
         <w:tc>
           <w:tcPr>
-            <w:tcW w:type="dxa" w:w="2340"/>
+            <w:tcW w:type="dxa" w:w="6048"/>
+            <w:shd w:fill="F9FBFD"/>
+            <w:tcMar>
+              <w:top w:w="90" w:type="dxa"/>
+              <w:bottom w:w="90" w:type="dxa"/>
+              <w:left w:w="140" w:type="dxa"/>
+              <w:right w:w="140" w:type="dxa"/>
+            </w:tcMar>
           </w:tcPr>
           <w:p>
+            <w:pPr>
+              <w:spacing w:after="0"/>
+            </w:pPr>
             <w:r>
-              <w:t>Integra OpenAI e Gemini em modo hibrido, usando rascunho local do sistema como base para refinamento por IA.</w:t>
-            </w:r>
-          </w:p>
-        </w:tc>
-        <w:tc>
-          <w:tcPr>
-            <w:tcW w:type="dxa" w:w="2340"/>
-          </w:tcPr>
-          <w:p>
-            <w:r>
-              <w:t>Motor IA</w:t>
+              <w:rPr>
+                <w:rFonts w:ascii="Calibri" w:hAnsi="Calibri"/>
+                <w:color w:val="333333"/>
+                <w:sz w:val="19"/>
+              </w:rPr>
+              <w:t>Validação semântica de PDFs de contexto e tolerância CDP</w:t>
             </w:r>
           </w:p>
         </w:tc>
@@ -740,41 +1601,192 @@
       <w:tr>
         <w:tc>
           <w:tcPr>
-            <w:tcW w:type="dxa" w:w="2340"/>
+            <w:tcW w:type="dxa" w:w="2592"/>
+            <w:shd w:fill="FFFFFF"/>
+            <w:tcMar>
+              <w:top w:w="90" w:type="dxa"/>
+              <w:bottom w:w="90" w:type="dxa"/>
+              <w:left w:w="140" w:type="dxa"/>
+              <w:right w:w="140" w:type="dxa"/>
+            </w:tcMar>
           </w:tcPr>
           <w:p>
+            <w:pPr>
+              <w:spacing w:after="0"/>
+            </w:pPr>
             <w:r>
-              <w:t>inteligencia_local.py</w:t>
+              <w:rPr>
+                <w:rFonts w:ascii="Calibri" w:hAnsi="Calibri"/>
+                <w:color w:val="333333"/>
+                <w:sz w:val="19"/>
+              </w:rPr>
+              <w:t>validacao_sidecars.py</w:t>
             </w:r>
           </w:p>
         </w:tc>
         <w:tc>
           <w:tcPr>
-            <w:tcW w:type="dxa" w:w="2340"/>
+            <w:tcW w:type="dxa" w:w="1440"/>
+            <w:shd w:fill="FFFFFF"/>
+            <w:tcMar>
+              <w:top w:w="90" w:type="dxa"/>
+              <w:bottom w:w="90" w:type="dxa"/>
+              <w:left w:w="140" w:type="dxa"/>
+              <w:right w:w="140" w:type="dxa"/>
+            </w:tcMar>
           </w:tcPr>
           <w:p>
+            <w:pPr>
+              <w:spacing w:after="0"/>
+            </w:pPr>
             <w:r>
+              <w:rPr>
+                <w:rFonts w:ascii="Calibri" w:hAnsi="Calibri"/>
+                <w:color w:val="333333"/>
+                <w:sz w:val="19"/>
+              </w:rPr>
+              <w:t>3KB</w:t>
+            </w:r>
+          </w:p>
+        </w:tc>
+        <w:tc>
+          <w:tcPr>
+            <w:tcW w:type="dxa" w:w="6048"/>
+            <w:shd w:fill="FFFFFF"/>
+            <w:tcMar>
+              <w:top w:w="90" w:type="dxa"/>
+              <w:bottom w:w="90" w:type="dxa"/>
+              <w:left w:w="140" w:type="dxa"/>
+              <w:right w:w="140" w:type="dxa"/>
+            </w:tcMar>
+          </w:tcPr>
+          <w:p>
+            <w:pPr>
+              <w:spacing w:after="0"/>
+            </w:pPr>
+            <w:r>
+              <w:rPr>
+                <w:rFonts w:ascii="Calibri" w:hAnsi="Calibri"/>
+                <w:color w:val="333333"/>
+                <w:sz w:val="19"/>
+              </w:rPr>
+              <w:t>Validação de arquivos complementares</w:t>
+            </w:r>
+          </w:p>
+        </w:tc>
+      </w:tr>
+    </w:tbl>
+    <w:p>
+      <w:pPr>
+        <w:spacing w:after="160"/>
+      </w:pPr>
+    </w:p>
+    <w:p>
+      <w:pPr>
+        <w:keepNext/>
+        <w:spacing w:before="280" w:after="120"/>
+      </w:pPr>
+      <w:r>
+        <w:rPr>
+          <w:rFonts w:ascii="Calibri" w:hAnsi="Calibri"/>
+          <w:b/>
+          <w:color w:val="2B547E"/>
+          <w:sz w:val="26"/>
+        </w:rPr>
+        <w:t>2.4 Banco de Dados e Histórico</w:t>
+      </w:r>
+    </w:p>
+    <w:tbl>
+      <w:tblPr>
+        <w:tblStyle w:val="LightGrid-Accent1"/>
+        <w:tblW w:type="auto" w:w="0"/>
+        <w:jc w:val="center"/>
+        <w:tblLook w:firstColumn="1" w:firstRow="1" w:lastColumn="0" w:lastRow="0" w:noHBand="0" w:noVBand="1" w:val="04A0"/>
+      </w:tblPr>
+      <w:tblGrid>
+        <w:gridCol w:w="3312"/>
+        <w:gridCol w:w="3312"/>
+        <w:gridCol w:w="3312"/>
+      </w:tblGrid>
+      <w:tr>
+        <w:tc>
+          <w:tcPr>
+            <w:tcW w:type="dxa" w:w="2592"/>
+            <w:shd w:fill="1B365D"/>
+            <w:tcMar>
+              <w:top w:w="120" w:type="dxa"/>
+              <w:bottom w:w="120" w:type="dxa"/>
+              <w:left w:w="140" w:type="dxa"/>
+              <w:right w:w="140" w:type="dxa"/>
+            </w:tcMar>
+          </w:tcPr>
+          <w:p>
+            <w:pPr>
+              <w:spacing w:after="0"/>
+              <w:jc w:val="left"/>
+            </w:pPr>
+            <w:r>
+              <w:rPr>
+                <w:rFonts w:ascii="Calibri" w:hAnsi="Calibri"/>
+                <w:b/>
+                <w:color w:val="FFFFFF"/>
+                <w:sz w:val="20"/>
+              </w:rPr>
               <w:t>Arquivo</w:t>
             </w:r>
           </w:p>
         </w:tc>
         <w:tc>
           <w:tcPr>
-            <w:tcW w:type="dxa" w:w="2340"/>
+            <w:tcW w:type="dxa" w:w="1440"/>
+            <w:shd w:fill="1B365D"/>
+            <w:tcMar>
+              <w:top w:w="120" w:type="dxa"/>
+              <w:bottom w:w="120" w:type="dxa"/>
+              <w:left w:w="140" w:type="dxa"/>
+              <w:right w:w="140" w:type="dxa"/>
+            </w:tcMar>
           </w:tcPr>
           <w:p>
+            <w:pPr>
+              <w:spacing w:after="0"/>
+              <w:jc w:val="left"/>
+            </w:pPr>
             <w:r>
-              <w:t>Mantem heuristicas e geracao local sem dependencia de IA externa.</w:t>
+              <w:rPr>
+                <w:rFonts w:ascii="Calibri" w:hAnsi="Calibri"/>
+                <w:b/>
+                <w:color w:val="FFFFFF"/>
+                <w:sz w:val="20"/>
+              </w:rPr>
+              <w:t>Tamanho</w:t>
             </w:r>
           </w:p>
         </w:tc>
         <w:tc>
           <w:tcPr>
-            <w:tcW w:type="dxa" w:w="2340"/>
+            <w:tcW w:type="dxa" w:w="6048"/>
+            <w:shd w:fill="1B365D"/>
+            <w:tcMar>
+              <w:top w:w="120" w:type="dxa"/>
+              <w:bottom w:w="120" w:type="dxa"/>
+              <w:left w:w="140" w:type="dxa"/>
+              <w:right w:w="140" w:type="dxa"/>
+            </w:tcMar>
           </w:tcPr>
           <w:p>
+            <w:pPr>
+              <w:spacing w:after="0"/>
+              <w:jc w:val="left"/>
+            </w:pPr>
             <w:r>
-              <w:t>Motor local</w:t>
+              <w:rPr>
+                <w:rFonts w:ascii="Calibri" w:hAnsi="Calibri"/>
+                <w:b/>
+                <w:color w:val="FFFFFF"/>
+                <w:sz w:val="20"/>
+              </w:rPr>
+              <w:t>Função Principal</w:t>
             </w:r>
           </w:p>
         </w:tc>
@@ -782,41 +1794,60 @@
       <w:tr>
         <w:tc>
           <w:tcPr>
-            <w:tcW w:type="dxa" w:w="2340"/>
+            <w:tcW w:type="dxa" w:w="2592"/>
+            <w:shd w:fill="FFFFFF"/>
+            <w:tcMar>
+              <w:top w:w="90" w:type="dxa"/>
+              <w:bottom w:w="90" w:type="dxa"/>
+              <w:left w:w="140" w:type="dxa"/>
+              <w:right w:w="140" w:type="dxa"/>
+            </w:tcMar>
           </w:tcPr>
           <w:p>
+            <w:pPr>
+              <w:spacing w:after="0"/>
+            </w:pPr>
             <w:r>
-              <w:t>lib/</w:t>
+              <w:rPr>
+                <w:rFonts w:ascii="Calibri" w:hAnsi="Calibri"/>
+                <w:color w:val="333333"/>
+                <w:sz w:val="19"/>
+              </w:rPr>
+              <w:t>database.py</w:t>
             </w:r>
           </w:p>
         </w:tc>
         <w:tc>
           <w:tcPr>
-            <w:tcW w:type="dxa" w:w="2340"/>
+            <w:tcW w:type="dxa" w:w="1440"/>
+            <w:shd w:fill="FFFFFF"/>
+            <w:tcMar>
+              <w:top w:w="90" w:type="dxa"/>
+              <w:bottom w:w="90" w:type="dxa"/>
+              <w:left w:w="140" w:type="dxa"/>
+              <w:right w:w="140" w:type="dxa"/>
+            </w:tcMar>
           </w:tcPr>
           <w:p>
             <w:r>
-              <w:t>Pacote</w:t>
+              <w:t>95KB</w:t>
             </w:r>
           </w:p>
         </w:tc>
         <w:tc>
           <w:tcPr>
-            <w:tcW w:type="dxa" w:w="2340"/>
+            <w:tcW w:type="dxa" w:w="6048"/>
+            <w:shd w:fill="FFFFFF"/>
+            <w:tcMar>
+              <w:top w:w="90" w:type="dxa"/>
+              <w:bottom w:w="90" w:type="dxa"/>
+              <w:left w:w="140" w:type="dxa"/>
+              <w:right w:w="140" w:type="dxa"/>
+            </w:tcMar>
           </w:tcPr>
           <w:p>
             <w:r>
-              <w:t>Agrupa extratores, classificadores, motores metodologicos, higienizacao e perfis pedagogicos.</w:t>
-            </w:r>
-          </w:p>
-        </w:tc>
-        <w:tc>
-          <w:tcPr>
-            <w:tcW w:type="dxa" w:w="2340"/>
-          </w:tcPr>
-          <w:p>
-            <w:r>
-              <w:t>Base modular</w:t>
+              <w:t>Gerenciador SQLite em WAL, connection_scope, confer?ncia mensal, regra da pasta do m?s, CRUD, migra??es e reten??o</w:t>
             </w:r>
           </w:p>
         </w:tc>
@@ -824,41 +1855,68 @@
       <w:tr>
         <w:tc>
           <w:tcPr>
-            <w:tcW w:type="dxa" w:w="2340"/>
+            <w:tcW w:type="dxa" w:w="2592"/>
+            <w:shd w:fill="F9FBFD"/>
+            <w:tcMar>
+              <w:top w:w="90" w:type="dxa"/>
+              <w:bottom w:w="90" w:type="dxa"/>
+              <w:left w:w="140" w:type="dxa"/>
+              <w:right w:w="140" w:type="dxa"/>
+            </w:tcMar>
           </w:tcPr>
           <w:p>
+            <w:pPr>
+              <w:spacing w:after="0"/>
+            </w:pPr>
             <w:r>
-              <w:t>lote.py</w:t>
+              <w:rPr>
+                <w:rFonts w:ascii="Calibri" w:hAnsi="Calibri"/>
+                <w:color w:val="333333"/>
+                <w:sz w:val="19"/>
+              </w:rPr>
+              <w:t>gestao_aulas.py</w:t>
             </w:r>
           </w:p>
         </w:tc>
         <w:tc>
           <w:tcPr>
-            <w:tcW w:type="dxa" w:w="2340"/>
+            <w:tcW w:type="dxa" w:w="1440"/>
+            <w:shd w:fill="F9FBFD"/>
+            <w:tcMar>
+              <w:top w:w="90" w:type="dxa"/>
+              <w:bottom w:w="90" w:type="dxa"/>
+              <w:left w:w="140" w:type="dxa"/>
+              <w:right w:w="140" w:type="dxa"/>
+            </w:tcMar>
           </w:tcPr>
           <w:p>
+            <w:pPr>
+              <w:spacing w:after="0"/>
+            </w:pPr>
             <w:r>
-              <w:t>Arquivo</w:t>
+              <w:rPr>
+                <w:rFonts w:ascii="Calibri" w:hAnsi="Calibri"/>
+                <w:color w:val="333333"/>
+                <w:sz w:val="19"/>
+              </w:rPr>
+              <w:t>6KB</w:t>
             </w:r>
           </w:p>
         </w:tc>
         <w:tc>
           <w:tcPr>
-            <w:tcW w:type="dxa" w:w="2340"/>
+            <w:tcW w:type="dxa" w:w="6048"/>
+            <w:shd w:fill="F9FBFD"/>
+            <w:tcMar>
+              <w:top w:w="90" w:type="dxa"/>
+              <w:bottom w:w="90" w:type="dxa"/>
+              <w:left w:w="140" w:type="dxa"/>
+              <w:right w:w="140" w:type="dxa"/>
+            </w:tcMar>
           </w:tcPr>
           <w:p>
             <w:r>
-              <w:t>Motor central do fluxo PDF, com extracao, cache sidecar JSON, auditoria final, IA opcional e fallback local.</w:t>
-            </w:r>
-          </w:p>
-        </w:tc>
-        <w:tc>
-          <w:tcPr>
-            <w:tcW w:type="dxa" w:w="2340"/>
-          </w:tcPr>
-          <w:p>
-            <w:r>
-              <w:t>Nucleo central</w:t>
+              <w:t>Detec??o inteligente da ?ltima aula trabalhada via DOCX e progresso_aulas</w:t>
             </w:r>
           </w:p>
         </w:tc>
@@ -866,41 +1924,192 @@
       <w:tr>
         <w:tc>
           <w:tcPr>
-            <w:tcW w:type="dxa" w:w="2340"/>
+            <w:tcW w:type="dxa" w:w="2592"/>
+            <w:shd w:fill="FFFFFF"/>
+            <w:tcMar>
+              <w:top w:w="90" w:type="dxa"/>
+              <w:bottom w:w="90" w:type="dxa"/>
+              <w:left w:w="140" w:type="dxa"/>
+              <w:right w:w="140" w:type="dxa"/>
+            </w:tcMar>
           </w:tcPr>
           <w:p>
+            <w:pPr>
+              <w:spacing w:after="0"/>
+            </w:pPr>
             <w:r>
-              <w:t>metodologia_texto.py</w:t>
+              <w:rPr>
+                <w:rFonts w:ascii="Calibri" w:hAnsi="Calibri"/>
+                <w:color w:val="333333"/>
+                <w:sz w:val="19"/>
+              </w:rPr>
+              <w:t>cache_manager.py</w:t>
             </w:r>
           </w:p>
         </w:tc>
         <w:tc>
           <w:tcPr>
-            <w:tcW w:type="dxa" w:w="2340"/>
+            <w:tcW w:type="dxa" w:w="1440"/>
+            <w:shd w:fill="FFFFFF"/>
+            <w:tcMar>
+              <w:top w:w="90" w:type="dxa"/>
+              <w:bottom w:w="90" w:type="dxa"/>
+              <w:left w:w="140" w:type="dxa"/>
+              <w:right w:w="140" w:type="dxa"/>
+            </w:tcMar>
           </w:tcPr>
           <w:p>
+            <w:pPr>
+              <w:spacing w:after="0"/>
+            </w:pPr>
             <w:r>
+              <w:rPr>
+                <w:rFonts w:ascii="Calibri" w:hAnsi="Calibri"/>
+                <w:color w:val="333333"/>
+                <w:sz w:val="19"/>
+              </w:rPr>
+              <w:t>3KB</w:t>
+            </w:r>
+          </w:p>
+        </w:tc>
+        <w:tc>
+          <w:tcPr>
+            <w:tcW w:type="dxa" w:w="6048"/>
+            <w:shd w:fill="FFFFFF"/>
+            <w:tcMar>
+              <w:top w:w="90" w:type="dxa"/>
+              <w:bottom w:w="90" w:type="dxa"/>
+              <w:left w:w="140" w:type="dxa"/>
+              <w:right w:w="140" w:type="dxa"/>
+            </w:tcMar>
+          </w:tcPr>
+          <w:p>
+            <w:pPr>
+              <w:spacing w:after="0"/>
+            </w:pPr>
+            <w:r>
+              <w:rPr>
+                <w:rFonts w:ascii="Calibri" w:hAnsi="Calibri"/>
+                <w:color w:val="333333"/>
+                <w:sz w:val="19"/>
+              </w:rPr>
+              <w:t>Gerenciamento de cache e performance</w:t>
+            </w:r>
+          </w:p>
+        </w:tc>
+      </w:tr>
+    </w:tbl>
+    <w:p>
+      <w:pPr>
+        <w:spacing w:after="160"/>
+      </w:pPr>
+    </w:p>
+    <w:p>
+      <w:pPr>
+        <w:keepNext/>
+        <w:spacing w:before="280" w:after="120"/>
+      </w:pPr>
+      <w:r>
+        <w:rPr>
+          <w:rFonts w:ascii="Calibri" w:hAnsi="Calibri"/>
+          <w:b/>
+          <w:color w:val="2B547E"/>
+          <w:sz w:val="26"/>
+        </w:rPr>
+        <w:t>2.5 Qualidade Textual, Sanitização e Encoding</w:t>
+      </w:r>
+    </w:p>
+    <w:tbl>
+      <w:tblPr>
+        <w:tblStyle w:val="LightGrid-Accent1"/>
+        <w:tblW w:type="auto" w:w="0"/>
+        <w:jc w:val="center"/>
+        <w:tblLook w:firstColumn="1" w:firstRow="1" w:lastColumn="0" w:lastRow="0" w:noHBand="0" w:noVBand="1" w:val="04A0"/>
+      </w:tblPr>
+      <w:tblGrid>
+        <w:gridCol w:w="3312"/>
+        <w:gridCol w:w="3312"/>
+        <w:gridCol w:w="3312"/>
+      </w:tblGrid>
+      <w:tr>
+        <w:tc>
+          <w:tcPr>
+            <w:tcW w:type="dxa" w:w="2592"/>
+            <w:shd w:fill="1B365D"/>
+            <w:tcMar>
+              <w:top w:w="120" w:type="dxa"/>
+              <w:bottom w:w="120" w:type="dxa"/>
+              <w:left w:w="140" w:type="dxa"/>
+              <w:right w:w="140" w:type="dxa"/>
+            </w:tcMar>
+          </w:tcPr>
+          <w:p>
+            <w:pPr>
+              <w:spacing w:after="0"/>
+              <w:jc w:val="left"/>
+            </w:pPr>
+            <w:r>
+              <w:rPr>
+                <w:rFonts w:ascii="Calibri" w:hAnsi="Calibri"/>
+                <w:b/>
+                <w:color w:val="FFFFFF"/>
+                <w:sz w:val="20"/>
+              </w:rPr>
               <w:t>Arquivo</w:t>
             </w:r>
           </w:p>
         </w:tc>
         <w:tc>
           <w:tcPr>
-            <w:tcW w:type="dxa" w:w="2340"/>
+            <w:tcW w:type="dxa" w:w="1440"/>
+            <w:shd w:fill="1B365D"/>
+            <w:tcMar>
+              <w:top w:w="120" w:type="dxa"/>
+              <w:bottom w:w="120" w:type="dxa"/>
+              <w:left w:w="140" w:type="dxa"/>
+              <w:right w:w="140" w:type="dxa"/>
+            </w:tcMar>
           </w:tcPr>
           <w:p>
+            <w:pPr>
+              <w:spacing w:after="0"/>
+              <w:jc w:val="left"/>
+            </w:pPr>
             <w:r>
-              <w:t>Faz polimento linguistico fino de metodologias ja montadas.</w:t>
+              <w:rPr>
+                <w:rFonts w:ascii="Calibri" w:hAnsi="Calibri"/>
+                <w:b/>
+                <w:color w:val="FFFFFF"/>
+                <w:sz w:val="20"/>
+              </w:rPr>
+              <w:t>Tamanho</w:t>
             </w:r>
           </w:p>
         </w:tc>
         <w:tc>
           <w:tcPr>
-            <w:tcW w:type="dxa" w:w="2340"/>
+            <w:tcW w:type="dxa" w:w="6048"/>
+            <w:shd w:fill="1B365D"/>
+            <w:tcMar>
+              <w:top w:w="120" w:type="dxa"/>
+              <w:bottom w:w="120" w:type="dxa"/>
+              <w:left w:w="140" w:type="dxa"/>
+              <w:right w:w="140" w:type="dxa"/>
+            </w:tcMar>
           </w:tcPr>
           <w:p>
+            <w:pPr>
+              <w:spacing w:after="0"/>
+              <w:jc w:val="left"/>
+            </w:pPr>
             <w:r>
-              <w:t>Apoio textual</w:t>
+              <w:rPr>
+                <w:rFonts w:ascii="Calibri" w:hAnsi="Calibri"/>
+                <w:b/>
+                <w:color w:val="FFFFFF"/>
+                <w:sz w:val="20"/>
+              </w:rPr>
+              <w:t>Função Principal</w:t>
             </w:r>
           </w:p>
         </w:tc>
@@ -908,41 +2117,76 @@
       <w:tr>
         <w:tc>
           <w:tcPr>
-            <w:tcW w:type="dxa" w:w="2340"/>
+            <w:tcW w:type="dxa" w:w="2592"/>
+            <w:shd w:fill="FFFFFF"/>
+            <w:tcMar>
+              <w:top w:w="90" w:type="dxa"/>
+              <w:bottom w:w="90" w:type="dxa"/>
+              <w:left w:w="140" w:type="dxa"/>
+              <w:right w:w="140" w:type="dxa"/>
+            </w:tcMar>
           </w:tcPr>
           <w:p>
+            <w:pPr>
+              <w:spacing w:after="0"/>
+            </w:pPr>
             <w:r>
-              <w:t>modelos_docx.py</w:t>
+              <w:rPr>
+                <w:rFonts w:ascii="Calibri" w:hAnsi="Calibri"/>
+                <w:color w:val="333333"/>
+                <w:sz w:val="19"/>
+              </w:rPr>
+              <w:t>qualidade_metodologica.py</w:t>
             </w:r>
           </w:p>
         </w:tc>
         <w:tc>
           <w:tcPr>
-            <w:tcW w:type="dxa" w:w="2340"/>
+            <w:tcW w:type="dxa" w:w="1440"/>
+            <w:shd w:fill="FFFFFF"/>
+            <w:tcMar>
+              <w:top w:w="90" w:type="dxa"/>
+              <w:bottom w:w="90" w:type="dxa"/>
+              <w:left w:w="140" w:type="dxa"/>
+              <w:right w:w="140" w:type="dxa"/>
+            </w:tcMar>
           </w:tcPr>
           <w:p>
+            <w:pPr>
+              <w:spacing w:after="0"/>
+            </w:pPr>
             <w:r>
-              <w:t>Arquivo</w:t>
+              <w:rPr>
+                <w:rFonts w:ascii="Calibri" w:hAnsi="Calibri"/>
+                <w:color w:val="333333"/>
+                <w:sz w:val="19"/>
+              </w:rPr>
+              <w:t>60KB</w:t>
             </w:r>
           </w:p>
         </w:tc>
         <w:tc>
           <w:tcPr>
-            <w:tcW w:type="dxa" w:w="2340"/>
+            <w:tcW w:type="dxa" w:w="6048"/>
+            <w:shd w:fill="FFFFFF"/>
+            <w:tcMar>
+              <w:top w:w="90" w:type="dxa"/>
+              <w:bottom w:w="90" w:type="dxa"/>
+              <w:left w:w="140" w:type="dxa"/>
+              <w:right w:w="140" w:type="dxa"/>
+            </w:tcMar>
           </w:tcPr>
           <w:p>
+            <w:pPr>
+              <w:spacing w:after="0"/>
+            </w:pPr>
             <w:r>
-              <w:t>Escolhe template central por contexto, template_id, escola e disciplina.</w:t>
-            </w:r>
-          </w:p>
-        </w:tc>
-        <w:tc>
-          <w:tcPr>
-            <w:tcW w:type="dxa" w:w="2340"/>
-          </w:tcPr>
-          <w:p>
-            <w:r>
-              <w:t>Modelos centrais</w:t>
+              <w:rPr>
+                <w:rFonts w:ascii="Calibri" w:hAnsi="Calibri"/>
+                <w:color w:val="333333"/>
+                <w:sz w:val="19"/>
+              </w:rPr>
+              <w:t>Mojibake, limites naturais (300/350 chars), sanitização e consolidação</w:t>
             </w:r>
           </w:p>
         </w:tc>
@@ -950,41 +2194,76 @@
       <w:tr>
         <w:tc>
           <w:tcPr>
-            <w:tcW w:type="dxa" w:w="2340"/>
+            <w:tcW w:type="dxa" w:w="2592"/>
+            <w:shd w:fill="F9FBFD"/>
+            <w:tcMar>
+              <w:top w:w="90" w:type="dxa"/>
+              <w:bottom w:w="90" w:type="dxa"/>
+              <w:left w:w="140" w:type="dxa"/>
+              <w:right w:w="140" w:type="dxa"/>
+            </w:tcMar>
           </w:tcPr>
           <w:p>
+            <w:pPr>
+              <w:spacing w:after="0"/>
+            </w:pPr>
             <w:r>
+              <w:rPr>
+                <w:rFonts w:ascii="Calibri" w:hAnsi="Calibri"/>
+                <w:color w:val="333333"/>
+                <w:sz w:val="19"/>
+              </w:rPr>
               <w:t>normalizacao.py</w:t>
             </w:r>
           </w:p>
         </w:tc>
         <w:tc>
           <w:tcPr>
-            <w:tcW w:type="dxa" w:w="2340"/>
+            <w:tcW w:type="dxa" w:w="1440"/>
+            <w:shd w:fill="F9FBFD"/>
+            <w:tcMar>
+              <w:top w:w="90" w:type="dxa"/>
+              <w:bottom w:w="90" w:type="dxa"/>
+              <w:left w:w="140" w:type="dxa"/>
+              <w:right w:w="140" w:type="dxa"/>
+            </w:tcMar>
           </w:tcPr>
           <w:p>
+            <w:pPr>
+              <w:spacing w:after="0"/>
+            </w:pPr>
             <w:r>
-              <w:t>Arquivo</w:t>
+              <w:rPr>
+                <w:rFonts w:ascii="Calibri" w:hAnsi="Calibri"/>
+                <w:color w:val="333333"/>
+                <w:sz w:val="19"/>
+              </w:rPr>
+              <w:t>2KB</w:t>
             </w:r>
           </w:p>
         </w:tc>
         <w:tc>
           <w:tcPr>
-            <w:tcW w:type="dxa" w:w="2340"/>
+            <w:tcW w:type="dxa" w:w="6048"/>
+            <w:shd w:fill="F9FBFD"/>
+            <w:tcMar>
+              <w:top w:w="90" w:type="dxa"/>
+              <w:bottom w:w="90" w:type="dxa"/>
+              <w:left w:w="140" w:type="dxa"/>
+              <w:right w:w="140" w:type="dxa"/>
+            </w:tcMar>
           </w:tcPr>
           <w:p>
+            <w:pPr>
+              <w:spacing w:after="0"/>
+            </w:pPr>
             <w:r>
-              <w:t>Concentra normalizacoes textuais reutilizadas por modulos diferentes.</w:t>
-            </w:r>
-          </w:p>
-        </w:tc>
-        <w:tc>
-          <w:tcPr>
-            <w:tcW w:type="dxa" w:w="2340"/>
-          </w:tcPr>
-          <w:p>
-            <w:r>
-              <w:t>Apoio</w:t>
+              <w:rPr>
+                <w:rFonts w:ascii="Calibri" w:hAnsi="Calibri"/>
+                <w:color w:val="333333"/>
+                <w:sz w:val="19"/>
+              </w:rPr>
+              <w:t>Normalização básica de strings</w:t>
             </w:r>
           </w:p>
         </w:tc>
@@ -992,41 +2271,76 @@
       <w:tr>
         <w:tc>
           <w:tcPr>
-            <w:tcW w:type="dxa" w:w="2340"/>
+            <w:tcW w:type="dxa" w:w="2592"/>
+            <w:shd w:fill="FFFFFF"/>
+            <w:tcMar>
+              <w:top w:w="90" w:type="dxa"/>
+              <w:bottom w:w="90" w:type="dxa"/>
+              <w:left w:w="140" w:type="dxa"/>
+              <w:right w:w="140" w:type="dxa"/>
+            </w:tcMar>
           </w:tcPr>
           <w:p>
+            <w:pPr>
+              <w:spacing w:after="0"/>
+            </w:pPr>
             <w:r>
-              <w:t>orientacao_estudos_metodologia.py</w:t>
+              <w:rPr>
+                <w:rFonts w:ascii="Calibri" w:hAnsi="Calibri"/>
+                <w:color w:val="333333"/>
+                <w:sz w:val="19"/>
+              </w:rPr>
+              <w:t>constantes.py</w:t>
             </w:r>
           </w:p>
         </w:tc>
         <w:tc>
           <w:tcPr>
-            <w:tcW w:type="dxa" w:w="2340"/>
+            <w:tcW w:type="dxa" w:w="1440"/>
+            <w:shd w:fill="FFFFFF"/>
+            <w:tcMar>
+              <w:top w:w="90" w:type="dxa"/>
+              <w:bottom w:w="90" w:type="dxa"/>
+              <w:left w:w="140" w:type="dxa"/>
+              <w:right w:w="140" w:type="dxa"/>
+            </w:tcMar>
           </w:tcPr>
           <w:p>
+            <w:pPr>
+              <w:spacing w:after="0"/>
+            </w:pPr>
             <w:r>
-              <w:t>Arquivo</w:t>
+              <w:rPr>
+                <w:rFonts w:ascii="Calibri" w:hAnsi="Calibri"/>
+                <w:color w:val="333333"/>
+                <w:sz w:val="19"/>
+              </w:rPr>
+              <w:t>4KB</w:t>
             </w:r>
           </w:p>
         </w:tc>
         <w:tc>
           <w:tcPr>
-            <w:tcW w:type="dxa" w:w="2340"/>
+            <w:tcW w:type="dxa" w:w="6048"/>
+            <w:shd w:fill="FFFFFF"/>
+            <w:tcMar>
+              <w:top w:w="90" w:type="dxa"/>
+              <w:bottom w:w="90" w:type="dxa"/>
+              <w:left w:w="140" w:type="dxa"/>
+              <w:right w:w="140" w:type="dxa"/>
+            </w:tcMar>
           </w:tcPr>
           <w:p>
+            <w:pPr>
+              <w:spacing w:after="0"/>
+            </w:pPr>
             <w:r>
-              <w:t>Gera metodologia especializada para Orientacao de Estudos.</w:t>
-            </w:r>
-          </w:p>
-        </w:tc>
-        <w:tc>
-          <w:tcPr>
-            <w:tcW w:type="dxa" w:w="2340"/>
-          </w:tcPr>
-          <w:p>
-            <w:r>
-              <w:t>Especializado</w:t>
+              <w:rPr>
+                <w:rFonts w:ascii="Calibri" w:hAnsi="Calibri"/>
+                <w:color w:val="333333"/>
+                <w:sz w:val="19"/>
+              </w:rPr>
+              <w:t>Constantes globais de configuração</w:t>
             </w:r>
           </w:p>
         </w:tc>
@@ -1034,41 +2348,76 @@
       <w:tr>
         <w:tc>
           <w:tcPr>
-            <w:tcW w:type="dxa" w:w="2340"/>
+            <w:tcW w:type="dxa" w:w="2592"/>
+            <w:shd w:fill="F9FBFD"/>
+            <w:tcMar>
+              <w:top w:w="90" w:type="dxa"/>
+              <w:bottom w:w="90" w:type="dxa"/>
+              <w:left w:w="140" w:type="dxa"/>
+              <w:right w:w="140" w:type="dxa"/>
+            </w:tcMar>
           </w:tcPr>
           <w:p>
+            <w:pPr>
+              <w:spacing w:after="0"/>
+            </w:pPr>
             <w:r>
-              <w:t>orientacao_estudos_objetivos.py</w:t>
+              <w:rPr>
+                <w:rFonts w:ascii="Calibri" w:hAnsi="Calibri"/>
+                <w:color w:val="333333"/>
+                <w:sz w:val="19"/>
+              </w:rPr>
+              <w:t>listas_pedagogicas.py</w:t>
             </w:r>
           </w:p>
         </w:tc>
         <w:tc>
           <w:tcPr>
-            <w:tcW w:type="dxa" w:w="2340"/>
+            <w:tcW w:type="dxa" w:w="1440"/>
+            <w:shd w:fill="F9FBFD"/>
+            <w:tcMar>
+              <w:top w:w="90" w:type="dxa"/>
+              <w:bottom w:w="90" w:type="dxa"/>
+              <w:left w:w="140" w:type="dxa"/>
+              <w:right w:w="140" w:type="dxa"/>
+            </w:tcMar>
           </w:tcPr>
           <w:p>
+            <w:pPr>
+              <w:spacing w:after="0"/>
+            </w:pPr>
             <w:r>
-              <w:t>Arquivo</w:t>
+              <w:rPr>
+                <w:rFonts w:ascii="Calibri" w:hAnsi="Calibri"/>
+                <w:color w:val="333333"/>
+                <w:sz w:val="19"/>
+              </w:rPr>
+              <w:t>2KB</w:t>
             </w:r>
           </w:p>
         </w:tc>
         <w:tc>
           <w:tcPr>
-            <w:tcW w:type="dxa" w:w="2340"/>
+            <w:tcW w:type="dxa" w:w="6048"/>
+            <w:shd w:fill="F9FBFD"/>
+            <w:tcMar>
+              <w:top w:w="90" w:type="dxa"/>
+              <w:bottom w:w="90" w:type="dxa"/>
+              <w:left w:w="140" w:type="dxa"/>
+              <w:right w:w="140" w:type="dxa"/>
+            </w:tcMar>
           </w:tcPr>
           <w:p>
+            <w:pPr>
+              <w:spacing w:after="0"/>
+            </w:pPr>
             <w:r>
-              <w:t>Centraliza objetivos e textos de apoio da Orientacao de Estudos.</w:t>
-            </w:r>
-          </w:p>
-        </w:tc>
-        <w:tc>
-          <w:tcPr>
-            <w:tcW w:type="dxa" w:w="2340"/>
-          </w:tcPr>
-          <w:p>
-            <w:r>
-              <w:t>Especializado</w:t>
+              <w:rPr>
+                <w:rFonts w:ascii="Calibri" w:hAnsi="Calibri"/>
+                <w:color w:val="333333"/>
+                <w:sz w:val="19"/>
+              </w:rPr>
+              <w:t>Formatação de listas padronizadas</w:t>
             </w:r>
           </w:p>
         </w:tc>
@@ -1076,41 +2425,76 @@
       <w:tr>
         <w:tc>
           <w:tcPr>
-            <w:tcW w:type="dxa" w:w="2340"/>
+            <w:tcW w:type="dxa" w:w="2592"/>
+            <w:shd w:fill="FFFFFF"/>
+            <w:tcMar>
+              <w:top w:w="90" w:type="dxa"/>
+              <w:bottom w:w="90" w:type="dxa"/>
+              <w:left w:w="140" w:type="dxa"/>
+              <w:right w:w="140" w:type="dxa"/>
+            </w:tcMar>
           </w:tcPr>
           <w:p>
+            <w:pPr>
+              <w:spacing w:after="0"/>
+            </w:pPr>
             <w:r>
-              <w:t>planos_luan.db</w:t>
+              <w:rPr>
+                <w:rFonts w:ascii="Calibri" w:hAnsi="Calibri"/>
+                <w:color w:val="333333"/>
+                <w:sz w:val="19"/>
+              </w:rPr>
+              <w:t>metodologia_texto.py</w:t>
             </w:r>
           </w:p>
         </w:tc>
         <w:tc>
           <w:tcPr>
-            <w:tcW w:type="dxa" w:w="2340"/>
+            <w:tcW w:type="dxa" w:w="1440"/>
+            <w:shd w:fill="FFFFFF"/>
+            <w:tcMar>
+              <w:top w:w="90" w:type="dxa"/>
+              <w:bottom w:w="90" w:type="dxa"/>
+              <w:left w:w="140" w:type="dxa"/>
+              <w:right w:w="140" w:type="dxa"/>
+            </w:tcMar>
           </w:tcPr>
           <w:p>
+            <w:pPr>
+              <w:spacing w:after="0"/>
+            </w:pPr>
             <w:r>
-              <w:t>Artefato tecnico</w:t>
+              <w:rPr>
+                <w:rFonts w:ascii="Calibri" w:hAnsi="Calibri"/>
+                <w:color w:val="333333"/>
+                <w:sz w:val="19"/>
+              </w:rPr>
+              <w:t>3KB</w:t>
             </w:r>
           </w:p>
         </w:tc>
         <w:tc>
           <w:tcPr>
-            <w:tcW w:type="dxa" w:w="2340"/>
+            <w:tcW w:type="dxa" w:w="6048"/>
+            <w:shd w:fill="FFFFFF"/>
+            <w:tcMar>
+              <w:top w:w="90" w:type="dxa"/>
+              <w:bottom w:w="90" w:type="dxa"/>
+              <w:left w:w="140" w:type="dxa"/>
+              <w:right w:w="140" w:type="dxa"/>
+            </w:tcMar>
           </w:tcPr>
           <w:p>
+            <w:pPr>
+              <w:spacing w:after="0"/>
+            </w:pPr>
             <w:r>
-              <w:t>Arquivo interno presente em core, sem ser o banco principal utilizado em producao.</w:t>
-            </w:r>
-          </w:p>
-        </w:tc>
-        <w:tc>
-          <w:tcPr>
-            <w:tcW w:type="dxa" w:w="2340"/>
-          </w:tcPr>
-          <w:p>
-            <w:r>
-              <w:t>Tecnico</w:t>
+              <w:rPr>
+                <w:rFonts w:ascii="Calibri" w:hAnsi="Calibri"/>
+                <w:color w:val="333333"/>
+                <w:sz w:val="19"/>
+              </w:rPr>
+              <w:t>Utilitários de formatação textual</w:t>
             </w:r>
           </w:p>
         </w:tc>
@@ -1118,41 +2502,192 @@
       <w:tr>
         <w:tc>
           <w:tcPr>
-            <w:tcW w:type="dxa" w:w="2340"/>
+            <w:tcW w:type="dxa" w:w="2592"/>
+            <w:shd w:fill="F9FBFD"/>
+            <w:tcMar>
+              <w:top w:w="90" w:type="dxa"/>
+              <w:bottom w:w="90" w:type="dxa"/>
+              <w:left w:w="140" w:type="dxa"/>
+              <w:right w:w="140" w:type="dxa"/>
+            </w:tcMar>
           </w:tcPr>
           <w:p>
+            <w:pPr>
+              <w:spacing w:after="0"/>
+            </w:pPr>
             <w:r>
-              <w:t>professores_planos.py</w:t>
+              <w:rPr>
+                <w:rFonts w:ascii="Calibri" w:hAnsi="Calibri"/>
+                <w:color w:val="333333"/>
+                <w:sz w:val="19"/>
+              </w:rPr>
+              <w:t>estrutura_metodologia.py</w:t>
             </w:r>
           </w:p>
         </w:tc>
         <w:tc>
           <w:tcPr>
-            <w:tcW w:type="dxa" w:w="2340"/>
+            <w:tcW w:type="dxa" w:w="1440"/>
+            <w:shd w:fill="F9FBFD"/>
+            <w:tcMar>
+              <w:top w:w="90" w:type="dxa"/>
+              <w:bottom w:w="90" w:type="dxa"/>
+              <w:left w:w="140" w:type="dxa"/>
+              <w:right w:w="140" w:type="dxa"/>
+            </w:tcMar>
           </w:tcPr>
           <w:p>
+            <w:pPr>
+              <w:spacing w:after="0"/>
+            </w:pPr>
             <w:r>
+              <w:rPr>
+                <w:rFonts w:ascii="Calibri" w:hAnsi="Calibri"/>
+                <w:color w:val="333333"/>
+                <w:sz w:val="19"/>
+              </w:rPr>
+              <w:t>1KB</w:t>
+            </w:r>
+          </w:p>
+        </w:tc>
+        <w:tc>
+          <w:tcPr>
+            <w:tcW w:type="dxa" w:w="6048"/>
+            <w:shd w:fill="F9FBFD"/>
+            <w:tcMar>
+              <w:top w:w="90" w:type="dxa"/>
+              <w:bottom w:w="90" w:type="dxa"/>
+              <w:left w:w="140" w:type="dxa"/>
+              <w:right w:w="140" w:type="dxa"/>
+            </w:tcMar>
+          </w:tcPr>
+          <w:p>
+            <w:pPr>
+              <w:spacing w:after="0"/>
+            </w:pPr>
+            <w:r>
+              <w:rPr>
+                <w:rFonts w:ascii="Calibri" w:hAnsi="Calibri"/>
+                <w:color w:val="333333"/>
+                <w:sz w:val="19"/>
+              </w:rPr>
+              <w:t>Definição canônica das 4 etapas pedagógicas</w:t>
+            </w:r>
+          </w:p>
+        </w:tc>
+      </w:tr>
+    </w:tbl>
+    <w:p>
+      <w:pPr>
+        <w:spacing w:after="160"/>
+      </w:pPr>
+    </w:p>
+    <w:p>
+      <w:pPr>
+        <w:keepNext/>
+        <w:spacing w:before="280" w:after="120"/>
+      </w:pPr>
+      <w:r>
+        <w:rPr>
+          <w:rFonts w:ascii="Calibri" w:hAnsi="Calibri"/>
+          <w:b/>
+          <w:color w:val="2B547E"/>
+          <w:sz w:val="26"/>
+        </w:rPr>
+        <w:t>2.6 Referências Metodológicas Especializadas (14 Módulos)</w:t>
+      </w:r>
+    </w:p>
+    <w:tbl>
+      <w:tblPr>
+        <w:tblStyle w:val="LightGrid-Accent1"/>
+        <w:tblW w:type="auto" w:w="0"/>
+        <w:jc w:val="center"/>
+        <w:tblLook w:firstColumn="1" w:firstRow="1" w:lastColumn="0" w:lastRow="0" w:noHBand="0" w:noVBand="1" w:val="04A0"/>
+      </w:tblPr>
+      <w:tblGrid>
+        <w:gridCol w:w="3312"/>
+        <w:gridCol w:w="3312"/>
+        <w:gridCol w:w="3312"/>
+      </w:tblGrid>
+      <w:tr>
+        <w:tc>
+          <w:tcPr>
+            <w:tcW w:type="dxa" w:w="3168"/>
+            <w:shd w:fill="1B365D"/>
+            <w:tcMar>
+              <w:top w:w="120" w:type="dxa"/>
+              <w:bottom w:w="120" w:type="dxa"/>
+              <w:left w:w="140" w:type="dxa"/>
+              <w:right w:w="140" w:type="dxa"/>
+            </w:tcMar>
+          </w:tcPr>
+          <w:p>
+            <w:pPr>
+              <w:spacing w:after="0"/>
+              <w:jc w:val="left"/>
+            </w:pPr>
+            <w:r>
+              <w:rPr>
+                <w:rFonts w:ascii="Calibri" w:hAnsi="Calibri"/>
+                <w:b/>
+                <w:color w:val="FFFFFF"/>
+                <w:sz w:val="20"/>
+              </w:rPr>
               <w:t>Arquivo</w:t>
             </w:r>
           </w:p>
         </w:tc>
         <w:tc>
           <w:tcPr>
-            <w:tcW w:type="dxa" w:w="2340"/>
+            <w:tcW w:type="dxa" w:w="1296"/>
+            <w:shd w:fill="1B365D"/>
+            <w:tcMar>
+              <w:top w:w="120" w:type="dxa"/>
+              <w:bottom w:w="120" w:type="dxa"/>
+              <w:left w:w="140" w:type="dxa"/>
+              <w:right w:w="140" w:type="dxa"/>
+            </w:tcMar>
           </w:tcPr>
           <w:p>
+            <w:pPr>
+              <w:spacing w:after="0"/>
+              <w:jc w:val="left"/>
+            </w:pPr>
             <w:r>
-              <w:t>Le e padroniza modelos DOCX dos professores para reaproveitamento no sistema.</w:t>
+              <w:rPr>
+                <w:rFonts w:ascii="Calibri" w:hAnsi="Calibri"/>
+                <w:b/>
+                <w:color w:val="FFFFFF"/>
+                <w:sz w:val="20"/>
+              </w:rPr>
+              <w:t>Tamanho</w:t>
             </w:r>
           </w:p>
         </w:tc>
         <w:tc>
           <w:tcPr>
-            <w:tcW w:type="dxa" w:w="2340"/>
+            <w:tcW w:type="dxa" w:w="5616"/>
+            <w:shd w:fill="1B365D"/>
+            <w:tcMar>
+              <w:top w:w="120" w:type="dxa"/>
+              <w:bottom w:w="120" w:type="dxa"/>
+              <w:left w:w="140" w:type="dxa"/>
+              <w:right w:w="140" w:type="dxa"/>
+            </w:tcMar>
           </w:tcPr>
           <w:p>
+            <w:pPr>
+              <w:spacing w:after="0"/>
+              <w:jc w:val="left"/>
+            </w:pPr>
             <w:r>
-              <w:t>Modelos locais</w:t>
+              <w:rPr>
+                <w:rFonts w:ascii="Calibri" w:hAnsi="Calibri"/>
+                <w:b/>
+                <w:color w:val="FFFFFF"/>
+                <w:sz w:val="20"/>
+              </w:rPr>
+              <w:t>Disciplina / Finalidade</w:t>
             </w:r>
           </w:p>
         </w:tc>
@@ -1160,41 +2695,76 @@
       <w:tr>
         <w:tc>
           <w:tcPr>
-            <w:tcW w:type="dxa" w:w="2340"/>
+            <w:tcW w:type="dxa" w:w="3168"/>
+            <w:shd w:fill="FFFFFF"/>
+            <w:tcMar>
+              <w:top w:w="90" w:type="dxa"/>
+              <w:bottom w:w="90" w:type="dxa"/>
+              <w:left w:w="140" w:type="dxa"/>
+              <w:right w:w="140" w:type="dxa"/>
+            </w:tcMar>
           </w:tcPr>
           <w:p>
+            <w:pPr>
+              <w:spacing w:after="0"/>
+            </w:pPr>
             <w:r>
-              <w:t>projeto_vida_escopo.py</w:t>
+              <w:rPr>
+                <w:rFonts w:ascii="Calibri" w:hAnsi="Calibri"/>
+                <w:color w:val="333333"/>
+                <w:sz w:val="19"/>
+              </w:rPr>
+              <w:t>referencias_metodologia.py</w:t>
             </w:r>
           </w:p>
         </w:tc>
         <w:tc>
           <w:tcPr>
-            <w:tcW w:type="dxa" w:w="2340"/>
+            <w:tcW w:type="dxa" w:w="1296"/>
+            <w:shd w:fill="FFFFFF"/>
+            <w:tcMar>
+              <w:top w:w="90" w:type="dxa"/>
+              <w:bottom w:w="90" w:type="dxa"/>
+              <w:left w:w="140" w:type="dxa"/>
+              <w:right w:w="140" w:type="dxa"/>
+            </w:tcMar>
           </w:tcPr>
           <w:p>
+            <w:pPr>
+              <w:spacing w:after="0"/>
+            </w:pPr>
             <w:r>
-              <w:t>Arquivo</w:t>
+              <w:rPr>
+                <w:rFonts w:ascii="Calibri" w:hAnsi="Calibri"/>
+                <w:color w:val="333333"/>
+                <w:sz w:val="19"/>
+              </w:rPr>
+              <w:t>23KB</w:t>
             </w:r>
           </w:p>
         </w:tc>
         <w:tc>
           <w:tcPr>
-            <w:tcW w:type="dxa" w:w="2340"/>
+            <w:tcW w:type="dxa" w:w="5616"/>
+            <w:shd w:fill="FFFFFF"/>
+            <w:tcMar>
+              <w:top w:w="90" w:type="dxa"/>
+              <w:bottom w:w="90" w:type="dxa"/>
+              <w:left w:w="140" w:type="dxa"/>
+              <w:right w:w="140" w:type="dxa"/>
+            </w:tcMar>
           </w:tcPr>
           <w:p>
+            <w:pPr>
+              <w:spacing w:after="0"/>
+            </w:pPr>
             <w:r>
-              <w:t>Interpreta o escopo-sequencia de Projeto de Vida por turma, bimestre e aula.</w:t>
-            </w:r>
-          </w:p>
-        </w:tc>
-        <w:tc>
-          <w:tcPr>
-            <w:tcW w:type="dxa" w:w="2340"/>
-          </w:tcPr>
-          <w:p>
-            <w:r>
-              <w:t>Especializado</w:t>
+              <w:rPr>
+                <w:rFonts w:ascii="Calibri" w:hAnsi="Calibri"/>
+                <w:color w:val="333333"/>
+                <w:sz w:val="19"/>
+              </w:rPr>
+              <w:t>Base geral e despacho de referências metodológicas</w:t>
             </w:r>
           </w:p>
         </w:tc>
@@ -1202,41 +2772,76 @@
       <w:tr>
         <w:tc>
           <w:tcPr>
-            <w:tcW w:type="dxa" w:w="2340"/>
+            <w:tcW w:type="dxa" w:w="3168"/>
+            <w:shd w:fill="F9FBFD"/>
+            <w:tcMar>
+              <w:top w:w="90" w:type="dxa"/>
+              <w:bottom w:w="90" w:type="dxa"/>
+              <w:left w:w="140" w:type="dxa"/>
+              <w:right w:w="140" w:type="dxa"/>
+            </w:tcMar>
           </w:tcPr>
           <w:p>
+            <w:pPr>
+              <w:spacing w:after="0"/>
+            </w:pPr>
             <w:r>
-              <w:t>prompts_por_disciplina.py</w:t>
+              <w:rPr>
+                <w:rFonts w:ascii="Calibri" w:hAnsi="Calibri"/>
+                <w:color w:val="333333"/>
+                <w:sz w:val="19"/>
+              </w:rPr>
+              <w:t>referencias_cdp_contextual.py</w:t>
             </w:r>
           </w:p>
         </w:tc>
         <w:tc>
           <w:tcPr>
-            <w:tcW w:type="dxa" w:w="2340"/>
+            <w:tcW w:type="dxa" w:w="1296"/>
+            <w:shd w:fill="F9FBFD"/>
+            <w:tcMar>
+              <w:top w:w="90" w:type="dxa"/>
+              <w:bottom w:w="90" w:type="dxa"/>
+              <w:left w:w="140" w:type="dxa"/>
+              <w:right w:w="140" w:type="dxa"/>
+            </w:tcMar>
           </w:tcPr>
           <w:p>
+            <w:pPr>
+              <w:spacing w:after="0"/>
+            </w:pPr>
             <w:r>
-              <w:t>Arquivo</w:t>
+              <w:rPr>
+                <w:rFonts w:ascii="Calibri" w:hAnsi="Calibri"/>
+                <w:color w:val="333333"/>
+                <w:sz w:val="19"/>
+              </w:rPr>
+              <w:t>12KB</w:t>
             </w:r>
           </w:p>
         </w:tc>
         <w:tc>
           <w:tcPr>
-            <w:tcW w:type="dxa" w:w="2340"/>
+            <w:tcW w:type="dxa" w:w="5616"/>
+            <w:shd w:fill="F9FBFD"/>
+            <w:tcMar>
+              <w:top w:w="90" w:type="dxa"/>
+              <w:bottom w:w="90" w:type="dxa"/>
+              <w:left w:w="140" w:type="dxa"/>
+              <w:right w:w="140" w:type="dxa"/>
+            </w:tcMar>
           </w:tcPr>
           <w:p>
+            <w:pPr>
+              <w:spacing w:after="0"/>
+            </w:pPr>
             <w:r>
-              <w:t>Mantem instrucoes e reforcos de prompt por disciplina para a camada de IA.</w:t>
-            </w:r>
-          </w:p>
-        </w:tc>
-        <w:tc>
-          <w:tcPr>
-            <w:tcW w:type="dxa" w:w="2340"/>
-          </w:tcPr>
-          <w:p>
-            <w:r>
-              <w:t>Referencia IA</w:t>
+              <w:rPr>
+                <w:rFonts w:ascii="Calibri" w:hAnsi="Calibri"/>
+                <w:color w:val="333333"/>
+                <w:sz w:val="19"/>
+              </w:rPr>
+              <w:t>CDP Contextual — diretrizes pedagógicas para privação de liberdade</w:t>
             </w:r>
           </w:p>
         </w:tc>
@@ -1244,41 +2849,76 @@
       <w:tr>
         <w:tc>
           <w:tcPr>
-            <w:tcW w:type="dxa" w:w="2340"/>
+            <w:tcW w:type="dxa" w:w="3168"/>
+            <w:shd w:fill="FFFFFF"/>
+            <w:tcMar>
+              <w:top w:w="90" w:type="dxa"/>
+              <w:bottom w:w="90" w:type="dxa"/>
+              <w:left w:w="140" w:type="dxa"/>
+              <w:right w:w="140" w:type="dxa"/>
+            </w:tcMar>
           </w:tcPr>
           <w:p>
+            <w:pPr>
+              <w:spacing w:after="0"/>
+            </w:pPr>
             <w:r>
-              <w:t>qualidade_metodologica.py</w:t>
+              <w:rPr>
+                <w:rFonts w:ascii="Calibri" w:hAnsi="Calibri"/>
+                <w:color w:val="333333"/>
+                <w:sz w:val="19"/>
+              </w:rPr>
+              <w:t>referencias_historia.py</w:t>
             </w:r>
           </w:p>
         </w:tc>
         <w:tc>
           <w:tcPr>
-            <w:tcW w:type="dxa" w:w="2340"/>
+            <w:tcW w:type="dxa" w:w="1296"/>
+            <w:shd w:fill="FFFFFF"/>
+            <w:tcMar>
+              <w:top w:w="90" w:type="dxa"/>
+              <w:bottom w:w="90" w:type="dxa"/>
+              <w:left w:w="140" w:type="dxa"/>
+              <w:right w:w="140" w:type="dxa"/>
+            </w:tcMar>
           </w:tcPr>
           <w:p>
+            <w:pPr>
+              <w:spacing w:after="0"/>
+            </w:pPr>
             <w:r>
-              <w:t>Arquivo</w:t>
+              <w:rPr>
+                <w:rFonts w:ascii="Calibri" w:hAnsi="Calibri"/>
+                <w:color w:val="333333"/>
+                <w:sz w:val="19"/>
+              </w:rPr>
+              <w:t>13KB</w:t>
             </w:r>
           </w:p>
         </w:tc>
         <w:tc>
           <w:tcPr>
-            <w:tcW w:type="dxa" w:w="2340"/>
+            <w:tcW w:type="dxa" w:w="5616"/>
+            <w:shd w:fill="FFFFFF"/>
+            <w:tcMar>
+              <w:top w:w="90" w:type="dxa"/>
+              <w:bottom w:w="90" w:type="dxa"/>
+              <w:left w:w="140" w:type="dxa"/>
+              <w:right w:w="140" w:type="dxa"/>
+            </w:tcMar>
           </w:tcPr>
           <w:p>
+            <w:pPr>
+              <w:spacing w:after="0"/>
+            </w:pPr>
             <w:r>
-              <w:t>Revisa, sanitiza e naturaliza metodologia, inclusive correcoes por disciplina e combate a mojibake.</w:t>
-            </w:r>
-          </w:p>
-        </w:tc>
-        <w:tc>
-          <w:tcPr>
-            <w:tcW w:type="dxa" w:w="2340"/>
-          </w:tcPr>
-          <w:p>
-            <w:r>
-              <w:t>Controle de qualidade</w:t>
+              <w:rPr>
+                <w:rFonts w:ascii="Calibri" w:hAnsi="Calibri"/>
+                <w:color w:val="333333"/>
+                <w:sz w:val="19"/>
+              </w:rPr>
+              <w:t>História — fontes históricas, documentos e contexto social</w:t>
             </w:r>
           </w:p>
         </w:tc>
@@ -1286,41 +2926,76 @@
       <w:tr>
         <w:tc>
           <w:tcPr>
-            <w:tcW w:type="dxa" w:w="2340"/>
+            <w:tcW w:type="dxa" w:w="3168"/>
+            <w:shd w:fill="F9FBFD"/>
+            <w:tcMar>
+              <w:top w:w="90" w:type="dxa"/>
+              <w:bottom w:w="90" w:type="dxa"/>
+              <w:left w:w="140" w:type="dxa"/>
+              <w:right w:w="140" w:type="dxa"/>
+            </w:tcMar>
           </w:tcPr>
           <w:p>
+            <w:pPr>
+              <w:spacing w:after="0"/>
+            </w:pPr>
             <w:r>
-              <w:t>redacao_leitura_metodologia.py</w:t>
+              <w:rPr>
+                <w:rFonts w:ascii="Calibri" w:hAnsi="Calibri"/>
+                <w:color w:val="333333"/>
+                <w:sz w:val="19"/>
+              </w:rPr>
+              <w:t>referencias_portugues.py</w:t>
             </w:r>
           </w:p>
         </w:tc>
         <w:tc>
           <w:tcPr>
-            <w:tcW w:type="dxa" w:w="2340"/>
+            <w:tcW w:type="dxa" w:w="1296"/>
+            <w:shd w:fill="F9FBFD"/>
+            <w:tcMar>
+              <w:top w:w="90" w:type="dxa"/>
+              <w:bottom w:w="90" w:type="dxa"/>
+              <w:left w:w="140" w:type="dxa"/>
+              <w:right w:w="140" w:type="dxa"/>
+            </w:tcMar>
           </w:tcPr>
           <w:p>
+            <w:pPr>
+              <w:spacing w:after="0"/>
+            </w:pPr>
             <w:r>
-              <w:t>Arquivo</w:t>
+              <w:rPr>
+                <w:rFonts w:ascii="Calibri" w:hAnsi="Calibri"/>
+                <w:color w:val="333333"/>
+                <w:sz w:val="19"/>
+              </w:rPr>
+              <w:t>10KB</w:t>
             </w:r>
           </w:p>
         </w:tc>
         <w:tc>
           <w:tcPr>
-            <w:tcW w:type="dxa" w:w="2340"/>
+            <w:tcW w:type="dxa" w:w="5616"/>
+            <w:shd w:fill="F9FBFD"/>
+            <w:tcMar>
+              <w:top w:w="90" w:type="dxa"/>
+              <w:bottom w:w="90" w:type="dxa"/>
+              <w:left w:w="140" w:type="dxa"/>
+              <w:right w:w="140" w:type="dxa"/>
+            </w:tcMar>
           </w:tcPr>
           <w:p>
+            <w:pPr>
+              <w:spacing w:after="0"/>
+            </w:pPr>
             <w:r>
-              <w:t>Gera estruturas metodologicas autorais para Redacao e Leitura.</w:t>
-            </w:r>
-          </w:p>
-        </w:tc>
-        <w:tc>
-          <w:tcPr>
-            <w:tcW w:type="dxa" w:w="2340"/>
-          </w:tcPr>
-          <w:p>
-            <w:r>
-              <w:t>Especializado</w:t>
+              <w:rPr>
+                <w:rFonts w:ascii="Calibri" w:hAnsi="Calibri"/>
+                <w:color w:val="333333"/>
+                <w:sz w:val="19"/>
+              </w:rPr>
+              <w:t>Língua Portuguesa — gêneros textuais e leitura mediada</w:t>
             </w:r>
           </w:p>
         </w:tc>
@@ -1328,41 +3003,76 @@
       <w:tr>
         <w:tc>
           <w:tcPr>
-            <w:tcW w:type="dxa" w:w="2340"/>
+            <w:tcW w:type="dxa" w:w="3168"/>
+            <w:shd w:fill="FFFFFF"/>
+            <w:tcMar>
+              <w:top w:w="90" w:type="dxa"/>
+              <w:bottom w:w="90" w:type="dxa"/>
+              <w:left w:w="140" w:type="dxa"/>
+              <w:right w:w="140" w:type="dxa"/>
+            </w:tcMar>
           </w:tcPr>
           <w:p>
+            <w:pPr>
+              <w:spacing w:after="0"/>
+            </w:pPr>
             <w:r>
-              <w:t>referencias_metodologia.py</w:t>
+              <w:rPr>
+                <w:rFonts w:ascii="Calibri" w:hAnsi="Calibri"/>
+                <w:color w:val="333333"/>
+                <w:sz w:val="19"/>
+              </w:rPr>
+              <w:t>referencias_orientacao_estudos.py</w:t>
             </w:r>
           </w:p>
         </w:tc>
         <w:tc>
           <w:tcPr>
-            <w:tcW w:type="dxa" w:w="2340"/>
+            <w:tcW w:type="dxa" w:w="1296"/>
+            <w:shd w:fill="FFFFFF"/>
+            <w:tcMar>
+              <w:top w:w="90" w:type="dxa"/>
+              <w:bottom w:w="90" w:type="dxa"/>
+              <w:left w:w="140" w:type="dxa"/>
+              <w:right w:w="140" w:type="dxa"/>
+            </w:tcMar>
           </w:tcPr>
           <w:p>
+            <w:pPr>
+              <w:spacing w:after="0"/>
+            </w:pPr>
             <w:r>
-              <w:t>Arquivo</w:t>
+              <w:rPr>
+                <w:rFonts w:ascii="Calibri" w:hAnsi="Calibri"/>
+                <w:color w:val="333333"/>
+                <w:sz w:val="19"/>
+              </w:rPr>
+              <w:t>8KB</w:t>
             </w:r>
           </w:p>
         </w:tc>
         <w:tc>
           <w:tcPr>
-            <w:tcW w:type="dxa" w:w="2340"/>
+            <w:tcW w:type="dxa" w:w="5616"/>
+            <w:shd w:fill="FFFFFF"/>
+            <w:tcMar>
+              <w:top w:w="90" w:type="dxa"/>
+              <w:bottom w:w="90" w:type="dxa"/>
+              <w:left w:w="140" w:type="dxa"/>
+              <w:right w:w="140" w:type="dxa"/>
+            </w:tcMar>
           </w:tcPr>
           <w:p>
+            <w:pPr>
+              <w:spacing w:after="0"/>
+            </w:pPr>
             <w:r>
-              <w:t>Carrega referencias em texto usadas como memoria pedagogica do projeto.</w:t>
-            </w:r>
-          </w:p>
-        </w:tc>
-        <w:tc>
-          <w:tcPr>
-            <w:tcW w:type="dxa" w:w="2340"/>
-          </w:tcPr>
-          <w:p>
-            <w:r>
-              <w:t>Memoria pedagogica</w:t>
+              <w:rPr>
+                <w:rFonts w:ascii="Calibri" w:hAnsi="Calibri"/>
+                <w:color w:val="333333"/>
+                <w:sz w:val="19"/>
+              </w:rPr>
+              <w:t>Orientação de Estudos — missões, rotinas e metas de estudo</w:t>
             </w:r>
           </w:p>
         </w:tc>
@@ -1370,41 +3080,76 @@
       <w:tr>
         <w:tc>
           <w:tcPr>
-            <w:tcW w:type="dxa" w:w="2340"/>
+            <w:tcW w:type="dxa" w:w="3168"/>
+            <w:shd w:fill="F9FBFD"/>
+            <w:tcMar>
+              <w:top w:w="90" w:type="dxa"/>
+              <w:bottom w:w="90" w:type="dxa"/>
+              <w:left w:w="140" w:type="dxa"/>
+              <w:right w:w="140" w:type="dxa"/>
+            </w:tcMar>
           </w:tcPr>
           <w:p>
+            <w:pPr>
+              <w:spacing w:after="0"/>
+            </w:pPr>
             <w:r>
-              <w:t>revisao_final.py</w:t>
+              <w:rPr>
+                <w:rFonts w:ascii="Calibri" w:hAnsi="Calibri"/>
+                <w:color w:val="333333"/>
+                <w:sz w:val="19"/>
+              </w:rPr>
+              <w:t>referencias_docx_padrao.py</w:t>
             </w:r>
           </w:p>
         </w:tc>
         <w:tc>
           <w:tcPr>
-            <w:tcW w:type="dxa" w:w="2340"/>
+            <w:tcW w:type="dxa" w:w="1296"/>
+            <w:shd w:fill="F9FBFD"/>
+            <w:tcMar>
+              <w:top w:w="90" w:type="dxa"/>
+              <w:bottom w:w="90" w:type="dxa"/>
+              <w:left w:w="140" w:type="dxa"/>
+              <w:right w:w="140" w:type="dxa"/>
+            </w:tcMar>
           </w:tcPr>
           <w:p>
+            <w:pPr>
+              <w:spacing w:after="0"/>
+            </w:pPr>
             <w:r>
-              <w:t>Arquivo</w:t>
+              <w:rPr>
+                <w:rFonts w:ascii="Calibri" w:hAnsi="Calibri"/>
+                <w:color w:val="333333"/>
+                <w:sz w:val="19"/>
+              </w:rPr>
+              <w:t>9KB</w:t>
             </w:r>
           </w:p>
         </w:tc>
         <w:tc>
           <w:tcPr>
-            <w:tcW w:type="dxa" w:w="2340"/>
+            <w:tcW w:type="dxa" w:w="5616"/>
+            <w:shd w:fill="F9FBFD"/>
+            <w:tcMar>
+              <w:top w:w="90" w:type="dxa"/>
+              <w:bottom w:w="90" w:type="dxa"/>
+              <w:left w:w="140" w:type="dxa"/>
+              <w:right w:w="140" w:type="dxa"/>
+            </w:tcMar>
           </w:tcPr>
           <w:p>
+            <w:pPr>
+              <w:spacing w:after="0"/>
+            </w:pPr>
             <w:r>
-              <w:t>Aplica auditoria final, confidence_score, avisos_validacao e grava cache JSON por PDF.</w:t>
-            </w:r>
-          </w:p>
-        </w:tc>
-        <w:tc>
-          <w:tcPr>
-            <w:tcW w:type="dxa" w:w="2340"/>
-          </w:tcPr>
-          <w:p>
-            <w:r>
-              <w:t>Auditoria final</w:t>
+              <w:rPr>
+                <w:rFonts w:ascii="Calibri" w:hAnsi="Calibri"/>
+                <w:color w:val="333333"/>
+                <w:sz w:val="19"/>
+              </w:rPr>
+              <w:t>Leitor e parser de DOCX de referência padronizado</w:t>
             </w:r>
           </w:p>
         </w:tc>
@@ -1412,41 +3157,76 @@
       <w:tr>
         <w:tc>
           <w:tcPr>
-            <w:tcW w:type="dxa" w:w="2340"/>
+            <w:tcW w:type="dxa" w:w="3168"/>
+            <w:shd w:fill="FFFFFF"/>
+            <w:tcMar>
+              <w:top w:w="90" w:type="dxa"/>
+              <w:bottom w:w="90" w:type="dxa"/>
+              <w:left w:w="140" w:type="dxa"/>
+              <w:right w:w="140" w:type="dxa"/>
+            </w:tcMar>
           </w:tcPr>
           <w:p>
+            <w:pPr>
+              <w:spacing w:after="0"/>
+            </w:pPr>
             <w:r>
-              <w:t>validador_plano.py</w:t>
+              <w:rPr>
+                <w:rFonts w:ascii="Calibri" w:hAnsi="Calibri"/>
+                <w:color w:val="333333"/>
+                <w:sz w:val="19"/>
+              </w:rPr>
+              <w:t>referencias_ciencias.py</w:t>
             </w:r>
           </w:p>
         </w:tc>
         <w:tc>
           <w:tcPr>
-            <w:tcW w:type="dxa" w:w="2340"/>
+            <w:tcW w:type="dxa" w:w="1296"/>
+            <w:shd w:fill="FFFFFF"/>
+            <w:tcMar>
+              <w:top w:w="90" w:type="dxa"/>
+              <w:bottom w:w="90" w:type="dxa"/>
+              <w:left w:w="140" w:type="dxa"/>
+              <w:right w:w="140" w:type="dxa"/>
+            </w:tcMar>
           </w:tcPr>
           <w:p>
+            <w:pPr>
+              <w:spacing w:after="0"/>
+            </w:pPr>
             <w:r>
-              <w:t>Arquivo</w:t>
+              <w:rPr>
+                <w:rFonts w:ascii="Calibri" w:hAnsi="Calibri"/>
+                <w:color w:val="333333"/>
+                <w:sz w:val="19"/>
+              </w:rPr>
+              <w:t>6KB</w:t>
             </w:r>
           </w:p>
         </w:tc>
         <w:tc>
           <w:tcPr>
-            <w:tcW w:type="dxa" w:w="2340"/>
+            <w:tcW w:type="dxa" w:w="5616"/>
+            <w:shd w:fill="FFFFFF"/>
+            <w:tcMar>
+              <w:top w:w="90" w:type="dxa"/>
+              <w:bottom w:w="90" w:type="dxa"/>
+              <w:left w:w="140" w:type="dxa"/>
+              <w:right w:w="140" w:type="dxa"/>
+            </w:tcMar>
           </w:tcPr>
           <w:p>
+            <w:pPr>
+              <w:spacing w:after="0"/>
+            </w:pPr>
             <w:r>
-              <w:t>Valida tema, aprendizagem, metodologia, acompanhamento e acessibilidade antes da entrega.</w:t>
-            </w:r>
-          </w:p>
-        </w:tc>
-        <w:tc>
-          <w:tcPr>
-            <w:tcW w:type="dxa" w:w="2340"/>
-          </w:tcPr>
-          <w:p>
-            <w:r>
-              <w:t>Controle de qualidade</w:t>
+              <w:rPr>
+                <w:rFonts w:ascii="Calibri" w:hAnsi="Calibri"/>
+                <w:color w:val="333333"/>
+                <w:sz w:val="19"/>
+              </w:rPr>
+              <w:t>Ciências — investigação científica e observação</w:t>
             </w:r>
           </w:p>
         </w:tc>
@@ -1454,41 +3234,76 @@
       <w:tr>
         <w:tc>
           <w:tcPr>
-            <w:tcW w:type="dxa" w:w="2340"/>
+            <w:tcW w:type="dxa" w:w="3168"/>
+            <w:shd w:fill="F9FBFD"/>
+            <w:tcMar>
+              <w:top w:w="90" w:type="dxa"/>
+              <w:bottom w:w="90" w:type="dxa"/>
+              <w:left w:w="140" w:type="dxa"/>
+              <w:right w:w="140" w:type="dxa"/>
+            </w:tcMar>
           </w:tcPr>
           <w:p>
+            <w:pPr>
+              <w:spacing w:after="0"/>
+            </w:pPr>
             <w:r>
-              <w:t>educacao_financeira_validacao.py</w:t>
+              <w:rPr>
+                <w:rFonts w:ascii="Calibri" w:hAnsi="Calibri"/>
+                <w:color w:val="333333"/>
+                <w:sz w:val="19"/>
+              </w:rPr>
+              <w:t>referencias_matematica.py</w:t>
             </w:r>
           </w:p>
         </w:tc>
         <w:tc>
           <w:tcPr>
-            <w:tcW w:type="dxa" w:w="2340"/>
+            <w:tcW w:type="dxa" w:w="1296"/>
+            <w:shd w:fill="F9FBFD"/>
+            <w:tcMar>
+              <w:top w:w="90" w:type="dxa"/>
+              <w:bottom w:w="90" w:type="dxa"/>
+              <w:left w:w="140" w:type="dxa"/>
+              <w:right w:w="140" w:type="dxa"/>
+            </w:tcMar>
           </w:tcPr>
           <w:p>
+            <w:pPr>
+              <w:spacing w:after="0"/>
+            </w:pPr>
             <w:r>
-              <w:t>Arquivo</w:t>
+              <w:rPr>
+                <w:rFonts w:ascii="Calibri" w:hAnsi="Calibri"/>
+                <w:color w:val="333333"/>
+                <w:sz w:val="19"/>
+              </w:rPr>
+              <w:t>4KB</w:t>
             </w:r>
           </w:p>
         </w:tc>
         <w:tc>
           <w:tcPr>
-            <w:tcW w:type="dxa" w:w="2340"/>
+            <w:tcW w:type="dxa" w:w="5616"/>
+            <w:shd w:fill="F9FBFD"/>
+            <w:tcMar>
+              <w:top w:w="90" w:type="dxa"/>
+              <w:bottom w:w="90" w:type="dxa"/>
+              <w:left w:w="140" w:type="dxa"/>
+              <w:right w:w="140" w:type="dxa"/>
+            </w:tcMar>
           </w:tcPr>
           <w:p>
+            <w:pPr>
+              <w:spacing w:after="0"/>
+            </w:pPr>
             <w:r>
-              <w:t>Aplica validações e regras específicas para o fluxo de planos de Educação Financeira.</w:t>
-            </w:r>
-          </w:p>
-        </w:tc>
-        <w:tc>
-          <w:tcPr>
-            <w:tcW w:type="dxa" w:w="2340"/>
-          </w:tcPr>
-          <w:p>
-            <w:r>
-              <w:t>Controle de qualidade</w:t>
+              <w:rPr>
+                <w:rFonts w:ascii="Calibri" w:hAnsi="Calibri"/>
+                <w:color w:val="333333"/>
+                <w:sz w:val="19"/>
+              </w:rPr>
+              <w:t>Matemática — raciocínio lógico e resolução de problemas</w:t>
             </w:r>
           </w:p>
         </w:tc>
@@ -1496,41 +3311,76 @@
       <w:tr>
         <w:tc>
           <w:tcPr>
-            <w:tcW w:type="dxa" w:w="2340"/>
+            <w:tcW w:type="dxa" w:w="3168"/>
+            <w:shd w:fill="FFFFFF"/>
+            <w:tcMar>
+              <w:top w:w="90" w:type="dxa"/>
+              <w:bottom w:w="90" w:type="dxa"/>
+              <w:left w:w="140" w:type="dxa"/>
+              <w:right w:w="140" w:type="dxa"/>
+            </w:tcMar>
           </w:tcPr>
           <w:p>
+            <w:pPr>
+              <w:spacing w:after="0"/>
+            </w:pPr>
             <w:r>
-              <w:t>listas_pedagogicas.py</w:t>
+              <w:rPr>
+                <w:rFonts w:ascii="Calibri" w:hAnsi="Calibri"/>
+                <w:color w:val="333333"/>
+                <w:sz w:val="19"/>
+              </w:rPr>
+              <w:t>referencias_lingua_inglesa.py</w:t>
             </w:r>
           </w:p>
         </w:tc>
         <w:tc>
           <w:tcPr>
-            <w:tcW w:type="dxa" w:w="2340"/>
+            <w:tcW w:type="dxa" w:w="1296"/>
+            <w:shd w:fill="FFFFFF"/>
+            <w:tcMar>
+              <w:top w:w="90" w:type="dxa"/>
+              <w:bottom w:w="90" w:type="dxa"/>
+              <w:left w:w="140" w:type="dxa"/>
+              <w:right w:w="140" w:type="dxa"/>
+            </w:tcMar>
           </w:tcPr>
           <w:p>
+            <w:pPr>
+              <w:spacing w:after="0"/>
+            </w:pPr>
             <w:r>
-              <w:t>Arquivo</w:t>
+              <w:rPr>
+                <w:rFonts w:ascii="Calibri" w:hAnsi="Calibri"/>
+                <w:color w:val="333333"/>
+                <w:sz w:val="19"/>
+              </w:rPr>
+              <w:t>3KB</w:t>
             </w:r>
           </w:p>
         </w:tc>
         <w:tc>
           <w:tcPr>
-            <w:tcW w:type="dxa" w:w="2340"/>
+            <w:tcW w:type="dxa" w:w="5616"/>
+            <w:shd w:fill="FFFFFF"/>
+            <w:tcMar>
+              <w:top w:w="90" w:type="dxa"/>
+              <w:bottom w:w="90" w:type="dxa"/>
+              <w:left w:w="140" w:type="dxa"/>
+              <w:right w:w="140" w:type="dxa"/>
+            </w:tcMar>
           </w:tcPr>
           <w:p>
+            <w:pPr>
+              <w:spacing w:after="0"/>
+            </w:pPr>
             <w:r>
-              <w:t>Utilitário para manipulação e estruturação de itens de listas pedagógicas.</w:t>
-            </w:r>
-          </w:p>
-        </w:tc>
-        <w:tc>
-          <w:tcPr>
-            <w:tcW w:type="dxa" w:w="2340"/>
-          </w:tcPr>
-          <w:p>
-            <w:r>
-              <w:t>Apoio</w:t>
+              <w:rPr>
+                <w:rFonts w:ascii="Calibri" w:hAnsi="Calibri"/>
+                <w:color w:val="333333"/>
+                <w:sz w:val="19"/>
+              </w:rPr>
+              <w:t>Língua Inglesa — comunicação contextual e vocabulário</w:t>
             </w:r>
           </w:p>
         </w:tc>
@@ -1538,41 +3388,76 @@
       <w:tr>
         <w:tc>
           <w:tcPr>
-            <w:tcW w:type="dxa" w:w="2340"/>
+            <w:tcW w:type="dxa" w:w="3168"/>
+            <w:shd w:fill="F9FBFD"/>
+            <w:tcMar>
+              <w:top w:w="90" w:type="dxa"/>
+              <w:bottom w:w="90" w:type="dxa"/>
+              <w:left w:w="140" w:type="dxa"/>
+              <w:right w:w="140" w:type="dxa"/>
+            </w:tcMar>
           </w:tcPr>
           <w:p>
+            <w:pPr>
+              <w:spacing w:after="0"/>
+            </w:pPr>
             <w:r>
-              <w:t>referencias_biologia.py</w:t>
+              <w:rPr>
+                <w:rFonts w:ascii="Calibri" w:hAnsi="Calibri"/>
+                <w:color w:val="333333"/>
+                <w:sz w:val="19"/>
+              </w:rPr>
+              <w:t>referencias_educacao_financeira.py</w:t>
             </w:r>
           </w:p>
         </w:tc>
         <w:tc>
           <w:tcPr>
-            <w:tcW w:type="dxa" w:w="2340"/>
+            <w:tcW w:type="dxa" w:w="1296"/>
+            <w:shd w:fill="F9FBFD"/>
+            <w:tcMar>
+              <w:top w:w="90" w:type="dxa"/>
+              <w:bottom w:w="90" w:type="dxa"/>
+              <w:left w:w="140" w:type="dxa"/>
+              <w:right w:w="140" w:type="dxa"/>
+            </w:tcMar>
           </w:tcPr>
           <w:p>
+            <w:pPr>
+              <w:spacing w:after="0"/>
+            </w:pPr>
             <w:r>
-              <w:t>Arquivo</w:t>
+              <w:rPr>
+                <w:rFonts w:ascii="Calibri" w:hAnsi="Calibri"/>
+                <w:color w:val="333333"/>
+                <w:sz w:val="19"/>
+              </w:rPr>
+              <w:t>3KB</w:t>
             </w:r>
           </w:p>
         </w:tc>
         <w:tc>
           <w:tcPr>
-            <w:tcW w:type="dxa" w:w="2340"/>
+            <w:tcW w:type="dxa" w:w="5616"/>
+            <w:shd w:fill="F9FBFD"/>
+            <w:tcMar>
+              <w:top w:w="90" w:type="dxa"/>
+              <w:bottom w:w="90" w:type="dxa"/>
+              <w:left w:w="140" w:type="dxa"/>
+              <w:right w:w="140" w:type="dxa"/>
+            </w:tcMar>
           </w:tcPr>
           <w:p>
+            <w:pPr>
+              <w:spacing w:after="0"/>
+            </w:pPr>
             <w:r>
-              <w:t>Localiza e extrai referências pedagógicas de arquivos Word (.docx) na pasta de Biologia.</w:t>
-            </w:r>
-          </w:p>
-        </w:tc>
-        <w:tc>
-          <w:tcPr>
-            <w:tcW w:type="dxa" w:w="2340"/>
-          </w:tcPr>
-          <w:p>
-            <w:r>
-              <w:t>Referência</w:t>
+              <w:rPr>
+                <w:rFonts w:ascii="Calibri" w:hAnsi="Calibri"/>
+                <w:color w:val="333333"/>
+                <w:sz w:val="19"/>
+              </w:rPr>
+              <w:t>Educação Financeira — planejamento e cenários práticos</w:t>
             </w:r>
           </w:p>
         </w:tc>
@@ -1580,41 +3465,76 @@
       <w:tr>
         <w:tc>
           <w:tcPr>
-            <w:tcW w:type="dxa" w:w="2340"/>
+            <w:tcW w:type="dxa" w:w="3168"/>
+            <w:shd w:fill="FFFFFF"/>
+            <w:tcMar>
+              <w:top w:w="90" w:type="dxa"/>
+              <w:bottom w:w="90" w:type="dxa"/>
+              <w:left w:w="140" w:type="dxa"/>
+              <w:right w:w="140" w:type="dxa"/>
+            </w:tcMar>
           </w:tcPr>
           <w:p>
+            <w:pPr>
+              <w:spacing w:after="0"/>
+            </w:pPr>
             <w:r>
-              <w:t>referencias_educacao_financeira.py</w:t>
+              <w:rPr>
+                <w:rFonts w:ascii="Calibri" w:hAnsi="Calibri"/>
+                <w:color w:val="333333"/>
+                <w:sz w:val="19"/>
+              </w:rPr>
+              <w:t>referencias_lideranca_oratoria.py</w:t>
             </w:r>
           </w:p>
         </w:tc>
         <w:tc>
           <w:tcPr>
-            <w:tcW w:type="dxa" w:w="2340"/>
+            <w:tcW w:type="dxa" w:w="1296"/>
+            <w:shd w:fill="FFFFFF"/>
+            <w:tcMar>
+              <w:top w:w="90" w:type="dxa"/>
+              <w:bottom w:w="90" w:type="dxa"/>
+              <w:left w:w="140" w:type="dxa"/>
+              <w:right w:w="140" w:type="dxa"/>
+            </w:tcMar>
           </w:tcPr>
           <w:p>
+            <w:pPr>
+              <w:spacing w:after="0"/>
+            </w:pPr>
             <w:r>
-              <w:t>Arquivo</w:t>
+              <w:rPr>
+                <w:rFonts w:ascii="Calibri" w:hAnsi="Calibri"/>
+                <w:color w:val="333333"/>
+                <w:sz w:val="19"/>
+              </w:rPr>
+              <w:t>3KB</w:t>
             </w:r>
           </w:p>
         </w:tc>
         <w:tc>
           <w:tcPr>
-            <w:tcW w:type="dxa" w:w="2340"/>
+            <w:tcW w:type="dxa" w:w="5616"/>
+            <w:shd w:fill="FFFFFF"/>
+            <w:tcMar>
+              <w:top w:w="90" w:type="dxa"/>
+              <w:bottom w:w="90" w:type="dxa"/>
+              <w:left w:w="140" w:type="dxa"/>
+              <w:right w:w="140" w:type="dxa"/>
+            </w:tcMar>
           </w:tcPr>
           <w:p>
+            <w:pPr>
+              <w:spacing w:after="0"/>
+            </w:pPr>
             <w:r>
-              <w:t>Localiza e extrai referências pedagógicas de arquivos Word (.docx) na pasta de Educação Financeira.</w:t>
-            </w:r>
-          </w:p>
-        </w:tc>
-        <w:tc>
-          <w:tcPr>
-            <w:tcW w:type="dxa" w:w="2340"/>
-          </w:tcPr>
-          <w:p>
-            <w:r>
-              <w:t>Referência</w:t>
+              <w:rPr>
+                <w:rFonts w:ascii="Calibri" w:hAnsi="Calibri"/>
+                <w:color w:val="333333"/>
+                <w:sz w:val="19"/>
+              </w:rPr>
+              <w:t>Liderança e Oratória — técnicas de argumentação e fala</w:t>
             </w:r>
           </w:p>
         </w:tc>
@@ -1622,41 +3542,76 @@
       <w:tr>
         <w:tc>
           <w:tcPr>
-            <w:tcW w:type="dxa" w:w="2340"/>
+            <w:tcW w:type="dxa" w:w="3168"/>
+            <w:shd w:fill="F9FBFD"/>
+            <w:tcMar>
+              <w:top w:w="90" w:type="dxa"/>
+              <w:bottom w:w="90" w:type="dxa"/>
+              <w:left w:w="140" w:type="dxa"/>
+              <w:right w:w="140" w:type="dxa"/>
+            </w:tcMar>
           </w:tcPr>
           <w:p>
+            <w:pPr>
+              <w:spacing w:after="0"/>
+            </w:pPr>
             <w:r>
-              <w:t>referencias_geografia.py</w:t>
+              <w:rPr>
+                <w:rFonts w:ascii="Calibri" w:hAnsi="Calibri"/>
+                <w:color w:val="333333"/>
+                <w:sz w:val="19"/>
+              </w:rPr>
+              <w:t>referencias_biologia.py</w:t>
             </w:r>
           </w:p>
         </w:tc>
         <w:tc>
           <w:tcPr>
-            <w:tcW w:type="dxa" w:w="2340"/>
+            <w:tcW w:type="dxa" w:w="1296"/>
+            <w:shd w:fill="F9FBFD"/>
+            <w:tcMar>
+              <w:top w:w="90" w:type="dxa"/>
+              <w:bottom w:w="90" w:type="dxa"/>
+              <w:left w:w="140" w:type="dxa"/>
+              <w:right w:w="140" w:type="dxa"/>
+            </w:tcMar>
           </w:tcPr>
           <w:p>
+            <w:pPr>
+              <w:spacing w:after="0"/>
+            </w:pPr>
             <w:r>
-              <w:t>Arquivo</w:t>
+              <w:rPr>
+                <w:rFonts w:ascii="Calibri" w:hAnsi="Calibri"/>
+                <w:color w:val="333333"/>
+                <w:sz w:val="19"/>
+              </w:rPr>
+              <w:t>3KB</w:t>
             </w:r>
           </w:p>
         </w:tc>
         <w:tc>
           <w:tcPr>
-            <w:tcW w:type="dxa" w:w="2340"/>
+            <w:tcW w:type="dxa" w:w="5616"/>
+            <w:shd w:fill="F9FBFD"/>
+            <w:tcMar>
+              <w:top w:w="90" w:type="dxa"/>
+              <w:bottom w:w="90" w:type="dxa"/>
+              <w:left w:w="140" w:type="dxa"/>
+              <w:right w:w="140" w:type="dxa"/>
+            </w:tcMar>
           </w:tcPr>
           <w:p>
+            <w:pPr>
+              <w:spacing w:after="0"/>
+            </w:pPr>
             <w:r>
-              <w:t>Localiza e extrai referências pedagógicas de arquivos Word (.docx) na pasta de Geografia.</w:t>
-            </w:r>
-          </w:p>
-        </w:tc>
-        <w:tc>
-          <w:tcPr>
-            <w:tcW w:type="dxa" w:w="2340"/>
-          </w:tcPr>
-          <w:p>
-            <w:r>
-              <w:t>Referência</w:t>
+              <w:rPr>
+                <w:rFonts w:ascii="Calibri" w:hAnsi="Calibri"/>
+                <w:color w:val="333333"/>
+                <w:sz w:val="19"/>
+              </w:rPr>
+              <w:t>Biologia — ecossistemas, genética e observação</w:t>
             </w:r>
           </w:p>
         </w:tc>
@@ -1664,41 +3619,76 @@
       <w:tr>
         <w:tc>
           <w:tcPr>
-            <w:tcW w:type="dxa" w:w="2340"/>
+            <w:tcW w:type="dxa" w:w="3168"/>
+            <w:shd w:fill="FFFFFF"/>
+            <w:tcMar>
+              <w:top w:w="90" w:type="dxa"/>
+              <w:bottom w:w="90" w:type="dxa"/>
+              <w:left w:w="140" w:type="dxa"/>
+              <w:right w:w="140" w:type="dxa"/>
+            </w:tcMar>
           </w:tcPr>
           <w:p>
+            <w:pPr>
+              <w:spacing w:after="0"/>
+            </w:pPr>
             <w:r>
-              <w:t>referencias_projeto_vida.py</w:t>
+              <w:rPr>
+                <w:rFonts w:ascii="Calibri" w:hAnsi="Calibri"/>
+                <w:color w:val="333333"/>
+                <w:sz w:val="19"/>
+              </w:rPr>
+              <w:t>referencias_fisica.py</w:t>
             </w:r>
           </w:p>
         </w:tc>
         <w:tc>
           <w:tcPr>
-            <w:tcW w:type="dxa" w:w="2340"/>
+            <w:tcW w:type="dxa" w:w="1296"/>
+            <w:shd w:fill="FFFFFF"/>
+            <w:tcMar>
+              <w:top w:w="90" w:type="dxa"/>
+              <w:bottom w:w="90" w:type="dxa"/>
+              <w:left w:w="140" w:type="dxa"/>
+              <w:right w:w="140" w:type="dxa"/>
+            </w:tcMar>
           </w:tcPr>
           <w:p>
+            <w:pPr>
+              <w:spacing w:after="0"/>
+            </w:pPr>
             <w:r>
-              <w:t>Arquivo</w:t>
+              <w:rPr>
+                <w:rFonts w:ascii="Calibri" w:hAnsi="Calibri"/>
+                <w:color w:val="333333"/>
+                <w:sz w:val="19"/>
+              </w:rPr>
+              <w:t>3KB</w:t>
             </w:r>
           </w:p>
         </w:tc>
         <w:tc>
           <w:tcPr>
-            <w:tcW w:type="dxa" w:w="2340"/>
+            <w:tcW w:type="dxa" w:w="5616"/>
+            <w:shd w:fill="FFFFFF"/>
+            <w:tcMar>
+              <w:top w:w="90" w:type="dxa"/>
+              <w:bottom w:w="90" w:type="dxa"/>
+              <w:left w:w="140" w:type="dxa"/>
+              <w:right w:w="140" w:type="dxa"/>
+            </w:tcMar>
           </w:tcPr>
           <w:p>
+            <w:pPr>
+              <w:spacing w:after="0"/>
+            </w:pPr>
             <w:r>
-              <w:t>Localiza e extrai referências pedagógicas de arquivos Word (.docx) na pasta de Projeto de Vida.</w:t>
-            </w:r>
-          </w:p>
-        </w:tc>
-        <w:tc>
-          <w:tcPr>
-            <w:tcW w:type="dxa" w:w="2340"/>
-          </w:tcPr>
-          <w:p>
-            <w:r>
-              <w:t>Referência</w:t>
+              <w:rPr>
+                <w:rFonts w:ascii="Calibri" w:hAnsi="Calibri"/>
+                <w:color w:val="333333"/>
+                <w:sz w:val="19"/>
+              </w:rPr>
+              <w:t>Física — conceitos e aplicações práticas</w:t>
             </w:r>
           </w:p>
         </w:tc>
@@ -1706,41 +3696,76 @@
       <w:tr>
         <w:tc>
           <w:tcPr>
-            <w:tcW w:type="dxa" w:w="2340"/>
+            <w:tcW w:type="dxa" w:w="3168"/>
+            <w:shd w:fill="F9FBFD"/>
+            <w:tcMar>
+              <w:top w:w="90" w:type="dxa"/>
+              <w:bottom w:w="90" w:type="dxa"/>
+              <w:left w:w="140" w:type="dxa"/>
+              <w:right w:w="140" w:type="dxa"/>
+            </w:tcMar>
           </w:tcPr>
           <w:p>
+            <w:pPr>
+              <w:spacing w:after="0"/>
+            </w:pPr>
             <w:r>
-              <w:t>turmas.py</w:t>
+              <w:rPr>
+                <w:rFonts w:ascii="Calibri" w:hAnsi="Calibri"/>
+                <w:color w:val="333333"/>
+                <w:sz w:val="19"/>
+              </w:rPr>
+              <w:t>referencias_geografia.py</w:t>
             </w:r>
           </w:p>
         </w:tc>
         <w:tc>
           <w:tcPr>
-            <w:tcW w:type="dxa" w:w="2340"/>
+            <w:tcW w:type="dxa" w:w="1296"/>
+            <w:shd w:fill="F9FBFD"/>
+            <w:tcMar>
+              <w:top w:w="90" w:type="dxa"/>
+              <w:bottom w:w="90" w:type="dxa"/>
+              <w:left w:w="140" w:type="dxa"/>
+              <w:right w:w="140" w:type="dxa"/>
+            </w:tcMar>
           </w:tcPr>
           <w:p>
+            <w:pPr>
+              <w:spacing w:after="0"/>
+            </w:pPr>
             <w:r>
-              <w:t>Arquivo</w:t>
+              <w:rPr>
+                <w:rFonts w:ascii="Calibri" w:hAnsi="Calibri"/>
+                <w:color w:val="333333"/>
+                <w:sz w:val="19"/>
+              </w:rPr>
+              <w:t>3KB</w:t>
             </w:r>
           </w:p>
         </w:tc>
         <w:tc>
           <w:tcPr>
-            <w:tcW w:type="dxa" w:w="2340"/>
+            <w:tcW w:type="dxa" w:w="5616"/>
+            <w:shd w:fill="F9FBFD"/>
+            <w:tcMar>
+              <w:top w:w="90" w:type="dxa"/>
+              <w:bottom w:w="90" w:type="dxa"/>
+              <w:left w:w="140" w:type="dxa"/>
+              <w:right w:w="140" w:type="dxa"/>
+            </w:tcMar>
           </w:tcPr>
           <w:p>
+            <w:pPr>
+              <w:spacing w:after="0"/>
+            </w:pPr>
             <w:r>
-              <w:t>Gerencia normalização, agrupamento e identificação de turmas e salas espelhadas.</w:t>
-            </w:r>
-          </w:p>
-        </w:tc>
-        <w:tc>
-          <w:tcPr>
-            <w:tcW w:type="dxa" w:w="2340"/>
-          </w:tcPr>
-          <w:p>
-            <w:r>
-              <w:t>Estrutural</w:t>
+              <w:rPr>
+                <w:rFonts w:ascii="Calibri" w:hAnsi="Calibri"/>
+                <w:color w:val="333333"/>
+                <w:sz w:val="19"/>
+              </w:rPr>
+              <w:t>Geografia — cartografia e análise espacial</w:t>
             </w:r>
           </w:p>
         </w:tc>
@@ -1748,41 +3773,76 @@
       <w:tr>
         <w:tc>
           <w:tcPr>
-            <w:tcW w:type="dxa" w:w="2340"/>
+            <w:tcW w:type="dxa" w:w="3168"/>
+            <w:shd w:fill="FFFFFF"/>
+            <w:tcMar>
+              <w:top w:w="90" w:type="dxa"/>
+              <w:bottom w:w="90" w:type="dxa"/>
+              <w:left w:w="140" w:type="dxa"/>
+              <w:right w:w="140" w:type="dxa"/>
+            </w:tcMar>
           </w:tcPr>
           <w:p>
+            <w:pPr>
+              <w:spacing w:after="0"/>
+            </w:pPr>
             <w:r>
-              <w:t>variacao_metodologica.py</w:t>
+              <w:rPr>
+                <w:rFonts w:ascii="Calibri" w:hAnsi="Calibri"/>
+                <w:color w:val="333333"/>
+                <w:sz w:val="19"/>
+              </w:rPr>
+              <w:t>referencias_projeto_vida.py</w:t>
             </w:r>
           </w:p>
         </w:tc>
         <w:tc>
           <w:tcPr>
-            <w:tcW w:type="dxa" w:w="2340"/>
+            <w:tcW w:type="dxa" w:w="1296"/>
+            <w:shd w:fill="FFFFFF"/>
+            <w:tcMar>
+              <w:top w:w="90" w:type="dxa"/>
+              <w:bottom w:w="90" w:type="dxa"/>
+              <w:left w:w="140" w:type="dxa"/>
+              <w:right w:w="140" w:type="dxa"/>
+            </w:tcMar>
           </w:tcPr>
           <w:p>
+            <w:pPr>
+              <w:spacing w:after="0"/>
+            </w:pPr>
             <w:r>
-              <w:t>Arquivo</w:t>
+              <w:rPr>
+                <w:rFonts w:ascii="Calibri" w:hAnsi="Calibri"/>
+                <w:color w:val="333333"/>
+                <w:sz w:val="19"/>
+              </w:rPr>
+              <w:t>3KB</w:t>
             </w:r>
           </w:p>
         </w:tc>
         <w:tc>
           <w:tcPr>
-            <w:tcW w:type="dxa" w:w="2340"/>
+            <w:tcW w:type="dxa" w:w="5616"/>
+            <w:shd w:fill="FFFFFF"/>
+            <w:tcMar>
+              <w:top w:w="90" w:type="dxa"/>
+              <w:bottom w:w="90" w:type="dxa"/>
+              <w:left w:w="140" w:type="dxa"/>
+              <w:right w:w="140" w:type="dxa"/>
+            </w:tcMar>
           </w:tcPr>
           <w:p>
+            <w:pPr>
+              <w:spacing w:after="0"/>
+            </w:pPr>
             <w:r>
-              <w:t>Gerencia o rodízio de perfis pedagógicos por aula/professor para garantir variedade e evitar similaridade excessiva.</w:t>
-            </w:r>
-          </w:p>
-        </w:tc>
-        <w:tc>
-          <w:tcPr>
-            <w:tcW w:type="dxa" w:w="2340"/>
-          </w:tcPr>
-          <w:p>
-            <w:r>
-              <w:t>Controle de qualidade</w:t>
+              <w:rPr>
+                <w:rFonts w:ascii="Calibri" w:hAnsi="Calibri"/>
+                <w:color w:val="333333"/>
+                <w:sz w:val="19"/>
+              </w:rPr>
+              <w:t>Projeto de Vida — metas e planejamento de futuro</w:t>
             </w:r>
           </w:p>
         </w:tc>
@@ -1790,41 +3850,76 @@
       <w:tr>
         <w:tc>
           <w:tcPr>
-            <w:tcW w:type="dxa" w:w="2340"/>
+            <w:tcW w:type="dxa" w:w="3168"/>
+            <w:shd w:fill="F9FBFD"/>
+            <w:tcMar>
+              <w:top w:w="90" w:type="dxa"/>
+              <w:bottom w:w="90" w:type="dxa"/>
+              <w:left w:w="140" w:type="dxa"/>
+              <w:right w:w="140" w:type="dxa"/>
+            </w:tcMar>
           </w:tcPr>
           <w:p>
+            <w:pPr>
+              <w:spacing w:after="0"/>
+            </w:pPr>
             <w:r>
+              <w:rPr>
+                <w:rFonts w:ascii="Calibri" w:hAnsi="Calibri"/>
+                <w:color w:val="333333"/>
+                <w:sz w:val="19"/>
+              </w:rPr>
               <w:t>referencias_arte.py</w:t>
             </w:r>
           </w:p>
         </w:tc>
         <w:tc>
           <w:tcPr>
-            <w:tcW w:type="dxa" w:w="2340"/>
+            <w:tcW w:type="dxa" w:w="1296"/>
+            <w:shd w:fill="F9FBFD"/>
+            <w:tcMar>
+              <w:top w:w="90" w:type="dxa"/>
+              <w:bottom w:w="90" w:type="dxa"/>
+              <w:left w:w="140" w:type="dxa"/>
+              <w:right w:w="140" w:type="dxa"/>
+            </w:tcMar>
           </w:tcPr>
           <w:p>
+            <w:pPr>
+              <w:spacing w:after="0"/>
+            </w:pPr>
             <w:r>
-              <w:t>Arquivo</w:t>
+              <w:rPr>
+                <w:rFonts w:ascii="Calibri" w:hAnsi="Calibri"/>
+                <w:color w:val="333333"/>
+                <w:sz w:val="19"/>
+              </w:rPr>
+              <w:t>3KB</w:t>
             </w:r>
           </w:p>
         </w:tc>
         <w:tc>
           <w:tcPr>
-            <w:tcW w:type="dxa" w:w="2340"/>
+            <w:tcW w:type="dxa" w:w="5616"/>
+            <w:shd w:fill="F9FBFD"/>
+            <w:tcMar>
+              <w:top w:w="90" w:type="dxa"/>
+              <w:bottom w:w="90" w:type="dxa"/>
+              <w:left w:w="140" w:type="dxa"/>
+              <w:right w:w="140" w:type="dxa"/>
+            </w:tcMar>
           </w:tcPr>
           <w:p>
+            <w:pPr>
+              <w:spacing w:after="0"/>
+            </w:pPr>
             <w:r>
-              <w:t>Localiza e extrai referências pedagógicas (metodologia, acompanhamento e acessibilidade) de arquivos Word (.docx) para Arte e Mídias Digitais.</w:t>
-            </w:r>
-          </w:p>
-        </w:tc>
-        <w:tc>
-          <w:tcPr>
-            <w:tcW w:type="dxa" w:w="2340"/>
-          </w:tcPr>
-          <w:p>
-            <w:r>
-              <w:t>Referência</w:t>
+              <w:rPr>
+                <w:rFonts w:ascii="Calibri" w:hAnsi="Calibri"/>
+                <w:color w:val="333333"/>
+                <w:sz w:val="19"/>
+              </w:rPr>
+              <w:t>Arte — patrimônio cultural e linguagens visuais</w:t>
             </w:r>
           </w:p>
         </w:tc>
@@ -1832,41 +3927,192 @@
       <w:tr>
         <w:tc>
           <w:tcPr>
-            <w:tcW w:type="dxa" w:w="2340"/>
+            <w:tcW w:type="dxa" w:w="3168"/>
+            <w:shd w:fill="FFFFFF"/>
+            <w:tcMar>
+              <w:top w:w="90" w:type="dxa"/>
+              <w:bottom w:w="90" w:type="dxa"/>
+              <w:left w:w="140" w:type="dxa"/>
+              <w:right w:w="140" w:type="dxa"/>
+            </w:tcMar>
           </w:tcPr>
           <w:p>
+            <w:pPr>
+              <w:spacing w:after="0"/>
+            </w:pPr>
             <w:r>
-              <w:t>referencias_cdp_contextual.py</w:t>
+              <w:rPr>
+                <w:rFonts w:ascii="Calibri" w:hAnsi="Calibri"/>
+                <w:color w:val="333333"/>
+                <w:sz w:val="19"/>
+              </w:rPr>
+              <w:t>referencias_base.py</w:t>
             </w:r>
           </w:p>
         </w:tc>
         <w:tc>
           <w:tcPr>
-            <w:tcW w:type="dxa" w:w="2340"/>
+            <w:tcW w:type="dxa" w:w="1296"/>
+            <w:shd w:fill="FFFFFF"/>
+            <w:tcMar>
+              <w:top w:w="90" w:type="dxa"/>
+              <w:bottom w:w="90" w:type="dxa"/>
+              <w:left w:w="140" w:type="dxa"/>
+              <w:right w:w="140" w:type="dxa"/>
+            </w:tcMar>
           </w:tcPr>
           <w:p>
+            <w:pPr>
+              <w:spacing w:after="0"/>
+            </w:pPr>
             <w:r>
+              <w:rPr>
+                <w:rFonts w:ascii="Calibri" w:hAnsi="Calibri"/>
+                <w:color w:val="333333"/>
+                <w:sz w:val="19"/>
+              </w:rPr>
+              <w:t>10KB</w:t>
+            </w:r>
+          </w:p>
+        </w:tc>
+        <w:tc>
+          <w:tcPr>
+            <w:tcW w:type="dxa" w:w="5616"/>
+            <w:shd w:fill="FFFFFF"/>
+            <w:tcMar>
+              <w:top w:w="90" w:type="dxa"/>
+              <w:bottom w:w="90" w:type="dxa"/>
+              <w:left w:w="140" w:type="dxa"/>
+              <w:right w:w="140" w:type="dxa"/>
+            </w:tcMar>
+          </w:tcPr>
+          <w:p>
+            <w:pPr>
+              <w:spacing w:after="0"/>
+            </w:pPr>
+            <w:r>
+              <w:rPr>
+                <w:rFonts w:ascii="Calibri" w:hAnsi="Calibri"/>
+                <w:color w:val="333333"/>
+                <w:sz w:val="19"/>
+              </w:rPr>
+              <w:t>Classe base abstrata para novos motores de referência</w:t>
+            </w:r>
+          </w:p>
+        </w:tc>
+      </w:tr>
+    </w:tbl>
+    <w:p>
+      <w:pPr>
+        <w:spacing w:after="160"/>
+      </w:pPr>
+    </w:p>
+    <w:p>
+      <w:pPr>
+        <w:keepNext/>
+        <w:spacing w:before="280" w:after="120"/>
+      </w:pPr>
+      <w:r>
+        <w:rPr>
+          <w:rFonts w:ascii="Calibri" w:hAnsi="Calibri"/>
+          <w:b/>
+          <w:color w:val="2B547E"/>
+          <w:sz w:val="26"/>
+        </w:rPr>
+        <w:t>2.7 Disciplinas, Rotas e Configuração</w:t>
+      </w:r>
+    </w:p>
+    <w:tbl>
+      <w:tblPr>
+        <w:tblStyle w:val="LightGrid-Accent1"/>
+        <w:tblW w:type="auto" w:w="0"/>
+        <w:jc w:val="center"/>
+        <w:tblLook w:firstColumn="1" w:firstRow="1" w:lastColumn="0" w:lastRow="0" w:noHBand="0" w:noVBand="1" w:val="04A0"/>
+      </w:tblPr>
+      <w:tblGrid>
+        <w:gridCol w:w="3312"/>
+        <w:gridCol w:w="3312"/>
+        <w:gridCol w:w="3312"/>
+      </w:tblGrid>
+      <w:tr>
+        <w:tc>
+          <w:tcPr>
+            <w:tcW w:type="dxa" w:w="2592"/>
+            <w:shd w:fill="1B365D"/>
+            <w:tcMar>
+              <w:top w:w="120" w:type="dxa"/>
+              <w:bottom w:w="120" w:type="dxa"/>
+              <w:left w:w="140" w:type="dxa"/>
+              <w:right w:w="140" w:type="dxa"/>
+            </w:tcMar>
+          </w:tcPr>
+          <w:p>
+            <w:pPr>
+              <w:spacing w:after="0"/>
+              <w:jc w:val="left"/>
+            </w:pPr>
+            <w:r>
+              <w:rPr>
+                <w:rFonts w:ascii="Calibri" w:hAnsi="Calibri"/>
+                <w:b/>
+                <w:color w:val="FFFFFF"/>
+                <w:sz w:val="20"/>
+              </w:rPr>
               <w:t>Arquivo</w:t>
             </w:r>
           </w:p>
         </w:tc>
         <w:tc>
           <w:tcPr>
-            <w:tcW w:type="dxa" w:w="2340"/>
+            <w:tcW w:type="dxa" w:w="1440"/>
+            <w:shd w:fill="1B365D"/>
+            <w:tcMar>
+              <w:top w:w="120" w:type="dxa"/>
+              <w:bottom w:w="120" w:type="dxa"/>
+              <w:left w:w="140" w:type="dxa"/>
+              <w:right w:w="140" w:type="dxa"/>
+            </w:tcMar>
           </w:tcPr>
           <w:p>
+            <w:pPr>
+              <w:spacing w:after="0"/>
+              <w:jc w:val="left"/>
+            </w:pPr>
             <w:r>
-              <w:t>Localiza e extrai referências pedagógicas de arquivos Word (.docx) para planos CDP.</w:t>
+              <w:rPr>
+                <w:rFonts w:ascii="Calibri" w:hAnsi="Calibri"/>
+                <w:b/>
+                <w:color w:val="FFFFFF"/>
+                <w:sz w:val="20"/>
+              </w:rPr>
+              <w:t>Tamanho</w:t>
             </w:r>
           </w:p>
         </w:tc>
         <w:tc>
           <w:tcPr>
-            <w:tcW w:type="dxa" w:w="2340"/>
+            <w:tcW w:type="dxa" w:w="6048"/>
+            <w:shd w:fill="1B365D"/>
+            <w:tcMar>
+              <w:top w:w="120" w:type="dxa"/>
+              <w:bottom w:w="120" w:type="dxa"/>
+              <w:left w:w="140" w:type="dxa"/>
+              <w:right w:w="140" w:type="dxa"/>
+            </w:tcMar>
           </w:tcPr>
           <w:p>
+            <w:pPr>
+              <w:spacing w:after="0"/>
+              <w:jc w:val="left"/>
+            </w:pPr>
             <w:r>
-              <w:t>Referência</w:t>
+              <w:rPr>
+                <w:rFonts w:ascii="Calibri" w:hAnsi="Calibri"/>
+                <w:b/>
+                <w:color w:val="FFFFFF"/>
+                <w:sz w:val="20"/>
+              </w:rPr>
+              <w:t>Função Principal</w:t>
             </w:r>
           </w:p>
         </w:tc>
@@ -1874,41 +4120,76 @@
       <w:tr>
         <w:tc>
           <w:tcPr>
-            <w:tcW w:type="dxa" w:w="2340"/>
+            <w:tcW w:type="dxa" w:w="2592"/>
+            <w:shd w:fill="FFFFFF"/>
+            <w:tcMar>
+              <w:top w:w="90" w:type="dxa"/>
+              <w:bottom w:w="90" w:type="dxa"/>
+              <w:left w:w="140" w:type="dxa"/>
+              <w:right w:w="140" w:type="dxa"/>
+            </w:tcMar>
           </w:tcPr>
           <w:p>
+            <w:pPr>
+              <w:spacing w:after="0"/>
+            </w:pPr>
             <w:r>
-              <w:t>referencias_ciencias.py</w:t>
+              <w:rPr>
+                <w:rFonts w:ascii="Calibri" w:hAnsi="Calibri"/>
+                <w:color w:val="333333"/>
+                <w:sz w:val="19"/>
+              </w:rPr>
+              <w:t>disciplinas.py</w:t>
             </w:r>
           </w:p>
         </w:tc>
         <w:tc>
           <w:tcPr>
-            <w:tcW w:type="dxa" w:w="2340"/>
+            <w:tcW w:type="dxa" w:w="1440"/>
+            <w:shd w:fill="FFFFFF"/>
+            <w:tcMar>
+              <w:top w:w="90" w:type="dxa"/>
+              <w:bottom w:w="90" w:type="dxa"/>
+              <w:left w:w="140" w:type="dxa"/>
+              <w:right w:w="140" w:type="dxa"/>
+            </w:tcMar>
           </w:tcPr>
           <w:p>
+            <w:pPr>
+              <w:spacing w:after="0"/>
+            </w:pPr>
             <w:r>
-              <w:t>Arquivo</w:t>
+              <w:rPr>
+                <w:rFonts w:ascii="Calibri" w:hAnsi="Calibri"/>
+                <w:color w:val="333333"/>
+                <w:sz w:val="19"/>
+              </w:rPr>
+              <w:t>5KB</w:t>
             </w:r>
           </w:p>
         </w:tc>
         <w:tc>
           <w:tcPr>
-            <w:tcW w:type="dxa" w:w="2340"/>
+            <w:tcW w:type="dxa" w:w="6048"/>
+            <w:shd w:fill="FFFFFF"/>
+            <w:tcMar>
+              <w:top w:w="90" w:type="dxa"/>
+              <w:bottom w:w="90" w:type="dxa"/>
+              <w:left w:w="140" w:type="dxa"/>
+              <w:right w:w="140" w:type="dxa"/>
+            </w:tcMar>
           </w:tcPr>
           <w:p>
+            <w:pPr>
+              <w:spacing w:after="0"/>
+            </w:pPr>
             <w:r>
-              <w:t>Localiza e extrai referências pedagógicas de arquivos Word (.docx) na pasta de Ciências.</w:t>
-            </w:r>
-          </w:p>
-        </w:tc>
-        <w:tc>
-          <w:tcPr>
-            <w:tcW w:type="dxa" w:w="2340"/>
-          </w:tcPr>
-          <w:p>
-            <w:r>
-              <w:t>Referência</w:t>
+              <w:rPr>
+                <w:rFonts w:ascii="Calibri" w:hAnsi="Calibri"/>
+                <w:color w:val="333333"/>
+                <w:sz w:val="19"/>
+              </w:rPr>
+              <w:t>Catálogo com as 28 disciplinas oficiais (incluindo as 8 padronizadas do CDP) e turmas C, H, J, E</w:t>
             </w:r>
           </w:p>
         </w:tc>
@@ -1916,41 +4197,76 @@
       <w:tr>
         <w:tc>
           <w:tcPr>
-            <w:tcW w:type="dxa" w:w="2340"/>
+            <w:tcW w:type="dxa" w:w="2592"/>
+            <w:shd w:fill="F9FBFD"/>
+            <w:tcMar>
+              <w:top w:w="90" w:type="dxa"/>
+              <w:bottom w:w="90" w:type="dxa"/>
+              <w:left w:w="140" w:type="dxa"/>
+              <w:right w:w="140" w:type="dxa"/>
+            </w:tcMar>
           </w:tcPr>
           <w:p>
+            <w:pPr>
+              <w:spacing w:after="0"/>
+            </w:pPr>
             <w:r>
-              <w:t>referencias_historia.py</w:t>
+              <w:rPr>
+                <w:rFonts w:ascii="Calibri" w:hAnsi="Calibri"/>
+                <w:color w:val="333333"/>
+                <w:sz w:val="19"/>
+              </w:rPr>
+              <w:t>helpers.py</w:t>
             </w:r>
           </w:p>
         </w:tc>
         <w:tc>
           <w:tcPr>
-            <w:tcW w:type="dxa" w:w="2340"/>
+            <w:tcW w:type="dxa" w:w="1440"/>
+            <w:shd w:fill="F9FBFD"/>
+            <w:tcMar>
+              <w:top w:w="90" w:type="dxa"/>
+              <w:bottom w:w="90" w:type="dxa"/>
+              <w:left w:w="140" w:type="dxa"/>
+              <w:right w:w="140" w:type="dxa"/>
+            </w:tcMar>
           </w:tcPr>
           <w:p>
+            <w:pPr>
+              <w:spacing w:after="0"/>
+            </w:pPr>
             <w:r>
-              <w:t>Arquivo</w:t>
+              <w:rPr>
+                <w:rFonts w:ascii="Calibri" w:hAnsi="Calibri"/>
+                <w:color w:val="333333"/>
+                <w:sz w:val="19"/>
+              </w:rPr>
+              <w:t>40KB</w:t>
             </w:r>
           </w:p>
         </w:tc>
         <w:tc>
           <w:tcPr>
-            <w:tcW w:type="dxa" w:w="2340"/>
+            <w:tcW w:type="dxa" w:w="6048"/>
+            <w:shd w:fill="F9FBFD"/>
+            <w:tcMar>
+              <w:top w:w="90" w:type="dxa"/>
+              <w:bottom w:w="90" w:type="dxa"/>
+              <w:left w:w="140" w:type="dxa"/>
+              <w:right w:w="140" w:type="dxa"/>
+            </w:tcMar>
           </w:tcPr>
           <w:p>
+            <w:pPr>
+              <w:spacing w:after="0"/>
+            </w:pPr>
             <w:r>
-              <w:t>Localiza e extrai referências pedagógicas de arquivos Word (.docx) na pasta de História.</w:t>
-            </w:r>
-          </w:p>
-        </w:tc>
-        <w:tc>
-          <w:tcPr>
-            <w:tcW w:type="dxa" w:w="2340"/>
-          </w:tcPr>
-          <w:p>
-            <w:r>
-              <w:t>Referência</w:t>
+              <w:rPr>
+                <w:rFonts w:ascii="Calibri" w:hAnsi="Calibri"/>
+                <w:color w:val="333333"/>
+                <w:sz w:val="19"/>
+              </w:rPr>
+              <w:t>Resolução determinística de pastas de PDFs, aliases, rotas EJA e CDP</w:t>
             </w:r>
           </w:p>
         </w:tc>
@@ -1958,41 +4274,76 @@
       <w:tr>
         <w:tc>
           <w:tcPr>
-            <w:tcW w:type="dxa" w:w="2340"/>
+            <w:tcW w:type="dxa" w:w="2592"/>
+            <w:shd w:fill="FFFFFF"/>
+            <w:tcMar>
+              <w:top w:w="90" w:type="dxa"/>
+              <w:bottom w:w="90" w:type="dxa"/>
+              <w:left w:w="140" w:type="dxa"/>
+              <w:right w:w="140" w:type="dxa"/>
+            </w:tcMar>
           </w:tcPr>
           <w:p>
+            <w:pPr>
+              <w:spacing w:after="0"/>
+            </w:pPr>
             <w:r>
-              <w:t>referencias_lideranca_oratoria.py</w:t>
+              <w:rPr>
+                <w:rFonts w:ascii="Calibri" w:hAnsi="Calibri"/>
+                <w:color w:val="333333"/>
+                <w:sz w:val="19"/>
+              </w:rPr>
+              <w:t>calendario.py</w:t>
             </w:r>
           </w:p>
         </w:tc>
         <w:tc>
           <w:tcPr>
-            <w:tcW w:type="dxa" w:w="2340"/>
+            <w:tcW w:type="dxa" w:w="1440"/>
+            <w:shd w:fill="FFFFFF"/>
+            <w:tcMar>
+              <w:top w:w="90" w:type="dxa"/>
+              <w:bottom w:w="90" w:type="dxa"/>
+              <w:left w:w="140" w:type="dxa"/>
+              <w:right w:w="140" w:type="dxa"/>
+            </w:tcMar>
           </w:tcPr>
           <w:p>
+            <w:pPr>
+              <w:spacing w:after="0"/>
+            </w:pPr>
             <w:r>
-              <w:t>Arquivo</w:t>
+              <w:rPr>
+                <w:rFonts w:ascii="Calibri" w:hAnsi="Calibri"/>
+                <w:color w:val="333333"/>
+                <w:sz w:val="19"/>
+              </w:rPr>
+              <w:t>4KB</w:t>
             </w:r>
           </w:p>
         </w:tc>
         <w:tc>
           <w:tcPr>
-            <w:tcW w:type="dxa" w:w="2340"/>
+            <w:tcW w:type="dxa" w:w="6048"/>
+            <w:shd w:fill="FFFFFF"/>
+            <w:tcMar>
+              <w:top w:w="90" w:type="dxa"/>
+              <w:bottom w:w="90" w:type="dxa"/>
+              <w:left w:w="140" w:type="dxa"/>
+              <w:right w:w="140" w:type="dxa"/>
+            </w:tcMar>
           </w:tcPr>
           <w:p>
+            <w:pPr>
+              <w:spacing w:after="0"/>
+            </w:pPr>
             <w:r>
-              <w:t>Localiza e extrai referências pedagógicas de arquivos Word (.docx) na pasta de Liderança e Oratória.</w:t>
-            </w:r>
-          </w:p>
-        </w:tc>
-        <w:tc>
-          <w:tcPr>
-            <w:tcW w:type="dxa" w:w="2340"/>
-          </w:tcPr>
-          <w:p>
-            <w:r>
-              <w:t>Referência</w:t>
+              <w:rPr>
+                <w:rFonts w:ascii="Calibri" w:hAnsi="Calibri"/>
+                <w:color w:val="333333"/>
+                <w:sz w:val="19"/>
+              </w:rPr>
+              <w:t>Calendário escolar com cálculo de dias úteis e feriados reais</w:t>
             </w:r>
           </w:p>
         </w:tc>
@@ -2000,41 +4351,76 @@
       <w:tr>
         <w:tc>
           <w:tcPr>
-            <w:tcW w:type="dxa" w:w="2340"/>
+            <w:tcW w:type="dxa" w:w="2592"/>
+            <w:shd w:fill="F9FBFD"/>
+            <w:tcMar>
+              <w:top w:w="90" w:type="dxa"/>
+              <w:bottom w:w="90" w:type="dxa"/>
+              <w:left w:w="140" w:type="dxa"/>
+              <w:right w:w="140" w:type="dxa"/>
+            </w:tcMar>
           </w:tcPr>
           <w:p>
+            <w:pPr>
+              <w:spacing w:after="0"/>
+            </w:pPr>
             <w:r>
-              <w:t>referencias_lingua_inglesa.py</w:t>
+              <w:rPr>
+                <w:rFonts w:ascii="Calibri" w:hAnsi="Calibri"/>
+                <w:color w:val="333333"/>
+                <w:sz w:val="19"/>
+              </w:rPr>
+              <w:t>seletor_referencias.py</w:t>
             </w:r>
           </w:p>
         </w:tc>
         <w:tc>
           <w:tcPr>
-            <w:tcW w:type="dxa" w:w="2340"/>
+            <w:tcW w:type="dxa" w:w="1440"/>
+            <w:shd w:fill="F9FBFD"/>
+            <w:tcMar>
+              <w:top w:w="90" w:type="dxa"/>
+              <w:bottom w:w="90" w:type="dxa"/>
+              <w:left w:w="140" w:type="dxa"/>
+              <w:right w:w="140" w:type="dxa"/>
+            </w:tcMar>
           </w:tcPr>
           <w:p>
+            <w:pPr>
+              <w:spacing w:after="0"/>
+            </w:pPr>
             <w:r>
-              <w:t>Arquivo</w:t>
+              <w:rPr>
+                <w:rFonts w:ascii="Calibri" w:hAnsi="Calibri"/>
+                <w:color w:val="333333"/>
+                <w:sz w:val="19"/>
+              </w:rPr>
+              <w:t>15KB</w:t>
             </w:r>
           </w:p>
         </w:tc>
         <w:tc>
           <w:tcPr>
-            <w:tcW w:type="dxa" w:w="2340"/>
+            <w:tcW w:type="dxa" w:w="6048"/>
+            <w:shd w:fill="F9FBFD"/>
+            <w:tcMar>
+              <w:top w:w="90" w:type="dxa"/>
+              <w:bottom w:w="90" w:type="dxa"/>
+              <w:left w:w="140" w:type="dxa"/>
+              <w:right w:w="140" w:type="dxa"/>
+            </w:tcMar>
           </w:tcPr>
           <w:p>
+            <w:pPr>
+              <w:spacing w:after="0"/>
+            </w:pPr>
             <w:r>
-              <w:t>Localiza e extrai referências pedagógicas de arquivos Word (.docx) na pasta de Língua Inglesa.</w:t>
-            </w:r>
-          </w:p>
-        </w:tc>
-        <w:tc>
-          <w:tcPr>
-            <w:tcW w:type="dxa" w:w="2340"/>
-          </w:tcPr>
-          <w:p>
-            <w:r>
-              <w:t>Referência</w:t>
+              <w:rPr>
+                <w:rFonts w:ascii="Calibri" w:hAnsi="Calibri"/>
+                <w:color w:val="333333"/>
+                <w:sz w:val="19"/>
+              </w:rPr>
+              <w:t>Busca e validação de DOCX de referência na árvore de diretórios</w:t>
             </w:r>
           </w:p>
         </w:tc>
@@ -2042,41 +4428,153 @@
       <w:tr>
         <w:tc>
           <w:tcPr>
-            <w:tcW w:type="dxa" w:w="2340"/>
+            <w:tcW w:type="dxa" w:w="2592"/>
+            <w:shd w:fill="FFFFFF"/>
+            <w:tcMar>
+              <w:top w:w="90" w:type="dxa"/>
+              <w:bottom w:w="90" w:type="dxa"/>
+              <w:left w:w="140" w:type="dxa"/>
+              <w:right w:w="140" w:type="dxa"/>
+            </w:tcMar>
           </w:tcPr>
           <w:p>
+            <w:pPr>
+              <w:spacing w:after="0"/>
+            </w:pPr>
             <w:r>
-              <w:t>referencias_orientacao_estudos.py</w:t>
+              <w:rPr>
+                <w:rFonts w:ascii="Calibri" w:hAnsi="Calibri"/>
+                <w:color w:val="333333"/>
+                <w:sz w:val="19"/>
+              </w:rPr>
+              <w:t>modelos_docx.py</w:t>
             </w:r>
           </w:p>
         </w:tc>
         <w:tc>
           <w:tcPr>
-            <w:tcW w:type="dxa" w:w="2340"/>
+            <w:tcW w:type="dxa" w:w="1440"/>
+            <w:shd w:fill="FFFFFF"/>
+            <w:tcMar>
+              <w:top w:w="90" w:type="dxa"/>
+              <w:bottom w:w="90" w:type="dxa"/>
+              <w:left w:w="140" w:type="dxa"/>
+              <w:right w:w="140" w:type="dxa"/>
+            </w:tcMar>
           </w:tcPr>
           <w:p>
+            <w:pPr>
+              <w:spacing w:after="0"/>
+            </w:pPr>
             <w:r>
-              <w:t>Arquivo</w:t>
+              <w:rPr>
+                <w:rFonts w:ascii="Calibri" w:hAnsi="Calibri"/>
+                <w:color w:val="333333"/>
+                <w:sz w:val="19"/>
+              </w:rPr>
+              <w:t>4KB</w:t>
             </w:r>
           </w:p>
         </w:tc>
         <w:tc>
           <w:tcPr>
-            <w:tcW w:type="dxa" w:w="2340"/>
+            <w:tcW w:type="dxa" w:w="6048"/>
+            <w:shd w:fill="FFFFFF"/>
+            <w:tcMar>
+              <w:top w:w="90" w:type="dxa"/>
+              <w:bottom w:w="90" w:type="dxa"/>
+              <w:left w:w="140" w:type="dxa"/>
+              <w:right w:w="140" w:type="dxa"/>
+            </w:tcMar>
           </w:tcPr>
           <w:p>
+            <w:pPr>
+              <w:spacing w:after="0"/>
+            </w:pPr>
             <w:r>
-              <w:t>Localiza e extrai referências pedagógicas de arquivos Word (.docx) na pasta de Orientação de Estudos.</w:t>
+              <w:rPr>
+                <w:rFonts w:ascii="Calibri" w:hAnsi="Calibri"/>
+                <w:color w:val="333333"/>
+                <w:sz w:val="19"/>
+              </w:rPr>
+              <w:t>Seleção automática do modelo Word (EGLE, PADRE, CDP)</w:t>
+            </w:r>
+          </w:p>
+        </w:tc>
+      </w:tr>
+      <w:tr>
+        <w:tc>
+          <w:tcPr>
+            <w:tcW w:type="dxa" w:w="2592"/>
+            <w:shd w:fill="F9FBFD"/>
+            <w:tcMar>
+              <w:top w:w="90" w:type="dxa"/>
+              <w:bottom w:w="90" w:type="dxa"/>
+              <w:left w:w="140" w:type="dxa"/>
+              <w:right w:w="140" w:type="dxa"/>
+            </w:tcMar>
+          </w:tcPr>
+          <w:p>
+            <w:pPr>
+              <w:spacing w:after="0"/>
+            </w:pPr>
+            <w:r>
+              <w:rPr>
+                <w:rFonts w:ascii="Calibri" w:hAnsi="Calibri"/>
+                <w:color w:val="333333"/>
+                <w:sz w:val="19"/>
+              </w:rPr>
+              <w:t>professores_planos.py</w:t>
             </w:r>
           </w:p>
         </w:tc>
         <w:tc>
           <w:tcPr>
-            <w:tcW w:type="dxa" w:w="2340"/>
+            <w:tcW w:type="dxa" w:w="1440"/>
+            <w:shd w:fill="F9FBFD"/>
+            <w:tcMar>
+              <w:top w:w="90" w:type="dxa"/>
+              <w:bottom w:w="90" w:type="dxa"/>
+              <w:left w:w="140" w:type="dxa"/>
+              <w:right w:w="140" w:type="dxa"/>
+            </w:tcMar>
           </w:tcPr>
           <w:p>
+            <w:pPr>
+              <w:spacing w:after="0"/>
+            </w:pPr>
             <w:r>
-              <w:t>Referência</w:t>
+              <w:rPr>
+                <w:rFonts w:ascii="Calibri" w:hAnsi="Calibri"/>
+                <w:color w:val="333333"/>
+                <w:sz w:val="19"/>
+              </w:rPr>
+              <w:t>18KB</w:t>
+            </w:r>
+          </w:p>
+        </w:tc>
+        <w:tc>
+          <w:tcPr>
+            <w:tcW w:type="dxa" w:w="6048"/>
+            <w:shd w:fill="F9FBFD"/>
+            <w:tcMar>
+              <w:top w:w="90" w:type="dxa"/>
+              <w:bottom w:w="90" w:type="dxa"/>
+              <w:left w:w="140" w:type="dxa"/>
+              <w:right w:w="140" w:type="dxa"/>
+            </w:tcMar>
+          </w:tcPr>
+          <w:p>
+            <w:pPr>
+              <w:spacing w:after="0"/>
+            </w:pPr>
+            <w:r>
+              <w:rPr>
+                <w:rFonts w:ascii="Calibri" w:hAnsi="Calibri"/>
+                <w:color w:val="333333"/>
+                <w:sz w:val="19"/>
+              </w:rPr>
+              <w:t>Leitura e integração de pastas de professores</w:t>
             </w:r>
           </w:p>
         </w:tc>
@@ -2084,112 +4582,128 @@
     </w:tbl>
     <w:p>
       <w:pPr>
-        <w:pStyle w:val="Heading1"/>
+        <w:spacing w:after="160"/>
+      </w:pPr>
+    </w:p>
+    <w:p>
+      <w:pPr>
+        <w:keepNext/>
+        <w:spacing w:before="280" w:after="120"/>
       </w:pPr>
       <w:r>
-        <w:t>Novidades relevantes em relacao a 05/06/2026</w:t>
+        <w:rPr>
+          <w:rFonts w:ascii="Calibri" w:hAnsi="Calibri"/>
+          <w:b/>
+          <w:color w:val="1B365D"/>
+          <w:sz w:val="30"/>
+        </w:rPr>
+        <w:t>3. INVENTÁRIO COMPLETO DE MÓDULOS CORE/LIB/</w:t>
       </w:r>
     </w:p>
     <w:p>
       <w:pPr>
-        <w:pStyle w:val="ListBullet"/>
+        <w:spacing w:after="120" w:line="276" w:lineRule="auto"/>
       </w:pPr>
       <w:r>
-        <w:t>revisao_final.py virou a ultima auditoria da aula, adicionando confidence_score, avisos_validacao e versao do gerador.</w:t>
-      </w:r>
-    </w:p>
-    <w:p>
-      <w:pPr>
-        <w:pStyle w:val="ListBullet"/>
-      </w:pPr>
-      <w:r>
-        <w:t>lote.py passou a salvar e reler cache sidecar .json por PDF, validado por hash do arquivo e versao do gerador.</w:t>
-      </w:r>
-    </w:p>
-    <w:p>
-      <w:pPr>
-        <w:pStyle w:val="ListBullet"/>
-      </w:pPr>
-      <w:r>
-        <w:t>ia.py hoje trabalha com rascunho_base, isto e, o sistema primeiro monta uma base local e depois pede refinamento a OpenAI ou Gemini.</w:t>
-      </w:r>
-    </w:p>
-    <w:p>
-      <w:pPr>
-        <w:pStyle w:val="ListBullet"/>
-      </w:pPr>
-      <w:r>
-        <w:t>core/lib ganhou mais peso com higienizador_pedagogico.py e com reforcos por perfil em acompanhamento e acessibilidade.</w:t>
-      </w:r>
-    </w:p>
-    <w:p>
-      <w:pPr>
-        <w:pStyle w:val="ListBullet"/>
-      </w:pPr>
-      <w:r>
-        <w:t>helpers.py e planos_luan_app.py passaram a sustentar melhor a ordem real de envio dos PDFs e a memoria da ultima aula gerada.</w:t>
-      </w:r>
-    </w:p>
-    <w:p>
-      <w:pPr>
-        <w:pStyle w:val="ListBullet"/>
-      </w:pPr>
-      <w:r>
-        <w:t>classificador.py e metodologia.py receberam classificadores e geradores especializados para Ciencias, Biologia e Historia.</w:t>
-      </w:r>
-    </w:p>
-    <w:p>
-      <w:pPr>
-        <w:pStyle w:val="ListBullet"/>
-      </w:pPr>
-      <w:r>
-        <w:t>Instalação e mapeamento do LibreOffice (soffice) para automação e conversão local estável de .docx para .pdf.</w:t>
-      </w:r>
-    </w:p>
-    <w:p>
-      <w:r>
-        <w:t>Mapa rapido do subpacote core/lib</w:t>
+        <w:rPr>
+          <w:rFonts w:ascii="Calibri" w:hAnsi="Calibri"/>
+          <w:color w:val="333333"/>
+          <w:sz w:val="21"/>
+        </w:rPr>
+        <w:t>Os módulos de core/lib/ concentram a inteligência pedagógica especializada do sistema:</w:t>
       </w:r>
     </w:p>
     <w:tbl>
       <w:tblPr>
-        <w:tblStyle w:val="TableGrid"/>
+        <w:tblStyle w:val="LightGrid-Accent1"/>
         <w:tblW w:type="auto" w:w="0"/>
+        <w:jc w:val="center"/>
         <w:tblLook w:firstColumn="1" w:firstRow="1" w:lastColumn="0" w:lastRow="0" w:noHBand="0" w:noVBand="1" w:val="04A0"/>
       </w:tblPr>
       <w:tblGrid>
-        <w:gridCol w:w="3120"/>
-        <w:gridCol w:w="3120"/>
-        <w:gridCol w:w="3120"/>
+        <w:gridCol w:w="3312"/>
+        <w:gridCol w:w="3312"/>
+        <w:gridCol w:w="3312"/>
       </w:tblGrid>
       <w:tr>
         <w:tc>
           <w:tcPr>
-            <w:tcW w:type="dxa" w:w="3120"/>
+            <w:tcW w:type="dxa" w:w="2880"/>
+            <w:shd w:fill="1B365D"/>
+            <w:tcMar>
+              <w:top w:w="120" w:type="dxa"/>
+              <w:bottom w:w="120" w:type="dxa"/>
+              <w:left w:w="140" w:type="dxa"/>
+              <w:right w:w="140" w:type="dxa"/>
+            </w:tcMar>
           </w:tcPr>
           <w:p>
+            <w:pPr>
+              <w:spacing w:after="0"/>
+              <w:jc w:val="left"/>
+            </w:pPr>
             <w:r>
-              <w:t>Modulo</w:t>
+              <w:rPr>
+                <w:rFonts w:ascii="Calibri" w:hAnsi="Calibri"/>
+                <w:b/>
+                <w:color w:val="FFFFFF"/>
+                <w:sz w:val="20"/>
+              </w:rPr>
+              <w:t>Módulo</w:t>
             </w:r>
           </w:p>
         </w:tc>
         <w:tc>
           <w:tcPr>
-            <w:tcW w:type="dxa" w:w="3120"/>
+            <w:tcW w:type="dxa" w:w="1296"/>
+            <w:shd w:fill="1B365D"/>
+            <w:tcMar>
+              <w:top w:w="120" w:type="dxa"/>
+              <w:bottom w:w="120" w:type="dxa"/>
+              <w:left w:w="140" w:type="dxa"/>
+              <w:right w:w="140" w:type="dxa"/>
+            </w:tcMar>
           </w:tcPr>
           <w:p>
+            <w:pPr>
+              <w:spacing w:after="0"/>
+              <w:jc w:val="left"/>
+            </w:pPr>
             <w:r>
-              <w:t>Papel hoje</w:t>
+              <w:rPr>
+                <w:rFonts w:ascii="Calibri" w:hAnsi="Calibri"/>
+                <w:b/>
+                <w:color w:val="FFFFFF"/>
+                <w:sz w:val="20"/>
+              </w:rPr>
+              <w:t>Tamanho</w:t>
             </w:r>
           </w:p>
         </w:tc>
         <w:tc>
           <w:tcPr>
-            <w:tcW w:type="dxa" w:w="3120"/>
+            <w:tcW w:type="dxa" w:w="5904"/>
+            <w:shd w:fill="1B365D"/>
+            <w:tcMar>
+              <w:top w:w="120" w:type="dxa"/>
+              <w:bottom w:w="120" w:type="dxa"/>
+              <w:left w:w="140" w:type="dxa"/>
+              <w:right w:w="140" w:type="dxa"/>
+            </w:tcMar>
           </w:tcPr>
           <w:p>
+            <w:pPr>
+              <w:spacing w:after="0"/>
+              <w:jc w:val="left"/>
+            </w:pPr>
             <w:r>
-              <w:t>Camada</w:t>
+              <w:rPr>
+                <w:rFonts w:ascii="Calibri" w:hAnsi="Calibri"/>
+                <w:b/>
+                <w:color w:val="FFFFFF"/>
+                <w:sz w:val="20"/>
+              </w:rPr>
+              <w:t>Responsabilidade Pedagógica</w:t>
             </w:r>
           </w:p>
         </w:tc>
@@ -2197,31 +4711,76 @@
       <w:tr>
         <w:tc>
           <w:tcPr>
-            <w:tcW w:type="dxa" w:w="3120"/>
+            <w:tcW w:type="dxa" w:w="2880"/>
+            <w:shd w:fill="FFFFFF"/>
+            <w:tcMar>
+              <w:top w:w="90" w:type="dxa"/>
+              <w:bottom w:w="90" w:type="dxa"/>
+              <w:left w:w="140" w:type="dxa"/>
+              <w:right w:w="140" w:type="dxa"/>
+            </w:tcMar>
           </w:tcPr>
           <w:p>
+            <w:pPr>
+              <w:spacing w:after="0"/>
+            </w:pPr>
             <w:r>
-              <w:t>acessibilidade.py</w:t>
+              <w:rPr>
+                <w:rFonts w:ascii="Calibri" w:hAnsi="Calibri"/>
+                <w:color w:val="333333"/>
+                <w:sz w:val="19"/>
+              </w:rPr>
+              <w:t>metodologia.py</w:t>
             </w:r>
           </w:p>
         </w:tc>
         <w:tc>
           <w:tcPr>
-            <w:tcW w:type="dxa" w:w="3120"/>
+            <w:tcW w:type="dxa" w:w="1296"/>
+            <w:shd w:fill="FFFFFF"/>
+            <w:tcMar>
+              <w:top w:w="90" w:type="dxa"/>
+              <w:bottom w:w="90" w:type="dxa"/>
+              <w:left w:w="140" w:type="dxa"/>
+              <w:right w:w="140" w:type="dxa"/>
+            </w:tcMar>
           </w:tcPr>
           <w:p>
+            <w:pPr>
+              <w:spacing w:after="0"/>
+            </w:pPr>
             <w:r>
-              <w:t>Compositor principal de acessibilidade por camadas.</w:t>
+              <w:rPr>
+                <w:rFonts w:ascii="Calibri" w:hAnsi="Calibri"/>
+                <w:color w:val="333333"/>
+                <w:sz w:val="19"/>
+              </w:rPr>
+              <w:t>111KB</w:t>
             </w:r>
           </w:p>
         </w:tc>
         <w:tc>
           <w:tcPr>
-            <w:tcW w:type="dxa" w:w="3120"/>
+            <w:tcW w:type="dxa" w:w="5904"/>
+            <w:shd w:fill="FFFFFF"/>
+            <w:tcMar>
+              <w:top w:w="90" w:type="dxa"/>
+              <w:bottom w:w="90" w:type="dxa"/>
+              <w:left w:w="140" w:type="dxa"/>
+              <w:right w:w="140" w:type="dxa"/>
+            </w:tcMar>
           </w:tcPr>
           <w:p>
+            <w:pPr>
+              <w:spacing w:after="0"/>
+            </w:pPr>
             <w:r>
-              <w:t>core/lib</w:t>
+              <w:rPr>
+                <w:rFonts w:ascii="Calibri" w:hAnsi="Calibri"/>
+                <w:color w:val="333333"/>
+                <w:sz w:val="19"/>
+              </w:rPr>
+              <w:t>Motor principal sem IA com regras determinísticas para 18+ perfis</w:t>
             </w:r>
           </w:p>
         </w:tc>
@@ -2229,31 +4788,76 @@
       <w:tr>
         <w:tc>
           <w:tcPr>
-            <w:tcW w:type="dxa" w:w="3120"/>
+            <w:tcW w:type="dxa" w:w="2880"/>
+            <w:shd w:fill="F9FBFD"/>
+            <w:tcMar>
+              <w:top w:w="90" w:type="dxa"/>
+              <w:bottom w:w="90" w:type="dxa"/>
+              <w:left w:w="140" w:type="dxa"/>
+              <w:right w:w="140" w:type="dxa"/>
+            </w:tcMar>
           </w:tcPr>
           <w:p>
+            <w:pPr>
+              <w:spacing w:after="0"/>
+            </w:pPr>
             <w:r>
-              <w:t>acessibilidade_perfis.py</w:t>
+              <w:rPr>
+                <w:rFonts w:ascii="Calibri" w:hAnsi="Calibri"/>
+                <w:color w:val="333333"/>
+                <w:sz w:val="19"/>
+              </w:rPr>
+              <w:t>classificador.py</w:t>
             </w:r>
           </w:p>
         </w:tc>
         <w:tc>
           <w:tcPr>
-            <w:tcW w:type="dxa" w:w="3120"/>
+            <w:tcW w:type="dxa" w:w="1296"/>
+            <w:shd w:fill="F9FBFD"/>
+            <w:tcMar>
+              <w:top w:w="90" w:type="dxa"/>
+              <w:bottom w:w="90" w:type="dxa"/>
+              <w:left w:w="140" w:type="dxa"/>
+              <w:right w:w="140" w:type="dxa"/>
+            </w:tcMar>
           </w:tcPr>
           <w:p>
+            <w:pPr>
+              <w:spacing w:after="0"/>
+            </w:pPr>
             <w:r>
-              <w:t>Regras especificas de acessibilidade por disciplina, tipo de aula e tema.</w:t>
+              <w:rPr>
+                <w:rFonts w:ascii="Calibri" w:hAnsi="Calibri"/>
+                <w:color w:val="333333"/>
+                <w:sz w:val="19"/>
+              </w:rPr>
+              <w:t>55KB</w:t>
             </w:r>
           </w:p>
         </w:tc>
         <w:tc>
           <w:tcPr>
-            <w:tcW w:type="dxa" w:w="3120"/>
+            <w:tcW w:type="dxa" w:w="5904"/>
+            <w:shd w:fill="F9FBFD"/>
+            <w:tcMar>
+              <w:top w:w="90" w:type="dxa"/>
+              <w:bottom w:w="90" w:type="dxa"/>
+              <w:left w:w="140" w:type="dxa"/>
+              <w:right w:w="140" w:type="dxa"/>
+            </w:tcMar>
           </w:tcPr>
           <w:p>
+            <w:pPr>
+              <w:spacing w:after="0"/>
+            </w:pPr>
             <w:r>
-              <w:t>core/lib</w:t>
+              <w:rPr>
+                <w:rFonts w:ascii="Calibri" w:hAnsi="Calibri"/>
+                <w:color w:val="333333"/>
+                <w:sz w:val="19"/>
+              </w:rPr>
+              <w:t>Classificação de perfil disciplinar, tipo de aula, recursos e normalizar_texto()</w:t>
             </w:r>
           </w:p>
         </w:tc>
@@ -2261,31 +4865,76 @@
       <w:tr>
         <w:tc>
           <w:tcPr>
-            <w:tcW w:type="dxa" w:w="3120"/>
+            <w:tcW w:type="dxa" w:w="2880"/>
+            <w:shd w:fill="FFFFFF"/>
+            <w:tcMar>
+              <w:top w:w="90" w:type="dxa"/>
+              <w:bottom w:w="90" w:type="dxa"/>
+              <w:left w:w="140" w:type="dxa"/>
+              <w:right w:w="140" w:type="dxa"/>
+            </w:tcMar>
           </w:tcPr>
           <w:p>
+            <w:pPr>
+              <w:spacing w:after="0"/>
+            </w:pPr>
             <w:r>
-              <w:t>acompanhamento.py</w:t>
+              <w:rPr>
+                <w:rFonts w:ascii="Calibri" w:hAnsi="Calibri"/>
+                <w:color w:val="333333"/>
+                <w:sz w:val="19"/>
+              </w:rPr>
+              <w:t>higienizador_pedagogico.py</w:t>
             </w:r>
           </w:p>
         </w:tc>
         <w:tc>
           <w:tcPr>
-            <w:tcW w:type="dxa" w:w="3120"/>
+            <w:tcW w:type="dxa" w:w="1296"/>
+            <w:shd w:fill="FFFFFF"/>
+            <w:tcMar>
+              <w:top w:w="90" w:type="dxa"/>
+              <w:bottom w:w="90" w:type="dxa"/>
+              <w:left w:w="140" w:type="dxa"/>
+              <w:right w:w="140" w:type="dxa"/>
+            </w:tcMar>
           </w:tcPr>
           <w:p>
+            <w:pPr>
+              <w:spacing w:after="0"/>
+            </w:pPr>
             <w:r>
-              <w:t>Compositor principal do acompanhamento da aprendizagem.</w:t>
+              <w:rPr>
+                <w:rFonts w:ascii="Calibri" w:hAnsi="Calibri"/>
+                <w:color w:val="333333"/>
+                <w:sz w:val="19"/>
+              </w:rPr>
+              <w:t>50KB</w:t>
             </w:r>
           </w:p>
         </w:tc>
         <w:tc>
           <w:tcPr>
-            <w:tcW w:type="dxa" w:w="3120"/>
+            <w:tcW w:type="dxa" w:w="5904"/>
+            <w:shd w:fill="FFFFFF"/>
+            <w:tcMar>
+              <w:top w:w="90" w:type="dxa"/>
+              <w:bottom w:w="90" w:type="dxa"/>
+              <w:left w:w="140" w:type="dxa"/>
+              <w:right w:w="140" w:type="dxa"/>
+            </w:tcMar>
           </w:tcPr>
           <w:p>
+            <w:pPr>
+              <w:spacing w:after="0"/>
+            </w:pPr>
             <w:r>
-              <w:t>core/lib</w:t>
+              <w:rPr>
+                <w:rFonts w:ascii="Calibri" w:hAnsi="Calibri"/>
+                <w:color w:val="333333"/>
+                <w:sz w:val="19"/>
+              </w:rPr>
+              <w:t>Regras regex pré-compiladas para sanitização contextual por perfil</w:t>
             </w:r>
           </w:p>
         </w:tc>
@@ -2293,31 +4942,76 @@
       <w:tr>
         <w:tc>
           <w:tcPr>
-            <w:tcW w:type="dxa" w:w="3120"/>
+            <w:tcW w:type="dxa" w:w="2880"/>
+            <w:shd w:fill="F9FBFD"/>
+            <w:tcMar>
+              <w:top w:w="90" w:type="dxa"/>
+              <w:bottom w:w="90" w:type="dxa"/>
+              <w:left w:w="140" w:type="dxa"/>
+              <w:right w:w="140" w:type="dxa"/>
+            </w:tcMar>
           </w:tcPr>
           <w:p>
+            <w:pPr>
+              <w:spacing w:after="0"/>
+            </w:pPr>
             <w:r>
-              <w:t>acompanhamento_perfis.py</w:t>
+              <w:rPr>
+                <w:rFonts w:ascii="Calibri" w:hAnsi="Calibri"/>
+                <w:color w:val="333333"/>
+                <w:sz w:val="19"/>
+              </w:rPr>
+              <w:t>acessibilidade_perfis.py</w:t>
             </w:r>
           </w:p>
         </w:tc>
         <w:tc>
           <w:tcPr>
-            <w:tcW w:type="dxa" w:w="3120"/>
+            <w:tcW w:type="dxa" w:w="1296"/>
+            <w:shd w:fill="F9FBFD"/>
+            <w:tcMar>
+              <w:top w:w="90" w:type="dxa"/>
+              <w:bottom w:w="90" w:type="dxa"/>
+              <w:left w:w="140" w:type="dxa"/>
+              <w:right w:w="140" w:type="dxa"/>
+            </w:tcMar>
           </w:tcPr>
           <w:p>
+            <w:pPr>
+              <w:spacing w:after="0"/>
+            </w:pPr>
             <w:r>
-              <w:t>Regras especificas de acompanhamento por disciplina, perfil e tema.</w:t>
+              <w:rPr>
+                <w:rFonts w:ascii="Calibri" w:hAnsi="Calibri"/>
+                <w:color w:val="333333"/>
+                <w:sz w:val="19"/>
+              </w:rPr>
+              <w:t>61KB</w:t>
             </w:r>
           </w:p>
         </w:tc>
         <w:tc>
           <w:tcPr>
-            <w:tcW w:type="dxa" w:w="3120"/>
+            <w:tcW w:type="dxa" w:w="5904"/>
+            <w:shd w:fill="F9FBFD"/>
+            <w:tcMar>
+              <w:top w:w="90" w:type="dxa"/>
+              <w:bottom w:w="90" w:type="dxa"/>
+              <w:left w:w="140" w:type="dxa"/>
+              <w:right w:w="140" w:type="dxa"/>
+            </w:tcMar>
           </w:tcPr>
           <w:p>
+            <w:pPr>
+              <w:spacing w:after="0"/>
+            </w:pPr>
             <w:r>
-              <w:t>core/lib</w:t>
+              <w:rPr>
+                <w:rFonts w:ascii="Calibri" w:hAnsi="Calibri"/>
+                <w:color w:val="333333"/>
+                <w:sz w:val="19"/>
+              </w:rPr>
+              <w:t>Banco de 3 itens de acessibilidade especializados por disciplina</w:t>
             </w:r>
           </w:p>
         </w:tc>
@@ -2325,31 +5019,76 @@
       <w:tr>
         <w:tc>
           <w:tcPr>
-            <w:tcW w:type="dxa" w:w="3120"/>
+            <w:tcW w:type="dxa" w:w="2880"/>
+            <w:shd w:fill="FFFFFF"/>
+            <w:tcMar>
+              <w:top w:w="90" w:type="dxa"/>
+              <w:bottom w:w="90" w:type="dxa"/>
+              <w:left w:w="140" w:type="dxa"/>
+              <w:right w:w="140" w:type="dxa"/>
+            </w:tcMar>
           </w:tcPr>
           <w:p>
+            <w:pPr>
+              <w:spacing w:after="0"/>
+            </w:pPr>
             <w:r>
-              <w:t>aprofundamento.py</w:t>
+              <w:rPr>
+                <w:rFonts w:ascii="Calibri" w:hAnsi="Calibri"/>
+                <w:color w:val="333333"/>
+                <w:sz w:val="19"/>
+              </w:rPr>
+              <w:t>acompanhamento_perfis.py</w:t>
             </w:r>
           </w:p>
         </w:tc>
         <w:tc>
           <w:tcPr>
-            <w:tcW w:type="dxa" w:w="3120"/>
+            <w:tcW w:type="dxa" w:w="1296"/>
+            <w:shd w:fill="FFFFFF"/>
+            <w:tcMar>
+              <w:top w:w="90" w:type="dxa"/>
+              <w:bottom w:w="90" w:type="dxa"/>
+              <w:left w:w="140" w:type="dxa"/>
+              <w:right w:w="140" w:type="dxa"/>
+            </w:tcMar>
           </w:tcPr>
           <w:p>
+            <w:pPr>
+              <w:spacing w:after="0"/>
+            </w:pPr>
             <w:r>
-              <w:t>Apoia leitura de pistas de aprofundamento, continuidade ou extensao.</w:t>
+              <w:rPr>
+                <w:rFonts w:ascii="Calibri" w:hAnsi="Calibri"/>
+                <w:color w:val="333333"/>
+                <w:sz w:val="19"/>
+              </w:rPr>
+              <w:t>61KB</w:t>
             </w:r>
           </w:p>
         </w:tc>
         <w:tc>
           <w:tcPr>
-            <w:tcW w:type="dxa" w:w="3120"/>
+            <w:tcW w:type="dxa" w:w="5904"/>
+            <w:shd w:fill="FFFFFF"/>
+            <w:tcMar>
+              <w:top w:w="90" w:type="dxa"/>
+              <w:bottom w:w="90" w:type="dxa"/>
+              <w:left w:w="140" w:type="dxa"/>
+              <w:right w:w="140" w:type="dxa"/>
+            </w:tcMar>
           </w:tcPr>
           <w:p>
+            <w:pPr>
+              <w:spacing w:after="0"/>
+            </w:pPr>
             <w:r>
-              <w:t>core/lib</w:t>
+              <w:rPr>
+                <w:rFonts w:ascii="Calibri" w:hAnsi="Calibri"/>
+                <w:color w:val="333333"/>
+                <w:sz w:val="19"/>
+              </w:rPr>
+              <w:t>Banco de 3 itens de acompanhamento especializados por disciplina</w:t>
             </w:r>
           </w:p>
         </w:tc>
@@ -2357,31 +5096,76 @@
       <w:tr>
         <w:tc>
           <w:tcPr>
-            <w:tcW w:type="dxa" w:w="3120"/>
+            <w:tcW w:type="dxa" w:w="2880"/>
+            <w:shd w:fill="F9FBFD"/>
+            <w:tcMar>
+              <w:top w:w="90" w:type="dxa"/>
+              <w:bottom w:w="90" w:type="dxa"/>
+              <w:left w:w="140" w:type="dxa"/>
+              <w:right w:w="140" w:type="dxa"/>
+            </w:tcMar>
           </w:tcPr>
           <w:p>
+            <w:pPr>
+              <w:spacing w:after="0"/>
+            </w:pPr>
             <w:r>
-              <w:t>classificador.py</w:t>
+              <w:rPr>
+                <w:rFonts w:ascii="Calibri" w:hAnsi="Calibri"/>
+                <w:color w:val="333333"/>
+                <w:sz w:val="19"/>
+              </w:rPr>
+              <w:t>gerador_colunas_pedagogicas.py</w:t>
             </w:r>
           </w:p>
         </w:tc>
         <w:tc>
           <w:tcPr>
-            <w:tcW w:type="dxa" w:w="3120"/>
+            <w:tcW w:type="dxa" w:w="1296"/>
+            <w:shd w:fill="F9FBFD"/>
+            <w:tcMar>
+              <w:top w:w="90" w:type="dxa"/>
+              <w:bottom w:w="90" w:type="dxa"/>
+              <w:left w:w="140" w:type="dxa"/>
+              <w:right w:w="140" w:type="dxa"/>
+            </w:tcMar>
           </w:tcPr>
           <w:p>
+            <w:pPr>
+              <w:spacing w:after="0"/>
+            </w:pPr>
             <w:r>
-              <w:t>Classifica perfil da disciplina, tipo de aula, nivel de ensino e contexto pedagogico.</w:t>
+              <w:rPr>
+                <w:rFonts w:ascii="Calibri" w:hAnsi="Calibri"/>
+                <w:color w:val="333333"/>
+                <w:sz w:val="19"/>
+              </w:rPr>
+              <w:t>34KB</w:t>
             </w:r>
           </w:p>
         </w:tc>
         <w:tc>
           <w:tcPr>
-            <w:tcW w:type="dxa" w:w="3120"/>
+            <w:tcW w:type="dxa" w:w="5904"/>
+            <w:shd w:fill="F9FBFD"/>
+            <w:tcMar>
+              <w:top w:w="90" w:type="dxa"/>
+              <w:bottom w:w="90" w:type="dxa"/>
+              <w:left w:w="140" w:type="dxa"/>
+              <w:right w:w="140" w:type="dxa"/>
+            </w:tcMar>
           </w:tcPr>
           <w:p>
+            <w:pPr>
+              <w:spacing w:after="0"/>
+            </w:pPr>
             <w:r>
-              <w:t>core/lib</w:t>
+              <w:rPr>
+                <w:rFonts w:ascii="Calibri" w:hAnsi="Calibri"/>
+                <w:color w:val="333333"/>
+                <w:sz w:val="19"/>
+              </w:rPr>
+              <w:t>Geração unificada e coerente das colunas de metodologia, acompanhamento e acessibilidade</w:t>
             </w:r>
           </w:p>
         </w:tc>
@@ -2389,31 +5173,76 @@
       <w:tr>
         <w:tc>
           <w:tcPr>
-            <w:tcW w:type="dxa" w:w="3120"/>
+            <w:tcW w:type="dxa" w:w="2880"/>
+            <w:shd w:fill="FFFFFF"/>
+            <w:tcMar>
+              <w:top w:w="90" w:type="dxa"/>
+              <w:bottom w:w="90" w:type="dxa"/>
+              <w:left w:w="140" w:type="dxa"/>
+              <w:right w:w="140" w:type="dxa"/>
+            </w:tcMar>
           </w:tcPr>
           <w:p>
+            <w:pPr>
+              <w:spacing w:after="0"/>
+            </w:pPr>
             <w:r>
-              <w:t>extrator_blocos_pedagogicos.py</w:t>
+              <w:rPr>
+                <w:rFonts w:ascii="Calibri" w:hAnsi="Calibri"/>
+                <w:color w:val="333333"/>
+                <w:sz w:val="19"/>
+              </w:rPr>
+              <w:t>extrator_pdf.py</w:t>
             </w:r>
           </w:p>
         </w:tc>
         <w:tc>
           <w:tcPr>
-            <w:tcW w:type="dxa" w:w="3120"/>
+            <w:tcW w:type="dxa" w:w="1296"/>
+            <w:shd w:fill="FFFFFF"/>
+            <w:tcMar>
+              <w:top w:w="90" w:type="dxa"/>
+              <w:bottom w:w="90" w:type="dxa"/>
+              <w:left w:w="140" w:type="dxa"/>
+              <w:right w:w="140" w:type="dxa"/>
+            </w:tcMar>
           </w:tcPr>
           <w:p>
+            <w:pPr>
+              <w:spacing w:after="0"/>
+            </w:pPr>
             <w:r>
-              <w:t>Extrai blocos pedagogicos menores diretamente do texto do PDF.</w:t>
+              <w:rPr>
+                <w:rFonts w:ascii="Calibri" w:hAnsi="Calibri"/>
+                <w:color w:val="333333"/>
+                <w:sz w:val="19"/>
+              </w:rPr>
+              <w:t>28KB</w:t>
             </w:r>
           </w:p>
         </w:tc>
         <w:tc>
           <w:tcPr>
-            <w:tcW w:type="dxa" w:w="3120"/>
+            <w:tcW w:type="dxa" w:w="5904"/>
+            <w:shd w:fill="FFFFFF"/>
+            <w:tcMar>
+              <w:top w:w="90" w:type="dxa"/>
+              <w:bottom w:w="90" w:type="dxa"/>
+              <w:left w:w="140" w:type="dxa"/>
+              <w:right w:w="140" w:type="dxa"/>
+            </w:tcMar>
           </w:tcPr>
           <w:p>
+            <w:pPr>
+              <w:spacing w:after="0"/>
+            </w:pPr>
             <w:r>
-              <w:t>core/lib</w:t>
+              <w:rPr>
+                <w:rFonts w:ascii="Calibri" w:hAnsi="Calibri"/>
+                <w:color w:val="333333"/>
+                <w:sz w:val="19"/>
+              </w:rPr>
+              <w:t>Extração de texto e campos semânticos (pdfplumber + OCR)</w:t>
             </w:r>
           </w:p>
         </w:tc>
@@ -2421,31 +5250,76 @@
       <w:tr>
         <w:tc>
           <w:tcPr>
-            <w:tcW w:type="dxa" w:w="3120"/>
+            <w:tcW w:type="dxa" w:w="2880"/>
+            <w:shd w:fill="F9FBFD"/>
+            <w:tcMar>
+              <w:top w:w="90" w:type="dxa"/>
+              <w:bottom w:w="90" w:type="dxa"/>
+              <w:left w:w="140" w:type="dxa"/>
+              <w:right w:w="140" w:type="dxa"/>
+            </w:tcMar>
           </w:tcPr>
           <w:p>
+            <w:pPr>
+              <w:spacing w:after="0"/>
+            </w:pPr>
             <w:r>
-              <w:t>extrator_pdf.py</w:t>
+              <w:rPr>
+                <w:rFonts w:ascii="Calibri" w:hAnsi="Calibri"/>
+                <w:color w:val="333333"/>
+                <w:sz w:val="19"/>
+              </w:rPr>
+              <w:t>acompanhamento.py</w:t>
             </w:r>
           </w:p>
         </w:tc>
         <w:tc>
           <w:tcPr>
-            <w:tcW w:type="dxa" w:w="3120"/>
+            <w:tcW w:type="dxa" w:w="1296"/>
+            <w:shd w:fill="F9FBFD"/>
+            <w:tcMar>
+              <w:top w:w="90" w:type="dxa"/>
+              <w:bottom w:w="90" w:type="dxa"/>
+              <w:left w:w="140" w:type="dxa"/>
+              <w:right w:w="140" w:type="dxa"/>
+            </w:tcMar>
           </w:tcPr>
           <w:p>
+            <w:pPr>
+              <w:spacing w:after="0"/>
+            </w:pPr>
             <w:r>
-              <w:t>Faz leitura, limpeza e limite de texto dos PDFs.</w:t>
+              <w:rPr>
+                <w:rFonts w:ascii="Calibri" w:hAnsi="Calibri"/>
+                <w:color w:val="333333"/>
+                <w:sz w:val="19"/>
+              </w:rPr>
+              <w:t>32KB</w:t>
             </w:r>
           </w:p>
         </w:tc>
         <w:tc>
           <w:tcPr>
-            <w:tcW w:type="dxa" w:w="3120"/>
+            <w:tcW w:type="dxa" w:w="5904"/>
+            <w:shd w:fill="F9FBFD"/>
+            <w:tcMar>
+              <w:top w:w="90" w:type="dxa"/>
+              <w:bottom w:w="90" w:type="dxa"/>
+              <w:left w:w="140" w:type="dxa"/>
+              <w:right w:w="140" w:type="dxa"/>
+            </w:tcMar>
           </w:tcPr>
           <w:p>
+            <w:pPr>
+              <w:spacing w:after="0"/>
+            </w:pPr>
             <w:r>
-              <w:t>core/lib</w:t>
+              <w:rPr>
+                <w:rFonts w:ascii="Calibri" w:hAnsi="Calibri"/>
+                <w:color w:val="333333"/>
+                <w:sz w:val="19"/>
+              </w:rPr>
+              <w:t>Orquestração de acompanhamento da aprendizagem</w:t>
             </w:r>
           </w:p>
         </w:tc>
@@ -2453,31 +5327,76 @@
       <w:tr>
         <w:tc>
           <w:tcPr>
-            <w:tcW w:type="dxa" w:w="3120"/>
+            <w:tcW w:type="dxa" w:w="2880"/>
+            <w:shd w:fill="FFFFFF"/>
+            <w:tcMar>
+              <w:top w:w="90" w:type="dxa"/>
+              <w:bottom w:w="90" w:type="dxa"/>
+              <w:left w:w="140" w:type="dxa"/>
+              <w:right w:w="140" w:type="dxa"/>
+            </w:tcMar>
           </w:tcPr>
           <w:p>
+            <w:pPr>
+              <w:spacing w:after="0"/>
+            </w:pPr>
             <w:r>
-              <w:t>extrator_titulo.py</w:t>
+              <w:rPr>
+                <w:rFonts w:ascii="Calibri" w:hAnsi="Calibri"/>
+                <w:color w:val="333333"/>
+                <w:sz w:val="19"/>
+              </w:rPr>
+              <w:t>acessibilidade.py</w:t>
             </w:r>
           </w:p>
         </w:tc>
         <w:tc>
           <w:tcPr>
-            <w:tcW w:type="dxa" w:w="3120"/>
+            <w:tcW w:type="dxa" w:w="1296"/>
+            <w:shd w:fill="FFFFFF"/>
+            <w:tcMar>
+              <w:top w:w="90" w:type="dxa"/>
+              <w:bottom w:w="90" w:type="dxa"/>
+              <w:left w:w="140" w:type="dxa"/>
+              <w:right w:w="140" w:type="dxa"/>
+            </w:tcMar>
           </w:tcPr>
           <w:p>
+            <w:pPr>
+              <w:spacing w:after="0"/>
+            </w:pPr>
             <w:r>
-              <w:t>Normaliza e limpa titulos das aulas e materiais digitais.</w:t>
+              <w:rPr>
+                <w:rFonts w:ascii="Calibri" w:hAnsi="Calibri"/>
+                <w:color w:val="333333"/>
+                <w:sz w:val="19"/>
+              </w:rPr>
+              <w:t>24KB</w:t>
             </w:r>
           </w:p>
         </w:tc>
         <w:tc>
           <w:tcPr>
-            <w:tcW w:type="dxa" w:w="3120"/>
+            <w:tcW w:type="dxa" w:w="5904"/>
+            <w:shd w:fill="FFFFFF"/>
+            <w:tcMar>
+              <w:top w:w="90" w:type="dxa"/>
+              <w:bottom w:w="90" w:type="dxa"/>
+              <w:left w:w="140" w:type="dxa"/>
+              <w:right w:w="140" w:type="dxa"/>
+            </w:tcMar>
           </w:tcPr>
           <w:p>
+            <w:pPr>
+              <w:spacing w:after="0"/>
+            </w:pPr>
             <w:r>
-              <w:t>core/lib</w:t>
+              <w:rPr>
+                <w:rFonts w:ascii="Calibri" w:hAnsi="Calibri"/>
+                <w:color w:val="333333"/>
+                <w:sz w:val="19"/>
+              </w:rPr>
+              <w:t>Orquestração de adaptações de acessibilidade e inclusão</w:t>
             </w:r>
           </w:p>
         </w:tc>
@@ -2485,31 +5404,76 @@
       <w:tr>
         <w:tc>
           <w:tcPr>
-            <w:tcW w:type="dxa" w:w="3120"/>
+            <w:tcW w:type="dxa" w:w="2880"/>
+            <w:shd w:fill="F9FBFD"/>
+            <w:tcMar>
+              <w:top w:w="90" w:type="dxa"/>
+              <w:bottom w:w="90" w:type="dxa"/>
+              <w:left w:w="140" w:type="dxa"/>
+              <w:right w:w="140" w:type="dxa"/>
+            </w:tcMar>
           </w:tcPr>
           <w:p>
+            <w:pPr>
+              <w:spacing w:after="0"/>
+            </w:pPr>
             <w:r>
-              <w:t>gerador_colunas_pedagogicas.py</w:t>
+              <w:rPr>
+                <w:rFonts w:ascii="Calibri" w:hAnsi="Calibri"/>
+                <w:color w:val="333333"/>
+                <w:sz w:val="19"/>
+              </w:rPr>
+              <w:t>modalidades.py</w:t>
             </w:r>
           </w:p>
         </w:tc>
         <w:tc>
           <w:tcPr>
-            <w:tcW w:type="dxa" w:w="3120"/>
+            <w:tcW w:type="dxa" w:w="1296"/>
+            <w:shd w:fill="F9FBFD"/>
+            <w:tcMar>
+              <w:top w:w="90" w:type="dxa"/>
+              <w:bottom w:w="90" w:type="dxa"/>
+              <w:left w:w="140" w:type="dxa"/>
+              <w:right w:w="140" w:type="dxa"/>
+            </w:tcMar>
           </w:tcPr>
           <w:p>
+            <w:pPr>
+              <w:spacing w:after="0"/>
+            </w:pPr>
             <w:r>
-              <w:t>Motor modular para aprendizagem, acompanhamento e acessibilidade.</w:t>
+              <w:rPr>
+                <w:rFonts w:ascii="Calibri" w:hAnsi="Calibri"/>
+                <w:color w:val="333333"/>
+                <w:sz w:val="19"/>
+              </w:rPr>
+              <w:t>14KB</w:t>
             </w:r>
           </w:p>
         </w:tc>
         <w:tc>
           <w:tcPr>
-            <w:tcW w:type="dxa" w:w="3120"/>
+            <w:tcW w:type="dxa" w:w="5904"/>
+            <w:shd w:fill="F9FBFD"/>
+            <w:tcMar>
+              <w:top w:w="90" w:type="dxa"/>
+              <w:bottom w:w="90" w:type="dxa"/>
+              <w:left w:w="140" w:type="dxa"/>
+              <w:right w:w="140" w:type="dxa"/>
+            </w:tcMar>
           </w:tcPr>
           <w:p>
+            <w:pPr>
+              <w:spacing w:after="0"/>
+            </w:pPr>
             <w:r>
-              <w:t>core/lib</w:t>
+              <w:rPr>
+                <w:rFonts w:ascii="Calibri" w:hAnsi="Calibri"/>
+                <w:color w:val="333333"/>
+                <w:sz w:val="19"/>
+              </w:rPr>
+              <w:t>Regras específicas de modalidades (Regular, EJA e CDP)</w:t>
             </w:r>
           </w:p>
         </w:tc>
@@ -2517,31 +5481,76 @@
       <w:tr>
         <w:tc>
           <w:tcPr>
-            <w:tcW w:type="dxa" w:w="3120"/>
+            <w:tcW w:type="dxa" w:w="2880"/>
+            <w:shd w:fill="FFFFFF"/>
+            <w:tcMar>
+              <w:top w:w="90" w:type="dxa"/>
+              <w:bottom w:w="90" w:type="dxa"/>
+              <w:left w:w="140" w:type="dxa"/>
+              <w:right w:w="140" w:type="dxa"/>
+            </w:tcMar>
           </w:tcPr>
           <w:p>
+            <w:pPr>
+              <w:spacing w:after="0"/>
+            </w:pPr>
             <w:r>
-              <w:t>higienizador_pedagogico.py</w:t>
+              <w:rPr>
+                <w:rFonts w:ascii="Calibri" w:hAnsi="Calibri"/>
+                <w:color w:val="333333"/>
+                <w:sz w:val="19"/>
+              </w:rPr>
+              <w:t>tecnicas.py</w:t>
             </w:r>
           </w:p>
         </w:tc>
         <w:tc>
           <w:tcPr>
-            <w:tcW w:type="dxa" w:w="3120"/>
+            <w:tcW w:type="dxa" w:w="1296"/>
+            <w:shd w:fill="FFFFFF"/>
+            <w:tcMar>
+              <w:top w:w="90" w:type="dxa"/>
+              <w:bottom w:w="90" w:type="dxa"/>
+              <w:left w:w="140" w:type="dxa"/>
+              <w:right w:w="140" w:type="dxa"/>
+            </w:tcMar>
           </w:tcPr>
           <w:p>
+            <w:pPr>
+              <w:spacing w:after="0"/>
+            </w:pPr>
             <w:r>
-              <w:t>Remove contaminacao tematica e corrige recursos incoerentes com a aula.</w:t>
+              <w:rPr>
+                <w:rFonts w:ascii="Calibri" w:hAnsi="Calibri"/>
+                <w:color w:val="333333"/>
+                <w:sz w:val="19"/>
+              </w:rPr>
+              <w:t>11KB</w:t>
             </w:r>
           </w:p>
         </w:tc>
         <w:tc>
           <w:tcPr>
-            <w:tcW w:type="dxa" w:w="3120"/>
+            <w:tcW w:type="dxa" w:w="5904"/>
+            <w:shd w:fill="FFFFFF"/>
+            <w:tcMar>
+              <w:top w:w="90" w:type="dxa"/>
+              <w:bottom w:w="90" w:type="dxa"/>
+              <w:left w:w="140" w:type="dxa"/>
+              <w:right w:w="140" w:type="dxa"/>
+            </w:tcMar>
           </w:tcPr>
           <w:p>
+            <w:pPr>
+              <w:spacing w:after="0"/>
+            </w:pPr>
             <w:r>
-              <w:t>core/lib</w:t>
+              <w:rPr>
+                <w:rFonts w:ascii="Calibri" w:hAnsi="Calibri"/>
+                <w:color w:val="333333"/>
+                <w:sz w:val="19"/>
+              </w:rPr>
+              <w:t>Técnicas pedagógicas padronizadas LEMOV (ex: VIREM E CONVERSEM)</w:t>
             </w:r>
           </w:p>
         </w:tc>
@@ -2549,31 +5558,76 @@
       <w:tr>
         <w:tc>
           <w:tcPr>
-            <w:tcW w:type="dxa" w:w="3120"/>
+            <w:tcW w:type="dxa" w:w="2880"/>
+            <w:shd w:fill="F9FBFD"/>
+            <w:tcMar>
+              <w:top w:w="90" w:type="dxa"/>
+              <w:bottom w:w="90" w:type="dxa"/>
+              <w:left w:w="140" w:type="dxa"/>
+              <w:right w:w="140" w:type="dxa"/>
+            </w:tcMar>
           </w:tcPr>
           <w:p>
+            <w:pPr>
+              <w:spacing w:after="0"/>
+            </w:pPr>
             <w:r>
-              <w:t>metodologia.py</w:t>
+              <w:rPr>
+                <w:rFonts w:ascii="Calibri" w:hAnsi="Calibri"/>
+                <w:color w:val="333333"/>
+                <w:sz w:val="19"/>
+              </w:rPr>
+              <w:t>progressao.py</w:t>
             </w:r>
           </w:p>
         </w:tc>
         <w:tc>
           <w:tcPr>
-            <w:tcW w:type="dxa" w:w="3120"/>
+            <w:tcW w:type="dxa" w:w="1296"/>
+            <w:shd w:fill="F9FBFD"/>
+            <w:tcMar>
+              <w:top w:w="90" w:type="dxa"/>
+              <w:bottom w:w="90" w:type="dxa"/>
+              <w:left w:w="140" w:type="dxa"/>
+              <w:right w:w="140" w:type="dxa"/>
+            </w:tcMar>
           </w:tcPr>
           <w:p>
+            <w:pPr>
+              <w:spacing w:after="0"/>
+            </w:pPr>
             <w:r>
-              <w:t>Grande motor das etapas metodologicas por disciplina e tipo de aula.</w:t>
+              <w:rPr>
+                <w:rFonts w:ascii="Calibri" w:hAnsi="Calibri"/>
+                <w:color w:val="333333"/>
+                <w:sz w:val="19"/>
+              </w:rPr>
+              <w:t>10KB</w:t>
             </w:r>
           </w:p>
         </w:tc>
         <w:tc>
           <w:tcPr>
-            <w:tcW w:type="dxa" w:w="3120"/>
+            <w:tcW w:type="dxa" w:w="5904"/>
+            <w:shd w:fill="F9FBFD"/>
+            <w:tcMar>
+              <w:top w:w="90" w:type="dxa"/>
+              <w:bottom w:w="90" w:type="dxa"/>
+              <w:left w:w="140" w:type="dxa"/>
+              <w:right w:w="140" w:type="dxa"/>
+            </w:tcMar>
           </w:tcPr>
           <w:p>
+            <w:pPr>
+              <w:spacing w:after="0"/>
+            </w:pPr>
             <w:r>
-              <w:t>core/lib</w:t>
+              <w:rPr>
+                <w:rFonts w:ascii="Calibri" w:hAnsi="Calibri"/>
+                <w:color w:val="333333"/>
+                <w:sz w:val="19"/>
+              </w:rPr>
+              <w:t>Variação determinística via hash MD5 para evitar repetições</w:t>
             </w:r>
           </w:p>
         </w:tc>
@@ -2581,31 +5635,76 @@
       <w:tr>
         <w:tc>
           <w:tcPr>
-            <w:tcW w:type="dxa" w:w="3120"/>
+            <w:tcW w:type="dxa" w:w="2880"/>
+            <w:shd w:fill="FFFFFF"/>
+            <w:tcMar>
+              <w:top w:w="90" w:type="dxa"/>
+              <w:bottom w:w="90" w:type="dxa"/>
+              <w:left w:w="140" w:type="dxa"/>
+              <w:right w:w="140" w:type="dxa"/>
+            </w:tcMar>
           </w:tcPr>
           <w:p>
+            <w:pPr>
+              <w:spacing w:after="0"/>
+            </w:pPr>
             <w:r>
-              <w:t>modalidades.py</w:t>
+              <w:rPr>
+                <w:rFonts w:ascii="Calibri" w:hAnsi="Calibri"/>
+                <w:color w:val="333333"/>
+                <w:sz w:val="19"/>
+              </w:rPr>
+              <w:t>extrator_pptx.py</w:t>
             </w:r>
           </w:p>
         </w:tc>
         <w:tc>
           <w:tcPr>
-            <w:tcW w:type="dxa" w:w="3120"/>
+            <w:tcW w:type="dxa" w:w="1296"/>
+            <w:shd w:fill="FFFFFF"/>
+            <w:tcMar>
+              <w:top w:w="90" w:type="dxa"/>
+              <w:bottom w:w="90" w:type="dxa"/>
+              <w:left w:w="140" w:type="dxa"/>
+              <w:right w:w="140" w:type="dxa"/>
+            </w:tcMar>
           </w:tcPr>
           <w:p>
+            <w:pPr>
+              <w:spacing w:after="0"/>
+            </w:pPr>
             <w:r>
-              <w:t>Apoia variacoes por modalidade, incluindo EJA e cenarios especiais.</w:t>
+              <w:rPr>
+                <w:rFonts w:ascii="Calibri" w:hAnsi="Calibri"/>
+                <w:color w:val="333333"/>
+                <w:sz w:val="19"/>
+              </w:rPr>
+              <w:t>13KB</w:t>
             </w:r>
           </w:p>
         </w:tc>
         <w:tc>
           <w:tcPr>
-            <w:tcW w:type="dxa" w:w="3120"/>
+            <w:tcW w:type="dxa" w:w="5904"/>
+            <w:shd w:fill="FFFFFF"/>
+            <w:tcMar>
+              <w:top w:w="90" w:type="dxa"/>
+              <w:bottom w:w="90" w:type="dxa"/>
+              <w:left w:w="140" w:type="dxa"/>
+              <w:right w:w="140" w:type="dxa"/>
+            </w:tcMar>
           </w:tcPr>
           <w:p>
+            <w:pPr>
+              <w:spacing w:after="0"/>
+            </w:pPr>
             <w:r>
-              <w:t>core/lib</w:t>
+              <w:rPr>
+                <w:rFonts w:ascii="Calibri" w:hAnsi="Calibri"/>
+                <w:color w:val="333333"/>
+                <w:sz w:val="19"/>
+              </w:rPr>
+              <w:t>Extração de texto de apresentações PPTX</w:t>
             </w:r>
           </w:p>
         </w:tc>
@@ -2613,127 +5712,76 @@
       <w:tr>
         <w:tc>
           <w:tcPr>
-            <w:tcW w:type="dxa" w:w="3120"/>
+            <w:tcW w:type="dxa" w:w="2880"/>
+            <w:shd w:fill="F9FBFD"/>
+            <w:tcMar>
+              <w:top w:w="90" w:type="dxa"/>
+              <w:bottom w:w="90" w:type="dxa"/>
+              <w:left w:w="140" w:type="dxa"/>
+              <w:right w:w="140" w:type="dxa"/>
+            </w:tcMar>
           </w:tcPr>
           <w:p>
+            <w:pPr>
+              <w:spacing w:after="0"/>
+            </w:pPr>
             <w:r>
-              <w:t>planejamento_colunas.py</w:t>
+              <w:rPr>
+                <w:rFonts w:ascii="Calibri" w:hAnsi="Calibri"/>
+                <w:color w:val="333333"/>
+                <w:sz w:val="19"/>
+              </w:rPr>
+              <w:t>aprofundamento.py</w:t>
             </w:r>
           </w:p>
         </w:tc>
         <w:tc>
           <w:tcPr>
-            <w:tcW w:type="dxa" w:w="3120"/>
+            <w:tcW w:type="dxa" w:w="1296"/>
+            <w:shd w:fill="F9FBFD"/>
+            <w:tcMar>
+              <w:top w:w="90" w:type="dxa"/>
+              <w:bottom w:w="90" w:type="dxa"/>
+              <w:left w:w="140" w:type="dxa"/>
+              <w:right w:w="140" w:type="dxa"/>
+            </w:tcMar>
           </w:tcPr>
           <w:p>
+            <w:pPr>
+              <w:spacing w:after="0"/>
+            </w:pPr>
             <w:r>
-              <w:t>Mantem compatibilidade e geracao auxiliar das colunas pedagogicas.</w:t>
+              <w:rPr>
+                <w:rFonts w:ascii="Calibri" w:hAnsi="Calibri"/>
+                <w:color w:val="333333"/>
+                <w:sz w:val="19"/>
+              </w:rPr>
+              <w:t>13KB</w:t>
             </w:r>
           </w:p>
         </w:tc>
         <w:tc>
           <w:tcPr>
-            <w:tcW w:type="dxa" w:w="3120"/>
+            <w:tcW w:type="dxa" w:w="5904"/>
+            <w:shd w:fill="F9FBFD"/>
+            <w:tcMar>
+              <w:top w:w="90" w:type="dxa"/>
+              <w:bottom w:w="90" w:type="dxa"/>
+              <w:left w:w="140" w:type="dxa"/>
+              <w:right w:w="140" w:type="dxa"/>
+            </w:tcMar>
           </w:tcPr>
           <w:p>
+            <w:pPr>
+              <w:spacing w:after="0"/>
+            </w:pPr>
             <w:r>
-              <w:t>core/lib</w:t>
-            </w:r>
-          </w:p>
-        </w:tc>
-      </w:tr>
-      <w:tr>
-        <w:tc>
-          <w:tcPr>
-            <w:tcW w:type="dxa" w:w="3120"/>
-          </w:tcPr>
-          <w:p>
-            <w:r>
-              <w:t>progressao.py</w:t>
-            </w:r>
-          </w:p>
-        </w:tc>
-        <w:tc>
-          <w:tcPr>
-            <w:tcW w:type="dxa" w:w="3120"/>
-          </w:tcPr>
-          <w:p>
-            <w:r>
-              <w:t>Varia verbos, progressao de linguagem e nao repeticao entre aulas.</w:t>
-            </w:r>
-          </w:p>
-        </w:tc>
-        <w:tc>
-          <w:tcPr>
-            <w:tcW w:type="dxa" w:w="3120"/>
-          </w:tcPr>
-          <w:p>
-            <w:r>
-              <w:t>core/lib</w:t>
-            </w:r>
-          </w:p>
-        </w:tc>
-      </w:tr>
-      <w:tr>
-        <w:tc>
-          <w:tcPr>
-            <w:tcW w:type="dxa" w:w="3120"/>
-          </w:tcPr>
-          <w:p>
-            <w:r>
-              <w:t>tecnicas.py</w:t>
-            </w:r>
-          </w:p>
-        </w:tc>
-        <w:tc>
-          <w:tcPr>
-            <w:tcW w:type="dxa" w:w="3120"/>
-          </w:tcPr>
-          <w:p>
-            <w:r>
-              <w:t>Concentra tecnicas pedagogicas e pistas de uso contextual.</w:t>
-            </w:r>
-          </w:p>
-        </w:tc>
-        <w:tc>
-          <w:tcPr>
-            <w:tcW w:type="dxa" w:w="3120"/>
-          </w:tcPr>
-          <w:p>
-            <w:r>
-              <w:t>core/lib</w:t>
-            </w:r>
-          </w:p>
-        </w:tc>
-      </w:tr>
-      <w:tr>
-        <w:tc>
-          <w:tcPr>
-            <w:tcW w:type="dxa" w:w="3120"/>
-          </w:tcPr>
-          <w:p>
-            <w:r>
-              <w:t>extrator_pptx.py</w:t>
-            </w:r>
-          </w:p>
-        </w:tc>
-        <w:tc>
-          <w:tcPr>
-            <w:tcW w:type="dxa" w:w="3120"/>
-          </w:tcPr>
-          <w:p>
-            <w:r>
-              <w:t>Modulo de apoio ainda sem resumo especifico.</w:t>
-            </w:r>
-          </w:p>
-        </w:tc>
-        <w:tc>
-          <w:tcPr>
-            <w:tcW w:type="dxa" w:w="3120"/>
-          </w:tcPr>
-          <w:p>
-            <w:r>
-              <w:t>core/lib</w:t>
+              <w:rPr>
+                <w:rFonts w:ascii="Calibri" w:hAnsi="Calibri"/>
+                <w:color w:val="333333"/>
+                <w:sz w:val="19"/>
+              </w:rPr>
+              <w:t>Tratamento de itinerários formativos e aprofundamentos</w:t>
             </w:r>
           </w:p>
         </w:tc>
@@ -2741,167 +5789,199 @@
     </w:tbl>
     <w:p>
       <w:pPr>
-        <w:pStyle w:val="Heading1"/>
+        <w:spacing w:after="160"/>
+      </w:pPr>
+    </w:p>
+    <w:p>
+      <w:pPr>
+        <w:keepNext/>
+        <w:spacing w:before="280" w:after="120"/>
       </w:pPr>
       <w:r>
-        <w:t>Leitura final da arquitetura atual</w:t>
-      </w:r>
-    </w:p>
-    <w:p>
-      <w:r>
-        <w:t>Se a pergunta for onde nascem as aulas comuns, a resposta continua sendo core/lote.py, apoiado por extracao e classificacao em core/lib. Se a pergunta for onde o texto fica mais confiavel, hoje os pontos mais importantes sao qualidade_metodologica.py, higienizador_pedagogico.py, validador_plano.py e revisao_final.py. Se a pergunta for onde a IA entra, ela ja nao substitui o motor local: ela entra para refinar um rascunho base e pode cair de volta no motor heuristico se houver erro, timeout ou indisponibilidade externa.</w:t>
-      </w:r>
-    </w:p>
-    <w:p>
-      <w:r>
-        <w:t>No CDP, a leitura correta continua sendo em duas camadas: core/cdp como nucleo atual e cdp_legacy.py como compatibilidade ainda ativa. No restante do sistema, a principal mudanca de maturidade foi a presenca de uma trilha completa de saneamento: extracao, classificacao, geracao, higienizacao, validacao, auditoria final e cache reaproveitavel por PDF.</w:t>
+        <w:rPr>
+          <w:rFonts w:ascii="Calibri" w:hAnsi="Calibri"/>
+          <w:b/>
+          <w:color w:val="1B365D"/>
+          <w:sz w:val="30"/>
+        </w:rPr>
+        <w:t>4. PADRONIZAÇÃO COMPLETA DO MÓDULO CDP (SETEMBRO/2026)</w:t>
       </w:r>
     </w:p>
     <w:p>
       <w:pPr>
-        <w:pStyle w:val="Heading1"/>
+        <w:spacing w:after="120" w:line="276" w:lineRule="auto"/>
       </w:pPr>
       <w:r>
-        <w:t>Observacao importante</w:t>
-      </w:r>
-    </w:p>
-    <w:p>
-      <w:r>
-        <w:t>Esta documentacao descreve o estado atual observado em 26/06/2026. Ela passou a ser regenerada por script interno para reduzir envelhecimento entre uma rodada de melhorias e outra.</w:t>
+        <w:rPr>
+          <w:rFonts w:ascii="Calibri" w:hAnsi="Calibri"/>
+          <w:color w:val="333333"/>
+          <w:sz w:val="21"/>
+        </w:rPr>
+        <w:t>Em conformidade com a diretriz do sistema, o módulo CDP foi 100% padronizado no código, no banco de dados e na resolução de arquivos:</w:t>
       </w:r>
     </w:p>
     <w:p>
       <w:pPr>
-        <w:pStyle w:val="Heading2"/>
+        <w:spacing w:after="120" w:line="276" w:lineRule="auto"/>
       </w:pPr>
       <w:r>
-        <w:t>Atualização Recente - Ajuste de Limite de Caracteres e Invalidação de Cache (Versão 1.2.10)</w:t>
+        <w:rPr>
+          <w:rFonts w:ascii="Calibri" w:hAnsi="Calibri"/>
+          <w:b/>
+          <w:color w:val="222222"/>
+          <w:sz w:val="21"/>
+        </w:rPr>
+        <w:t xml:space="preserve">• </w:t>
       </w:r>
-    </w:p>
-    <w:p>
       <w:r>
-        <w:t>Ajuste na instrução da IA em core/ia.py: O limite de caracteres para cada etapa metodológica gerada pela Inteligência Artificial foi reduzido de 1200 para 600 caracteres. O objetivo é evitar planos de aula excessivamente prolixos e redundantes. Essa restrição também foi reforçada na função local de pós-processamento de strings '_compactar_metodologia' (hard limit).</w:t>
-      </w:r>
-    </w:p>
-    <w:p>
-      <w:r>
-        <w:t>Incremento da Versão do Gerador: A constante VERSAO_GERADOR_ATUAL no arquivo core/revisao_final.py foi incrementada para '1.2.10'. Isso garante que o cache antigo de json mantido pelo sistema (em core/reuso_cache_plano.py) seja ignorado, forçando a IA a reprocessar as requisições respeitando as novas diretrizes limitadoras de 600 caracteres.</w:t>
+        <w:rPr>
+          <w:rFonts w:ascii="Calibri" w:hAnsi="Calibri"/>
+          <w:color w:val="333333"/>
+          <w:sz w:val="21"/>
+        </w:rPr>
+        <w:t>1) Séries/Turmas: Estritamente 4 turmas oficiais: C, H (Ensino Fundamental 6º/7º e 8º/9º) e J, E (Ensino Médio 1º/2º/3º / turmas J e E).</w:t>
       </w:r>
     </w:p>
     <w:p>
       <w:pPr>
-        <w:pStyle w:val="Heading1"/>
+        <w:spacing w:after="120" w:line="276" w:lineRule="auto"/>
       </w:pPr>
       <w:r>
-        <w:t>Registro de Atualizações - 07/07/2026</w:t>
+        <w:rPr>
+          <w:rFonts w:ascii="Calibri" w:hAnsi="Calibri"/>
+          <w:b/>
+          <w:color w:val="222222"/>
+          <w:sz w:val="21"/>
+        </w:rPr>
+        <w:t xml:space="preserve">• </w:t>
       </w:r>
-    </w:p>
-    <w:p>
       <w:r>
-        <w:t>Atualizações recentes do sistema (Julho 2026):</w:t>
+        <w:rPr>
+          <w:rFonts w:ascii="Calibri" w:hAnsi="Calibri"/>
+          <w:color w:val="333333"/>
+          <w:sz w:val="21"/>
+        </w:rPr>
+        <w:t>2) Catálogo de Disciplinas: Formato oficial &lt;DISCIPLINA&gt; - CDP - EJA - MULTISSERIADO (História, Ciências, Matemática, Geografia, Sociologia, Liderança e Oratória, Língua Portuguesa e Arte).</w:t>
       </w:r>
     </w:p>
     <w:p>
       <w:pPr>
-        <w:pStyle w:val="ListBullet"/>
+        <w:spacing w:after="120" w:line="276" w:lineRule="auto"/>
       </w:pPr>
       <w:r>
-        <w:t>- Correção no agrupamento de aulas duplas (divisão de metodologia) para não conflitar com a seleção automática de PDFs.</w:t>
+        <w:rPr>
+          <w:rFonts w:ascii="Calibri" w:hAnsi="Calibri"/>
+          <w:b/>
+          <w:color w:val="222222"/>
+          <w:sz w:val="21"/>
+        </w:rPr>
+        <w:t xml:space="preserve">• </w:t>
+      </w:r>
+      <w:r>
+        <w:rPr>
+          <w:rFonts w:ascii="Calibri" w:hAnsi="Calibri"/>
+          <w:color w:val="333333"/>
+          <w:sz w:val="21"/>
+        </w:rPr>
+        <w:t>3) Componente Curricular: Assume o mesmo nome cadastrado da disciplina.</w:t>
       </w:r>
     </w:p>
     <w:p>
       <w:pPr>
-        <w:pStyle w:val="ListBullet"/>
+        <w:spacing w:after="120" w:line="276" w:lineRule="auto"/>
       </w:pPr>
       <w:r>
-        <w:t>- Ajuste na pasta auxiliar DOCX_AUXILIARES_EXTRACAO: transferida para a raiz do projeto (BASE_DIR) para evitar conflitos de permissão do Windows Defender/OneDrive no diretório Documents.</w:t>
+        <w:rPr>
+          <w:rFonts w:ascii="Calibri" w:hAnsi="Calibri"/>
+          <w:b/>
+          <w:color w:val="222222"/>
+          <w:sz w:val="21"/>
+        </w:rPr>
+        <w:t xml:space="preserve">• </w:t>
+      </w:r>
+      <w:r>
+        <w:rPr>
+          <w:rFonts w:ascii="Calibri" w:hAnsi="Calibri"/>
+          <w:color w:val="333333"/>
+          <w:sz w:val="21"/>
+        </w:rPr>
+        <w:t>4) Banco de Dados SQLite: Tabela professor_turmas migrada e consolidada com deduplicação de vínculos equivalentes. Tabela historico_planos preservada 100% intacta.</w:t>
       </w:r>
     </w:p>
     <w:p>
       <w:pPr>
-        <w:pStyle w:val="ListBullet"/>
+        <w:keepNext/>
+        <w:spacing w:before="280" w:after="120"/>
       </w:pPr>
       <w:r>
-        <w:t>- Remoção do fallback silencioso da Inteligência Artificial (OpenAI/Gemini): o sistema agora aborta o processamento com um erro explícito (RuntimeError) caso a IA falhe, em vez de recorrer silenciosamente ao motor heurístico local. Isso garante previsibilidade na geração de lotes.</w:t>
+        <w:rPr>
+          <w:rFonts w:ascii="Calibri" w:hAnsi="Calibri"/>
+          <w:b/>
+          <w:color w:val="1B365D"/>
+          <w:sz w:val="30"/>
+        </w:rPr>
+        <w:t>5. RESULTADOS DE TESTES E CONFORMIDADE</w:t>
       </w:r>
     </w:p>
     <w:p>
       <w:pPr>
-        <w:pStyle w:val="ListBullet"/>
+        <w:spacing w:after="120" w:line="276" w:lineRule="auto"/>
       </w:pPr>
       <w:r>
-        <w:t>- Nova nomenclatura de arquivos IA: planos gerados com sucesso utilizando motor de IA agora recebem obrigatoriamente o sufixo '_In' (ex: Plano_1o_ANO_A_Biologia_In.docx) indicando Inteligência Artificial, substituindo o antigo '_IA'.</w:t>
+        <w:rPr>
+          <w:rFonts w:ascii="Calibri" w:hAnsi="Calibri"/>
+          <w:b/>
+          <w:color w:val="222222"/>
+          <w:sz w:val="21"/>
+        </w:rPr>
+        <w:t xml:space="preserve">Execução Completa: </w:t>
+      </w:r>
+      <w:r>
+        <w:rPr>
+          <w:rFonts w:ascii="Calibri" w:hAnsi="Calibri"/>
+          <w:color w:val="333333"/>
+          <w:sz w:val="21"/>
+        </w:rPr>
+        <w:t>Status atual da suíte de testes automatizados (pytest):</w:t>
       </w:r>
     </w:p>
+    <w:tbl>
+      <w:tblPr>
+        <w:tblW w:type="auto" w:w="0"/>
+        <w:jc w:val="center"/>
+        <w:tblLook w:firstColumn="1" w:firstRow="1" w:lastColumn="0" w:lastRow="0" w:noHBand="0" w:noVBand="1" w:val="04A0"/>
+      </w:tblPr>
+      <w:tblGrid>
+        <w:gridCol w:w="9936"/>
+      </w:tblGrid>
+      <w:tr>
+        <w:tc>
+          <w:tcPr>
+            <w:tcW w:type="dxa" w:w="9936"/>
+            <w:shd w:fill="F0F4F8"/>
+            <w:tcMar>
+              <w:top w:w="140" w:type="dxa"/>
+              <w:bottom w:w="140" w:type="dxa"/>
+              <w:left w:w="200" w:type="dxa"/>
+              <w:right w:w="200" w:type="dxa"/>
+            </w:tcMar>
+          </w:tcPr>
+          <w:p>
+            <w:r>
+              <w:t>STATUS DOS TESTES (03/10/2026): 853 testes automatizados coletados (828 aprovados, 25 ignorados, 0 falhas)</w:t>
+            </w:r>
+          </w:p>
+        </w:tc>
+      </w:tr>
+    </w:tbl>
     <w:p>
       <w:pPr>
-        <w:pStyle w:val="Heading1"/>
+        <w:spacing w:after="120"/>
       </w:pPr>
-      <w:r>
-        <w:t>Registro de Atualizações - 12/07/2026</w:t>
-      </w:r>
-    </w:p>
-    <w:p>
-      <w:pPr>
-        <w:pStyle w:val="ListBullet"/>
-      </w:pPr>
-      <w:r>
-        <w:t>Correção no layout das tabelas do template EJA (MODELOCDP), garantindo a preservação da primeira coluna (Data e Horário) ao lidar com células mescladas na extração do acompanhamento.</w:t>
-      </w:r>
-    </w:p>
-    <w:p>
-      <w:pPr>
-        <w:pStyle w:val="ListBullet"/>
-      </w:pPr>
-      <w:r>
-        <w:t>Melhoria na formatação dos rótulos de horários contendo tuplas no gerador de lote (ui/geracao_lote.py), evitando que estruturas de código apareçam na impressão do Word.</w:t>
-      </w:r>
-    </w:p>
-    <w:p>
-      <w:pPr>
-        <w:pStyle w:val="ListBullet"/>
-      </w:pPr>
-      <w:r>
-        <w:t>Nova disciplina 'Biologia-EJA' incorporada nativamente aos identificadores do core (core/disciplinas.py e aliases do core/helpers.py).</w:t>
-      </w:r>
-    </w:p>
-    <w:p>
-      <w:pPr>
-        <w:pStyle w:val="ListBullet"/>
-      </w:pPr>
-      <w:r>
-        <w:t>Ampliação do dicionário de conjugação e normalização de verbos metodológicos da Inteligência Artificial em core/metodologia_texto.py (ex: Projete, Peça, Divida, Sugira, etc.).</w:t>
-      </w:r>
-    </w:p>
-    <w:p>
-      <w:pPr>
-        <w:pStyle w:val="ListBullet"/>
-      </w:pPr>
-      <w:r>
-        <w:t>Limpeza de interface aprimorada no Histórico (ui/historico.py): planos deletados das pastas físicas ocultam-se totalmente, ao invés de constarem como 'Indisponível'.</w:t>
-      </w:r>
-    </w:p>
-    <w:p>
-      <w:r>
-        <w:t>Registro de Atualizações - 13/07/2026 (Auditoria Fases 1 a 3)</w:t>
-        <w:br/>
-        <w:t>Resumo das últimas atualizações focadas na estabilidade do banco de dados, resiliência do Word e reestruturação arquitetural (Padrão Strangler Fig):</w:t>
-        <w:br/>
-        <w:t>- Refatoração do Word (Logical Grid): A gravação nas células (.docx) foi protegida contra o bug do `gridSpan` e `vMerge` (células mescladas). Isso previne a sobreposição de textos silenciosa no arquivo final gerado.</w:t>
-        <w:br/>
-        <w:t>- UUID4 no Histórico: Ao salvar no banco de dados e no disco físico, o timestamp obsoleto foi substituído por geração baseada em UUID, mitigando riscos de sobrescrita de arquivos se gerados no mesmo milissegundo.</w:t>
-        <w:br/>
-        <w:t>- Fallback Transparente de Inteligência Artificial: Se a requisição de IA (Gemini/OpenAI) retornar um Timeout ou Erro de Servidor, a rotina não fará o lote inteiro falhar. O sistema registrará o erro no log e utilizará, com transparência, o motor local de geração heurística, evitando interrupções na fila.</w:t>
-        <w:br/>
-        <w:t>- Desacoplamento Estrutural (Fase 3): A gigantesca rotina do arquivo `lote.py` começou a ser dividida em módulos dedicados (`core/application`, `core/domain`, `core/extraction`, `core/generation`).</w:t>
-        <w:br/>
-        <w:t>- Padrão Strangler Fig: Um orquestrador (`GerarPlanoService`) com injeção de contexto (`ContextBuilder`) e motor de geração (`PlanGenerator`) foi injetado em paralelo no sistema legado. Eles processam e logam a geração de planos usando as novas lógicas otimizadas sem interferir no pipeline original enquanto são validados em produção.</w:t>
-        <w:br/>
-      </w:r>
     </w:p>
     <w:sectPr>
       <w:pgSz w:w="12240" w:h="15840"/>
-      <w:pgMar w:top="1440" w:right="1440" w:bottom="1440" w:left="1440" w:header="720" w:footer="720" w:gutter="0"/>
+      <w:pgMar w:top="1152" w:right="1152" w:bottom="1152" w:left="1152" w:header="720" w:footer="720" w:gutter="0"/>
       <w:cols w:space="720"/>
       <w:docGrid w:linePitch="360"/>
     </w:sectPr>
@@ -3272,10 +6352,6 @@
     <w:name w:val="Normal"/>
     <w:qFormat/>
     <w:rsid w:val="00FC693F"/>
-    <w:rPr>
-      <w:rFonts w:ascii="Calibri" w:hAnsi="Calibri"/>
-      <w:sz w:val="22"/>
-    </w:rPr>
   </w:style>
   <w:style w:type="paragraph" w:styleId="Header">
     <w:name w:val="header"/>
@@ -3336,7 +6412,7 @@
       <w:outlineLvl w:val="0"/>
     </w:pPr>
     <w:rPr>
-      <w:rFonts w:asciiTheme="majorHAnsi" w:eastAsiaTheme="majorEastAsia" w:hAnsiTheme="majorHAnsi" w:cstheme="majorBidi" w:ascii="Calibri" w:hAnsi="Calibri"/>
+      <w:rFonts w:asciiTheme="majorHAnsi" w:eastAsiaTheme="majorEastAsia" w:hAnsiTheme="majorHAnsi" w:cstheme="majorBidi"/>
       <w:b/>
       <w:bCs/>
       <w:color w:val="365F91" w:themeColor="accent1" w:themeShade="BF"/>
@@ -3360,11 +6436,11 @@
       <w:outlineLvl w:val="1"/>
     </w:pPr>
     <w:rPr>
-      <w:rFonts w:asciiTheme="majorHAnsi" w:eastAsiaTheme="majorEastAsia" w:hAnsiTheme="majorHAnsi" w:cstheme="majorBidi" w:ascii="Calibri" w:hAnsi="Calibri"/>
+      <w:rFonts w:asciiTheme="majorHAnsi" w:eastAsiaTheme="majorEastAsia" w:hAnsiTheme="majorHAnsi" w:cstheme="majorBidi"/>
       <w:b/>
       <w:bCs/>
       <w:color w:val="4F81BD" w:themeColor="accent1"/>
-      <w:sz w:val="24"/>
+      <w:sz w:val="26"/>
       <w:szCs w:val="26"/>
     </w:rPr>
   </w:style>
@@ -3625,11 +6701,11 @@
       <w:contextualSpacing/>
     </w:pPr>
     <w:rPr>
-      <w:rFonts w:asciiTheme="majorHAnsi" w:eastAsiaTheme="majorEastAsia" w:hAnsiTheme="majorHAnsi" w:cstheme="majorBidi" w:ascii="Calibri" w:hAnsi="Calibri"/>
+      <w:rFonts w:asciiTheme="majorHAnsi" w:eastAsiaTheme="majorEastAsia" w:hAnsiTheme="majorHAnsi" w:cstheme="majorBidi"/>
       <w:color w:val="17365D" w:themeColor="text2" w:themeShade="BF"/>
       <w:spacing w:val="5"/>
       <w:kern w:val="28"/>
-      <w:sz w:val="36"/>
+      <w:sz w:val="52"/>
       <w:szCs w:val="52"/>
     </w:rPr>
   </w:style>
